--- a/projeto/entregaveis/Arquitetura_PTL_Documento_Tecnico.docx
+++ b/projeto/entregaveis/Arquitetura_PTL_Documento_Tecnico.docx
@@ -881,7 +881,7 @@
           <w:sz w:val="21"/>
           <w:szCs w:val="21"/>
         </w:rPr>
-        <w:t xml:space="preserve">Simulador 3D de uma estação completa (frente e fundo) para demonstração.</w:t>
+        <w:t xml:space="preserve">Simulador 3D de uma estação completa (alto giro, área de espera e corredor do baixo giro, com as vizinhas) para demonstração.</w:t>
       </w:r>
     </w:p>
     <w:p>
@@ -2131,7 +2131,7 @@
                 <w:sz w:val="18"/>
                 <w:szCs w:val="18"/>
               </w:rPr>
-              <w:t xml:space="preserve">Frente — alto giro</w:t>
+              <w:t xml:space="preserve">Alto giro (ao longo da esteira de transporte)</w:t>
             </w:r>
           </w:p>
         </w:tc>
@@ -2195,7 +2195,7 @@
                 <w:sz w:val="18"/>
                 <w:szCs w:val="18"/>
               </w:rPr>
-              <w:t xml:space="preserve">0 a 3</w:t>
+              <w:t xml:space="preserve">0 a 3 (de cima)</w:t>
             </w:r>
           </w:p>
         </w:tc>
@@ -2261,7 +2261,7 @@
                 <w:sz w:val="18"/>
                 <w:szCs w:val="18"/>
               </w:rPr>
-              <w:t xml:space="preserve">Frente — alto giro (alto)</w:t>
+              <w:t xml:space="preserve">Alto giro (níveis de baixo)</w:t>
             </w:r>
           </w:p>
         </w:tc>
@@ -2391,7 +2391,7 @@
                 <w:sz w:val="18"/>
                 <w:szCs w:val="18"/>
               </w:rPr>
-              <w:t xml:space="preserve">Posições tipo "N"</w:t>
+              <w:t xml:space="preserve">Cabeceira do corredor ("150-153")</w:t>
             </w:r>
           </w:p>
         </w:tc>
@@ -2521,7 +2521,7 @@
                 <w:sz w:val="18"/>
                 <w:szCs w:val="18"/>
               </w:rPr>
-              <w:t xml:space="preserve">Fundo — baixo giro</w:t>
+              <w:t xml:space="preserve">Baixo giro (corredor perpendicular)</w:t>
             </w:r>
           </w:p>
         </w:tc>
@@ -2553,7 +2553,7 @@
                 <w:sz w:val="18"/>
                 <w:szCs w:val="18"/>
               </w:rPr>
-              <w:t xml:space="preserve">020-043 (Med.) / 022-045 (Perf.)</w:t>
+              <w:t xml:space="preserve">Lado esquerdo: 020/022-031 · lado direito: 032 até o último</w:t>
             </w:r>
           </w:p>
         </w:tc>
@@ -2585,7 +2585,7 @@
                 <w:sz w:val="18"/>
                 <w:szCs w:val="18"/>
               </w:rPr>
-              <w:t xml:space="preserve">0 a 7</w:t>
+              <w:t xml:space="preserve">0 a 7 (de cima)</w:t>
             </w:r>
           </w:p>
         </w:tc>
@@ -2790,13 +2790,300 @@
     </w:p>
     <w:p>
       <w:pPr>
+        <w:pStyle w:val="Heading2"/>
+        <w:spacing w:after="120" w:before="200"/>
+      </w:pPr>
+      <w:r>
+        <w:rPr>
+          <w:rFonts w:ascii="Arial" w:cs="Arial" w:eastAsia="Arial" w:hAnsi="Arial"/>
+        </w:rPr>
+        <w:t xml:space="preserve">3.2 Disposição física</w:t>
+      </w:r>
+    </w:p>
+    <w:p>
+      <w:pPr>
+        <w:spacing w:after="120" w:before="0" w:line="300"/>
+      </w:pPr>
+      <w:r>
+        <w:rPr>
+          <w:rFonts w:ascii="Arial" w:cs="Arial" w:eastAsia="Arial" w:hAnsi="Arial"/>
+          <w:b w:val="false"/>
+          <w:bCs w:val="false"/>
+          <w:sz w:val="21"/>
+          <w:szCs w:val="21"/>
+        </w:rPr>
+        <w:t xml:space="preserve">A </w:t>
+      </w:r>
+      <w:r>
+        <w:rPr>
+          <w:rFonts w:ascii="Arial" w:cs="Arial" w:eastAsia="Arial" w:hAnsi="Arial"/>
+          <w:b/>
+          <w:bCs/>
+          <w:sz w:val="21"/>
+          <w:szCs w:val="21"/>
+        </w:rPr>
+        <w:t xml:space="preserve">esteira de transporte</w:t>
+      </w:r>
+      <w:r>
+        <w:rPr>
+          <w:rFonts w:ascii="Arial" w:cs="Arial" w:eastAsia="Arial" w:hAnsi="Arial"/>
+          <w:b w:val="false"/>
+          <w:bCs w:val="false"/>
+          <w:sz w:val="21"/>
+          <w:szCs w:val="21"/>
+        </w:rPr>
+        <w:t xml:space="preserve"> passa atrás do </w:t>
+      </w:r>
+      <w:r>
+        <w:rPr>
+          <w:rFonts w:ascii="Arial" w:cs="Arial" w:eastAsia="Arial" w:hAnsi="Arial"/>
+          <w:b/>
+          <w:bCs/>
+          <w:sz w:val="21"/>
+          <w:szCs w:val="21"/>
+        </w:rPr>
+        <w:t xml:space="preserve">alto giro</w:t>
+      </w:r>
+      <w:r>
+        <w:rPr>
+          <w:rFonts w:ascii="Arial" w:cs="Arial" w:eastAsia="Arial" w:hAnsi="Arial"/>
+          <w:b w:val="false"/>
+          <w:bCs w:val="false"/>
+          <w:sz w:val="21"/>
+          <w:szCs w:val="21"/>
+        </w:rPr>
+        <w:t xml:space="preserve"> de todas as estações. Entre uma estação e outra há um vão com duas </w:t>
+      </w:r>
+      <w:r>
+        <w:rPr>
+          <w:rFonts w:ascii="Arial" w:cs="Arial" w:eastAsia="Arial" w:hAnsi="Arial"/>
+          <w:b/>
+          <w:bCs/>
+          <w:sz w:val="21"/>
+          <w:szCs w:val="21"/>
+        </w:rPr>
+        <w:t xml:space="preserve">transferências</w:t>
+      </w:r>
+      <w:r>
+        <w:rPr>
+          <w:rFonts w:ascii="Arial" w:cs="Arial" w:eastAsia="Arial" w:hAnsi="Arial"/>
+          <w:b w:val="false"/>
+          <w:bCs w:val="false"/>
+          <w:sz w:val="21"/>
+          <w:szCs w:val="21"/>
+        </w:rPr>
+        <w:t xml:space="preserve">: a da direita traz a bacia da esteira para a </w:t>
+      </w:r>
+      <w:r>
+        <w:rPr>
+          <w:rFonts w:ascii="Arial" w:cs="Arial" w:eastAsia="Arial" w:hAnsi="Arial"/>
+          <w:b/>
+          <w:bCs/>
+          <w:sz w:val="21"/>
+          <w:szCs w:val="21"/>
+        </w:rPr>
+        <w:t xml:space="preserve">área de espera</w:t>
+      </w:r>
+      <w:r>
+        <w:rPr>
+          <w:rFonts w:ascii="Arial" w:cs="Arial" w:eastAsia="Arial" w:hAnsi="Arial"/>
+          <w:b w:val="false"/>
+          <w:bCs w:val="false"/>
+          <w:sz w:val="21"/>
+          <w:szCs w:val="21"/>
+        </w:rPr>
+        <w:t xml:space="preserve"> da estação seguinte; a da esquerda devolve a bacia separada para a esteira. A área de espera fica em frente ao alto giro, e o operador trabalha entre ela e a entrada do </w:t>
+      </w:r>
+      <w:r>
+        <w:rPr>
+          <w:rFonts w:ascii="Arial" w:cs="Arial" w:eastAsia="Arial" w:hAnsi="Arial"/>
+          <w:b/>
+          <w:bCs/>
+          <w:sz w:val="21"/>
+          <w:szCs w:val="21"/>
+        </w:rPr>
+        <w:t xml:space="preserve">corredor do baixo giro</w:t>
+      </w:r>
+      <w:r>
+        <w:rPr>
+          <w:rFonts w:ascii="Arial" w:cs="Arial" w:eastAsia="Arial" w:hAnsi="Arial"/>
+          <w:b w:val="false"/>
+          <w:bCs w:val="false"/>
+          <w:sz w:val="21"/>
+          <w:szCs w:val="21"/>
+        </w:rPr>
+        <w:t xml:space="preserve">, perpendicular à esteira.</w:t>
+      </w:r>
+    </w:p>
+    <w:p>
+      <w:pPr>
+        <w:pStyle w:val="ListParagraph"/>
+        <w:numPr>
+          <w:ilvl w:val="0"/>
+          <w:numId w:val="2"/>
+        </w:numPr>
+        <w:spacing w:after="60" w:line="290"/>
+      </w:pPr>
+      <w:r>
+        <w:rPr>
+          <w:rFonts w:ascii="Arial" w:cs="Arial" w:eastAsia="Arial" w:hAnsi="Arial"/>
+          <w:b w:val="false"/>
+          <w:bCs w:val="false"/>
+          <w:sz w:val="21"/>
+          <w:szCs w:val="21"/>
+        </w:rPr>
+        <w:t xml:space="preserve">No corredor, olhando a partir da área de espera: </w:t>
+      </w:r>
+      <w:r>
+        <w:rPr>
+          <w:rFonts w:ascii="Arial" w:cs="Arial" w:eastAsia="Arial" w:hAnsi="Arial"/>
+          <w:b/>
+          <w:bCs/>
+          <w:sz w:val="21"/>
+          <w:szCs w:val="21"/>
+        </w:rPr>
+        <w:t xml:space="preserve">lado esquerdo</w:t>
+      </w:r>
+      <w:r>
+        <w:rPr>
+          <w:rFonts w:ascii="Arial" w:cs="Arial" w:eastAsia="Arial" w:hAnsi="Arial"/>
+          <w:b w:val="false"/>
+          <w:bCs w:val="false"/>
+          <w:sz w:val="21"/>
+          <w:szCs w:val="21"/>
+        </w:rPr>
+        <w:t xml:space="preserve"> com os prédios 020 (ou 022) a 031 ("210 a 310") e </w:t>
+      </w:r>
+      <w:r>
+        <w:rPr>
+          <w:rFonts w:ascii="Arial" w:cs="Arial" w:eastAsia="Arial" w:hAnsi="Arial"/>
+          <w:b/>
+          <w:bCs/>
+          <w:sz w:val="21"/>
+          <w:szCs w:val="21"/>
+        </w:rPr>
+        <w:t xml:space="preserve">lado direito</w:t>
+      </w:r>
+      <w:r>
+        <w:rPr>
+          <w:rFonts w:ascii="Arial" w:cs="Arial" w:eastAsia="Arial" w:hAnsi="Arial"/>
+          <w:b w:val="false"/>
+          <w:bCs w:val="false"/>
+          <w:sz w:val="21"/>
+          <w:szCs w:val="21"/>
+        </w:rPr>
+        <w:t xml:space="preserve"> do 032 até o último ("320 em diante"). A rota é em U: desce pelo lado esquerdo e volta pelo direito.</w:t>
+      </w:r>
+    </w:p>
+    <w:p>
+      <w:pPr>
+        <w:pStyle w:val="ListParagraph"/>
+        <w:numPr>
+          <w:ilvl w:val="0"/>
+          <w:numId w:val="2"/>
+        </w:numPr>
+        <w:spacing w:after="60" w:line="290"/>
+      </w:pPr>
+      <w:r>
+        <w:rPr>
+          <w:rFonts w:ascii="Arial" w:cs="Arial" w:eastAsia="Arial" w:hAnsi="Arial"/>
+          <w:b w:val="false"/>
+          <w:bCs w:val="false"/>
+          <w:sz w:val="21"/>
+          <w:szCs w:val="21"/>
+        </w:rPr>
+        <w:t xml:space="preserve">O </w:t>
+      </w:r>
+      <w:r>
+        <w:rPr>
+          <w:rFonts w:ascii="Arial" w:cs="Arial" w:eastAsia="Arial" w:hAnsi="Arial"/>
+          <w:b/>
+          <w:bCs/>
+          <w:sz w:val="21"/>
+          <w:szCs w:val="21"/>
+        </w:rPr>
+        <w:t xml:space="preserve">prédio 015</w:t>
+      </w:r>
+      <w:r>
+        <w:rPr>
+          <w:rFonts w:ascii="Arial" w:cs="Arial" w:eastAsia="Arial" w:hAnsi="Arial"/>
+          <w:b w:val="false"/>
+          <w:bCs w:val="false"/>
+          <w:sz w:val="21"/>
+          <w:szCs w:val="21"/>
+        </w:rPr>
+        <w:t xml:space="preserve"> ("150 a 153") fica na cabeceira do bloco à direita da entrada do corredor, de frente para o operador.</w:t>
+      </w:r>
+    </w:p>
+    <w:p>
+      <w:pPr>
+        <w:pStyle w:val="ListParagraph"/>
+        <w:numPr>
+          <w:ilvl w:val="0"/>
+          <w:numId w:val="2"/>
+        </w:numPr>
+        <w:spacing w:after="60" w:line="290"/>
+      </w:pPr>
+      <w:r>
+        <w:rPr>
+          <w:rFonts w:ascii="Arial" w:cs="Arial" w:eastAsia="Arial" w:hAnsi="Arial"/>
+          <w:b w:val="false"/>
+          <w:bCs w:val="false"/>
+          <w:sz w:val="21"/>
+          <w:szCs w:val="21"/>
+        </w:rPr>
+        <w:t xml:space="preserve">Os blocos do baixo giro são de costas: cada bloco tem um lado de uma estação e o outro lado da estação vizinha.</w:t>
+      </w:r>
+    </w:p>
+    <w:p>
+      <w:pPr>
+        <w:pStyle w:val="ListParagraph"/>
+        <w:numPr>
+          <w:ilvl w:val="0"/>
+          <w:numId w:val="2"/>
+        </w:numPr>
+        <w:spacing w:after="60" w:line="290"/>
+      </w:pPr>
+      <w:r>
+        <w:rPr>
+          <w:rFonts w:ascii="Arial" w:cs="Arial" w:eastAsia="Arial" w:hAnsi="Arial"/>
+          <w:b w:val="false"/>
+          <w:bCs w:val="false"/>
+          <w:sz w:val="21"/>
+          <w:szCs w:val="21"/>
+        </w:rPr>
+        <w:t xml:space="preserve"/>
+      </w:r>
+      <w:r>
+        <w:rPr>
+          <w:rFonts w:ascii="Arial" w:cs="Arial" w:eastAsia="Arial" w:hAnsi="Arial"/>
+          <w:b/>
+          <w:bCs/>
+          <w:sz w:val="21"/>
+          <w:szCs w:val="21"/>
+        </w:rPr>
+        <w:t xml:space="preserve">O andar 0 é o de cima.</w:t>
+      </w:r>
+      <w:r>
+        <w:rPr>
+          <w:rFonts w:ascii="Arial" w:cs="Arial" w:eastAsia="Arial" w:hAnsi="Arial"/>
+          <w:b w:val="false"/>
+          <w:bCs w:val="false"/>
+          <w:sz w:val="21"/>
+          <w:szCs w:val="21"/>
+        </w:rPr>
+        <w:t xml:space="preserve"> A altura de cada endereço depende de quantos endereços o prédio tem (prédio com 8 endereços = 8 níveis; com 2 endereços = 2 níveis com o dobro da altura). As bacias têm tamanho único.</w:t>
+      </w:r>
+    </w:p>
+    <w:p>
+      <w:pPr>
         <w:spacing w:after="60" w:before="120"/>
         <w:jc w:val="center"/>
       </w:pPr>
       <w:r>
         <w:drawing>
           <wp:inline distT="0" distB="0" distL="0" distR="0">
-            <wp:extent cx="6096000" cy="2686050"/>
+            <wp:extent cx="6096000" cy="3248025"/>
             <wp:effectExtent t="0" r="0" b="0" l="0"/>
             <wp:docPr id="1" name="" descr="" title=""/>
             <wp:cNvGraphicFramePr>
@@ -2821,7 +3108,7 @@
                   <pic:spPr bwMode="auto">
                     <a:xfrm>
                       <a:off x="0" y="0"/>
-                      <a:ext cx="6096000" cy="2686050"/>
+                      <a:ext cx="6096000" cy="3248025"/>
                     </a:xfrm>
                     <a:prstGeom prst="rect">
                       <a:avLst/>
@@ -2848,7 +3135,70 @@
           <w:sz w:val="18"/>
           <w:szCs w:val="18"/>
         </w:rPr>
-        <w:t xml:space="preserve">Figura 1 — Estação 05 com os 209 endereços reais: frente (alto giro) e fundo (baixo giro) com as 6 zonas</w:t>
+        <w:t xml:space="preserve">Figura 1 — Planta da estação 05 e das vizinhas, conforme o desenho da operação (sem escala)</w:t>
+      </w:r>
+    </w:p>
+    <w:p>
+      <w:pPr>
+        <w:spacing w:after="60" w:before="120"/>
+        <w:jc w:val="center"/>
+      </w:pPr>
+      <w:r>
+        <w:drawing>
+          <wp:inline distT="0" distB="0" distL="0" distR="0">
+            <wp:extent cx="6096000" cy="2028825"/>
+            <wp:effectExtent t="0" r="0" b="0" l="0"/>
+            <wp:docPr id="2" name="" descr="" title=""/>
+            <wp:cNvGraphicFramePr>
+              <a:graphicFrameLocks xmlns:a="http://schemas.openxmlformats.org/drawingml/2006/main" noChangeAspect="1"/>
+            </wp:cNvGraphicFramePr>
+            <a:graphic xmlns:a="http://schemas.openxmlformats.org/drawingml/2006/main">
+              <a:graphicData uri="http://schemas.openxmlformats.org/drawingml/2006/picture">
+                <pic:pic xmlns:pic="http://schemas.openxmlformats.org/drawingml/2006/picture">
+                  <pic:nvPicPr>
+                    <pic:cNvPr id="0" name="" descr=""/>
+                    <pic:cNvPicPr>
+                      <a:picLocks noChangeAspect="1" noChangeArrowheads="1"/>
+                    </pic:cNvPicPr>
+                  </pic:nvPicPr>
+                  <pic:blipFill>
+                    <a:blip r:embed="rId10" cstate="none"/>
+                    <a:srcRect/>
+                    <a:stretch>
+                      <a:fillRect/>
+                    </a:stretch>
+                  </pic:blipFill>
+                  <pic:spPr bwMode="auto">
+                    <a:xfrm>
+                      <a:off x="0" y="0"/>
+                      <a:ext cx="6096000" cy="2028825"/>
+                    </a:xfrm>
+                    <a:prstGeom prst="rect">
+                      <a:avLst/>
+                    </a:prstGeom>
+                  </pic:spPr>
+                </pic:pic>
+              </a:graphicData>
+            </a:graphic>
+          </wp:inline>
+        </w:drawing>
+      </w:r>
+    </w:p>
+    <w:p>
+      <w:pPr>
+        <w:spacing w:after="200"/>
+        <w:jc w:val="center"/>
+      </w:pPr>
+      <w:r>
+        <w:rPr>
+          <w:rFonts w:ascii="Arial" w:cs="Arial" w:eastAsia="Arial" w:hAnsi="Arial"/>
+          <w:i/>
+          <w:iCs/>
+          <w:color w:val="5B6675"/>
+          <w:sz w:val="18"/>
+          <w:szCs w:val="18"/>
+        </w:rPr>
+        <w:t xml:space="preserve">Figura 2 — Elevações da estação 05 com os 209 endereços reais (andar 0 em cima) e as 6 zonas do baixo giro</w:t>
       </w:r>
     </w:p>
     <w:p>
@@ -2860,7 +3210,7 @@
         <w:rPr>
           <w:rFonts w:ascii="Arial" w:cs="Arial" w:eastAsia="Arial" w:hAnsi="Arial"/>
         </w:rPr>
-        <w:t xml:space="preserve">3.2 Totais por tipo de estação</w:t>
+        <w:t xml:space="preserve">3.3 Totais por tipo de estação</w:t>
       </w:r>
     </w:p>
     <w:tbl>
@@ -4577,7 +4927,7 @@
         <w:rPr>
           <w:rFonts w:ascii="Arial" w:cs="Arial" w:eastAsia="Arial" w:hAnsi="Arial"/>
         </w:rPr>
-        <w:t xml:space="preserve">3.3 Zoneamento do baixo giro</w:t>
+        <w:t xml:space="preserve">3.4 Zoneamento do baixo giro</w:t>
       </w:r>
     </w:p>
     <w:p>
@@ -4612,7 +4962,7 @@
           <w:sz w:val="21"/>
           <w:szCs w:val="21"/>
         </w:rPr>
-        <w:t xml:space="preserve"> do fundo, com todas as zonas que têm itens trabalhando ao mesmo tempo. Cada zona mostra </w:t>
+        <w:t xml:space="preserve"> do baixo giro, com todas as zonas que têm itens trabalhando ao mesmo tempo. Cada zona mostra </w:t>
       </w:r>
       <w:r>
         <w:rPr>
@@ -4692,7 +5042,7 @@
           <w:sz w:val="21"/>
           <w:szCs w:val="21"/>
         </w:rPr>
-        <w:t xml:space="preserve"> no topo de cada prédio do fundo, que acende a coluna do item atual da zona (≈ R$ 1.000 para toda a operação).</w:t>
+        <w:t xml:space="preserve"> no topo de cada prédio do baixo giro, que acende a coluna do item atual da zona (≈ R$ 1.000 para toda a operação).</w:t>
       </w:r>
     </w:p>
     <w:p>
@@ -6095,7 +6445,7 @@
           <wp:inline distT="0" distB="0" distL="0" distR="0">
             <wp:extent cx="6096000" cy="3305175"/>
             <wp:effectExtent t="0" r="0" b="0" l="0"/>
-            <wp:docPr id="2" name="" descr="" title=""/>
+            <wp:docPr id="3" name="" descr="" title=""/>
             <wp:cNvGraphicFramePr>
               <a:graphicFrameLocks xmlns:a="http://schemas.openxmlformats.org/drawingml/2006/main" noChangeAspect="1"/>
             </wp:cNvGraphicFramePr>
@@ -6109,7 +6459,7 @@
                     </pic:cNvPicPr>
                   </pic:nvPicPr>
                   <pic:blipFill>
-                    <a:blip r:embed="rId10" cstate="none"/>
+                    <a:blip r:embed="rId11" cstate="none"/>
                     <a:srcRect/>
                     <a:stretch>
                       <a:fillRect/>
@@ -6145,7 +6495,7 @@
           <w:sz w:val="18"/>
           <w:szCs w:val="18"/>
         </w:rPr>
-        <w:t xml:space="preserve">Figura 2 — Visão geral da Arquitetura A</w:t>
+        <w:t xml:space="preserve">Figura 3 — Visão geral da Arquitetura A</w:t>
       </w:r>
     </w:p>
     <w:p>
@@ -7940,7 +8290,7 @@
           <wp:inline distT="0" distB="0" distL="0" distR="0">
             <wp:extent cx="6096000" cy="3571875"/>
             <wp:effectExtent t="0" r="0" b="0" l="0"/>
-            <wp:docPr id="3" name="" descr="" title=""/>
+            <wp:docPr id="4" name="" descr="" title=""/>
             <wp:cNvGraphicFramePr>
               <a:graphicFrameLocks xmlns:a="http://schemas.openxmlformats.org/drawingml/2006/main" noChangeAspect="1"/>
             </wp:cNvGraphicFramePr>
@@ -7954,7 +8304,7 @@
                     </pic:cNvPicPr>
                   </pic:nvPicPr>
                   <pic:blipFill>
-                    <a:blip r:embed="rId11" cstate="none"/>
+                    <a:blip r:embed="rId12" cstate="none"/>
                     <a:srcRect/>
                     <a:stretch>
                       <a:fillRect/>
@@ -7990,7 +8340,7 @@
           <w:sz w:val="18"/>
           <w:szCs w:val="18"/>
         </w:rPr>
-        <w:t xml:space="preserve">Figura 3 — Sequência de mensagens de uma caixa na estação</w:t>
+        <w:t xml:space="preserve">Figura 4 — Sequência de mensagens de uma caixa na estação</w:t>
       </w:r>
     </w:p>
     <w:p>
@@ -8010,7 +8360,7 @@
           <w:sz w:val="21"/>
           <w:szCs w:val="21"/>
         </w:rPr>
-        <w:t xml:space="preserve">A caixa chega à estação pela esteira (controle do sistema BHT).</w:t>
+        <w:t xml:space="preserve">A bacia chega pela esteira de transporte e entra na área de espera da estação pela transferência (controle do sistema BHT).</w:t>
       </w:r>
     </w:p>
     <w:p>
@@ -8170,7 +8520,7 @@
           <w:sz w:val="21"/>
           <w:szCs w:val="21"/>
         </w:rPr>
-        <w:t xml:space="preserve">, o Serviço PTL grava a sessão e (se validado) avisa o BHT, e a caixa segue.</w:t>
+        <w:t xml:space="preserve">, o Serviço PTL grava a sessão e (se validado) avisa o BHT, e o operador empurra a bacia para a transferência de saída, que a devolve à esteira de transporte.</w:t>
       </w:r>
     </w:p>
     <w:p>
@@ -8250,7 +8600,7 @@
           <wp:inline distT="0" distB="0" distL="0" distR="0">
             <wp:extent cx="6096000" cy="3305175"/>
             <wp:effectExtent t="0" r="0" b="0" l="0"/>
-            <wp:docPr id="4" name="" descr="" title=""/>
+            <wp:docPr id="5" name="" descr="" title=""/>
             <wp:cNvGraphicFramePr>
               <a:graphicFrameLocks xmlns:a="http://schemas.openxmlformats.org/drawingml/2006/main" noChangeAspect="1"/>
             </wp:cNvGraphicFramePr>
@@ -8264,7 +8614,7 @@
                     </pic:cNvPicPr>
                   </pic:nvPicPr>
                   <pic:blipFill>
-                    <a:blip r:embed="rId12" cstate="none"/>
+                    <a:blip r:embed="rId13" cstate="none"/>
                     <a:srcRect/>
                     <a:stretch>
                       <a:fillRect/>
@@ -8300,7 +8650,7 @@
           <w:sz w:val="18"/>
           <w:szCs w:val="18"/>
         </w:rPr>
-        <w:t xml:space="preserve">Figura 4 — Visão geral da Arquitetura B</w:t>
+        <w:t xml:space="preserve">Figura 5 — Visão geral da Arquitetura B</w:t>
       </w:r>
     </w:p>
     <w:p>
@@ -8669,7 +9019,7 @@
                 <w:sz w:val="17"/>
                 <w:szCs w:val="17"/>
               </w:rPr>
-              <w:t xml:space="preserve">Leitor NFC sob a posição onde a caixa para, ligado ao concentrador. Painel LCD mostra caixa e itens restantes; fechar com nova leitura ou botão FECHAR.</w:t>
+              <w:t xml:space="preserve">Leitor NFC sob a posição de pega da área de espera, ligado ao concentrador. Painel LCD mostra caixa e itens restantes; fechar com nova leitura ou botão FECHAR.</w:t>
             </w:r>
           </w:p>
         </w:tc>
@@ -11646,7 +11996,7 @@
           <wp:inline distT="0" distB="0" distL="0" distR="0">
             <wp:extent cx="6096000" cy="2876550"/>
             <wp:effectExtent t="0" r="0" b="0" l="0"/>
-            <wp:docPr id="5" name="" descr="" title=""/>
+            <wp:docPr id="6" name="" descr="" title=""/>
             <wp:cNvGraphicFramePr>
               <a:graphicFrameLocks xmlns:a="http://schemas.openxmlformats.org/drawingml/2006/main" noChangeAspect="1"/>
             </wp:cNvGraphicFramePr>
@@ -11660,7 +12010,7 @@
                     </pic:cNvPicPr>
                   </pic:nvPicPr>
                   <pic:blipFill>
-                    <a:blip r:embed="rId13" cstate="none"/>
+                    <a:blip r:embed="rId14" cstate="none"/>
                     <a:srcRect/>
                     <a:stretch>
                       <a:fillRect/>
@@ -11696,7 +12046,7 @@
           <w:sz w:val="18"/>
           <w:szCs w:val="18"/>
         </w:rPr>
-        <w:t xml:space="preserve">Figura 5 — Telas do app PTL: espera, separação, conclusão e alerta</w:t>
+        <w:t xml:space="preserve">Figura 6 — Telas do app PTL: espera, separação, conclusão e alerta</w:t>
       </w:r>
     </w:p>
     <w:p>
@@ -11721,7 +12071,7 @@
           <wp:inline distT="0" distB="0" distL="0" distR="0">
             <wp:extent cx="6096000" cy="2047875"/>
             <wp:effectExtent t="0" r="0" b="0" l="0"/>
-            <wp:docPr id="6" name="" descr="" title=""/>
+            <wp:docPr id="7" name="" descr="" title=""/>
             <wp:cNvGraphicFramePr>
               <a:graphicFrameLocks xmlns:a="http://schemas.openxmlformats.org/drawingml/2006/main" noChangeAspect="1"/>
             </wp:cNvGraphicFramePr>
@@ -11735,7 +12085,7 @@
                     </pic:cNvPicPr>
                   </pic:nvPicPr>
                   <pic:blipFill>
-                    <a:blip r:embed="rId14" cstate="none"/>
+                    <a:blip r:embed="rId15" cstate="none"/>
                     <a:srcRect/>
                     <a:stretch>
                       <a:fillRect/>
@@ -11771,7 +12121,7 @@
           <w:sz w:val="18"/>
           <w:szCs w:val="18"/>
         </w:rPr>
-        <w:t xml:space="preserve">Figura 6 — Módulo Q, Módulo E+Q e gabinete do concentrador</w:t>
+        <w:t xml:space="preserve">Figura 7 — Módulo Q, Módulo E+Q e gabinete do concentrador</w:t>
       </w:r>
     </w:p>
     <w:p>
@@ -12857,7 +13207,7 @@
           <w:sz w:val="21"/>
           <w:szCs w:val="21"/>
         </w:rPr>
-        <w:t xml:space="preserve">Dois barramentos por estação (frente e fundo), 38.400 bps, protocolo mestre-escravo com endereço de 1 byte por dispositivo (dip switch ou gravado na instalação).</w:t>
+        <w:t xml:space="preserve">Dois barramentos por estação (alto giro e baixo giro), 38.400 bps, protocolo mestre-escravo com endereço de 1 byte por dispositivo (dip switch ou gravado na instalação).</w:t>
       </w:r>
     </w:p>
     <w:p>
@@ -14431,7 +14781,7 @@
           <wp:inline distT="0" distB="0" distL="0" distR="0">
             <wp:extent cx="6096000" cy="2609850"/>
             <wp:effectExtent t="0" r="0" b="0" l="0"/>
-            <wp:docPr id="7" name="" descr="" title=""/>
+            <wp:docPr id="8" name="" descr="" title=""/>
             <wp:cNvGraphicFramePr>
               <a:graphicFrameLocks xmlns:a="http://schemas.openxmlformats.org/drawingml/2006/main" noChangeAspect="1"/>
             </wp:cNvGraphicFramePr>
@@ -14445,7 +14795,7 @@
                     </pic:cNvPicPr>
                   </pic:nvPicPr>
                   <pic:blipFill>
-                    <a:blip r:embed="rId15" cstate="none"/>
+                    <a:blip r:embed="rId16" cstate="none"/>
                     <a:srcRect/>
                     <a:stretch>
                       <a:fillRect/>
@@ -14481,7 +14831,7 @@
           <w:sz w:val="18"/>
           <w:szCs w:val="18"/>
         </w:rPr>
-        <w:t xml:space="preserve">Figura 7 — Topologia de cabeamento: barramento da frente com nós de coluna e do fundo com módulos em cadeia</w:t>
+        <w:t xml:space="preserve">Figura 8 — Topologia de cabeamento: barramento do alto giro com nós de coluna e do baixo giro com módulos em cadeia (eletrocalha sobre o corredor)</w:t>
       </w:r>
     </w:p>
     <w:p>
@@ -33206,7 +33556,139 @@
                 <w:sz w:val="18"/>
                 <w:szCs w:val="18"/>
               </w:rPr>
-              <w:t xml:space="preserve">Endereços com muita / pouca saída. Alto giro na frente (prédios 1-10), baixo giro no fundo.</w:t>
+              <w:t xml:space="preserve">Endereços com muita / pouca saída. Alto giro ao longo da esteira de transporte (prédios 001-010); baixo giro no corredor perpendicular.</w:t>
+            </w:r>
+          </w:p>
+        </w:tc>
+      </w:tr>
+      <w:tr>
+        <w:tc>
+          <w:tcPr>
+            <w:tcW w:type="dxa" w:w="2478"/>
+            <w:tcBorders>
+              <w:top w:val="single" w:color="BFC7D2" w:sz="4"/>
+              <w:left w:val="single" w:color="BFC7D2" w:sz="4"/>
+              <w:bottom w:val="single" w:color="BFC7D2" w:sz="4"/>
+              <w:right w:val="single" w:color="BFC7D2" w:sz="4"/>
+            </w:tcBorders>
+            <w:tcMar>
+              <w:top w:type="dxa" w:w="60"/>
+              <w:left w:type="dxa" w:w="100"/>
+              <w:bottom w:type="dxa" w:w="60"/>
+              <w:right w:type="dxa" w:w="100"/>
+            </w:tcMar>
+            <w:vAlign w:val="center"/>
+          </w:tcPr>
+          <w:p>
+            <w:pPr>
+              <w:jc w:val="left"/>
+            </w:pPr>
+            <w:r>
+              <w:rPr>
+                <w:rFonts w:ascii="Arial" w:cs="Arial" w:eastAsia="Arial" w:hAnsi="Arial"/>
+                <w:color w:val="1C2430"/>
+                <w:sz w:val="18"/>
+                <w:szCs w:val="18"/>
+              </w:rPr>
+              <w:t xml:space="preserve">Andar</w:t>
+            </w:r>
+          </w:p>
+        </w:tc>
+        <w:tc>
+          <w:tcPr>
+            <w:tcW w:type="dxa" w:w="7160"/>
+            <w:tcBorders>
+              <w:top w:val="single" w:color="BFC7D2" w:sz="4"/>
+              <w:left w:val="single" w:color="BFC7D2" w:sz="4"/>
+              <w:bottom w:val="single" w:color="BFC7D2" w:sz="4"/>
+              <w:right w:val="single" w:color="BFC7D2" w:sz="4"/>
+            </w:tcBorders>
+            <w:tcMar>
+              <w:top w:type="dxa" w:w="60"/>
+              <w:left w:type="dxa" w:w="100"/>
+              <w:bottom w:type="dxa" w:w="60"/>
+              <w:right w:type="dxa" w:w="100"/>
+            </w:tcMar>
+            <w:vAlign w:val="center"/>
+          </w:tcPr>
+          <w:p>
+            <w:pPr>
+              <w:jc w:val="left"/>
+            </w:pPr>
+            <w:r>
+              <w:rPr>
+                <w:rFonts w:ascii="Arial" w:cs="Arial" w:eastAsia="Arial" w:hAnsi="Arial"/>
+                <w:color w:val="1C2430"/>
+                <w:sz w:val="18"/>
+                <w:szCs w:val="18"/>
+              </w:rPr>
+              <w:t xml:space="preserve">Nível do prédio; o andar 0 é o de cima.</w:t>
+            </w:r>
+          </w:p>
+        </w:tc>
+      </w:tr>
+      <w:tr>
+        <w:tc>
+          <w:tcPr>
+            <w:tcW w:type="dxa" w:w="2478"/>
+            <w:tcBorders>
+              <w:top w:val="single" w:color="BFC7D2" w:sz="4"/>
+              <w:left w:val="single" w:color="BFC7D2" w:sz="4"/>
+              <w:bottom w:val="single" w:color="BFC7D2" w:sz="4"/>
+              <w:right w:val="single" w:color="BFC7D2" w:sz="4"/>
+            </w:tcBorders>
+            <w:tcMar>
+              <w:top w:type="dxa" w:w="60"/>
+              <w:left w:type="dxa" w:w="100"/>
+              <w:bottom w:type="dxa" w:w="60"/>
+              <w:right w:type="dxa" w:w="100"/>
+            </w:tcMar>
+            <w:vAlign w:val="center"/>
+          </w:tcPr>
+          <w:p>
+            <w:pPr>
+              <w:jc w:val="left"/>
+            </w:pPr>
+            <w:r>
+              <w:rPr>
+                <w:rFonts w:ascii="Arial" w:cs="Arial" w:eastAsia="Arial" w:hAnsi="Arial"/>
+                <w:color w:val="1C2430"/>
+                <w:sz w:val="18"/>
+                <w:szCs w:val="18"/>
+              </w:rPr>
+              <w:t xml:space="preserve">Área de espera</w:t>
+            </w:r>
+          </w:p>
+        </w:tc>
+        <w:tc>
+          <w:tcPr>
+            <w:tcW w:type="dxa" w:w="7160"/>
+            <w:tcBorders>
+              <w:top w:val="single" w:color="BFC7D2" w:sz="4"/>
+              <w:left w:val="single" w:color="BFC7D2" w:sz="4"/>
+              <w:bottom w:val="single" w:color="BFC7D2" w:sz="4"/>
+              <w:right w:val="single" w:color="BFC7D2" w:sz="4"/>
+            </w:tcBorders>
+            <w:tcMar>
+              <w:top w:type="dxa" w:w="60"/>
+              <w:left w:type="dxa" w:w="100"/>
+              <w:bottom w:type="dxa" w:w="60"/>
+              <w:right w:type="dxa" w:w="100"/>
+            </w:tcMar>
+            <w:vAlign w:val="center"/>
+          </w:tcPr>
+          <w:p>
+            <w:pPr>
+              <w:jc w:val="left"/>
+            </w:pPr>
+            <w:r>
+              <w:rPr>
+                <w:rFonts w:ascii="Arial" w:cs="Arial" w:eastAsia="Arial" w:hAnsi="Arial"/>
+                <w:color w:val="1C2430"/>
+                <w:sz w:val="18"/>
+                <w:szCs w:val="18"/>
+              </w:rPr>
+              <w:t xml:space="preserve">Trecho em frente ao alto giro onde as bacias aguardam a separação.</w:t>
             </w:r>
           </w:p>
         </w:tc>

--- a/projeto/entregaveis/Arquitetura_PTL_Documento_Tecnico.docx
+++ b/projeto/entregaveis/Arquitetura_PTL_Documento_Tecnico.docx
@@ -2131,7 +2131,7 @@
                 <w:sz w:val="18"/>
                 <w:szCs w:val="18"/>
               </w:rPr>
-              <w:t xml:space="preserve">Alto giro (ao longo da esteira de transporte)</w:t>
+              <w:t xml:space="preserve">Alto giro (atrás do operador, de frente para as esteiras)</w:t>
             </w:r>
           </w:p>
         </w:tc>
@@ -2357,7 +2357,7 @@
                 <w:sz w:val="18"/>
                 <w:szCs w:val="18"/>
               </w:rPr>
-              <w:t xml:space="preserve">2 blocos por estação (esquerdo: prédios 1-5; direito: 6-10), cada um com 1 display de endereço + quantidade</w:t>
+              <w:t xml:space="preserve">4 displays de endereço + quantidade por estação: um por andar (A4 e A5) em cada lado (prédios 001-005 e 006-010), como no sistema atual</w:t>
             </w:r>
           </w:p>
         </w:tc>
@@ -2391,7 +2391,7 @@
                 <w:sz w:val="18"/>
                 <w:szCs w:val="18"/>
               </w:rPr>
-              <w:t xml:space="preserve">Cabeceira do corredor ("150-153")</w:t>
+              <w:t xml:space="preserve">Início do lado direito do corredor ("150-153")</w:t>
             </w:r>
           </w:p>
         </w:tc>
@@ -2832,7 +2832,27 @@
           <w:sz w:val="21"/>
           <w:szCs w:val="21"/>
         </w:rPr>
-        <w:t xml:space="preserve"> passa atrás do </w:t>
+        <w:t xml:space="preserve"> e a </w:t>
+      </w:r>
+      <w:r>
+        <w:rPr>
+          <w:rFonts w:ascii="Arial" w:cs="Arial" w:eastAsia="Arial" w:hAnsi="Arial"/>
+          <w:b/>
+          <w:bCs/>
+          <w:sz w:val="21"/>
+          <w:szCs w:val="21"/>
+        </w:rPr>
+        <w:t xml:space="preserve">esteira de separação</w:t>
+      </w:r>
+      <w:r>
+        <w:rPr>
+          <w:rFonts w:ascii="Arial" w:cs="Arial" w:eastAsia="Arial" w:hAnsi="Arial"/>
+          <w:b w:val="false"/>
+          <w:bCs w:val="false"/>
+          <w:sz w:val="21"/>
+          <w:szCs w:val="21"/>
+        </w:rPr>
+        <w:t xml:space="preserve"> correm lado a lado, com cerca de 20 cm entre elas. O operador fica entre a esteira de separação e o </w:t>
       </w:r>
       <w:r>
         <w:rPr>
@@ -2852,47 +2872,7 @@
           <w:sz w:val="21"/>
           <w:szCs w:val="21"/>
         </w:rPr>
-        <w:t xml:space="preserve"> de todas as estações. Entre uma estação e outra há um vão com duas </w:t>
-      </w:r>
-      <w:r>
-        <w:rPr>
-          <w:rFonts w:ascii="Arial" w:cs="Arial" w:eastAsia="Arial" w:hAnsi="Arial"/>
-          <w:b/>
-          <w:bCs/>
-          <w:sz w:val="21"/>
-          <w:szCs w:val="21"/>
-        </w:rPr>
-        <w:t xml:space="preserve">transferências</w:t>
-      </w:r>
-      <w:r>
-        <w:rPr>
-          <w:rFonts w:ascii="Arial" w:cs="Arial" w:eastAsia="Arial" w:hAnsi="Arial"/>
-          <w:b w:val="false"/>
-          <w:bCs w:val="false"/>
-          <w:sz w:val="21"/>
-          <w:szCs w:val="21"/>
-        </w:rPr>
-        <w:t xml:space="preserve">: a da direita traz a bacia da esteira para a </w:t>
-      </w:r>
-      <w:r>
-        <w:rPr>
-          <w:rFonts w:ascii="Arial" w:cs="Arial" w:eastAsia="Arial" w:hAnsi="Arial"/>
-          <w:b/>
-          <w:bCs/>
-          <w:sz w:val="21"/>
-          <w:szCs w:val="21"/>
-        </w:rPr>
-        <w:t xml:space="preserve">área de espera</w:t>
-      </w:r>
-      <w:r>
-        <w:rPr>
-          <w:rFonts w:ascii="Arial" w:cs="Arial" w:eastAsia="Arial" w:hAnsi="Arial"/>
-          <w:b w:val="false"/>
-          <w:bCs w:val="false"/>
-          <w:sz w:val="21"/>
-          <w:szCs w:val="21"/>
-        </w:rPr>
-        <w:t xml:space="preserve"> da estação seguinte; a da esquerda devolve a bacia separada para a esteira. A área de espera fica em frente ao alto giro, e o operador trabalha entre ela e a entrada do </w:t>
+        <w:t xml:space="preserve">, que fica atrás dele, de frente para as esteiras; no meio do alto giro há a passagem para o </w:t>
       </w:r>
       <w:r>
         <w:rPr>
@@ -2912,7 +2892,147 @@
           <w:sz w:val="21"/>
           <w:szCs w:val="21"/>
         </w:rPr>
-        <w:t xml:space="preserve">, perpendicular à esteira.</w:t>
+        <w:t xml:space="preserve">, perpendicular às esteiras. As prateleiras são alinhadas (mesmos níveis em toda a estante).</w:t>
+      </w:r>
+    </w:p>
+    <w:p>
+      <w:pPr>
+        <w:pStyle w:val="ListParagraph"/>
+        <w:numPr>
+          <w:ilvl w:val="0"/>
+          <w:numId w:val="2"/>
+        </w:numPr>
+        <w:spacing w:after="60" w:line="290"/>
+      </w:pPr>
+      <w:r>
+        <w:rPr>
+          <w:rFonts w:ascii="Arial" w:cs="Arial" w:eastAsia="Arial" w:hAnsi="Arial"/>
+          <w:b w:val="false"/>
+          <w:bCs w:val="false"/>
+          <w:sz w:val="21"/>
+          <w:szCs w:val="21"/>
+        </w:rPr>
+        <w:t xml:space="preserve"/>
+      </w:r>
+      <w:r>
+        <w:rPr>
+          <w:rFonts w:ascii="Arial" w:cs="Arial" w:eastAsia="Arial" w:hAnsi="Arial"/>
+          <w:b/>
+          <w:bCs/>
+          <w:sz w:val="21"/>
+          <w:szCs w:val="21"/>
+        </w:rPr>
+        <w:t xml:space="preserve">Transferência:</w:t>
+      </w:r>
+      <w:r>
+        <w:rPr>
+          <w:rFonts w:ascii="Arial" w:cs="Arial" w:eastAsia="Arial" w:hAnsi="Arial"/>
+          <w:b w:val="false"/>
+          <w:bCs w:val="false"/>
+          <w:sz w:val="21"/>
+          <w:szCs w:val="21"/>
+        </w:rPr>
+        <w:t xml:space="preserve"> cada transferência alimenta até 4 estações. A bacia passa da esteira de transporte para a de separação e, na zona de espera, um </w:t>
+      </w:r>
+      <w:r>
+        <w:rPr>
+          <w:rFonts w:ascii="Arial" w:cs="Arial" w:eastAsia="Arial" w:hAnsi="Arial"/>
+          <w:b/>
+          <w:bCs/>
+          <w:sz w:val="21"/>
+          <w:szCs w:val="21"/>
+        </w:rPr>
+        <w:t xml:space="preserve">rolete direcionador</w:t>
+      </w:r>
+      <w:r>
+        <w:rPr>
+          <w:rFonts w:ascii="Arial" w:cs="Arial" w:eastAsia="Arial" w:hAnsi="Arial"/>
+          <w:b w:val="false"/>
+          <w:bCs w:val="false"/>
+          <w:sz w:val="21"/>
+          <w:szCs w:val="21"/>
+        </w:rPr>
+        <w:t xml:space="preserve"> manda a bacia para a esquerda (2 estações) ou para a direita (2 estações). Ex.: transferência entre 11 e 12 atende 10 e 11 (esquerda) e 12 e 13 (direita). Nas pontas, a transferência entre 3 e 4 atende 3 (esquerda) ou 4 e 5 (direita); na Perfumaria, entre 26 e 27 atende 26 ou 27 e 28.</w:t>
+      </w:r>
+    </w:p>
+    <w:p>
+      <w:pPr>
+        <w:pStyle w:val="ListParagraph"/>
+        <w:numPr>
+          <w:ilvl w:val="0"/>
+          <w:numId w:val="2"/>
+        </w:numPr>
+        <w:spacing w:after="60" w:line="290"/>
+      </w:pPr>
+      <w:r>
+        <w:rPr>
+          <w:rFonts w:ascii="Arial" w:cs="Arial" w:eastAsia="Arial" w:hAnsi="Arial"/>
+          <w:b w:val="false"/>
+          <w:bCs w:val="false"/>
+          <w:sz w:val="21"/>
+          <w:szCs w:val="21"/>
+        </w:rPr>
+        <w:t xml:space="preserve"/>
+      </w:r>
+      <w:r>
+        <w:rPr>
+          <w:rFonts w:ascii="Arial" w:cs="Arial" w:eastAsia="Arial" w:hAnsi="Arial"/>
+          <w:b/>
+          <w:bCs/>
+          <w:sz w:val="21"/>
+          <w:szCs w:val="21"/>
+        </w:rPr>
+        <w:t xml:space="preserve">Pedido:</w:t>
+      </w:r>
+      <w:r>
+        <w:rPr>
+          <w:rFonts w:ascii="Arial" w:cs="Arial" w:eastAsia="Arial" w:hAnsi="Arial"/>
+          <w:b w:val="false"/>
+          <w:bCs w:val="false"/>
+          <w:sz w:val="21"/>
+          <w:szCs w:val="21"/>
+        </w:rPr>
+        <w:t xml:space="preserve"> a bacia só entra nas estações em que o pedido tem itens. Se o pedido começa na 3 e continua só na 7, depois da 3 a bacia volta à esteira de transporte e não entra na 4 nem na 5.</w:t>
+      </w:r>
+    </w:p>
+    <w:p>
+      <w:pPr>
+        <w:pStyle w:val="ListParagraph"/>
+        <w:numPr>
+          <w:ilvl w:val="0"/>
+          <w:numId w:val="2"/>
+        </w:numPr>
+        <w:spacing w:after="60" w:line="290"/>
+      </w:pPr>
+      <w:r>
+        <w:rPr>
+          <w:rFonts w:ascii="Arial" w:cs="Arial" w:eastAsia="Arial" w:hAnsi="Arial"/>
+          <w:b w:val="false"/>
+          <w:bCs w:val="false"/>
+          <w:sz w:val="21"/>
+          <w:szCs w:val="21"/>
+        </w:rPr>
+        <w:t xml:space="preserve"/>
+      </w:r>
+      <w:r>
+        <w:rPr>
+          <w:rFonts w:ascii="Arial" w:cs="Arial" w:eastAsia="Arial" w:hAnsi="Arial"/>
+          <w:b/>
+          <w:bCs/>
+          <w:sz w:val="21"/>
+          <w:szCs w:val="21"/>
+        </w:rPr>
+        <w:t xml:space="preserve">Saída:</w:t>
+      </w:r>
+      <w:r>
+        <w:rPr>
+          <w:rFonts w:ascii="Arial" w:cs="Arial" w:eastAsia="Arial" w:hAnsi="Arial"/>
+          <w:b w:val="false"/>
+          <w:bCs w:val="false"/>
+          <w:sz w:val="21"/>
+          <w:szCs w:val="21"/>
+        </w:rPr>
+        <w:t xml:space="preserve"> terminada a separação, o operador empurra a bacia de volta para a esteira de transporte a partir de qualquer ponto da estação.</w:t>
       </w:r>
     </w:p>
     <w:p>
@@ -3012,7 +3132,7 @@
           <w:sz w:val="21"/>
           <w:szCs w:val="21"/>
         </w:rPr>
-        <w:t xml:space="preserve"> ("150 a 153") fica na cabeceira do bloco à direita da entrada do corredor, de frente para o operador.</w:t>
+        <w:t xml:space="preserve"> ("150 a 153") é o primeiro prédio do lado direito, logo na entrada do corredor.</w:t>
       </w:r>
     </w:p>
     <w:p>
@@ -3072,7 +3192,7 @@
           <w:sz w:val="21"/>
           <w:szCs w:val="21"/>
         </w:rPr>
-        <w:t xml:space="preserve"> A altura de cada endereço depende de quantos endereços o prédio tem (prédio com 8 endereços = 8 níveis; com 2 endereços = 2 níveis com o dobro da altura). As bacias têm tamanho único.</w:t>
+        <w:t xml:space="preserve"> As prateleiras são alinhadas; o que muda de tamanho é a caixa do endereço, conforme o tipo (A, B, C, F, N). Andar que o prédio não usa fica vazio. As bacias que percorrem as esteiras têm tamanho único.</w:t>
       </w:r>
     </w:p>
     <w:p>
@@ -3083,7 +3203,7 @@
       <w:r>
         <w:drawing>
           <wp:inline distT="0" distB="0" distL="0" distR="0">
-            <wp:extent cx="6096000" cy="3248025"/>
+            <wp:extent cx="6096000" cy="3086100"/>
             <wp:effectExtent t="0" r="0" b="0" l="0"/>
             <wp:docPr id="1" name="" descr="" title=""/>
             <wp:cNvGraphicFramePr>
@@ -3108,7 +3228,7 @@
                   <pic:spPr bwMode="auto">
                     <a:xfrm>
                       <a:off x="0" y="0"/>
-                      <a:ext cx="6096000" cy="3248025"/>
+                      <a:ext cx="6096000" cy="3086100"/>
                     </a:xfrm>
                     <a:prstGeom prst="rect">
                       <a:avLst/>
@@ -3135,7 +3255,7 @@
           <w:sz w:val="18"/>
           <w:szCs w:val="18"/>
         </w:rPr>
-        <w:t xml:space="preserve">Figura 1 — Planta da estação 05 e das vizinhas, conforme o desenho da operação (sem escala)</w:t>
+        <w:t xml:space="preserve">Figura 1 — Planta da estação 05 e das vizinhas: esteiras, transferência, alto giro e corredor do baixo giro (sem escala)</w:t>
       </w:r>
     </w:p>
     <w:p>
@@ -3146,7 +3266,7 @@
       <w:r>
         <w:drawing>
           <wp:inline distT="0" distB="0" distL="0" distR="0">
-            <wp:extent cx="6096000" cy="2028825"/>
+            <wp:extent cx="6096000" cy="2190750"/>
             <wp:effectExtent t="0" r="0" b="0" l="0"/>
             <wp:docPr id="2" name="" descr="" title=""/>
             <wp:cNvGraphicFramePr>
@@ -3171,7 +3291,7 @@
                   <pic:spPr bwMode="auto">
                     <a:xfrm>
                       <a:off x="0" y="0"/>
-                      <a:ext cx="6096000" cy="2028825"/>
+                      <a:ext cx="6096000" cy="2190750"/>
                     </a:xfrm>
                     <a:prstGeom prst="rect">
                       <a:avLst/>
@@ -5381,7 +5501,7 @@
                 <w:sz w:val="18"/>
                 <w:szCs w:val="18"/>
               </w:rPr>
-              <w:t xml:space="preserve">Nos blocos 4-5 e nas zonas de baixo giro, mostrar endereço e quantidade de um item por vez, na ordem da rota.</w:t>
+              <w:t xml:space="preserve">Nos andares 4-5 do alto giro e nas zonas de baixo giro, mostrar endereço e quantidade de um item por vez, na ordem da rota.</w:t>
             </w:r>
           </w:p>
         </w:tc>
@@ -7482,7 +7602,7 @@
                 <w:sz w:val="17"/>
                 <w:szCs w:val="17"/>
               </w:rPr>
-              <w:t xml:space="preserve">Endereço (8 dígitos) + quantidade (3 dígitos) + botão; blocos 4-5 e zonas de baixo giro.</w:t>
+              <w:t xml:space="preserve">Endereço (8 dígitos) + quantidade (3 dígitos) + botão; andares 4-5 do alto giro (4 por estação) e zonas de baixo giro.</w:t>
             </w:r>
           </w:p>
         </w:tc>
@@ -8360,7 +8480,7 @@
           <w:sz w:val="21"/>
           <w:szCs w:val="21"/>
         </w:rPr>
-        <w:t xml:space="preserve">A bacia chega pela esteira de transporte e entra na área de espera da estação pela transferência (controle do sistema BHT).</w:t>
+        <w:t xml:space="preserve">A bacia vem pela esteira de transporte, passa pela transferência para a esteira de separação e o rolete direcionador a leva até a estação (controle do sistema BHT).</w:t>
       </w:r>
     </w:p>
     <w:p>
@@ -8420,7 +8540,7 @@
           <w:sz w:val="21"/>
           <w:szCs w:val="21"/>
         </w:rPr>
-        <w:t xml:space="preserve">O Serviço PTL busca os itens da caixa (Sybase/API), filtra os endereços daquela estação, separa em alto giro, blocos 4-5 e zonas, e ordena pela rota.</w:t>
+        <w:t xml:space="preserve">O Serviço PTL busca os itens da caixa (Sybase/API), filtra os endereços daquela estação, separa em alto giro, andares 4-5 e zonas, e ordena pela rota.</w:t>
       </w:r>
     </w:p>
     <w:p>
@@ -8440,7 +8560,7 @@
           <w:sz w:val="21"/>
           <w:szCs w:val="21"/>
         </w:rPr>
-        <w:t xml:space="preserve">O concentrador acende todos os displays de alto giro com a quantidade e o primeiro item de cada bloco/zona.</w:t>
+        <w:t xml:space="preserve">O concentrador acende todos os displays de alto giro com a quantidade e o primeiro item de cada display E+Q (andares 4-5 e zonas).</w:t>
       </w:r>
     </w:p>
     <w:p>
@@ -8460,7 +8580,7 @@
           <w:sz w:val="21"/>
           <w:szCs w:val="21"/>
         </w:rPr>
-        <w:t xml:space="preserve">O operador pega a quantidade e aperta o botão; o display apaga (alto giro) ou passa ao próximo item (bloco/zona). O coletor mostra o progresso.</w:t>
+        <w:t xml:space="preserve">O operador pega a quantidade e aperta o botão; o display apaga (alto giro) ou passa ao próximo item (andares 4-5 e zonas). O coletor mostra o progresso.</w:t>
       </w:r>
     </w:p>
     <w:p>
@@ -8520,7 +8640,7 @@
           <w:sz w:val="21"/>
           <w:szCs w:val="21"/>
         </w:rPr>
-        <w:t xml:space="preserve">, o Serviço PTL grava a sessão e (se validado) avisa o BHT, e o operador empurra a bacia para a transferência de saída, que a devolve à esteira de transporte.</w:t>
+        <w:t xml:space="preserve">, o Serviço PTL grava a sessão e (se validado) avisa o BHT, e o operador empurra a bacia de volta para a esteira de transporte.</w:t>
       </w:r>
     </w:p>
     <w:p>
@@ -9019,7 +9139,7 @@
                 <w:sz w:val="17"/>
                 <w:szCs w:val="17"/>
               </w:rPr>
-              <w:t xml:space="preserve">Leitor NFC sob a posição de pega da área de espera, ligado ao concentrador. Painel LCD mostra caixa e itens restantes; fechar com nova leitura ou botão FECHAR.</w:t>
+              <w:t xml:space="preserve">Leitor NFC sob a posição de pega na esteira de separação, ligado ao concentrador. Painel LCD mostra caixa e itens restantes; fechar com nova leitura ou botão FECHAR.</w:t>
             </w:r>
           </w:p>
         </w:tc>
@@ -9818,7 +9938,7 @@
                 <w:sz w:val="18"/>
                 <w:szCs w:val="18"/>
               </w:rPr>
-              <w:t xml:space="preserve">R$ 255 mil</w:t>
+              <w:t xml:space="preserve">R$ 270 mil</w:t>
             </w:r>
           </w:p>
         </w:tc>
@@ -9850,7 +9970,7 @@
                 <w:sz w:val="18"/>
                 <w:szCs w:val="18"/>
               </w:rPr>
-              <w:t xml:space="preserve">R$ 278 mil</w:t>
+              <w:t xml:space="preserve">R$ 293 mil</w:t>
             </w:r>
           </w:p>
         </w:tc>
@@ -10999,7 +11119,7 @@
           <w:sz w:val="21"/>
           <w:szCs w:val="21"/>
         </w:rPr>
-        <w:t xml:space="preserve">Blocos 4-5 e zonas de baixo giro:</w:t>
+        <w:t xml:space="preserve">Andares 4-5 e zonas de baixo giro:</w:t>
       </w:r>
       <w:r>
         <w:rPr>
@@ -11009,7 +11129,7 @@
           <w:sz w:val="21"/>
           <w:szCs w:val="21"/>
         </w:rPr>
-        <w:t xml:space="preserve"> um item por vez por bloco/zona; todos os blocos e zonas com itens ficam ativos ao mesmo tempo.</w:t>
+        <w:t xml:space="preserve"> um item por vez em cada display E+Q; todos os displays com itens ficam ativos ao mesmo tempo.</w:t>
       </w:r>
     </w:p>
     <w:p>
@@ -14397,7 +14517,7 @@
                 <w:sz w:val="18"/>
                 <w:szCs w:val="18"/>
               </w:rPr>
-              <w:t xml:space="preserve">Módulos E+Q (blocos 4-5 + zonas)</w:t>
+              <w:t xml:space="preserve">Módulos E+Q (andares 4-5 + zonas)</w:t>
             </w:r>
           </w:p>
         </w:tc>
@@ -14429,7 +14549,7 @@
                 <w:sz w:val="18"/>
                 <w:szCs w:val="18"/>
               </w:rPr>
-              <w:t xml:space="preserve">2 + 6 = 8</w:t>
+              <w:t xml:space="preserve">4 + 6 = 10</w:t>
             </w:r>
           </w:p>
         </w:tc>
@@ -14461,7 +14581,7 @@
                 <w:sz w:val="18"/>
                 <w:szCs w:val="18"/>
               </w:rPr>
-              <w:t xml:space="preserve">16</w:t>
+              <w:t xml:space="preserve">20</w:t>
             </w:r>
           </w:p>
         </w:tc>
@@ -14493,7 +14613,7 @@
                 <w:sz w:val="18"/>
                 <w:szCs w:val="18"/>
               </w:rPr>
-              <w:t xml:space="preserve">328</w:t>
+              <w:t xml:space="preserve">408</w:t>
             </w:r>
           </w:p>
         </w:tc>
@@ -15497,7 +15617,7 @@
                 <w:sz w:val="18"/>
                 <w:szCs w:val="18"/>
               </w:rPr>
-              <w:t xml:space="preserve">≈ R$ 187 mil</w:t>
+              <w:t xml:space="preserve">≈ R$ 199 mil</w:t>
             </w:r>
           </w:p>
         </w:tc>
@@ -15529,7 +15649,7 @@
                 <w:sz w:val="18"/>
                 <w:szCs w:val="18"/>
               </w:rPr>
-              <w:t xml:space="preserve">≈ R$ 186 mil (economia nos reguladores compensada pelo cabo de força)</w:t>
+              <w:t xml:space="preserve">≈ R$ 197 mil (economia nos reguladores compensada pelo cabo de força)</w:t>
             </w:r>
           </w:p>
         </w:tc>
@@ -16832,7 +16952,7 @@
                 <w:sz w:val="18"/>
                 <w:szCs w:val="18"/>
               </w:rPr>
-              <w:t xml:space="preserve">R$ 10.443</w:t>
+              <w:t xml:space="preserve">R$ 10.994</w:t>
             </w:r>
           </w:p>
         </w:tc>
@@ -16864,7 +16984,7 @@
                 <w:sz w:val="18"/>
                 <w:szCs w:val="18"/>
               </w:rPr>
-              <w:t xml:space="preserve">R$ 187.236</w:t>
+              <w:t xml:space="preserve">R$ 199.239</w:t>
             </w:r>
           </w:p>
         </w:tc>
@@ -16896,7 +17016,7 @@
                 <w:sz w:val="18"/>
                 <w:szCs w:val="18"/>
               </w:rPr>
-              <w:t xml:space="preserve">R$ 4.681</w:t>
+              <w:t xml:space="preserve">R$ 4.981</w:t>
             </w:r>
           </w:p>
         </w:tc>
@@ -16962,7 +17082,7 @@
                 <w:sz w:val="18"/>
                 <w:szCs w:val="18"/>
               </w:rPr>
-              <w:t xml:space="preserve">R$ 10.354</w:t>
+              <w:t xml:space="preserve">R$ 10.873</w:t>
             </w:r>
           </w:p>
         </w:tc>
@@ -16994,7 +17114,7 @@
                 <w:sz w:val="18"/>
                 <w:szCs w:val="18"/>
               </w:rPr>
-              <w:t xml:space="preserve">R$ 185.657</w:t>
+              <w:t xml:space="preserve">R$ 196.956</w:t>
             </w:r>
           </w:p>
         </w:tc>
@@ -17026,7 +17146,7 @@
                 <w:sz w:val="18"/>
                 <w:szCs w:val="18"/>
               </w:rPr>
-              <w:t xml:space="preserve">R$ 4.641</w:t>
+              <w:t xml:space="preserve">R$ 4.924</w:t>
             </w:r>
           </w:p>
         </w:tc>
@@ -17092,7 +17212,7 @@
                 <w:sz w:val="18"/>
                 <w:szCs w:val="18"/>
               </w:rPr>
-              <w:t xml:space="preserve">R$ 13.875</w:t>
+              <w:t xml:space="preserve">R$ 14.566</w:t>
             </w:r>
           </w:p>
         </w:tc>
@@ -17124,7 +17244,7 @@
                 <w:sz w:val="18"/>
                 <w:szCs w:val="18"/>
               </w:rPr>
-              <w:t xml:space="preserve">R$ 254.687</w:t>
+              <w:t xml:space="preserve">R$ 269.764</w:t>
             </w:r>
           </w:p>
         </w:tc>
@@ -17156,7 +17276,7 @@
                 <w:sz w:val="18"/>
                 <w:szCs w:val="18"/>
               </w:rPr>
-              <w:t xml:space="preserve">R$ 6.367</w:t>
+              <w:t xml:space="preserve">R$ 6.744</w:t>
             </w:r>
           </w:p>
         </w:tc>
@@ -17222,7 +17342,7 @@
                 <w:sz w:val="18"/>
                 <w:szCs w:val="18"/>
               </w:rPr>
-              <w:t xml:space="preserve">R$ 31.822</w:t>
+              <w:t xml:space="preserve">R$ 32.808</w:t>
             </w:r>
           </w:p>
         </w:tc>
@@ -17254,7 +17374,7 @@
                 <w:sz w:val="18"/>
                 <w:szCs w:val="18"/>
               </w:rPr>
-              <w:t xml:space="preserve">R$ 326.285</w:t>
+              <w:t xml:space="preserve">R$ 347.860</w:t>
             </w:r>
           </w:p>
         </w:tc>
@@ -17286,7 +17406,7 @@
                 <w:sz w:val="18"/>
                 <w:szCs w:val="18"/>
               </w:rPr>
-              <w:t xml:space="preserve">R$ 8.157</w:t>
+              <w:t xml:space="preserve">R$ 8.697</w:t>
             </w:r>
           </w:p>
         </w:tc>
@@ -17352,7 +17472,7 @@
                 <w:sz w:val="18"/>
                 <w:szCs w:val="18"/>
               </w:rPr>
-              <w:t xml:space="preserve">R$ 40.650</w:t>
+              <w:t xml:space="preserve">R$ 43.196</w:t>
             </w:r>
           </w:p>
         </w:tc>
@@ -17384,7 +17504,7 @@
                 <w:sz w:val="18"/>
                 <w:szCs w:val="18"/>
               </w:rPr>
-              <w:t xml:space="preserve">R$ 796.446</w:t>
+              <w:t xml:space="preserve">R$ 852.330</w:t>
             </w:r>
           </w:p>
         </w:tc>
@@ -17416,7 +17536,7 @@
                 <w:sz w:val="18"/>
                 <w:szCs w:val="18"/>
               </w:rPr>
-              <w:t xml:space="preserve">R$ 19.911</w:t>
+              <w:t xml:space="preserve">R$ 21.308</w:t>
             </w:r>
           </w:p>
         </w:tc>
@@ -17482,7 +17602,7 @@
                 <w:sz w:val="18"/>
                 <w:szCs w:val="18"/>
               </w:rPr>
-              <w:t xml:space="preserve">R$ 15.205</w:t>
+              <w:t xml:space="preserve">R$ 15.896</w:t>
             </w:r>
           </w:p>
         </w:tc>
@@ -17514,7 +17634,7 @@
                 <w:sz w:val="18"/>
                 <w:szCs w:val="18"/>
               </w:rPr>
-              <w:t xml:space="preserve">R$ 279.129</w:t>
+              <w:t xml:space="preserve">R$ 294.206</w:t>
             </w:r>
           </w:p>
         </w:tc>
@@ -17546,7 +17666,7 @@
                 <w:sz w:val="18"/>
                 <w:szCs w:val="18"/>
               </w:rPr>
-              <w:t xml:space="preserve">R$ 6.978</w:t>
+              <w:t xml:space="preserve">R$ 7.355</w:t>
             </w:r>
           </w:p>
         </w:tc>
@@ -17612,7 +17732,7 @@
                 <w:sz w:val="18"/>
                 <w:szCs w:val="18"/>
               </w:rPr>
-              <w:t xml:space="preserve">R$ 15.048</w:t>
+              <w:t xml:space="preserve">R$ 15.738</w:t>
             </w:r>
           </w:p>
         </w:tc>
@@ -17644,7 +17764,7 @@
                 <w:sz w:val="18"/>
                 <w:szCs w:val="18"/>
               </w:rPr>
-              <w:t xml:space="preserve">R$ 278.143</w:t>
+              <w:t xml:space="preserve">R$ 293.220</w:t>
             </w:r>
           </w:p>
         </w:tc>
@@ -17676,7 +17796,7 @@
                 <w:sz w:val="18"/>
                 <w:szCs w:val="18"/>
               </w:rPr>
-              <w:t xml:space="preserve">R$ 6.954</w:t>
+              <w:t xml:space="preserve">R$ 7.330</w:t>
             </w:r>
           </w:p>
         </w:tc>
@@ -20991,7 +21111,7 @@
                 <w:sz w:val="16"/>
                 <w:szCs w:val="16"/>
               </w:rPr>
-              <w:t xml:space="preserve">5</w:t>
+              <w:t xml:space="preserve">7</w:t>
             </w:r>
           </w:p>
         </w:tc>
@@ -21299,7 +21419,7 @@
                 <w:sz w:val="16"/>
                 <w:szCs w:val="16"/>
               </w:rPr>
-              <w:t xml:space="preserve">8</w:t>
+              <w:t xml:space="preserve">10</w:t>
             </w:r>
           </w:p>
         </w:tc>
@@ -21607,7 +21727,7 @@
                 <w:sz w:val="16"/>
                 <w:szCs w:val="16"/>
               </w:rPr>
-              <w:t xml:space="preserve">8</w:t>
+              <w:t xml:space="preserve">10</w:t>
             </w:r>
           </w:p>
         </w:tc>
@@ -21915,7 +22035,7 @@
                 <w:sz w:val="16"/>
                 <w:szCs w:val="16"/>
               </w:rPr>
-              <w:t xml:space="preserve">8</w:t>
+              <w:t xml:space="preserve">10</w:t>
             </w:r>
           </w:p>
         </w:tc>
@@ -22223,7 +22343,7 @@
                 <w:sz w:val="16"/>
                 <w:szCs w:val="16"/>
               </w:rPr>
-              <w:t xml:space="preserve">8</w:t>
+              <w:t xml:space="preserve">10</w:t>
             </w:r>
           </w:p>
         </w:tc>
@@ -22531,7 +22651,7 @@
                 <w:sz w:val="16"/>
                 <w:szCs w:val="16"/>
               </w:rPr>
-              <w:t xml:space="preserve">8</w:t>
+              <w:t xml:space="preserve">10</w:t>
             </w:r>
           </w:p>
         </w:tc>
@@ -22839,7 +22959,7 @@
                 <w:sz w:val="16"/>
                 <w:szCs w:val="16"/>
               </w:rPr>
-              <w:t xml:space="preserve">9</w:t>
+              <w:t xml:space="preserve">11</w:t>
             </w:r>
           </w:p>
         </w:tc>
@@ -23147,7 +23267,7 @@
                 <w:sz w:val="16"/>
                 <w:szCs w:val="16"/>
               </w:rPr>
-              <w:t xml:space="preserve">9</w:t>
+              <w:t xml:space="preserve">11</w:t>
             </w:r>
           </w:p>
         </w:tc>
@@ -23455,7 +23575,7 @@
                 <w:sz w:val="16"/>
                 <w:szCs w:val="16"/>
               </w:rPr>
-              <w:t xml:space="preserve">8</w:t>
+              <w:t xml:space="preserve">10</w:t>
             </w:r>
           </w:p>
         </w:tc>
@@ -23763,7 +23883,7 @@
                 <w:sz w:val="16"/>
                 <w:szCs w:val="16"/>
               </w:rPr>
-              <w:t xml:space="preserve">8</w:t>
+              <w:t xml:space="preserve">10</w:t>
             </w:r>
           </w:p>
         </w:tc>
@@ -24071,7 +24191,7 @@
                 <w:sz w:val="16"/>
                 <w:szCs w:val="16"/>
               </w:rPr>
-              <w:t xml:space="preserve">8</w:t>
+              <w:t xml:space="preserve">10</w:t>
             </w:r>
           </w:p>
         </w:tc>
@@ -24379,7 +24499,7 @@
                 <w:sz w:val="16"/>
                 <w:szCs w:val="16"/>
               </w:rPr>
-              <w:t xml:space="preserve">8</w:t>
+              <w:t xml:space="preserve">10</w:t>
             </w:r>
           </w:p>
         </w:tc>
@@ -24687,7 +24807,7 @@
                 <w:sz w:val="16"/>
                 <w:szCs w:val="16"/>
               </w:rPr>
-              <w:t xml:space="preserve">9</w:t>
+              <w:t xml:space="preserve">11</w:t>
             </w:r>
           </w:p>
         </w:tc>
@@ -24995,7 +25115,7 @@
                 <w:sz w:val="16"/>
                 <w:szCs w:val="16"/>
               </w:rPr>
-              <w:t xml:space="preserve">9</w:t>
+              <w:t xml:space="preserve">11</w:t>
             </w:r>
           </w:p>
         </w:tc>
@@ -25303,7 +25423,7 @@
                 <w:sz w:val="16"/>
                 <w:szCs w:val="16"/>
               </w:rPr>
-              <w:t xml:space="preserve">8</w:t>
+              <w:t xml:space="preserve">10</w:t>
             </w:r>
           </w:p>
         </w:tc>
@@ -25611,7 +25731,7 @@
                 <w:sz w:val="16"/>
                 <w:szCs w:val="16"/>
               </w:rPr>
-              <w:t xml:space="preserve">8</w:t>
+              <w:t xml:space="preserve">10</w:t>
             </w:r>
           </w:p>
         </w:tc>
@@ -25919,7 +26039,7 @@
                 <w:sz w:val="16"/>
                 <w:szCs w:val="16"/>
               </w:rPr>
-              <w:t xml:space="preserve">8</w:t>
+              <w:t xml:space="preserve">10</w:t>
             </w:r>
           </w:p>
         </w:tc>
@@ -26227,7 +26347,7 @@
                 <w:sz w:val="16"/>
                 <w:szCs w:val="16"/>
               </w:rPr>
-              <w:t xml:space="preserve">8</w:t>
+              <w:t xml:space="preserve">10</w:t>
             </w:r>
           </w:p>
         </w:tc>
@@ -26535,7 +26655,7 @@
                 <w:sz w:val="16"/>
                 <w:szCs w:val="16"/>
               </w:rPr>
-              <w:t xml:space="preserve">8</w:t>
+              <w:t xml:space="preserve">10</w:t>
             </w:r>
           </w:p>
         </w:tc>
@@ -26843,7 +26963,7 @@
                 <w:sz w:val="16"/>
                 <w:szCs w:val="16"/>
               </w:rPr>
-              <w:t xml:space="preserve">3</w:t>
+              <w:t xml:space="preserve">5</w:t>
             </w:r>
           </w:p>
         </w:tc>
@@ -27151,7 +27271,7 @@
                 <w:sz w:val="16"/>
                 <w:szCs w:val="16"/>
               </w:rPr>
-              <w:t xml:space="preserve">8</w:t>
+              <w:t xml:space="preserve">10</w:t>
             </w:r>
           </w:p>
         </w:tc>
@@ -27459,7 +27579,7 @@
                 <w:sz w:val="16"/>
                 <w:szCs w:val="16"/>
               </w:rPr>
-              <w:t xml:space="preserve">8</w:t>
+              <w:t xml:space="preserve">10</w:t>
             </w:r>
           </w:p>
         </w:tc>
@@ -27767,7 +27887,7 @@
                 <w:sz w:val="16"/>
                 <w:szCs w:val="16"/>
               </w:rPr>
-              <w:t xml:space="preserve">8</w:t>
+              <w:t xml:space="preserve">10</w:t>
             </w:r>
           </w:p>
         </w:tc>
@@ -28075,7 +28195,7 @@
                 <w:sz w:val="16"/>
                 <w:szCs w:val="16"/>
               </w:rPr>
-              <w:t xml:space="preserve">8</w:t>
+              <w:t xml:space="preserve">10</w:t>
             </w:r>
           </w:p>
         </w:tc>
@@ -28383,7 +28503,7 @@
                 <w:sz w:val="16"/>
                 <w:szCs w:val="16"/>
               </w:rPr>
-              <w:t xml:space="preserve">8</w:t>
+              <w:t xml:space="preserve">10</w:t>
             </w:r>
           </w:p>
         </w:tc>
@@ -28691,7 +28811,7 @@
                 <w:sz w:val="16"/>
                 <w:szCs w:val="16"/>
               </w:rPr>
-              <w:t xml:space="preserve">8</w:t>
+              <w:t xml:space="preserve">10</w:t>
             </w:r>
           </w:p>
         </w:tc>
@@ -28999,7 +29119,7 @@
                 <w:sz w:val="16"/>
                 <w:szCs w:val="16"/>
               </w:rPr>
-              <w:t xml:space="preserve">11</w:t>
+              <w:t xml:space="preserve">13</w:t>
             </w:r>
           </w:p>
         </w:tc>
@@ -29307,7 +29427,7 @@
                 <w:sz w:val="16"/>
                 <w:szCs w:val="16"/>
               </w:rPr>
-              <w:t xml:space="preserve">11</w:t>
+              <w:t xml:space="preserve">13</w:t>
             </w:r>
           </w:p>
         </w:tc>
@@ -29615,7 +29735,7 @@
                 <w:sz w:val="16"/>
                 <w:szCs w:val="16"/>
               </w:rPr>
-              <w:t xml:space="preserve">8</w:t>
+              <w:t xml:space="preserve">10</w:t>
             </w:r>
           </w:p>
         </w:tc>
@@ -29923,7 +30043,7 @@
                 <w:sz w:val="16"/>
                 <w:szCs w:val="16"/>
               </w:rPr>
-              <w:t xml:space="preserve">8</w:t>
+              <w:t xml:space="preserve">10</w:t>
             </w:r>
           </w:p>
         </w:tc>
@@ -30231,7 +30351,7 @@
                 <w:sz w:val="16"/>
                 <w:szCs w:val="16"/>
               </w:rPr>
-              <w:t xml:space="preserve">8</w:t>
+              <w:t xml:space="preserve">10</w:t>
             </w:r>
           </w:p>
         </w:tc>
@@ -30539,7 +30659,7 @@
                 <w:sz w:val="16"/>
                 <w:szCs w:val="16"/>
               </w:rPr>
-              <w:t xml:space="preserve">8</w:t>
+              <w:t xml:space="preserve">10</w:t>
             </w:r>
           </w:p>
         </w:tc>
@@ -30847,7 +30967,7 @@
                 <w:sz w:val="16"/>
                 <w:szCs w:val="16"/>
               </w:rPr>
-              <w:t xml:space="preserve">11</w:t>
+              <w:t xml:space="preserve">13</w:t>
             </w:r>
           </w:p>
         </w:tc>
@@ -31155,7 +31275,7 @@
                 <w:sz w:val="16"/>
                 <w:szCs w:val="16"/>
               </w:rPr>
-              <w:t xml:space="preserve">11</w:t>
+              <w:t xml:space="preserve">13</w:t>
             </w:r>
           </w:p>
         </w:tc>
@@ -31463,7 +31583,7 @@
                 <w:sz w:val="16"/>
                 <w:szCs w:val="16"/>
               </w:rPr>
-              <w:t xml:space="preserve">8</w:t>
+              <w:t xml:space="preserve">10</w:t>
             </w:r>
           </w:p>
         </w:tc>
@@ -31771,7 +31891,7 @@
                 <w:sz w:val="16"/>
                 <w:szCs w:val="16"/>
               </w:rPr>
-              <w:t xml:space="preserve">8</w:t>
+              <w:t xml:space="preserve">10</w:t>
             </w:r>
           </w:p>
         </w:tc>
@@ -32079,7 +32199,7 @@
                 <w:sz w:val="16"/>
                 <w:szCs w:val="16"/>
               </w:rPr>
-              <w:t xml:space="preserve">8</w:t>
+              <w:t xml:space="preserve">10</w:t>
             </w:r>
           </w:p>
         </w:tc>
@@ -32387,7 +32507,7 @@
                 <w:sz w:val="16"/>
                 <w:szCs w:val="16"/>
               </w:rPr>
-              <w:t xml:space="preserve">8</w:t>
+              <w:t xml:space="preserve">10</w:t>
             </w:r>
           </w:p>
         </w:tc>
@@ -32695,7 +32815,7 @@
                 <w:sz w:val="16"/>
                 <w:szCs w:val="16"/>
               </w:rPr>
-              <w:t xml:space="preserve">8</w:t>
+              <w:t xml:space="preserve">10</w:t>
             </w:r>
           </w:p>
         </w:tc>
@@ -33003,7 +33123,7 @@
                 <w:sz w:val="16"/>
                 <w:szCs w:val="16"/>
               </w:rPr>
-              <w:t xml:space="preserve">8</w:t>
+              <w:t xml:space="preserve">10</w:t>
             </w:r>
           </w:p>
         </w:tc>
@@ -33320,7 +33440,7 @@
                 <w:sz w:val="16"/>
                 <w:szCs w:val="16"/>
               </w:rPr>
-              <w:t xml:space="preserve">328</w:t>
+              <w:t xml:space="preserve">408</w:t>
             </w:r>
           </w:p>
         </w:tc>
@@ -33556,7 +33676,7 @@
                 <w:sz w:val="18"/>
                 <w:szCs w:val="18"/>
               </w:rPr>
-              <w:t xml:space="preserve">Endereços com muita / pouca saída. Alto giro ao longo da esteira de transporte (prédios 001-010); baixo giro no corredor perpendicular.</w:t>
+              <w:t xml:space="preserve">Endereços com muita / pouca saída. Alto giro atrás do operador, de frente para as esteiras (prédios 001-010); baixo giro no corredor perpendicular.</w:t>
             </w:r>
           </w:p>
         </w:tc>
@@ -33656,7 +33776,7 @@
                 <w:sz w:val="18"/>
                 <w:szCs w:val="18"/>
               </w:rPr>
-              <w:t xml:space="preserve">Área de espera</w:t>
+              <w:t xml:space="preserve">Esteira de separação</w:t>
             </w:r>
           </w:p>
         </w:tc>
@@ -33688,7 +33808,73 @@
                 <w:sz w:val="18"/>
                 <w:szCs w:val="18"/>
               </w:rPr>
-              <w:t xml:space="preserve">Trecho em frente ao alto giro onde as bacias aguardam a separação.</w:t>
+              <w:t xml:space="preserve">Esteira paralela à de transporte (≈ 20 cm entre elas) onde a bacia fica durante a separação.</w:t>
+            </w:r>
+          </w:p>
+        </w:tc>
+      </w:tr>
+      <w:tr>
+        <w:tc>
+          <w:tcPr>
+            <w:tcW w:type="dxa" w:w="2478"/>
+            <w:tcBorders>
+              <w:top w:val="single" w:color="BFC7D2" w:sz="4"/>
+              <w:left w:val="single" w:color="BFC7D2" w:sz="4"/>
+              <w:bottom w:val="single" w:color="BFC7D2" w:sz="4"/>
+              <w:right w:val="single" w:color="BFC7D2" w:sz="4"/>
+            </w:tcBorders>
+            <w:tcMar>
+              <w:top w:type="dxa" w:w="60"/>
+              <w:left w:type="dxa" w:w="100"/>
+              <w:bottom w:type="dxa" w:w="60"/>
+              <w:right w:type="dxa" w:w="100"/>
+            </w:tcMar>
+            <w:vAlign w:val="center"/>
+          </w:tcPr>
+          <w:p>
+            <w:pPr>
+              <w:jc w:val="left"/>
+            </w:pPr>
+            <w:r>
+              <w:rPr>
+                <w:rFonts w:ascii="Arial" w:cs="Arial" w:eastAsia="Arial" w:hAnsi="Arial"/>
+                <w:color w:val="1C2430"/>
+                <w:sz w:val="18"/>
+                <w:szCs w:val="18"/>
+              </w:rPr>
+              <w:t xml:space="preserve">Transferência</w:t>
+            </w:r>
+          </w:p>
+        </w:tc>
+        <w:tc>
+          <w:tcPr>
+            <w:tcW w:type="dxa" w:w="7160"/>
+            <w:tcBorders>
+              <w:top w:val="single" w:color="BFC7D2" w:sz="4"/>
+              <w:left w:val="single" w:color="BFC7D2" w:sz="4"/>
+              <w:bottom w:val="single" w:color="BFC7D2" w:sz="4"/>
+              <w:right w:val="single" w:color="BFC7D2" w:sz="4"/>
+            </w:tcBorders>
+            <w:tcMar>
+              <w:top w:type="dxa" w:w="60"/>
+              <w:left w:type="dxa" w:w="100"/>
+              <w:bottom w:type="dxa" w:w="60"/>
+              <w:right w:type="dxa" w:w="100"/>
+            </w:tcMar>
+            <w:vAlign w:val="center"/>
+          </w:tcPr>
+          <w:p>
+            <w:pPr>
+              <w:jc w:val="left"/>
+            </w:pPr>
+            <w:r>
+              <w:rPr>
+                <w:rFonts w:ascii="Arial" w:cs="Arial" w:eastAsia="Arial" w:hAnsi="Arial"/>
+                <w:color w:val="1C2430"/>
+                <w:sz w:val="18"/>
+                <w:szCs w:val="18"/>
+              </w:rPr>
+              <w:t xml:space="preserve">Desvio da esteira de transporte para a de separação; com o rolete direcionador atende até 4 estações.</w:t>
             </w:r>
           </w:p>
         </w:tc>

--- a/projeto/entregaveis/Arquitetura_PTL_Documento_Tecnico.docx
+++ b/projeto/entregaveis/Arquitetura_PTL_Documento_Tecnico.docx
@@ -2131,7 +2131,7 @@
                 <w:sz w:val="18"/>
                 <w:szCs w:val="18"/>
               </w:rPr>
-              <w:t xml:space="preserve">Alto giro (atrás do operador, de frente para as esteiras)</w:t>
+              <w:t xml:space="preserve">Alto giro (na frente do operador; esteiras passam por dentro)</w:t>
             </w:r>
           </w:p>
         </w:tc>
@@ -2195,7 +2195,7 @@
                 <w:sz w:val="18"/>
                 <w:szCs w:val="18"/>
               </w:rPr>
-              <w:t xml:space="preserve">0 a 3 (de cima)</w:t>
+              <w:t xml:space="preserve">0 a 3 (acima das esteiras)</w:t>
             </w:r>
           </w:p>
         </w:tc>
@@ -2325,7 +2325,7 @@
                 <w:sz w:val="18"/>
                 <w:szCs w:val="18"/>
               </w:rPr>
-              <w:t xml:space="preserve">4 e 5</w:t>
+              <w:t xml:space="preserve">4 e 5 (abaixo das esteiras)</w:t>
             </w:r>
           </w:p>
         </w:tc>
@@ -2812,7 +2812,47 @@
           <w:sz w:val="21"/>
           <w:szCs w:val="21"/>
         </w:rPr>
-        <w:t xml:space="preserve">A </w:t>
+        <w:t xml:space="preserve">O </w:t>
+      </w:r>
+      <w:r>
+        <w:rPr>
+          <w:rFonts w:ascii="Arial" w:cs="Arial" w:eastAsia="Arial" w:hAnsi="Arial"/>
+          <w:b/>
+          <w:bCs/>
+          <w:sz w:val="21"/>
+          <w:szCs w:val="21"/>
+        </w:rPr>
+        <w:t xml:space="preserve">alto giro</w:t>
+      </w:r>
+      <w:r>
+        <w:rPr>
+          <w:rFonts w:ascii="Arial" w:cs="Arial" w:eastAsia="Arial" w:hAnsi="Arial"/>
+          <w:b w:val="false"/>
+          <w:bCs w:val="false"/>
+          <w:sz w:val="21"/>
+          <w:szCs w:val="21"/>
+        </w:rPr>
+        <w:t xml:space="preserve"> fica na frente do operador. A </w:t>
+      </w:r>
+      <w:r>
+        <w:rPr>
+          <w:rFonts w:ascii="Arial" w:cs="Arial" w:eastAsia="Arial" w:hAnsi="Arial"/>
+          <w:b/>
+          <w:bCs/>
+          <w:sz w:val="21"/>
+          <w:szCs w:val="21"/>
+        </w:rPr>
+        <w:t xml:space="preserve">esteira de separação</w:t>
+      </w:r>
+      <w:r>
+        <w:rPr>
+          <w:rFonts w:ascii="Arial" w:cs="Arial" w:eastAsia="Arial" w:hAnsi="Arial"/>
+          <w:b w:val="false"/>
+          <w:bCs w:val="false"/>
+          <w:sz w:val="21"/>
+          <w:szCs w:val="21"/>
+        </w:rPr>
+        <w:t xml:space="preserve"> e a </w:t>
       </w:r>
       <w:r>
         <w:rPr>
@@ -2832,7 +2872,7 @@
           <w:sz w:val="21"/>
           <w:szCs w:val="21"/>
         </w:rPr>
-        <w:t xml:space="preserve"> e a </w:t>
+        <w:t xml:space="preserve"> correm lado a lado (cerca de 20 cm entre elas) e passam </w:t>
       </w:r>
       <w:r>
         <w:rPr>
@@ -2842,7 +2882,7 @@
           <w:sz w:val="21"/>
           <w:szCs w:val="21"/>
         </w:rPr>
-        <w:t xml:space="preserve">esteira de separação</w:t>
+        <w:t xml:space="preserve">por dentro do alto giro, por baixo do andar 3 e por cima do andar 4</w:t>
       </w:r>
       <w:r>
         <w:rPr>
@@ -2852,27 +2892,7 @@
           <w:sz w:val="21"/>
           <w:szCs w:val="21"/>
         </w:rPr>
-        <w:t xml:space="preserve"> correm lado a lado, com cerca de 20 cm entre elas. O operador fica entre a esteira de separação e o </w:t>
-      </w:r>
-      <w:r>
-        <w:rPr>
-          <w:rFonts w:ascii="Arial" w:cs="Arial" w:eastAsia="Arial" w:hAnsi="Arial"/>
-          <w:b/>
-          <w:bCs/>
-          <w:sz w:val="21"/>
-          <w:szCs w:val="21"/>
-        </w:rPr>
-        <w:t xml:space="preserve">alto giro</w:t>
-      </w:r>
-      <w:r>
-        <w:rPr>
-          <w:rFonts w:ascii="Arial" w:cs="Arial" w:eastAsia="Arial" w:hAnsi="Arial"/>
-          <w:b w:val="false"/>
-          <w:bCs w:val="false"/>
-          <w:sz w:val="21"/>
-          <w:szCs w:val="21"/>
-        </w:rPr>
-        <w:t xml:space="preserve">, que fica atrás dele, de frente para as esteiras; no meio do alto giro há a passagem para o </w:t>
+        <w:t xml:space="preserve">: a separação do lado do operador e a de transporte atrás. O </w:t>
       </w:r>
       <w:r>
         <w:rPr>
@@ -2892,7 +2912,7 @@
           <w:sz w:val="21"/>
           <w:szCs w:val="21"/>
         </w:rPr>
-        <w:t xml:space="preserve">, perpendicular às esteiras. As prateleiras são alinhadas (mesmos níveis em toda a estante).</w:t>
+        <w:t xml:space="preserve"> fica atrás do operador, perpendicular às esteiras. As prateleiras são alinhadas (mesmos níveis em toda a estante).</w:t>
       </w:r>
     </w:p>
     <w:p>
@@ -3255,7 +3275,7 @@
           <w:sz w:val="18"/>
           <w:szCs w:val="18"/>
         </w:rPr>
-        <w:t xml:space="preserve">Figura 1 — Planta da estação 05 e das vizinhas: esteiras, transferência, alto giro e corredor do baixo giro (sem escala)</w:t>
+        <w:t xml:space="preserve">Figura 1 — Planta da estação 05 e das vizinhas: alto giro com as esteiras por dentro, transferência, operador e corredor do baixo giro (sem escala)</w:t>
       </w:r>
     </w:p>
     <w:p>
@@ -33676,7 +33696,7 @@
                 <w:sz w:val="18"/>
                 <w:szCs w:val="18"/>
               </w:rPr>
-              <w:t xml:space="preserve">Endereços com muita / pouca saída. Alto giro atrás do operador, de frente para as esteiras (prédios 001-010); baixo giro no corredor perpendicular.</w:t>
+              <w:t xml:space="preserve">Endereços com muita / pouca saída. Alto giro na frente do operador (prédios 001-010), com as esteiras passando por dentro entre os andares 3 e 4; baixo giro no corredor atrás do operador.</w:t>
             </w:r>
           </w:p>
         </w:tc>
@@ -33808,7 +33828,7 @@
                 <w:sz w:val="18"/>
                 <w:szCs w:val="18"/>
               </w:rPr>
-              <w:t xml:space="preserve">Esteira paralela à de transporte (≈ 20 cm entre elas) onde a bacia fica durante a separação.</w:t>
+              <w:t xml:space="preserve">Esteira paralela à de transporte (≈ 20 cm entre elas), dentro do alto giro, onde a bacia fica durante a separação.</w:t>
             </w:r>
           </w:p>
         </w:tc>

--- a/projeto/entregaveis/Arquitetura_PTL_Documento_Tecnico.docx
+++ b/projeto/entregaveis/Arquitetura_PTL_Documento_Tecnico.docx
@@ -2131,7 +2131,7 @@
                 <w:sz w:val="18"/>
                 <w:szCs w:val="18"/>
               </w:rPr>
-              <w:t xml:space="preserve">Alto giro (na frente do operador; esteiras passam por dentro)</w:t>
+              <w:t xml:space="preserve">Alto giro (na frente do operador; esteira de transporte por dentro)</w:t>
             </w:r>
           </w:p>
         </w:tc>
@@ -2617,7 +2617,7 @@
                 <w:sz w:val="18"/>
                 <w:szCs w:val="18"/>
               </w:rPr>
-              <w:t xml:space="preserve">Zonas de 4 prédios, cada uma com 1 display de endereço + quantidade</w:t>
+              <w:t xml:space="preserve">4 zonas por lado do corredor (≈ 3 prédios cada), cada uma com 1 display de endereço + 1 de quantidade na altura dos olhos</w:t>
             </w:r>
           </w:p>
         </w:tc>
@@ -2842,26 +2842,6 @@
           <w:sz w:val="21"/>
           <w:szCs w:val="21"/>
         </w:rPr>
-        <w:t xml:space="preserve">esteira de separação</w:t>
-      </w:r>
-      <w:r>
-        <w:rPr>
-          <w:rFonts w:ascii="Arial" w:cs="Arial" w:eastAsia="Arial" w:hAnsi="Arial"/>
-          <w:b w:val="false"/>
-          <w:bCs w:val="false"/>
-          <w:sz w:val="21"/>
-          <w:szCs w:val="21"/>
-        </w:rPr>
-        <w:t xml:space="preserve"> e a </w:t>
-      </w:r>
-      <w:r>
-        <w:rPr>
-          <w:rFonts w:ascii="Arial" w:cs="Arial" w:eastAsia="Arial" w:hAnsi="Arial"/>
-          <w:b/>
-          <w:bCs/>
-          <w:sz w:val="21"/>
-          <w:szCs w:val="21"/>
-        </w:rPr>
         <w:t xml:space="preserve">esteira de transporte</w:t>
       </w:r>
       <w:r>
@@ -2872,7 +2852,7 @@
           <w:sz w:val="21"/>
           <w:szCs w:val="21"/>
         </w:rPr>
-        <w:t xml:space="preserve"> correm lado a lado (cerca de 20 cm entre elas) e passam </w:t>
+        <w:t xml:space="preserve"> passa </w:t>
       </w:r>
       <w:r>
         <w:rPr>
@@ -2892,7 +2872,27 @@
           <w:sz w:val="21"/>
           <w:szCs w:val="21"/>
         </w:rPr>
-        <w:t xml:space="preserve">: a separação do lado do operador e a de transporte atrás. O </w:t>
+        <w:t xml:space="preserve">; a </w:t>
+      </w:r>
+      <w:r>
+        <w:rPr>
+          <w:rFonts w:ascii="Arial" w:cs="Arial" w:eastAsia="Arial" w:hAnsi="Arial"/>
+          <w:b/>
+          <w:bCs/>
+          <w:sz w:val="21"/>
+          <w:szCs w:val="21"/>
+        </w:rPr>
+        <w:t xml:space="preserve">esteira de separação</w:t>
+      </w:r>
+      <w:r>
+        <w:rPr>
+          <w:rFonts w:ascii="Arial" w:cs="Arial" w:eastAsia="Arial" w:hAnsi="Arial"/>
+          <w:b w:val="false"/>
+          <w:bCs w:val="false"/>
+          <w:sz w:val="21"/>
+          <w:szCs w:val="21"/>
+        </w:rPr>
+        <w:t xml:space="preserve"> fica na frente da estante, aberta, cerca de 20 cm à frente da de transporte, com os endereços logo acima e abaixo dela. O </w:t>
       </w:r>
       <w:r>
         <w:rPr>
@@ -3275,7 +3275,7 @@
           <w:sz w:val="18"/>
           <w:szCs w:val="18"/>
         </w:rPr>
-        <w:t xml:space="preserve">Figura 1 — Planta da estação 05 e das vizinhas: alto giro com as esteiras por dentro, transferência, operador e corredor do baixo giro (sem escala)</w:t>
+        <w:t xml:space="preserve">Figura 1 — Planta da estação 05 e das vizinhas: alto giro com a esteira de transporte por dentro, esteira de separação, transferência, operador e corredor do baixo giro (sem escala)</w:t>
       </w:r>
     </w:p>
     <w:p>
@@ -3338,7 +3338,7 @@
           <w:sz w:val="18"/>
           <w:szCs w:val="18"/>
         </w:rPr>
-        <w:t xml:space="preserve">Figura 2 — Elevações da estação 05 com os 209 endereços reais (andar 0 em cima) e as 6 zonas do baixo giro</w:t>
+        <w:t xml:space="preserve">Figura 2 — Elevações da estação 05 com os 209 endereços reais (andar 0 em cima) e as 8 zonas do baixo giro (4 por lado)</w:t>
       </w:r>
     </w:p>
     <w:p>
@@ -3777,7 +3777,7 @@
                 <w:sz w:val="18"/>
                 <w:szCs w:val="18"/>
               </w:rPr>
-              <w:t xml:space="preserve">6</w:t>
+              <w:t xml:space="preserve">8</w:t>
             </w:r>
           </w:p>
         </w:tc>
@@ -3971,7 +3971,7 @@
                 <w:sz w:val="18"/>
                 <w:szCs w:val="18"/>
               </w:rPr>
-              <w:t xml:space="preserve">7</w:t>
+              <w:t xml:space="preserve">9</w:t>
             </w:r>
           </w:p>
         </w:tc>
@@ -4165,7 +4165,7 @@
                 <w:sz w:val="18"/>
                 <w:szCs w:val="18"/>
               </w:rPr>
-              <w:t xml:space="preserve">3 / 1</w:t>
+              <w:t xml:space="preserve">4 / 1</w:t>
             </w:r>
           </w:p>
         </w:tc>
@@ -4359,7 +4359,7 @@
                 <w:sz w:val="18"/>
                 <w:szCs w:val="18"/>
               </w:rPr>
-              <w:t xml:space="preserve">6</w:t>
+              <w:t xml:space="preserve">8</w:t>
             </w:r>
           </w:p>
         </w:tc>
@@ -4553,7 +4553,7 @@
                 <w:sz w:val="18"/>
                 <w:szCs w:val="18"/>
               </w:rPr>
-              <w:t xml:space="preserve">9</w:t>
+              <w:t xml:space="preserve">11</w:t>
             </w:r>
           </w:p>
         </w:tc>
@@ -4747,7 +4747,7 @@
                 <w:sz w:val="18"/>
                 <w:szCs w:val="18"/>
               </w:rPr>
-              <w:t xml:space="preserve">6</w:t>
+              <w:t xml:space="preserve">8</w:t>
             </w:r>
           </w:p>
         </w:tc>
@@ -4961,7 +4961,7 @@
                 <w:sz w:val="18"/>
                 <w:szCs w:val="18"/>
               </w:rPr>
-              <w:t xml:space="preserve">248</w:t>
+              <w:t xml:space="preserve">325</w:t>
             </w:r>
           </w:p>
         </w:tc>
@@ -5082,7 +5082,7 @@
           <w:sz w:val="21"/>
           <w:szCs w:val="21"/>
         </w:rPr>
-        <w:t xml:space="preserve">Regra inicial: </w:t>
+        <w:t xml:space="preserve">Para ficar visual e ergonômico, cada lado do corredor tem </w:t>
       </w:r>
       <w:r>
         <w:rPr>
@@ -5092,7 +5092,7 @@
           <w:sz w:val="21"/>
           <w:szCs w:val="21"/>
         </w:rPr>
-        <w:t xml:space="preserve">1 zona a cada 4 prédios</w:t>
+        <w:t xml:space="preserve">4 zonas</w:t>
       </w:r>
       <w:r>
         <w:rPr>
@@ -5102,7 +5102,67 @@
           <w:sz w:val="21"/>
           <w:szCs w:val="21"/>
         </w:rPr>
-        <w:t xml:space="preserve"> do baixo giro, com todas as zonas que têm itens trabalhando ao mesmo tempo. Cada zona mostra </w:t>
+        <w:t xml:space="preserve"> (cerca de 3 prédios cada), e cada zona tem </w:t>
+      </w:r>
+      <w:r>
+        <w:rPr>
+          <w:rFonts w:ascii="Arial" w:cs="Arial" w:eastAsia="Arial" w:hAnsi="Arial"/>
+          <w:b/>
+          <w:bCs/>
+          <w:sz w:val="21"/>
+          <w:szCs w:val="21"/>
+        </w:rPr>
+        <w:t xml:space="preserve">1 display de endereço + 1 de quantidade + botão</w:t>
+      </w:r>
+      <w:r>
+        <w:rPr>
+          <w:rFonts w:ascii="Arial" w:cs="Arial" w:eastAsia="Arial" w:hAnsi="Arial"/>
+          <w:b w:val="false"/>
+          <w:bCs w:val="false"/>
+          <w:sz w:val="21"/>
+          <w:szCs w:val="21"/>
+        </w:rPr>
+        <w:t xml:space="preserve">, preso na longarina </w:t>
+      </w:r>
+      <w:r>
+        <w:rPr>
+          <w:rFonts w:ascii="Arial" w:cs="Arial" w:eastAsia="Arial" w:hAnsi="Arial"/>
+          <w:b/>
+          <w:bCs/>
+          <w:sz w:val="21"/>
+          <w:szCs w:val="21"/>
+        </w:rPr>
+        <w:t xml:space="preserve">na altura dos olhos (≈ 1,5 m)</w:t>
+      </w:r>
+      <w:r>
+        <w:rPr>
+          <w:rFonts w:ascii="Arial" w:cs="Arial" w:eastAsia="Arial" w:hAnsi="Arial"/>
+          <w:b w:val="false"/>
+          <w:bCs w:val="false"/>
+          <w:sz w:val="21"/>
+          <w:szCs w:val="21"/>
+        </w:rPr>
+        <w:t xml:space="preserve">, no meio da zona. Assim, olhando um lado do corredor, o operador vê </w:t>
+      </w:r>
+      <w:r>
+        <w:rPr>
+          <w:rFonts w:ascii="Arial" w:cs="Arial" w:eastAsia="Arial" w:hAnsi="Arial"/>
+          <w:b/>
+          <w:bCs/>
+          <w:sz w:val="21"/>
+          <w:szCs w:val="21"/>
+        </w:rPr>
+        <w:t xml:space="preserve">8 displays</w:t>
+      </w:r>
+      <w:r>
+        <w:rPr>
+          <w:rFonts w:ascii="Arial" w:cs="Arial" w:eastAsia="Arial" w:hAnsi="Arial"/>
+          <w:b w:val="false"/>
+          <w:bCs w:val="false"/>
+          <w:sz w:val="21"/>
+          <w:szCs w:val="21"/>
+        </w:rPr>
+        <w:t xml:space="preserve"> (4 de endereço e 4 de quantidade). Cada zona mostra </w:t>
       </w:r>
       <w:r>
         <w:rPr>
@@ -5122,7 +5182,67 @@
           <w:sz w:val="21"/>
           <w:szCs w:val="21"/>
         </w:rPr>
-        <w:t xml:space="preserve">, na ordem da rota; o botão confirma e o display passa para o próximo item da zona. Com 4 prédios × 8 andares, cada zona tem 20 a 32 endereços — o display mostra prédio e andar (ex.: </w:t>
+        <w:t xml:space="preserve">, na ordem da rota; o botão confirma e o display passa para o próximo item da zona. Todas as zonas com itens trabalham ao mesmo tempo.</w:t>
+      </w:r>
+    </w:p>
+    <w:p>
+      <w:pPr>
+        <w:pStyle w:val="ListParagraph"/>
+        <w:numPr>
+          <w:ilvl w:val="0"/>
+          <w:numId w:val="2"/>
+        </w:numPr>
+        <w:spacing w:after="60" w:line="290"/>
+      </w:pPr>
+      <w:r>
+        <w:rPr>
+          <w:rFonts w:ascii="Arial" w:cs="Arial" w:eastAsia="Arial" w:hAnsi="Arial"/>
+          <w:b w:val="false"/>
+          <w:bCs w:val="false"/>
+          <w:sz w:val="21"/>
+          <w:szCs w:val="21"/>
+        </w:rPr>
+        <w:t xml:space="preserve">Estação comum: lado esquerdo 020-031 em 4 zonas (E1 a E4) e lado direito 015 + 043 → 032 em 4 zonas (D1 a D4): </w:t>
+      </w:r>
+      <w:r>
+        <w:rPr>
+          <w:rFonts w:ascii="Arial" w:cs="Arial" w:eastAsia="Arial" w:hAnsi="Arial"/>
+          <w:b/>
+          <w:bCs/>
+          <w:sz w:val="21"/>
+          <w:szCs w:val="21"/>
+        </w:rPr>
+        <w:t xml:space="preserve">8 zonas por estação</w:t>
+      </w:r>
+      <w:r>
+        <w:rPr>
+          <w:rFonts w:ascii="Arial" w:cs="Arial" w:eastAsia="Arial" w:hAnsi="Arial"/>
+          <w:b w:val="false"/>
+          <w:bCs w:val="false"/>
+          <w:sz w:val="21"/>
+          <w:szCs w:val="21"/>
+        </w:rPr>
+        <w:t xml:space="preserve">. Esquinas mantêm zonas extras de 4 prédios (060-063 / 060-071).</w:t>
+      </w:r>
+    </w:p>
+    <w:p>
+      <w:pPr>
+        <w:pStyle w:val="ListParagraph"/>
+        <w:numPr>
+          <w:ilvl w:val="0"/>
+          <w:numId w:val="2"/>
+        </w:numPr>
+        <w:spacing w:after="60" w:line="290"/>
+      </w:pPr>
+      <w:r>
+        <w:rPr>
+          <w:rFonts w:ascii="Arial" w:cs="Arial" w:eastAsia="Arial" w:hAnsi="Arial"/>
+          <w:b w:val="false"/>
+          <w:bCs w:val="false"/>
+          <w:sz w:val="21"/>
+          <w:szCs w:val="21"/>
+        </w:rPr>
+        <w:t xml:space="preserve">Com 3 prédios por zona, cada zona tem até 24 endereços; o display mostra prédio e andar (ex.: </w:t>
       </w:r>
       <w:r>
         <w:rPr>
@@ -5142,7 +5262,27 @@
           <w:sz w:val="21"/>
           <w:szCs w:val="21"/>
         </w:rPr>
-        <w:t xml:space="preserve">), suficiente para localizar a posição em poucos segundos.</w:t>
+        <w:t xml:space="preserve">).</w:t>
+      </w:r>
+    </w:p>
+    <w:p>
+      <w:pPr>
+        <w:pStyle w:val="ListParagraph"/>
+        <w:numPr>
+          <w:ilvl w:val="0"/>
+          <w:numId w:val="2"/>
+        </w:numPr>
+        <w:spacing w:after="60" w:line="290"/>
+      </w:pPr>
+      <w:r>
+        <w:rPr>
+          <w:rFonts w:ascii="Arial" w:cs="Arial" w:eastAsia="Arial" w:hAnsi="Arial"/>
+          <w:b w:val="false"/>
+          <w:bCs w:val="false"/>
+          <w:sz w:val="21"/>
+          <w:szCs w:val="21"/>
+        </w:rPr>
+        <w:t xml:space="preserve">Profundidade do baixo giro ≈ 2 m; as caixas dos endereços são, em geral, pequenas.</w:t>
       </w:r>
     </w:p>
     <w:p>
@@ -5182,7 +5322,7 @@
           <w:sz w:val="21"/>
           <w:szCs w:val="21"/>
         </w:rPr>
-        <w:t xml:space="preserve"> no topo de cada prédio do baixo giro, que acende a coluna do item atual da zona (≈ R$ 1.000 para toda a operação).</w:t>
+        <w:t xml:space="preserve"> no topo de cada prédio, que acende a coluna do item atual da zona (≈ R$ 1.000 para toda a operação).</w:t>
       </w:r>
     </w:p>
     <w:p>
@@ -5202,7 +5342,7 @@
           <w:sz w:val="21"/>
           <w:szCs w:val="21"/>
         </w:rPr>
-        <w:t xml:space="preserve">O tamanho da zona é parâmetro do sistema (3, 4 ou 6 prédios) e pode ser ajustado no piloto conforme a produtividade medida.</w:t>
+        <w:t xml:space="preserve">O número de zonas por lado é parâmetro do sistema e pode ser ajustado no piloto conforme a produtividade medida.</w:t>
       </w:r>
     </w:p>
     <w:p>
@@ -9958,7 +10098,7 @@
                 <w:sz w:val="18"/>
                 <w:szCs w:val="18"/>
               </w:rPr>
-              <w:t xml:space="preserve">R$ 270 mil</w:t>
+              <w:t xml:space="preserve">R$ 284 mil</w:t>
             </w:r>
           </w:p>
         </w:tc>
@@ -9990,7 +10130,7 @@
                 <w:sz w:val="18"/>
                 <w:szCs w:val="18"/>
               </w:rPr>
-              <w:t xml:space="preserve">R$ 293 mil</w:t>
+              <w:t xml:space="preserve">R$ 308 mil</w:t>
             </w:r>
           </w:p>
         </w:tc>
@@ -14569,7 +14709,7 @@
                 <w:sz w:val="18"/>
                 <w:szCs w:val="18"/>
               </w:rPr>
-              <w:t xml:space="preserve">4 + 6 = 10</w:t>
+              <w:t xml:space="preserve">4 + 8 = 12</w:t>
             </w:r>
           </w:p>
         </w:tc>
@@ -14601,7 +14741,7 @@
                 <w:sz w:val="18"/>
                 <w:szCs w:val="18"/>
               </w:rPr>
-              <w:t xml:space="preserve">20</w:t>
+              <w:t xml:space="preserve">24</w:t>
             </w:r>
           </w:p>
         </w:tc>
@@ -14633,7 +14773,7 @@
                 <w:sz w:val="18"/>
                 <w:szCs w:val="18"/>
               </w:rPr>
-              <w:t xml:space="preserve">408</w:t>
+              <w:t xml:space="preserve">485</w:t>
             </w:r>
           </w:p>
         </w:tc>
@@ -15637,7 +15777,7 @@
                 <w:sz w:val="18"/>
                 <w:szCs w:val="18"/>
               </w:rPr>
-              <w:t xml:space="preserve">≈ R$ 199 mil</w:t>
+              <w:t xml:space="preserve">≈ R$ 211 mil</w:t>
             </w:r>
           </w:p>
         </w:tc>
@@ -15669,7 +15809,7 @@
                 <w:sz w:val="18"/>
                 <w:szCs w:val="18"/>
               </w:rPr>
-              <w:t xml:space="preserve">≈ R$ 197 mil (economia nos reguladores compensada pelo cabo de força)</w:t>
+              <w:t xml:space="preserve">≈ R$ 208 mil (economia nos reguladores compensada pelo cabo de força)</w:t>
             </w:r>
           </w:p>
         </w:tc>
@@ -16972,7 +17112,7 @@
                 <w:sz w:val="18"/>
                 <w:szCs w:val="18"/>
               </w:rPr>
-              <w:t xml:space="preserve">R$ 10.994</w:t>
+              <w:t xml:space="preserve">R$ 11.668</w:t>
             </w:r>
           </w:p>
         </w:tc>
@@ -17004,7 +17144,7 @@
                 <w:sz w:val="18"/>
                 <w:szCs w:val="18"/>
               </w:rPr>
-              <w:t xml:space="preserve">R$ 199.239</w:t>
+              <w:t xml:space="preserve">R$ 210.829</w:t>
             </w:r>
           </w:p>
         </w:tc>
@@ -17036,7 +17176,7 @@
                 <w:sz w:val="18"/>
                 <w:szCs w:val="18"/>
               </w:rPr>
-              <w:t xml:space="preserve">R$ 4.981</w:t>
+              <w:t xml:space="preserve">R$ 5.271</w:t>
             </w:r>
           </w:p>
         </w:tc>
@@ -17102,7 +17242,7 @@
                 <w:sz w:val="18"/>
                 <w:szCs w:val="18"/>
               </w:rPr>
-              <w:t xml:space="preserve">R$ 10.873</w:t>
+              <w:t xml:space="preserve">R$ 11.508</w:t>
             </w:r>
           </w:p>
         </w:tc>
@@ -17134,7 +17274,7 @@
                 <w:sz w:val="18"/>
                 <w:szCs w:val="18"/>
               </w:rPr>
-              <w:t xml:space="preserve">R$ 196.956</w:t>
+              <w:t xml:space="preserve">R$ 207.866</w:t>
             </w:r>
           </w:p>
         </w:tc>
@@ -17166,7 +17306,7 @@
                 <w:sz w:val="18"/>
                 <w:szCs w:val="18"/>
               </w:rPr>
-              <w:t xml:space="preserve">R$ 4.924</w:t>
+              <w:t xml:space="preserve">R$ 5.197</w:t>
             </w:r>
           </w:p>
         </w:tc>
@@ -17232,7 +17372,7 @@
                 <w:sz w:val="18"/>
                 <w:szCs w:val="18"/>
               </w:rPr>
-              <w:t xml:space="preserve">R$ 14.566</w:t>
+              <w:t xml:space="preserve">R$ 15.415</w:t>
             </w:r>
           </w:p>
         </w:tc>
@@ -17264,7 +17404,7 @@
                 <w:sz w:val="18"/>
                 <w:szCs w:val="18"/>
               </w:rPr>
-              <w:t xml:space="preserve">R$ 269.764</w:t>
+              <w:t xml:space="preserve">R$ 284.323</w:t>
             </w:r>
           </w:p>
         </w:tc>
@@ -17296,7 +17436,7 @@
                 <w:sz w:val="18"/>
                 <w:szCs w:val="18"/>
               </w:rPr>
-              <w:t xml:space="preserve">R$ 6.744</w:t>
+              <w:t xml:space="preserve">R$ 7.108</w:t>
             </w:r>
           </w:p>
         </w:tc>
@@ -17362,7 +17502,7 @@
                 <w:sz w:val="18"/>
                 <w:szCs w:val="18"/>
               </w:rPr>
-              <w:t xml:space="preserve">R$ 32.808</w:t>
+              <w:t xml:space="preserve">R$ 34.027</w:t>
             </w:r>
           </w:p>
         </w:tc>
@@ -17394,7 +17534,7 @@
                 <w:sz w:val="18"/>
                 <w:szCs w:val="18"/>
               </w:rPr>
-              <w:t xml:space="preserve">R$ 347.860</w:t>
+              <w:t xml:space="preserve">R$ 368.696</w:t>
             </w:r>
           </w:p>
         </w:tc>
@@ -17426,7 +17566,7 @@
                 <w:sz w:val="18"/>
                 <w:szCs w:val="18"/>
               </w:rPr>
-              <w:t xml:space="preserve">R$ 8.697</w:t>
+              <w:t xml:space="preserve">R$ 9.217</w:t>
             </w:r>
           </w:p>
         </w:tc>
@@ -17492,7 +17632,7 @@
                 <w:sz w:val="18"/>
                 <w:szCs w:val="18"/>
               </w:rPr>
-              <w:t xml:space="preserve">R$ 43.196</w:t>
+              <w:t xml:space="preserve">R$ 46.363</w:t>
             </w:r>
           </w:p>
         </w:tc>
@@ -17524,7 +17664,7 @@
                 <w:sz w:val="18"/>
                 <w:szCs w:val="18"/>
               </w:rPr>
-              <w:t xml:space="preserve">R$ 852.330</w:t>
+              <w:t xml:space="preserve">R$ 906.305</w:t>
             </w:r>
           </w:p>
         </w:tc>
@@ -17556,7 +17696,7 @@
                 <w:sz w:val="18"/>
                 <w:szCs w:val="18"/>
               </w:rPr>
-              <w:t xml:space="preserve">R$ 21.308</w:t>
+              <w:t xml:space="preserve">R$ 22.658</w:t>
             </w:r>
           </w:p>
         </w:tc>
@@ -17622,7 +17762,7 @@
                 <w:sz w:val="18"/>
                 <w:szCs w:val="18"/>
               </w:rPr>
-              <w:t xml:space="preserve">R$ 15.896</w:t>
+              <w:t xml:space="preserve">R$ 16.745</w:t>
             </w:r>
           </w:p>
         </w:tc>
@@ -17654,7 +17794,7 @@
                 <w:sz w:val="18"/>
                 <w:szCs w:val="18"/>
               </w:rPr>
-              <w:t xml:space="preserve">R$ 294.206</w:t>
+              <w:t xml:space="preserve">R$ 308.765</w:t>
             </w:r>
           </w:p>
         </w:tc>
@@ -17686,7 +17826,7 @@
                 <w:sz w:val="18"/>
                 <w:szCs w:val="18"/>
               </w:rPr>
-              <w:t xml:space="preserve">R$ 7.355</w:t>
+              <w:t xml:space="preserve">R$ 7.719</w:t>
             </w:r>
           </w:p>
         </w:tc>
@@ -17752,7 +17892,7 @@
                 <w:sz w:val="18"/>
                 <w:szCs w:val="18"/>
               </w:rPr>
-              <w:t xml:space="preserve">R$ 15.738</w:t>
+              <w:t xml:space="preserve">R$ 16.588</w:t>
             </w:r>
           </w:p>
         </w:tc>
@@ -17784,7 +17924,7 @@
                 <w:sz w:val="18"/>
                 <w:szCs w:val="18"/>
               </w:rPr>
-              <w:t xml:space="preserve">R$ 293.220</w:t>
+              <w:t xml:space="preserve">R$ 307.779</w:t>
             </w:r>
           </w:p>
         </w:tc>
@@ -17816,7 +17956,7 @@
                 <w:sz w:val="18"/>
                 <w:szCs w:val="18"/>
               </w:rPr>
-              <w:t xml:space="preserve">R$ 7.330</w:t>
+              <w:t xml:space="preserve">R$ 7.694</w:t>
             </w:r>
           </w:p>
         </w:tc>
@@ -21097,7 +21237,7 @@
                 <w:sz w:val="16"/>
                 <w:szCs w:val="16"/>
               </w:rPr>
-              <w:t xml:space="preserve">3</w:t>
+              <w:t xml:space="preserve">4</w:t>
             </w:r>
           </w:p>
         </w:tc>
@@ -21131,7 +21271,7 @@
                 <w:sz w:val="16"/>
                 <w:szCs w:val="16"/>
               </w:rPr>
-              <w:t xml:space="preserve">7</w:t>
+              <w:t xml:space="preserve">8</w:t>
             </w:r>
           </w:p>
         </w:tc>
@@ -21405,7 +21545,7 @@
                 <w:sz w:val="16"/>
                 <w:szCs w:val="16"/>
               </w:rPr>
-              <w:t xml:space="preserve">6</w:t>
+              <w:t xml:space="preserve">8</w:t>
             </w:r>
           </w:p>
         </w:tc>
@@ -21439,7 +21579,7 @@
                 <w:sz w:val="16"/>
                 <w:szCs w:val="16"/>
               </w:rPr>
-              <w:t xml:space="preserve">10</w:t>
+              <w:t xml:space="preserve">12</w:t>
             </w:r>
           </w:p>
         </w:tc>
@@ -21713,7 +21853,7 @@
                 <w:sz w:val="16"/>
                 <w:szCs w:val="16"/>
               </w:rPr>
-              <w:t xml:space="preserve">6</w:t>
+              <w:t xml:space="preserve">8</w:t>
             </w:r>
           </w:p>
         </w:tc>
@@ -21747,7 +21887,7 @@
                 <w:sz w:val="16"/>
                 <w:szCs w:val="16"/>
               </w:rPr>
-              <w:t xml:space="preserve">10</w:t>
+              <w:t xml:space="preserve">12</w:t>
             </w:r>
           </w:p>
         </w:tc>
@@ -22021,7 +22161,7 @@
                 <w:sz w:val="16"/>
                 <w:szCs w:val="16"/>
               </w:rPr>
-              <w:t xml:space="preserve">6</w:t>
+              <w:t xml:space="preserve">8</w:t>
             </w:r>
           </w:p>
         </w:tc>
@@ -22055,7 +22195,7 @@
                 <w:sz w:val="16"/>
                 <w:szCs w:val="16"/>
               </w:rPr>
-              <w:t xml:space="preserve">10</w:t>
+              <w:t xml:space="preserve">12</w:t>
             </w:r>
           </w:p>
         </w:tc>
@@ -22329,7 +22469,7 @@
                 <w:sz w:val="16"/>
                 <w:szCs w:val="16"/>
               </w:rPr>
-              <w:t xml:space="preserve">6</w:t>
+              <w:t xml:space="preserve">8</w:t>
             </w:r>
           </w:p>
         </w:tc>
@@ -22363,7 +22503,7 @@
                 <w:sz w:val="16"/>
                 <w:szCs w:val="16"/>
               </w:rPr>
-              <w:t xml:space="preserve">10</w:t>
+              <w:t xml:space="preserve">12</w:t>
             </w:r>
           </w:p>
         </w:tc>
@@ -22637,7 +22777,7 @@
                 <w:sz w:val="16"/>
                 <w:szCs w:val="16"/>
               </w:rPr>
-              <w:t xml:space="preserve">6</w:t>
+              <w:t xml:space="preserve">8</w:t>
             </w:r>
           </w:p>
         </w:tc>
@@ -22671,7 +22811,7 @@
                 <w:sz w:val="16"/>
                 <w:szCs w:val="16"/>
               </w:rPr>
-              <w:t xml:space="preserve">10</w:t>
+              <w:t xml:space="preserve">12</w:t>
             </w:r>
           </w:p>
         </w:tc>
@@ -22945,7 +23085,7 @@
                 <w:sz w:val="16"/>
                 <w:szCs w:val="16"/>
               </w:rPr>
-              <w:t xml:space="preserve">7</w:t>
+              <w:t xml:space="preserve">9</w:t>
             </w:r>
           </w:p>
         </w:tc>
@@ -22979,7 +23119,7 @@
                 <w:sz w:val="16"/>
                 <w:szCs w:val="16"/>
               </w:rPr>
-              <w:t xml:space="preserve">11</w:t>
+              <w:t xml:space="preserve">13</w:t>
             </w:r>
           </w:p>
         </w:tc>
@@ -23253,7 +23393,7 @@
                 <w:sz w:val="16"/>
                 <w:szCs w:val="16"/>
               </w:rPr>
-              <w:t xml:space="preserve">7</w:t>
+              <w:t xml:space="preserve">9</w:t>
             </w:r>
           </w:p>
         </w:tc>
@@ -23287,7 +23427,7 @@
                 <w:sz w:val="16"/>
                 <w:szCs w:val="16"/>
               </w:rPr>
-              <w:t xml:space="preserve">11</w:t>
+              <w:t xml:space="preserve">13</w:t>
             </w:r>
           </w:p>
         </w:tc>
@@ -23561,7 +23701,7 @@
                 <w:sz w:val="16"/>
                 <w:szCs w:val="16"/>
               </w:rPr>
-              <w:t xml:space="preserve">6</w:t>
+              <w:t xml:space="preserve">8</w:t>
             </w:r>
           </w:p>
         </w:tc>
@@ -23595,7 +23735,7 @@
                 <w:sz w:val="16"/>
                 <w:szCs w:val="16"/>
               </w:rPr>
-              <w:t xml:space="preserve">10</w:t>
+              <w:t xml:space="preserve">12</w:t>
             </w:r>
           </w:p>
         </w:tc>
@@ -23869,7 +24009,7 @@
                 <w:sz w:val="16"/>
                 <w:szCs w:val="16"/>
               </w:rPr>
-              <w:t xml:space="preserve">6</w:t>
+              <w:t xml:space="preserve">8</w:t>
             </w:r>
           </w:p>
         </w:tc>
@@ -23903,7 +24043,7 @@
                 <w:sz w:val="16"/>
                 <w:szCs w:val="16"/>
               </w:rPr>
-              <w:t xml:space="preserve">10</w:t>
+              <w:t xml:space="preserve">12</w:t>
             </w:r>
           </w:p>
         </w:tc>
@@ -24177,7 +24317,7 @@
                 <w:sz w:val="16"/>
                 <w:szCs w:val="16"/>
               </w:rPr>
-              <w:t xml:space="preserve">6</w:t>
+              <w:t xml:space="preserve">8</w:t>
             </w:r>
           </w:p>
         </w:tc>
@@ -24211,7 +24351,7 @@
                 <w:sz w:val="16"/>
                 <w:szCs w:val="16"/>
               </w:rPr>
-              <w:t xml:space="preserve">10</w:t>
+              <w:t xml:space="preserve">12</w:t>
             </w:r>
           </w:p>
         </w:tc>
@@ -24485,7 +24625,7 @@
                 <w:sz w:val="16"/>
                 <w:szCs w:val="16"/>
               </w:rPr>
-              <w:t xml:space="preserve">6</w:t>
+              <w:t xml:space="preserve">8</w:t>
             </w:r>
           </w:p>
         </w:tc>
@@ -24519,7 +24659,7 @@
                 <w:sz w:val="16"/>
                 <w:szCs w:val="16"/>
               </w:rPr>
-              <w:t xml:space="preserve">10</w:t>
+              <w:t xml:space="preserve">12</w:t>
             </w:r>
           </w:p>
         </w:tc>
@@ -24793,7 +24933,7 @@
                 <w:sz w:val="16"/>
                 <w:szCs w:val="16"/>
               </w:rPr>
-              <w:t xml:space="preserve">7</w:t>
+              <w:t xml:space="preserve">9</w:t>
             </w:r>
           </w:p>
         </w:tc>
@@ -24827,7 +24967,7 @@
                 <w:sz w:val="16"/>
                 <w:szCs w:val="16"/>
               </w:rPr>
-              <w:t xml:space="preserve">11</w:t>
+              <w:t xml:space="preserve">13</w:t>
             </w:r>
           </w:p>
         </w:tc>
@@ -25101,7 +25241,7 @@
                 <w:sz w:val="16"/>
                 <w:szCs w:val="16"/>
               </w:rPr>
-              <w:t xml:space="preserve">7</w:t>
+              <w:t xml:space="preserve">9</w:t>
             </w:r>
           </w:p>
         </w:tc>
@@ -25135,7 +25275,7 @@
                 <w:sz w:val="16"/>
                 <w:szCs w:val="16"/>
               </w:rPr>
-              <w:t xml:space="preserve">11</w:t>
+              <w:t xml:space="preserve">13</w:t>
             </w:r>
           </w:p>
         </w:tc>
@@ -25409,7 +25549,7 @@
                 <w:sz w:val="16"/>
                 <w:szCs w:val="16"/>
               </w:rPr>
-              <w:t xml:space="preserve">6</w:t>
+              <w:t xml:space="preserve">8</w:t>
             </w:r>
           </w:p>
         </w:tc>
@@ -25443,7 +25583,7 @@
                 <w:sz w:val="16"/>
                 <w:szCs w:val="16"/>
               </w:rPr>
-              <w:t xml:space="preserve">10</w:t>
+              <w:t xml:space="preserve">12</w:t>
             </w:r>
           </w:p>
         </w:tc>
@@ -25717,7 +25857,7 @@
                 <w:sz w:val="16"/>
                 <w:szCs w:val="16"/>
               </w:rPr>
-              <w:t xml:space="preserve">6</w:t>
+              <w:t xml:space="preserve">8</w:t>
             </w:r>
           </w:p>
         </w:tc>
@@ -25751,7 +25891,7 @@
                 <w:sz w:val="16"/>
                 <w:szCs w:val="16"/>
               </w:rPr>
-              <w:t xml:space="preserve">10</w:t>
+              <w:t xml:space="preserve">12</w:t>
             </w:r>
           </w:p>
         </w:tc>
@@ -26025,7 +26165,7 @@
                 <w:sz w:val="16"/>
                 <w:szCs w:val="16"/>
               </w:rPr>
-              <w:t xml:space="preserve">6</w:t>
+              <w:t xml:space="preserve">8</w:t>
             </w:r>
           </w:p>
         </w:tc>
@@ -26059,7 +26199,7 @@
                 <w:sz w:val="16"/>
                 <w:szCs w:val="16"/>
               </w:rPr>
-              <w:t xml:space="preserve">10</w:t>
+              <w:t xml:space="preserve">12</w:t>
             </w:r>
           </w:p>
         </w:tc>
@@ -26333,7 +26473,7 @@
                 <w:sz w:val="16"/>
                 <w:szCs w:val="16"/>
               </w:rPr>
-              <w:t xml:space="preserve">6</w:t>
+              <w:t xml:space="preserve">8</w:t>
             </w:r>
           </w:p>
         </w:tc>
@@ -26367,7 +26507,7 @@
                 <w:sz w:val="16"/>
                 <w:szCs w:val="16"/>
               </w:rPr>
-              <w:t xml:space="preserve">10</w:t>
+              <w:t xml:space="preserve">12</w:t>
             </w:r>
           </w:p>
         </w:tc>
@@ -26641,7 +26781,7 @@
                 <w:sz w:val="16"/>
                 <w:szCs w:val="16"/>
               </w:rPr>
-              <w:t xml:space="preserve">6</w:t>
+              <w:t xml:space="preserve">8</w:t>
             </w:r>
           </w:p>
         </w:tc>
@@ -26675,7 +26815,7 @@
                 <w:sz w:val="16"/>
                 <w:szCs w:val="16"/>
               </w:rPr>
-              <w:t xml:space="preserve">10</w:t>
+              <w:t xml:space="preserve">12</w:t>
             </w:r>
           </w:p>
         </w:tc>
@@ -27257,7 +27397,7 @@
                 <w:sz w:val="16"/>
                 <w:szCs w:val="16"/>
               </w:rPr>
-              <w:t xml:space="preserve">6</w:t>
+              <w:t xml:space="preserve">8</w:t>
             </w:r>
           </w:p>
         </w:tc>
@@ -27291,7 +27431,7 @@
                 <w:sz w:val="16"/>
                 <w:szCs w:val="16"/>
               </w:rPr>
-              <w:t xml:space="preserve">10</w:t>
+              <w:t xml:space="preserve">12</w:t>
             </w:r>
           </w:p>
         </w:tc>
@@ -27565,7 +27705,7 @@
                 <w:sz w:val="16"/>
                 <w:szCs w:val="16"/>
               </w:rPr>
-              <w:t xml:space="preserve">6</w:t>
+              <w:t xml:space="preserve">8</w:t>
             </w:r>
           </w:p>
         </w:tc>
@@ -27599,7 +27739,7 @@
                 <w:sz w:val="16"/>
                 <w:szCs w:val="16"/>
               </w:rPr>
-              <w:t xml:space="preserve">10</w:t>
+              <w:t xml:space="preserve">12</w:t>
             </w:r>
           </w:p>
         </w:tc>
@@ -27873,7 +28013,7 @@
                 <w:sz w:val="16"/>
                 <w:szCs w:val="16"/>
               </w:rPr>
-              <w:t xml:space="preserve">6</w:t>
+              <w:t xml:space="preserve">8</w:t>
             </w:r>
           </w:p>
         </w:tc>
@@ -27907,7 +28047,7 @@
                 <w:sz w:val="16"/>
                 <w:szCs w:val="16"/>
               </w:rPr>
-              <w:t xml:space="preserve">10</w:t>
+              <w:t xml:space="preserve">12</w:t>
             </w:r>
           </w:p>
         </w:tc>
@@ -28181,7 +28321,7 @@
                 <w:sz w:val="16"/>
                 <w:szCs w:val="16"/>
               </w:rPr>
-              <w:t xml:space="preserve">6</w:t>
+              <w:t xml:space="preserve">8</w:t>
             </w:r>
           </w:p>
         </w:tc>
@@ -28215,7 +28355,7 @@
                 <w:sz w:val="16"/>
                 <w:szCs w:val="16"/>
               </w:rPr>
-              <w:t xml:space="preserve">10</w:t>
+              <w:t xml:space="preserve">12</w:t>
             </w:r>
           </w:p>
         </w:tc>
@@ -28489,7 +28629,7 @@
                 <w:sz w:val="16"/>
                 <w:szCs w:val="16"/>
               </w:rPr>
-              <w:t xml:space="preserve">6</w:t>
+              <w:t xml:space="preserve">8</w:t>
             </w:r>
           </w:p>
         </w:tc>
@@ -28523,7 +28663,7 @@
                 <w:sz w:val="16"/>
                 <w:szCs w:val="16"/>
               </w:rPr>
-              <w:t xml:space="preserve">10</w:t>
+              <w:t xml:space="preserve">12</w:t>
             </w:r>
           </w:p>
         </w:tc>
@@ -28797,7 +28937,7 @@
                 <w:sz w:val="16"/>
                 <w:szCs w:val="16"/>
               </w:rPr>
-              <w:t xml:space="preserve">6</w:t>
+              <w:t xml:space="preserve">8</w:t>
             </w:r>
           </w:p>
         </w:tc>
@@ -28831,7 +28971,7 @@
                 <w:sz w:val="16"/>
                 <w:szCs w:val="16"/>
               </w:rPr>
-              <w:t xml:space="preserve">10</w:t>
+              <w:t xml:space="preserve">12</w:t>
             </w:r>
           </w:p>
         </w:tc>
@@ -29105,7 +29245,7 @@
                 <w:sz w:val="16"/>
                 <w:szCs w:val="16"/>
               </w:rPr>
-              <w:t xml:space="preserve">9</w:t>
+              <w:t xml:space="preserve">11</w:t>
             </w:r>
           </w:p>
         </w:tc>
@@ -29139,7 +29279,7 @@
                 <w:sz w:val="16"/>
                 <w:szCs w:val="16"/>
               </w:rPr>
-              <w:t xml:space="preserve">13</w:t>
+              <w:t xml:space="preserve">15</w:t>
             </w:r>
           </w:p>
         </w:tc>
@@ -29413,7 +29553,7 @@
                 <w:sz w:val="16"/>
                 <w:szCs w:val="16"/>
               </w:rPr>
-              <w:t xml:space="preserve">9</w:t>
+              <w:t xml:space="preserve">11</w:t>
             </w:r>
           </w:p>
         </w:tc>
@@ -29447,7 +29587,7 @@
                 <w:sz w:val="16"/>
                 <w:szCs w:val="16"/>
               </w:rPr>
-              <w:t xml:space="preserve">13</w:t>
+              <w:t xml:space="preserve">15</w:t>
             </w:r>
           </w:p>
         </w:tc>
@@ -29721,7 +29861,7 @@
                 <w:sz w:val="16"/>
                 <w:szCs w:val="16"/>
               </w:rPr>
-              <w:t xml:space="preserve">6</w:t>
+              <w:t xml:space="preserve">8</w:t>
             </w:r>
           </w:p>
         </w:tc>
@@ -29755,7 +29895,7 @@
                 <w:sz w:val="16"/>
                 <w:szCs w:val="16"/>
               </w:rPr>
-              <w:t xml:space="preserve">10</w:t>
+              <w:t xml:space="preserve">12</w:t>
             </w:r>
           </w:p>
         </w:tc>
@@ -30029,7 +30169,7 @@
                 <w:sz w:val="16"/>
                 <w:szCs w:val="16"/>
               </w:rPr>
-              <w:t xml:space="preserve">6</w:t>
+              <w:t xml:space="preserve">8</w:t>
             </w:r>
           </w:p>
         </w:tc>
@@ -30063,7 +30203,7 @@
                 <w:sz w:val="16"/>
                 <w:szCs w:val="16"/>
               </w:rPr>
-              <w:t xml:space="preserve">10</w:t>
+              <w:t xml:space="preserve">12</w:t>
             </w:r>
           </w:p>
         </w:tc>
@@ -30337,7 +30477,7 @@
                 <w:sz w:val="16"/>
                 <w:szCs w:val="16"/>
               </w:rPr>
-              <w:t xml:space="preserve">6</w:t>
+              <w:t xml:space="preserve">8</w:t>
             </w:r>
           </w:p>
         </w:tc>
@@ -30371,7 +30511,7 @@
                 <w:sz w:val="16"/>
                 <w:szCs w:val="16"/>
               </w:rPr>
-              <w:t xml:space="preserve">10</w:t>
+              <w:t xml:space="preserve">12</w:t>
             </w:r>
           </w:p>
         </w:tc>
@@ -30645,7 +30785,7 @@
                 <w:sz w:val="16"/>
                 <w:szCs w:val="16"/>
               </w:rPr>
-              <w:t xml:space="preserve">6</w:t>
+              <w:t xml:space="preserve">8</w:t>
             </w:r>
           </w:p>
         </w:tc>
@@ -30679,7 +30819,7 @@
                 <w:sz w:val="16"/>
                 <w:szCs w:val="16"/>
               </w:rPr>
-              <w:t xml:space="preserve">10</w:t>
+              <w:t xml:space="preserve">12</w:t>
             </w:r>
           </w:p>
         </w:tc>
@@ -30953,7 +31093,7 @@
                 <w:sz w:val="16"/>
                 <w:szCs w:val="16"/>
               </w:rPr>
-              <w:t xml:space="preserve">9</w:t>
+              <w:t xml:space="preserve">11</w:t>
             </w:r>
           </w:p>
         </w:tc>
@@ -30987,7 +31127,7 @@
                 <w:sz w:val="16"/>
                 <w:szCs w:val="16"/>
               </w:rPr>
-              <w:t xml:space="preserve">13</w:t>
+              <w:t xml:space="preserve">15</w:t>
             </w:r>
           </w:p>
         </w:tc>
@@ -31261,7 +31401,7 @@
                 <w:sz w:val="16"/>
                 <w:szCs w:val="16"/>
               </w:rPr>
-              <w:t xml:space="preserve">9</w:t>
+              <w:t xml:space="preserve">11</w:t>
             </w:r>
           </w:p>
         </w:tc>
@@ -31295,7 +31435,7 @@
                 <w:sz w:val="16"/>
                 <w:szCs w:val="16"/>
               </w:rPr>
-              <w:t xml:space="preserve">13</w:t>
+              <w:t xml:space="preserve">15</w:t>
             </w:r>
           </w:p>
         </w:tc>
@@ -31569,7 +31709,7 @@
                 <w:sz w:val="16"/>
                 <w:szCs w:val="16"/>
               </w:rPr>
-              <w:t xml:space="preserve">6</w:t>
+              <w:t xml:space="preserve">8</w:t>
             </w:r>
           </w:p>
         </w:tc>
@@ -31603,7 +31743,7 @@
                 <w:sz w:val="16"/>
                 <w:szCs w:val="16"/>
               </w:rPr>
-              <w:t xml:space="preserve">10</w:t>
+              <w:t xml:space="preserve">12</w:t>
             </w:r>
           </w:p>
         </w:tc>
@@ -31877,7 +32017,7 @@
                 <w:sz w:val="16"/>
                 <w:szCs w:val="16"/>
               </w:rPr>
-              <w:t xml:space="preserve">6</w:t>
+              <w:t xml:space="preserve">8</w:t>
             </w:r>
           </w:p>
         </w:tc>
@@ -31911,7 +32051,7 @@
                 <w:sz w:val="16"/>
                 <w:szCs w:val="16"/>
               </w:rPr>
-              <w:t xml:space="preserve">10</w:t>
+              <w:t xml:space="preserve">12</w:t>
             </w:r>
           </w:p>
         </w:tc>
@@ -32185,7 +32325,7 @@
                 <w:sz w:val="16"/>
                 <w:szCs w:val="16"/>
               </w:rPr>
-              <w:t xml:space="preserve">6</w:t>
+              <w:t xml:space="preserve">8</w:t>
             </w:r>
           </w:p>
         </w:tc>
@@ -32219,7 +32359,7 @@
                 <w:sz w:val="16"/>
                 <w:szCs w:val="16"/>
               </w:rPr>
-              <w:t xml:space="preserve">10</w:t>
+              <w:t xml:space="preserve">12</w:t>
             </w:r>
           </w:p>
         </w:tc>
@@ -32493,7 +32633,7 @@
                 <w:sz w:val="16"/>
                 <w:szCs w:val="16"/>
               </w:rPr>
-              <w:t xml:space="preserve">6</w:t>
+              <w:t xml:space="preserve">8</w:t>
             </w:r>
           </w:p>
         </w:tc>
@@ -32527,7 +32667,7 @@
                 <w:sz w:val="16"/>
                 <w:szCs w:val="16"/>
               </w:rPr>
-              <w:t xml:space="preserve">10</w:t>
+              <w:t xml:space="preserve">12</w:t>
             </w:r>
           </w:p>
         </w:tc>
@@ -32801,7 +32941,7 @@
                 <w:sz w:val="16"/>
                 <w:szCs w:val="16"/>
               </w:rPr>
-              <w:t xml:space="preserve">6</w:t>
+              <w:t xml:space="preserve">8</w:t>
             </w:r>
           </w:p>
         </w:tc>
@@ -32835,7 +32975,7 @@
                 <w:sz w:val="16"/>
                 <w:szCs w:val="16"/>
               </w:rPr>
-              <w:t xml:space="preserve">10</w:t>
+              <w:t xml:space="preserve">12</w:t>
             </w:r>
           </w:p>
         </w:tc>
@@ -33109,7 +33249,7 @@
                 <w:sz w:val="16"/>
                 <w:szCs w:val="16"/>
               </w:rPr>
-              <w:t xml:space="preserve">6</w:t>
+              <w:t xml:space="preserve">8</w:t>
             </w:r>
           </w:p>
         </w:tc>
@@ -33143,7 +33283,7 @@
                 <w:sz w:val="16"/>
                 <w:szCs w:val="16"/>
               </w:rPr>
-              <w:t xml:space="preserve">10</w:t>
+              <w:t xml:space="preserve">12</w:t>
             </w:r>
           </w:p>
         </w:tc>
@@ -33425,7 +33565,7 @@
                 <w:sz w:val="16"/>
                 <w:szCs w:val="16"/>
               </w:rPr>
-              <w:t xml:space="preserve">248</w:t>
+              <w:t xml:space="preserve">325</w:t>
             </w:r>
           </w:p>
         </w:tc>
@@ -33460,7 +33600,7 @@
                 <w:sz w:val="16"/>
                 <w:szCs w:val="16"/>
               </w:rPr>
-              <w:t xml:space="preserve">408</w:t>
+              <w:t xml:space="preserve">485</w:t>
             </w:r>
           </w:p>
         </w:tc>
@@ -33696,7 +33836,7 @@
                 <w:sz w:val="18"/>
                 <w:szCs w:val="18"/>
               </w:rPr>
-              <w:t xml:space="preserve">Endereços com muita / pouca saída. Alto giro na frente do operador (prédios 001-010), com as esteiras passando por dentro entre os andares 3 e 4; baixo giro no corredor atrás do operador.</w:t>
+              <w:t xml:space="preserve">Endereços com muita / pouca saída. Alto giro na frente do operador (prédios 001-010), com a esteira de transporte passando por dentro entre os andares 3 e 4; baixo giro no corredor atrás do operador.</w:t>
             </w:r>
           </w:p>
         </w:tc>
@@ -33828,7 +33968,7 @@
                 <w:sz w:val="18"/>
                 <w:szCs w:val="18"/>
               </w:rPr>
-              <w:t xml:space="preserve">Esteira paralela à de transporte (≈ 20 cm entre elas), dentro do alto giro, onde a bacia fica durante a separação.</w:t>
+              <w:t xml:space="preserve">Esteira aberta na frente do alto giro, ≈ 20 cm da de transporte, onde a bacia fica durante a separação.</w:t>
             </w:r>
           </w:p>
         </w:tc>

--- a/projeto/entregaveis/Arquitetura_PTL_Documento_Tecnico.docx
+++ b/projeto/entregaveis/Arquitetura_PTL_Documento_Tecnico.docx
@@ -4,23 +4,23 @@
   <w:body>
     <w:p>
       <w:pPr>
-        <w:spacing w:before="2400"/>
+        <w:spacing w:after="120" w:before="2600"/>
       </w:pPr>
       <w:r>
         <w:rPr>
           <w:rFonts w:ascii="Arial" w:cs="Arial" w:eastAsia="Arial" w:hAnsi="Arial"/>
           <w:b/>
           <w:bCs/>
-          <w:color w:val="F2A33A"/>
-          <w:sz w:val="24"/>
-          <w:szCs w:val="24"/>
+          <w:color w:val="5B6675"/>
+          <w:sz w:val="30"/>
+          <w:szCs w:val="30"/>
         </w:rPr>
-        <w:t xml:space="preserve">PROJETO PICK-TO-LIGHT</w:t>
+        <w:t xml:space="preserve">Projeto Pick-to-Light</w:t>
       </w:r>
     </w:p>
     <w:p>
       <w:pPr>
-        <w:spacing w:after="120" w:before="120"/>
+        <w:spacing w:after="120"/>
       </w:pPr>
       <w:r>
         <w:rPr>
@@ -28,24 +28,24 @@
           <w:b/>
           <w:bCs/>
           <w:color w:val="1F3864"/>
-          <w:sz w:val="56"/>
-          <w:szCs w:val="56"/>
+          <w:sz w:val="52"/>
+          <w:szCs w:val="52"/>
         </w:rPr>
         <w:t xml:space="preserve">Documento de Arquitetura</w:t>
       </w:r>
     </w:p>
     <w:p>
       <w:pPr>
-        <w:spacing w:after="600"/>
+        <w:spacing w:after="700"/>
       </w:pPr>
       <w:r>
         <w:rPr>
           <w:rFonts w:ascii="Arial" w:cs="Arial" w:eastAsia="Arial" w:hAnsi="Arial"/>
           <w:color w:val="5B6675"/>
-          <w:sz w:val="28"/>
-          <w:szCs w:val="28"/>
+          <w:sz w:val="26"/>
+          <w:szCs w:val="26"/>
         </w:rPr>
-        <w:t xml:space="preserve">Separação guiada por luz no flow rack — Medicamento e Perfumaria</w:t>
+        <w:t xml:space="preserve">Separação por luz nas estações de flow rack de Medicamento e Perfumaria</w:t>
       </w:r>
     </w:p>
     <w:tbl>
@@ -134,7 +134,7 @@
                 <w:sz w:val="18"/>
                 <w:szCs w:val="18"/>
               </w:rPr>
-              <w:t xml:space="preserve">Conteúdo</w:t>
+              <w:t xml:space="preserve">Descrição</w:t>
             </w:r>
           </w:p>
         </w:tc>
@@ -200,21 +200,21 @@
                 <w:sz w:val="18"/>
                 <w:szCs w:val="18"/>
               </w:rPr>
-              <w:t xml:space="preserve">A — Coletor de dados + concentrador + displays</w:t>
-            </w:r>
-          </w:p>
-          <w:p>
-            <w:pPr>
-              <w:jc w:val="left"/>
-            </w:pPr>
-            <w:r>
-              <w:rPr>
-                <w:rFonts w:ascii="Arial" w:cs="Arial" w:eastAsia="Arial" w:hAnsi="Arial"/>
-                <w:color w:val="1C2430"/>
-                <w:sz w:val="18"/>
-                <w:szCs w:val="18"/>
-              </w:rPr>
-              <w:t xml:space="preserve">B — Identificação por RFID + concentrador + displays</w:t>
+              <w:t xml:space="preserve">A: coletor de dados, concentrador e displays</w:t>
+            </w:r>
+          </w:p>
+          <w:p>
+            <w:pPr>
+              <w:jc w:val="left"/>
+            </w:pPr>
+            <w:r>
+              <w:rPr>
+                <w:rFonts w:ascii="Arial" w:cs="Arial" w:eastAsia="Arial" w:hAnsi="Arial"/>
+                <w:color w:val="1C2430"/>
+                <w:sz w:val="18"/>
+                <w:szCs w:val="18"/>
+              </w:rPr>
+              <w:t xml:space="preserve">B: identificação por RFID, concentrador e displays</w:t>
             </w:r>
           </w:p>
         </w:tc>
@@ -280,7 +280,7 @@
                 <w:sz w:val="18"/>
                 <w:szCs w:val="18"/>
               </w:rPr>
-              <w:t xml:space="preserve">40 estações (20 Medicamento, ruas 03-22; 20 Perfumaria, ruas 26-45) — 7.981 endereços</w:t>
+              <w:t xml:space="preserve">40 estações (20 de Medicamento, ruas 03 a 22, e 20 de Perfumaria, ruas 26 a 45), 7.981 endereços</w:t>
             </w:r>
           </w:p>
         </w:tc>
@@ -314,7 +314,7 @@
                 <w:sz w:val="18"/>
                 <w:szCs w:val="18"/>
               </w:rPr>
-              <w:t xml:space="preserve">Piloto proposto</w:t>
+              <w:t xml:space="preserve">Piloto</w:t>
             </w:r>
           </w:p>
         </w:tc>
@@ -346,7 +346,7 @@
                 <w:sz w:val="18"/>
                 <w:szCs w:val="18"/>
               </w:rPr>
-              <w:t xml:space="preserve">Estação 05 (Medicamento, comum) e Estação 27 (Perfumaria, comum)</w:t>
+              <w:t xml:space="preserve">Estações 05 (Medicamento) e 27 (Perfumaria)</w:t>
             </w:r>
           </w:p>
         </w:tc>
@@ -380,7 +380,7 @@
                 <w:sz w:val="18"/>
                 <w:szCs w:val="18"/>
               </w:rPr>
-              <w:t xml:space="preserve">Documentos relacionados</w:t>
+              <w:t xml:space="preserve">Material de apoio</w:t>
             </w:r>
           </w:p>
         </w:tc>
@@ -412,7 +412,7 @@
                 <w:sz w:val="18"/>
                 <w:szCs w:val="18"/>
               </w:rPr>
-              <w:t xml:space="preserve">Orcamento_PTL.xlsx · Apresentacao_PTL.pptx · Simulador 3D (repositório picking_to_light)</w:t>
+              <w:t xml:space="preserve">Orcamento_PTL.xlsx, Apresentacao_PTL.pptx e simulador 3D (repositório picking_to_light)</w:t>
             </w:r>
           </w:p>
         </w:tc>
@@ -478,7 +478,73 @@
                 <w:sz w:val="18"/>
                 <w:szCs w:val="18"/>
               </w:rPr>
-              <w:t xml:space="preserve">1.0 — 23/10/2026 — rascunho para revisão (TI, arquitetura e diretoria)</w:t>
+              <w:t xml:space="preserve">1.1, de 26/10/2026, em revisão pela TI, arquitetura de software e diretoria</w:t>
+            </w:r>
+          </w:p>
+        </w:tc>
+      </w:tr>
+      <w:tr>
+        <w:tc>
+          <w:tcPr>
+            <w:tcW w:type="dxa" w:w="2410"/>
+            <w:tcBorders>
+              <w:top w:val="single" w:color="BFC7D2" w:sz="4"/>
+              <w:left w:val="single" w:color="BFC7D2" w:sz="4"/>
+              <w:bottom w:val="single" w:color="BFC7D2" w:sz="4"/>
+              <w:right w:val="single" w:color="BFC7D2" w:sz="4"/>
+            </w:tcBorders>
+            <w:tcMar>
+              <w:top w:type="dxa" w:w="60"/>
+              <w:left w:type="dxa" w:w="100"/>
+              <w:bottom w:type="dxa" w:w="60"/>
+              <w:right w:type="dxa" w:w="100"/>
+            </w:tcMar>
+            <w:vAlign w:val="center"/>
+          </w:tcPr>
+          <w:p>
+            <w:pPr>
+              <w:jc w:val="left"/>
+            </w:pPr>
+            <w:r>
+              <w:rPr>
+                <w:rFonts w:ascii="Arial" w:cs="Arial" w:eastAsia="Arial" w:hAnsi="Arial"/>
+                <w:color w:val="1C2430"/>
+                <w:sz w:val="18"/>
+                <w:szCs w:val="18"/>
+              </w:rPr>
+              <w:t xml:space="preserve">Elaboração</w:t>
+            </w:r>
+          </w:p>
+        </w:tc>
+        <w:tc>
+          <w:tcPr>
+            <w:tcW w:type="dxa" w:w="7228"/>
+            <w:tcBorders>
+              <w:top w:val="single" w:color="BFC7D2" w:sz="4"/>
+              <w:left w:val="single" w:color="BFC7D2" w:sz="4"/>
+              <w:bottom w:val="single" w:color="BFC7D2" w:sz="4"/>
+              <w:right w:val="single" w:color="BFC7D2" w:sz="4"/>
+            </w:tcBorders>
+            <w:tcMar>
+              <w:top w:type="dxa" w:w="60"/>
+              <w:left w:type="dxa" w:w="100"/>
+              <w:bottom w:type="dxa" w:w="60"/>
+              <w:right w:type="dxa" w:w="100"/>
+            </w:tcMar>
+            <w:vAlign w:val="center"/>
+          </w:tcPr>
+          <w:p>
+            <w:pPr>
+              <w:jc w:val="left"/>
+            </w:pPr>
+            <w:r>
+              <w:rPr>
+                <w:rFonts w:ascii="Arial" w:cs="Arial" w:eastAsia="Arial" w:hAnsi="Arial"/>
+                <w:color w:val="1C2430"/>
+                <w:sz w:val="18"/>
+                <w:szCs w:val="18"/>
+              </w:rPr>
+              <w:t xml:space="preserve">Equipe de TI</w:t>
             </w:r>
           </w:p>
         </w:tc>
@@ -537,7 +603,7 @@
           <w:sz w:val="18"/>
           <w:szCs w:val="18"/>
         </w:rPr>
-        <w:t xml:space="preserve">Para atualizar o sumário no Word: clique com o botão direito sobre ele e escolha "Atualizar campo".</w:t>
+        <w:t xml:space="preserve">Se o sumário aparecer vazio, clique nele com o botão direito e escolha "Atualizar campo".</w:t>
       </w:r>
     </w:p>
     <w:p>
@@ -564,72 +630,10 @@
       <w:r>
         <w:rPr>
           <w:rFonts w:ascii="Arial" w:cs="Arial" w:eastAsia="Arial" w:hAnsi="Arial"/>
-          <w:b w:val="false"/>
-          <w:bCs w:val="false"/>
           <w:sz w:val="21"/>
           <w:szCs w:val="21"/>
         </w:rPr>
-        <w:t xml:space="preserve">O projeto substitui a busca visual do endereço pelo operador por </w:t>
-      </w:r>
-      <w:r>
-        <w:rPr>
-          <w:rFonts w:ascii="Arial" w:cs="Arial" w:eastAsia="Arial" w:hAnsi="Arial"/>
-          <w:b/>
-          <w:bCs/>
-          <w:sz w:val="21"/>
-          <w:szCs w:val="21"/>
-        </w:rPr>
-        <w:t xml:space="preserve">separação guiada por luz</w:t>
-      </w:r>
-      <w:r>
-        <w:rPr>
-          <w:rFonts w:ascii="Arial" w:cs="Arial" w:eastAsia="Arial" w:hAnsi="Arial"/>
-          <w:b w:val="false"/>
-          <w:bCs w:val="false"/>
-          <w:sz w:val="21"/>
-          <w:szCs w:val="21"/>
-        </w:rPr>
-        <w:t xml:space="preserve"> (pick-to-light): ao ler a etiqueta da caixa, os displays dos endereços com itens daquela caixa acendem com a </w:t>
-      </w:r>
-      <w:r>
-        <w:rPr>
-          <w:rFonts w:ascii="Arial" w:cs="Arial" w:eastAsia="Arial" w:hAnsi="Arial"/>
-          <w:b/>
-          <w:bCs/>
-          <w:sz w:val="21"/>
-          <w:szCs w:val="21"/>
-        </w:rPr>
-        <w:t xml:space="preserve">quantidade</w:t>
-      </w:r>
-      <w:r>
-        <w:rPr>
-          <w:rFonts w:ascii="Arial" w:cs="Arial" w:eastAsia="Arial" w:hAnsi="Arial"/>
-          <w:b w:val="false"/>
-          <w:bCs w:val="false"/>
-          <w:sz w:val="21"/>
-          <w:szCs w:val="21"/>
-        </w:rPr>
-        <w:t xml:space="preserve"> a pegar; o operador pega, confirma no botão e o display apaga. O objetivo é reduzir o tempo por caixa e os erros de separação na linha, que hoje movimenta cerca de </w:t>
-      </w:r>
-      <w:r>
-        <w:rPr>
-          <w:rFonts w:ascii="Arial" w:cs="Arial" w:eastAsia="Arial" w:hAnsi="Arial"/>
-          <w:b/>
-          <w:bCs/>
-          <w:sz w:val="21"/>
-          <w:szCs w:val="21"/>
-        </w:rPr>
-        <w:t xml:space="preserve">3.000 volumes e 250 a 270 mil produtos por dia</w:t>
-      </w:r>
-      <w:r>
-        <w:rPr>
-          <w:rFonts w:ascii="Arial" w:cs="Arial" w:eastAsia="Arial" w:hAnsi="Arial"/>
-          <w:b w:val="false"/>
-          <w:bCs w:val="false"/>
-          <w:sz w:val="21"/>
-          <w:szCs w:val="21"/>
-        </w:rPr>
-        <w:t xml:space="preserve">.</w:t>
+        <w:t xml:space="preserve">Hoje o operador procura cada endereço na estante e confere a quantidade na tela. Com o pick-to-light, a leitura da etiqueta da caixa acende os displays dos endereços que têm itens daquela caixa, já com a quantidade. O operador pega, aperta o botão do display e passa ao próximo. O objetivo é reduzir o tempo por caixa e os erros de separação em uma linha que movimenta cerca de 3.000 volumes e 250 a 270 mil produtos por dia.</w:t>
       </w:r>
     </w:p>
     <w:p>
@@ -641,7 +645,7 @@
         <w:rPr>
           <w:rFonts w:ascii="Arial" w:cs="Arial" w:eastAsia="Arial" w:hAnsi="Arial"/>
         </w:rPr>
-        <w:t xml:space="preserve">1.1 Dentro do escopo</w:t>
+        <w:t xml:space="preserve">1.1 O que está no escopo</w:t>
       </w:r>
     </w:p>
     <w:p>
@@ -661,47 +665,7 @@
           <w:sz w:val="21"/>
           <w:szCs w:val="21"/>
         </w:rPr>
-        <w:t xml:space="preserve">Duas arquiteturas de identificação da caixa: </w:t>
-      </w:r>
-      <w:r>
-        <w:rPr>
-          <w:rFonts w:ascii="Arial" w:cs="Arial" w:eastAsia="Arial" w:hAnsi="Arial"/>
-          <w:b/>
-          <w:bCs/>
-          <w:sz w:val="21"/>
-          <w:szCs w:val="21"/>
-        </w:rPr>
-        <w:t xml:space="preserve">A — coletor de dados</w:t>
-      </w:r>
-      <w:r>
-        <w:rPr>
-          <w:rFonts w:ascii="Arial" w:cs="Arial" w:eastAsia="Arial" w:hAnsi="Arial"/>
-          <w:b w:val="false"/>
-          <w:bCs w:val="false"/>
-          <w:sz w:val="21"/>
-          <w:szCs w:val="21"/>
-        </w:rPr>
-        <w:t xml:space="preserve"> (MovFast Android, já existente) e </w:t>
-      </w:r>
-      <w:r>
-        <w:rPr>
-          <w:rFonts w:ascii="Arial" w:cs="Arial" w:eastAsia="Arial" w:hAnsi="Arial"/>
-          <w:b/>
-          <w:bCs/>
-          <w:sz w:val="21"/>
-          <w:szCs w:val="21"/>
-        </w:rPr>
-        <w:t xml:space="preserve">B — RFID</w:t>
-      </w:r>
-      <w:r>
-        <w:rPr>
-          <w:rFonts w:ascii="Arial" w:cs="Arial" w:eastAsia="Arial" w:hAnsi="Arial"/>
-          <w:b w:val="false"/>
-          <w:bCs w:val="false"/>
-          <w:sz w:val="21"/>
-          <w:szCs w:val="21"/>
-        </w:rPr>
-        <w:t xml:space="preserve"> (tag fixa na caixa retornável).</w:t>
+        <w:t xml:space="preserve">Duas formas de identificar a caixa: pelo coletor de dados MovFast que já usamos (Arquitetura A) ou por uma tag RFID fixa na caixa retornável (Arquitetura B).</w:t>
       </w:r>
     </w:p>
     <w:p>
@@ -721,7 +685,7 @@
           <w:sz w:val="21"/>
           <w:szCs w:val="21"/>
         </w:rPr>
-        <w:t xml:space="preserve">Infraestrutura de displays comum às duas: concentrador por estação, displays de quantidade no alto giro, displays de endereço + quantidade nos andares 4-5 do alto giro e nas zonas de baixo giro.</w:t>
+        <w:t xml:space="preserve">A parte de displays é a mesma nas duas: um concentrador por estação, displays de quantidade no alto giro e displays de endereço e quantidade nos andares 4 e 5 do alto giro e nas zonas do baixo giro.</w:t>
       </w:r>
     </w:p>
     <w:p>
@@ -741,7 +705,7 @@
           <w:sz w:val="21"/>
           <w:szCs w:val="21"/>
         </w:rPr>
-        <w:t xml:space="preserve">Serviço PTL (servidor) integrado ao Sybase ASE e à API do sistema BHT, com painel de monitoramento para gestão e TI.</w:t>
+        <w:t xml:space="preserve">Um serviço no servidor (Serviço PTL) ligado ao Sybase e à API do sistema BHT, com um painel de acompanhamento para a gestão e para a TI.</w:t>
       </w:r>
     </w:p>
     <w:p>
@@ -761,47 +725,7 @@
           <w:sz w:val="21"/>
           <w:szCs w:val="21"/>
         </w:rPr>
-        <w:t xml:space="preserve">Dois caminhos de produção: </w:t>
-      </w:r>
-      <w:r>
-        <w:rPr>
-          <w:rFonts w:ascii="Arial" w:cs="Arial" w:eastAsia="Arial" w:hAnsi="Arial"/>
-          <w:b/>
-          <w:bCs/>
-          <w:sz w:val="21"/>
-          <w:szCs w:val="21"/>
-        </w:rPr>
-        <w:t xml:space="preserve">interna</w:t>
-      </w:r>
-      <w:r>
-        <w:rPr>
-          <w:rFonts w:ascii="Arial" w:cs="Arial" w:eastAsia="Arial" w:hAnsi="Arial"/>
-          <w:b w:val="false"/>
-          <w:bCs w:val="false"/>
-          <w:sz w:val="21"/>
-          <w:szCs w:val="21"/>
-        </w:rPr>
-        <w:t xml:space="preserve"> (equipe própria) e </w:t>
-      </w:r>
-      <w:r>
-        <w:rPr>
-          <w:rFonts w:ascii="Arial" w:cs="Arial" w:eastAsia="Arial" w:hAnsi="Arial"/>
-          <w:b/>
-          <w:bCs/>
-          <w:sz w:val="21"/>
-          <w:szCs w:val="21"/>
-        </w:rPr>
-        <w:t xml:space="preserve">terceiros</w:t>
-      </w:r>
-      <w:r>
-        <w:rPr>
-          <w:rFonts w:ascii="Arial" w:cs="Arial" w:eastAsia="Arial" w:hAnsi="Arial"/>
-          <w:b w:val="false"/>
-          <w:bCs w:val="false"/>
-          <w:sz w:val="21"/>
-          <w:szCs w:val="21"/>
-        </w:rPr>
-        <w:t xml:space="preserve"> (placas montadas por fábrica ou sistema comercial importado).</w:t>
+        <w:t xml:space="preserve">Comparação entre fazer os módulos internamente e comprar de terceiros.</w:t>
       </w:r>
     </w:p>
     <w:p>
@@ -821,47 +745,7 @@
           <w:sz w:val="21"/>
           <w:szCs w:val="21"/>
         </w:rPr>
-        <w:t xml:space="preserve">Orçamento do </w:t>
-      </w:r>
-      <w:r>
-        <w:rPr>
-          <w:rFonts w:ascii="Arial" w:cs="Arial" w:eastAsia="Arial" w:hAnsi="Arial"/>
-          <w:b/>
-          <w:bCs/>
-          <w:sz w:val="21"/>
-          <w:szCs w:val="21"/>
-        </w:rPr>
-        <w:t xml:space="preserve">piloto</w:t>
-      </w:r>
-      <w:r>
-        <w:rPr>
-          <w:rFonts w:ascii="Arial" w:cs="Arial" w:eastAsia="Arial" w:hAnsi="Arial"/>
-          <w:b w:val="false"/>
-          <w:bCs w:val="false"/>
-          <w:sz w:val="21"/>
-          <w:szCs w:val="21"/>
-        </w:rPr>
-        <w:t xml:space="preserve"> (estações 05 e 27) e da </w:t>
-      </w:r>
-      <w:r>
-        <w:rPr>
-          <w:rFonts w:ascii="Arial" w:cs="Arial" w:eastAsia="Arial" w:hAnsi="Arial"/>
-          <w:b/>
-          <w:bCs/>
-          <w:sz w:val="21"/>
-          <w:szCs w:val="21"/>
-        </w:rPr>
-        <w:t xml:space="preserve">operação completa</w:t>
-      </w:r>
-      <w:r>
-        <w:rPr>
-          <w:rFonts w:ascii="Arial" w:cs="Arial" w:eastAsia="Arial" w:hAnsi="Arial"/>
-          <w:b w:val="false"/>
-          <w:bCs w:val="false"/>
-          <w:sz w:val="21"/>
-          <w:szCs w:val="21"/>
-        </w:rPr>
-        <w:t xml:space="preserve"> (40 estações), em 12 V e 5 V.</w:t>
+        <w:t xml:space="preserve">Orçamento do piloto (estações 05 e 27) e da operação completa (40 estações), em 12 V e em 5 V.</w:t>
       </w:r>
     </w:p>
     <w:p>
@@ -881,7 +765,7 @@
           <w:sz w:val="21"/>
           <w:szCs w:val="21"/>
         </w:rPr>
-        <w:t xml:space="preserve">Simulador 3D de uma estação completa (alto giro, área de espera e corredor do baixo giro, com as vizinhas) para demonstração.</w:t>
+        <w:t xml:space="preserve">Simulador 3D de uma estação, usado na apresentação.</w:t>
       </w:r>
     </w:p>
     <w:p>
@@ -893,7 +777,7 @@
         <w:rPr>
           <w:rFonts w:ascii="Arial" w:cs="Arial" w:eastAsia="Arial" w:hAnsi="Arial"/>
         </w:rPr>
-        <w:t xml:space="preserve">1.2 Fora do escopo (nesta fase)</w:t>
+        <w:t xml:space="preserve">1.2 O que fica fora nesta fase</w:t>
       </w:r>
     </w:p>
     <w:p>
@@ -913,27 +797,7 @@
           <w:sz w:val="21"/>
           <w:szCs w:val="21"/>
         </w:rPr>
-        <w:t xml:space="preserve"/>
-      </w:r>
-      <w:r>
-        <w:rPr>
-          <w:rFonts w:ascii="Arial" w:cs="Arial" w:eastAsia="Arial" w:hAnsi="Arial"/>
-          <w:b/>
-          <w:bCs/>
-          <w:sz w:val="21"/>
-          <w:szCs w:val="21"/>
-        </w:rPr>
-        <w:t xml:space="preserve">Controle da esteira</w:t>
-      </w:r>
-      <w:r>
-        <w:rPr>
-          <w:rFonts w:ascii="Arial" w:cs="Arial" w:eastAsia="Arial" w:hAnsi="Arial"/>
-          <w:b w:val="false"/>
-          <w:bCs w:val="false"/>
-          <w:sz w:val="21"/>
-          <w:szCs w:val="21"/>
-        </w:rPr>
-        <w:t xml:space="preserve">: continua com o sistema BHT, que já lê a etiqueta da caixa e movimenta a esteira.</w:t>
+        <w:t xml:space="preserve">Controle da esteira. Continua com o sistema BHT, que já lê a etiqueta e movimenta as caixas.</w:t>
       </w:r>
     </w:p>
     <w:p>
@@ -953,47 +817,7 @@
           <w:sz w:val="21"/>
           <w:szCs w:val="21"/>
         </w:rPr>
-        <w:t xml:space="preserve"/>
-      </w:r>
-      <w:r>
-        <w:rPr>
-          <w:rFonts w:ascii="Arial" w:cs="Arial" w:eastAsia="Arial" w:hAnsi="Arial"/>
-          <w:b/>
-          <w:bCs/>
-          <w:sz w:val="21"/>
-          <w:szCs w:val="21"/>
-        </w:rPr>
-        <w:t xml:space="preserve">Tratamento de falta no display</w:t>
-      </w:r>
-      <w:r>
-        <w:rPr>
-          <w:rFonts w:ascii="Arial" w:cs="Arial" w:eastAsia="Arial" w:hAnsi="Arial"/>
-          <w:b w:val="false"/>
-          <w:bCs w:val="false"/>
-          <w:sz w:val="21"/>
-          <w:szCs w:val="21"/>
-        </w:rPr>
-        <w:t xml:space="preserve">: a falta de produto continua sendo identificada na </w:t>
-      </w:r>
-      <w:r>
-        <w:rPr>
-          <w:rFonts w:ascii="Arial" w:cs="Arial" w:eastAsia="Arial" w:hAnsi="Arial"/>
-          <w:b/>
-          <w:bCs/>
-          <w:sz w:val="21"/>
-          <w:szCs w:val="21"/>
-        </w:rPr>
-        <w:t xml:space="preserve">conferência</w:t>
-      </w:r>
-      <w:r>
-        <w:rPr>
-          <w:rFonts w:ascii="Arial" w:cs="Arial" w:eastAsia="Arial" w:hAnsi="Arial"/>
-          <w:b w:val="false"/>
-          <w:bCs w:val="false"/>
-          <w:sz w:val="21"/>
-          <w:szCs w:val="21"/>
-        </w:rPr>
-        <w:t xml:space="preserve">, operação que já existe após a separação.</w:t>
+        <w:t xml:space="preserve">Tratamento de falta no display. A falta continua sendo apontada na conferência, como acontece hoje.</w:t>
       </w:r>
     </w:p>
     <w:p>
@@ -1013,27 +837,7 @@
           <w:sz w:val="21"/>
           <w:szCs w:val="21"/>
         </w:rPr>
-        <w:t xml:space="preserve"/>
-      </w:r>
-      <w:r>
-        <w:rPr>
-          <w:rFonts w:ascii="Arial" w:cs="Arial" w:eastAsia="Arial" w:hAnsi="Arial"/>
-          <w:b/>
-          <w:bCs/>
-          <w:sz w:val="21"/>
-          <w:szCs w:val="21"/>
-        </w:rPr>
-        <w:t xml:space="preserve">Reposição/reabastecimento</w:t>
-      </w:r>
-      <w:r>
-        <w:rPr>
-          <w:rFonts w:ascii="Arial" w:cs="Arial" w:eastAsia="Arial" w:hAnsi="Arial"/>
-          <w:b w:val="false"/>
-          <w:bCs w:val="false"/>
-          <w:sz w:val="21"/>
-          <w:szCs w:val="21"/>
-        </w:rPr>
-        <w:t xml:space="preserve"> guiado pelos displays: sugerido como melhoria futura (o hardware já comporta).</w:t>
+        <w:t xml:space="preserve">Reposição guiada pelos displays. Fica como melhoria futura; o hardware já permite.</w:t>
       </w:r>
     </w:p>
     <w:p>
@@ -1053,7 +857,7 @@
           <w:sz w:val="21"/>
           <w:szCs w:val="21"/>
         </w:rPr>
-        <w:t xml:space="preserve">Reaproveitamento da interface MFC de terceiros (192.168.254.4:8080): não será usada; as informações da caixa virão por API.</w:t>
+        <w:t xml:space="preserve">Interface MFC do fornecedor anterior (192.168.254.4:8080). Não será usada; os dados da caixa virão por API.</w:t>
       </w:r>
     </w:p>
     <w:p>
@@ -1065,7 +869,7 @@
         <w:rPr>
           <w:rFonts w:ascii="Arial" w:cs="Arial" w:eastAsia="Arial" w:hAnsi="Arial"/>
         </w:rPr>
-        <w:t xml:space="preserve">2. Situação atual e premissas da operação</w:t>
+        <w:t xml:space="preserve">2. Situação atual</w:t>
       </w:r>
     </w:p>
     <w:tbl>
@@ -1154,7 +958,7 @@
                 <w:sz w:val="18"/>
                 <w:szCs w:val="18"/>
               </w:rPr>
-              <w:t xml:space="preserve">Situação levantada</w:t>
+              <w:t xml:space="preserve">Como é hoje</w:t>
             </w:r>
           </w:p>
         </w:tc>
@@ -1220,7 +1024,7 @@
                 <w:sz w:val="18"/>
                 <w:szCs w:val="18"/>
               </w:rPr>
-              <w:t xml:space="preserve">WMS legado próprio em PowerBuilder 12 com banco Sybase ASE 16. Sistema BHT (terceiro) controla a esteira e lê a etiqueta da caixa.</w:t>
+              <w:t xml:space="preserve">WMS próprio em PowerBuilder 12 com banco Sybase ASE 16. O sistema BHT, de terceiro, controla a esteira e lê a etiqueta da caixa.</w:t>
             </w:r>
           </w:p>
         </w:tc>
@@ -1286,7 +1090,7 @@
                 <w:sz w:val="18"/>
                 <w:szCs w:val="18"/>
               </w:rPr>
-              <w:t xml:space="preserve">MovFast com Android na versão mais recente, conectados por Wi-Fi.</w:t>
+              <w:t xml:space="preserve">MovFast com Android atualizado, na rede Wi-Fi.</w:t>
             </w:r>
           </w:p>
         </w:tc>
@@ -1352,7 +1156,7 @@
                 <w:sz w:val="18"/>
                 <w:szCs w:val="18"/>
               </w:rPr>
-              <w:t xml:space="preserve">1 operador por estação; uma caixa por vez em cada estação.</w:t>
+              <w:t xml:space="preserve">Um operador por estação, uma caixa por vez.</w:t>
             </w:r>
           </w:p>
         </w:tc>
@@ -1418,7 +1222,7 @@
                 <w:sz w:val="18"/>
                 <w:szCs w:val="18"/>
               </w:rPr>
-              <w:t xml:space="preserve">≈ 3.000 volumes/dia e 250.000 a 270.000 produtos/dia. Itens por caixa variam bastante (Perfumaria tem menos itens por caixa) — número médio a confirmar.</w:t>
+              <w:t xml:space="preserve">Cerca de 3.000 volumes e 250 a 270 mil produtos por dia. A média de itens por caixa ainda precisa ser levantada; em Perfumaria ela é menor.</w:t>
             </w:r>
           </w:p>
         </w:tc>
@@ -1484,7 +1288,7 @@
                 <w:sz w:val="18"/>
                 <w:szCs w:val="18"/>
               </w:rPr>
-              <w:t xml:space="preserve">Retornáveis (permite tag RFID fixa na Arquitetura B).</w:t>
+              <w:t xml:space="preserve">Retornáveis, o que permite fixar uma tag RFID na Arquitetura B.</w:t>
             </w:r>
           </w:p>
         </w:tc>
@@ -1550,7 +1354,7 @@
                 <w:sz w:val="18"/>
                 <w:szCs w:val="18"/>
               </w:rPr>
-              <w:t xml:space="preserve">Concentradores ligados por cabo; apenas os coletores usam Wi-Fi.</w:t>
+              <w:t xml:space="preserve">Os concentradores serão ligados por cabo. Só os coletores usam Wi-Fi.</w:t>
             </w:r>
           </w:p>
         </w:tc>
@@ -1616,7 +1420,7 @@
                 <w:sz w:val="18"/>
                 <w:szCs w:val="18"/>
               </w:rPr>
-              <w:t xml:space="preserve">Preferência por 12 V para displays e concentrador; 5 V avaliado em paralelo (seção 9.4).</w:t>
+              <w:t xml:space="preserve">Preferência por 12 V para displays e concentrador. O 5 V foi avaliado junto (item 9.4).</w:t>
             </w:r>
           </w:p>
         </w:tc>
@@ -1682,7 +1486,7 @@
                 <w:sz w:val="18"/>
                 <w:szCs w:val="18"/>
               </w:rPr>
-              <w:t xml:space="preserve">Poeira e calor; sem limpeza com água. Gabinete com ventilação e filtro.</w:t>
+              <w:t xml:space="preserve">Poeira e calor, sem lavagem com água. O gabinete precisa de ventilação com filtro.</w:t>
             </w:r>
           </w:p>
         </w:tc>
@@ -1748,7 +1552,7 @@
                 <w:sz w:val="18"/>
                 <w:szCs w:val="18"/>
               </w:rPr>
-              <w:t xml:space="preserve">É possível instalar canaletas nas estações. Fotos e medidas das prateleiras serão enviadas para refinar o layout.</w:t>
+              <w:t xml:space="preserve">É possível instalar canaletas nas estações.</w:t>
             </w:r>
           </w:p>
         </w:tc>
@@ -1782,7 +1586,7 @@
                 <w:sz w:val="18"/>
                 <w:szCs w:val="18"/>
               </w:rPr>
-              <w:t xml:space="preserve">Experiência anterior</w:t>
+              <w:t xml:space="preserve">Sistema anterior</w:t>
             </w:r>
           </w:p>
         </w:tc>
@@ -1814,7 +1618,7 @@
                 <w:sz w:val="18"/>
                 <w:szCs w:val="18"/>
               </w:rPr>
-              <w:t xml:space="preserve">Sistema SmartPicking com fios quádruplos contínuos na canaleta, atrás das plaquinhas: muita manutenção por falta de espaço e encaixe difícil. Requisito: reduzir ao máximo a manutenção.</w:t>
+              <w:t xml:space="preserve">No SmartPicking, quatro fios corriam direto pela canaleta atrás das plaquinhas. Faltava espaço, o encaixe era difícil e a manutenção era frequente. Reduzir manutenção é requisito deste projeto.</w:t>
             </w:r>
           </w:p>
         </w:tc>
@@ -1829,7 +1633,7 @@
         <w:rPr>
           <w:rFonts w:ascii="Arial" w:cs="Arial" w:eastAsia="Arial" w:hAnsi="Arial"/>
         </w:rPr>
-        <w:t xml:space="preserve">3. Levantamento físico (tabela wms_endereco)</w:t>
+        <w:t xml:space="preserve">3. Levantamento físico</w:t>
       </w:r>
     </w:p>
     <w:p>
@@ -1839,92 +1643,10 @@
       <w:r>
         <w:rPr>
           <w:rFonts w:ascii="Arial" w:cs="Arial" w:eastAsia="Arial" w:hAnsi="Arial"/>
-          <w:b w:val="false"/>
-          <w:bCs w:val="false"/>
           <w:sz w:val="21"/>
           <w:szCs w:val="21"/>
         </w:rPr>
-        <w:t xml:space="preserve">A tabela </w:t>
-      </w:r>
-      <w:r>
-        <w:rPr>
-          <w:rFonts w:ascii="Arial" w:cs="Arial" w:eastAsia="Arial" w:hAnsi="Arial"/>
-          <w:b/>
-          <w:bCs/>
-          <w:sz w:val="21"/>
-          <w:szCs w:val="21"/>
-        </w:rPr>
-        <w:t xml:space="preserve">wms_endereco</w:t>
-      </w:r>
-      <w:r>
-        <w:rPr>
-          <w:rFonts w:ascii="Arial" w:cs="Arial" w:eastAsia="Arial" w:hAnsi="Arial"/>
-          <w:b w:val="false"/>
-          <w:bCs w:val="false"/>
-          <w:sz w:val="21"/>
-          <w:szCs w:val="21"/>
-        </w:rPr>
-        <w:t xml:space="preserve"> (esteiras 1 e 2, exportada em 23/10/2026) tem </w:t>
-      </w:r>
-      <w:r>
-        <w:rPr>
-          <w:rFonts w:ascii="Arial" w:cs="Arial" w:eastAsia="Arial" w:hAnsi="Arial"/>
-          <w:b/>
-          <w:bCs/>
-          <w:sz w:val="21"/>
-          <w:szCs w:val="21"/>
-        </w:rPr>
-        <w:t xml:space="preserve">7.981 endereços</w:t>
-      </w:r>
-      <w:r>
-        <w:rPr>
-          <w:rFonts w:ascii="Arial" w:cs="Arial" w:eastAsia="Arial" w:hAnsi="Arial"/>
-          <w:b w:val="false"/>
-          <w:bCs w:val="false"/>
-          <w:sz w:val="21"/>
-          <w:szCs w:val="21"/>
-        </w:rPr>
-        <w:t xml:space="preserve"> em </w:t>
-      </w:r>
-      <w:r>
-        <w:rPr>
-          <w:rFonts w:ascii="Arial" w:cs="Arial" w:eastAsia="Arial" w:hAnsi="Arial"/>
-          <w:b/>
-          <w:bCs/>
-          <w:sz w:val="21"/>
-          <w:szCs w:val="21"/>
-        </w:rPr>
-        <w:t xml:space="preserve">40 ruas — cada rua é uma estação</w:t>
-      </w:r>
-      <w:r>
-        <w:rPr>
-          <w:rFonts w:ascii="Arial" w:cs="Arial" w:eastAsia="Arial" w:hAnsi="Arial"/>
-          <w:b w:val="false"/>
-          <w:bCs w:val="false"/>
-          <w:sz w:val="21"/>
-          <w:szCs w:val="21"/>
-        </w:rPr>
-        <w:t xml:space="preserve">. A rua 90 (Marketing/Almoxarifado, 2 endereços) foi desconsiderada. Formato do endereço: bairro (1) + rua (2) + prédio (3) + andar (1) + apartamento (1), por exemplo </w:t>
-      </w:r>
-      <w:r>
-        <w:rPr>
-          <w:rFonts w:ascii="Arial" w:cs="Arial" w:eastAsia="Arial" w:hAnsi="Arial"/>
-          <w:b/>
-          <w:bCs/>
-          <w:sz w:val="21"/>
-          <w:szCs w:val="21"/>
-        </w:rPr>
-        <w:t xml:space="preserve">0050230A</w:t>
-      </w:r>
-      <w:r>
-        <w:rPr>
-          <w:rFonts w:ascii="Arial" w:cs="Arial" w:eastAsia="Arial" w:hAnsi="Arial"/>
-          <w:b w:val="false"/>
-          <w:bCs w:val="false"/>
-          <w:sz w:val="21"/>
-          <w:szCs w:val="21"/>
-        </w:rPr>
-        <w:t xml:space="preserve"> = rua 05, prédio 023, andar 0.</w:t>
+        <w:t xml:space="preserve">Os números vêm da tabela wms_endereco (esteiras 1 e 2), exportada em 23/10/2026: 7.981 endereços em 40 ruas, e cada rua é uma estação. A rua 90 (Marketing/Almoxarifado, 2 endereços) ficou de fora. O endereço tem 8 posições: bairro (1), rua (2), prédio (3), andar (1) e apartamento (1). Exemplo: 0050230A é a rua 05, prédio 023, andar 0.</w:t>
       </w:r>
     </w:p>
     <w:p>
@@ -1953,9 +1675,9 @@
       </w:tblPr>
       <w:tblGrid>
         <w:gridCol w:w="2232"/>
-        <w:gridCol w:w="1623"/>
+        <w:gridCol w:w="1826"/>
         <w:gridCol w:w="1725"/>
-        <w:gridCol w:w="4058"/>
+        <w:gridCol w:w="3855"/>
       </w:tblGrid>
       <w:tr>
         <w:trPr>
@@ -1998,7 +1720,7 @@
         </w:tc>
         <w:tc>
           <w:tcPr>
-            <w:tcW w:type="dxa" w:w="1623"/>
+            <w:tcW w:type="dxa" w:w="1826"/>
             <w:tcBorders>
               <w:top w:val="single" w:color="BFC7D2" w:sz="4"/>
               <w:left w:val="single" w:color="BFC7D2" w:sz="4"/>
@@ -2068,7 +1790,7 @@
         </w:tc>
         <w:tc>
           <w:tcPr>
-            <w:tcW w:type="dxa" w:w="4058"/>
+            <w:tcW w:type="dxa" w:w="3855"/>
             <w:tcBorders>
               <w:top w:val="single" w:color="BFC7D2" w:sz="4"/>
               <w:left w:val="single" w:color="BFC7D2" w:sz="4"/>
@@ -2097,7 +1819,7 @@
                 <w:sz w:val="18"/>
                 <w:szCs w:val="18"/>
               </w:rPr>
-              <w:t xml:space="preserve">Uso proposto</w:t>
+              <w:t xml:space="preserve">Display proposto</w:t>
             </w:r>
           </w:p>
         </w:tc>
@@ -2131,13 +1853,13 @@
                 <w:sz w:val="18"/>
                 <w:szCs w:val="18"/>
               </w:rPr>
-              <w:t xml:space="preserve">Alto giro (na frente do operador; esteira de transporte por dentro)</w:t>
-            </w:r>
-          </w:p>
-        </w:tc>
-        <w:tc>
-          <w:tcPr>
-            <w:tcW w:type="dxa" w:w="1623"/>
+              <w:t xml:space="preserve">Alto giro, na frente do operador</w:t>
+            </w:r>
+          </w:p>
+        </w:tc>
+        <w:tc>
+          <w:tcPr>
+            <w:tcW w:type="dxa" w:w="1826"/>
             <w:tcBorders>
               <w:top w:val="single" w:color="BFC7D2" w:sz="4"/>
               <w:left w:val="single" w:color="BFC7D2" w:sz="4"/>
@@ -2195,39 +1917,39 @@
                 <w:sz w:val="18"/>
                 <w:szCs w:val="18"/>
               </w:rPr>
-              <w:t xml:space="preserve">0 a 3 (acima das esteiras)</w:t>
-            </w:r>
-          </w:p>
-        </w:tc>
-        <w:tc>
-          <w:tcPr>
-            <w:tcW w:type="dxa" w:w="4058"/>
-            <w:tcBorders>
-              <w:top w:val="single" w:color="BFC7D2" w:sz="4"/>
-              <w:left w:val="single" w:color="BFC7D2" w:sz="4"/>
-              <w:bottom w:val="single" w:color="BFC7D2" w:sz="4"/>
-              <w:right w:val="single" w:color="BFC7D2" w:sz="4"/>
-            </w:tcBorders>
-            <w:tcMar>
-              <w:top w:type="dxa" w:w="60"/>
-              <w:left w:type="dxa" w:w="100"/>
-              <w:bottom w:type="dxa" w:w="60"/>
-              <w:right w:type="dxa" w:w="100"/>
-            </w:tcMar>
-            <w:vAlign w:val="center"/>
-          </w:tcPr>
-          <w:p>
-            <w:pPr>
-              <w:jc w:val="left"/>
-            </w:pPr>
-            <w:r>
-              <w:rPr>
-                <w:rFonts w:ascii="Arial" w:cs="Arial" w:eastAsia="Arial" w:hAnsi="Arial"/>
-                <w:color w:val="1C2430"/>
-                <w:sz w:val="18"/>
-                <w:szCs w:val="18"/>
-              </w:rPr>
-              <w:t xml:space="preserve">1 display de quantidade (Módulo Q) por endereço</w:t>
+              <w:t xml:space="preserve">0 a 3, acima das esteiras</w:t>
+            </w:r>
+          </w:p>
+        </w:tc>
+        <w:tc>
+          <w:tcPr>
+            <w:tcW w:type="dxa" w:w="3855"/>
+            <w:tcBorders>
+              <w:top w:val="single" w:color="BFC7D2" w:sz="4"/>
+              <w:left w:val="single" w:color="BFC7D2" w:sz="4"/>
+              <w:bottom w:val="single" w:color="BFC7D2" w:sz="4"/>
+              <w:right w:val="single" w:color="BFC7D2" w:sz="4"/>
+            </w:tcBorders>
+            <w:tcMar>
+              <w:top w:type="dxa" w:w="60"/>
+              <w:left w:type="dxa" w:w="100"/>
+              <w:bottom w:type="dxa" w:w="60"/>
+              <w:right w:type="dxa" w:w="100"/>
+            </w:tcMar>
+            <w:vAlign w:val="center"/>
+          </w:tcPr>
+          <w:p>
+            <w:pPr>
+              <w:jc w:val="left"/>
+            </w:pPr>
+            <w:r>
+              <w:rPr>
+                <w:rFonts w:ascii="Arial" w:cs="Arial" w:eastAsia="Arial" w:hAnsi="Arial"/>
+                <w:color w:val="1C2430"/>
+                <w:sz w:val="18"/>
+                <w:szCs w:val="18"/>
+              </w:rPr>
+              <w:t xml:space="preserve">Um display de quantidade (módulo Q) por endereço</w:t>
             </w:r>
           </w:p>
         </w:tc>
@@ -2261,13 +1983,13 @@
                 <w:sz w:val="18"/>
                 <w:szCs w:val="18"/>
               </w:rPr>
-              <w:t xml:space="preserve">Alto giro (níveis de baixo)</w:t>
-            </w:r>
-          </w:p>
-        </w:tc>
-        <w:tc>
-          <w:tcPr>
-            <w:tcW w:type="dxa" w:w="1623"/>
+              <w:t xml:space="preserve">Alto giro, parte de baixo</w:t>
+            </w:r>
+          </w:p>
+        </w:tc>
+        <w:tc>
+          <w:tcPr>
+            <w:tcW w:type="dxa" w:w="1826"/>
             <w:tcBorders>
               <w:top w:val="single" w:color="BFC7D2" w:sz="4"/>
               <w:left w:val="single" w:color="BFC7D2" w:sz="4"/>
@@ -2325,39 +2047,39 @@
                 <w:sz w:val="18"/>
                 <w:szCs w:val="18"/>
               </w:rPr>
-              <w:t xml:space="preserve">4 e 5 (abaixo das esteiras)</w:t>
-            </w:r>
-          </w:p>
-        </w:tc>
-        <w:tc>
-          <w:tcPr>
-            <w:tcW w:type="dxa" w:w="4058"/>
-            <w:tcBorders>
-              <w:top w:val="single" w:color="BFC7D2" w:sz="4"/>
-              <w:left w:val="single" w:color="BFC7D2" w:sz="4"/>
-              <w:bottom w:val="single" w:color="BFC7D2" w:sz="4"/>
-              <w:right w:val="single" w:color="BFC7D2" w:sz="4"/>
-            </w:tcBorders>
-            <w:tcMar>
-              <w:top w:type="dxa" w:w="60"/>
-              <w:left w:type="dxa" w:w="100"/>
-              <w:bottom w:type="dxa" w:w="60"/>
-              <w:right w:type="dxa" w:w="100"/>
-            </w:tcMar>
-            <w:vAlign w:val="center"/>
-          </w:tcPr>
-          <w:p>
-            <w:pPr>
-              <w:jc w:val="left"/>
-            </w:pPr>
-            <w:r>
-              <w:rPr>
-                <w:rFonts w:ascii="Arial" w:cs="Arial" w:eastAsia="Arial" w:hAnsi="Arial"/>
-                <w:color w:val="1C2430"/>
-                <w:sz w:val="18"/>
-                <w:szCs w:val="18"/>
-              </w:rPr>
-              <w:t xml:space="preserve">4 displays de endereço + quantidade por estação: um por andar (A4 e A5) em cada lado (prédios 001-005 e 006-010), como no sistema atual</w:t>
+              <w:t xml:space="preserve">4 e 5, abaixo das esteiras</w:t>
+            </w:r>
+          </w:p>
+        </w:tc>
+        <w:tc>
+          <w:tcPr>
+            <w:tcW w:type="dxa" w:w="3855"/>
+            <w:tcBorders>
+              <w:top w:val="single" w:color="BFC7D2" w:sz="4"/>
+              <w:left w:val="single" w:color="BFC7D2" w:sz="4"/>
+              <w:bottom w:val="single" w:color="BFC7D2" w:sz="4"/>
+              <w:right w:val="single" w:color="BFC7D2" w:sz="4"/>
+            </w:tcBorders>
+            <w:tcMar>
+              <w:top w:type="dxa" w:w="60"/>
+              <w:left w:type="dxa" w:w="100"/>
+              <w:bottom w:type="dxa" w:w="60"/>
+              <w:right w:type="dxa" w:w="100"/>
+            </w:tcMar>
+            <w:vAlign w:val="center"/>
+          </w:tcPr>
+          <w:p>
+            <w:pPr>
+              <w:jc w:val="left"/>
+            </w:pPr>
+            <w:r>
+              <w:rPr>
+                <w:rFonts w:ascii="Arial" w:cs="Arial" w:eastAsia="Arial" w:hAnsi="Arial"/>
+                <w:color w:val="1C2430"/>
+                <w:sz w:val="18"/>
+                <w:szCs w:val="18"/>
+              </w:rPr>
+              <w:t xml:space="preserve">Quatro displays de endereço e quantidade: um por andar em cada lado (prédios 001 a 005 e 006 a 010), como no sistema atual</w:t>
             </w:r>
           </w:p>
         </w:tc>
@@ -2391,13 +2113,13 @@
                 <w:sz w:val="18"/>
                 <w:szCs w:val="18"/>
               </w:rPr>
-              <w:t xml:space="preserve">Início do lado direito do corredor ("150-153")</w:t>
-            </w:r>
-          </w:p>
-        </w:tc>
-        <w:tc>
-          <w:tcPr>
-            <w:tcW w:type="dxa" w:w="1623"/>
+              <w:t xml:space="preserve">Início do lado direito do corredor (150 a 153)</w:t>
+            </w:r>
+          </w:p>
+        </w:tc>
+        <w:tc>
+          <w:tcPr>
+            <w:tcW w:type="dxa" w:w="1826"/>
             <w:tcBorders>
               <w:top w:val="single" w:color="BFC7D2" w:sz="4"/>
               <w:left w:val="single" w:color="BFC7D2" w:sz="4"/>
@@ -2455,39 +2177,39 @@
                 <w:sz w:val="18"/>
                 <w:szCs w:val="18"/>
               </w:rPr>
-              <w:t xml:space="preserve">0 a 3 (esquinas de Medicamento: até 7)</w:t>
-            </w:r>
-          </w:p>
-        </w:tc>
-        <w:tc>
-          <w:tcPr>
-            <w:tcW w:type="dxa" w:w="4058"/>
-            <w:tcBorders>
-              <w:top w:val="single" w:color="BFC7D2" w:sz="4"/>
-              <w:left w:val="single" w:color="BFC7D2" w:sz="4"/>
-              <w:bottom w:val="single" w:color="BFC7D2" w:sz="4"/>
-              <w:right w:val="single" w:color="BFC7D2" w:sz="4"/>
-            </w:tcBorders>
-            <w:tcMar>
-              <w:top w:type="dxa" w:w="60"/>
-              <w:left w:type="dxa" w:w="100"/>
-              <w:bottom w:type="dxa" w:w="60"/>
-              <w:right w:type="dxa" w:w="100"/>
-            </w:tcMar>
-            <w:vAlign w:val="center"/>
-          </w:tcPr>
-          <w:p>
-            <w:pPr>
-              <w:jc w:val="left"/>
-            </w:pPr>
-            <w:r>
-              <w:rPr>
-                <w:rFonts w:ascii="Arial" w:cs="Arial" w:eastAsia="Arial" w:hAnsi="Arial"/>
-                <w:color w:val="1C2430"/>
-                <w:sz w:val="18"/>
-                <w:szCs w:val="18"/>
-              </w:rPr>
-              <w:t xml:space="preserve">Entram na zona 1 do baixo giro</w:t>
+              <w:t xml:space="preserve">0 a 3 (até 7 nas esquinas de Medicamento)</w:t>
+            </w:r>
+          </w:p>
+        </w:tc>
+        <w:tc>
+          <w:tcPr>
+            <w:tcW w:type="dxa" w:w="3855"/>
+            <w:tcBorders>
+              <w:top w:val="single" w:color="BFC7D2" w:sz="4"/>
+              <w:left w:val="single" w:color="BFC7D2" w:sz="4"/>
+              <w:bottom w:val="single" w:color="BFC7D2" w:sz="4"/>
+              <w:right w:val="single" w:color="BFC7D2" w:sz="4"/>
+            </w:tcBorders>
+            <w:tcMar>
+              <w:top w:type="dxa" w:w="60"/>
+              <w:left w:type="dxa" w:w="100"/>
+              <w:bottom w:type="dxa" w:w="60"/>
+              <w:right w:type="dxa" w:w="100"/>
+            </w:tcMar>
+            <w:vAlign w:val="center"/>
+          </w:tcPr>
+          <w:p>
+            <w:pPr>
+              <w:jc w:val="left"/>
+            </w:pPr>
+            <w:r>
+              <w:rPr>
+                <w:rFonts w:ascii="Arial" w:cs="Arial" w:eastAsia="Arial" w:hAnsi="Arial"/>
+                <w:color w:val="1C2430"/>
+                <w:sz w:val="18"/>
+                <w:szCs w:val="18"/>
+              </w:rPr>
+              <w:t xml:space="preserve">Entra na zona D1 do baixo giro</w:t>
             </w:r>
           </w:p>
         </w:tc>
@@ -2521,39 +2243,53 @@
                 <w:sz w:val="18"/>
                 <w:szCs w:val="18"/>
               </w:rPr>
-              <w:t xml:space="preserve">Baixo giro (corredor perpendicular)</w:t>
-            </w:r>
-          </w:p>
-        </w:tc>
-        <w:tc>
-          <w:tcPr>
-            <w:tcW w:type="dxa" w:w="1623"/>
-            <w:tcBorders>
-              <w:top w:val="single" w:color="BFC7D2" w:sz="4"/>
-              <w:left w:val="single" w:color="BFC7D2" w:sz="4"/>
-              <w:bottom w:val="single" w:color="BFC7D2" w:sz="4"/>
-              <w:right w:val="single" w:color="BFC7D2" w:sz="4"/>
-            </w:tcBorders>
-            <w:tcMar>
-              <w:top w:type="dxa" w:w="60"/>
-              <w:left w:type="dxa" w:w="100"/>
-              <w:bottom w:type="dxa" w:w="60"/>
-              <w:right w:type="dxa" w:w="100"/>
-            </w:tcMar>
-            <w:vAlign w:val="center"/>
-          </w:tcPr>
-          <w:p>
-            <w:pPr>
-              <w:jc w:val="left"/>
-            </w:pPr>
-            <w:r>
-              <w:rPr>
-                <w:rFonts w:ascii="Arial" w:cs="Arial" w:eastAsia="Arial" w:hAnsi="Arial"/>
-                <w:color w:val="1C2430"/>
-                <w:sz w:val="18"/>
-                <w:szCs w:val="18"/>
-              </w:rPr>
-              <w:t xml:space="preserve">Lado esquerdo: 020/022-031 · lado direito: 032 até o último</w:t>
+              <w:t xml:space="preserve">Baixo giro, corredor atrás do operador</w:t>
+            </w:r>
+          </w:p>
+        </w:tc>
+        <w:tc>
+          <w:tcPr>
+            <w:tcW w:type="dxa" w:w="1826"/>
+            <w:tcBorders>
+              <w:top w:val="single" w:color="BFC7D2" w:sz="4"/>
+              <w:left w:val="single" w:color="BFC7D2" w:sz="4"/>
+              <w:bottom w:val="single" w:color="BFC7D2" w:sz="4"/>
+              <w:right w:val="single" w:color="BFC7D2" w:sz="4"/>
+            </w:tcBorders>
+            <w:tcMar>
+              <w:top w:type="dxa" w:w="60"/>
+              <w:left w:type="dxa" w:w="100"/>
+              <w:bottom w:type="dxa" w:w="60"/>
+              <w:right w:type="dxa" w:w="100"/>
+            </w:tcMar>
+            <w:vAlign w:val="center"/>
+          </w:tcPr>
+          <w:p>
+            <w:pPr>
+              <w:jc w:val="left"/>
+            </w:pPr>
+            <w:r>
+              <w:rPr>
+                <w:rFonts w:ascii="Arial" w:cs="Arial" w:eastAsia="Arial" w:hAnsi="Arial"/>
+                <w:color w:val="1C2430"/>
+                <w:sz w:val="18"/>
+                <w:szCs w:val="18"/>
+              </w:rPr>
+              <w:t xml:space="preserve">Esquerdo: 020 (ou 022) a 031</w:t>
+            </w:r>
+          </w:p>
+          <w:p>
+            <w:pPr>
+              <w:jc w:val="left"/>
+            </w:pPr>
+            <w:r>
+              <w:rPr>
+                <w:rFonts w:ascii="Arial" w:cs="Arial" w:eastAsia="Arial" w:hAnsi="Arial"/>
+                <w:color w:val="1C2430"/>
+                <w:sz w:val="18"/>
+                <w:szCs w:val="18"/>
+              </w:rPr>
+              <w:t xml:space="preserve">Direito: 032 até o último</w:t>
             </w:r>
           </w:p>
         </w:tc>
@@ -2585,39 +2321,39 @@
                 <w:sz w:val="18"/>
                 <w:szCs w:val="18"/>
               </w:rPr>
-              <w:t xml:space="preserve">0 a 7 (de cima)</w:t>
-            </w:r>
-          </w:p>
-        </w:tc>
-        <w:tc>
-          <w:tcPr>
-            <w:tcW w:type="dxa" w:w="4058"/>
-            <w:tcBorders>
-              <w:top w:val="single" w:color="BFC7D2" w:sz="4"/>
-              <w:left w:val="single" w:color="BFC7D2" w:sz="4"/>
-              <w:bottom w:val="single" w:color="BFC7D2" w:sz="4"/>
-              <w:right w:val="single" w:color="BFC7D2" w:sz="4"/>
-            </w:tcBorders>
-            <w:tcMar>
-              <w:top w:type="dxa" w:w="60"/>
-              <w:left w:type="dxa" w:w="100"/>
-              <w:bottom w:type="dxa" w:w="60"/>
-              <w:right w:type="dxa" w:w="100"/>
-            </w:tcMar>
-            <w:vAlign w:val="center"/>
-          </w:tcPr>
-          <w:p>
-            <w:pPr>
-              <w:jc w:val="left"/>
-            </w:pPr>
-            <w:r>
-              <w:rPr>
-                <w:rFonts w:ascii="Arial" w:cs="Arial" w:eastAsia="Arial" w:hAnsi="Arial"/>
-                <w:color w:val="1C2430"/>
-                <w:sz w:val="18"/>
-                <w:szCs w:val="18"/>
-              </w:rPr>
-              <w:t xml:space="preserve">4 zonas por lado do corredor (≈ 3 prédios cada), cada uma com 1 display de endereço + 1 de quantidade na altura dos olhos</w:t>
+              <w:t xml:space="preserve">0 a 7</w:t>
+            </w:r>
+          </w:p>
+        </w:tc>
+        <w:tc>
+          <w:tcPr>
+            <w:tcW w:type="dxa" w:w="3855"/>
+            <w:tcBorders>
+              <w:top w:val="single" w:color="BFC7D2" w:sz="4"/>
+              <w:left w:val="single" w:color="BFC7D2" w:sz="4"/>
+              <w:bottom w:val="single" w:color="BFC7D2" w:sz="4"/>
+              <w:right w:val="single" w:color="BFC7D2" w:sz="4"/>
+            </w:tcBorders>
+            <w:tcMar>
+              <w:top w:type="dxa" w:w="60"/>
+              <w:left w:type="dxa" w:w="100"/>
+              <w:bottom w:type="dxa" w:w="60"/>
+              <w:right w:type="dxa" w:w="100"/>
+            </w:tcMar>
+            <w:vAlign w:val="center"/>
+          </w:tcPr>
+          <w:p>
+            <w:pPr>
+              <w:jc w:val="left"/>
+            </w:pPr>
+            <w:r>
+              <w:rPr>
+                <w:rFonts w:ascii="Arial" w:cs="Arial" w:eastAsia="Arial" w:hAnsi="Arial"/>
+                <w:color w:val="1C2430"/>
+                <w:sz w:val="18"/>
+                <w:szCs w:val="18"/>
+              </w:rPr>
+              <w:t xml:space="preserve">Quatro zonas por lado, cada uma com um display de endereço e quantidade na altura dos olhos</w:t>
             </w:r>
           </w:p>
         </w:tc>
@@ -2657,33 +2393,47 @@
         </w:tc>
         <w:tc>
           <w:tcPr>
-            <w:tcW w:type="dxa" w:w="1623"/>
-            <w:tcBorders>
-              <w:top w:val="single" w:color="BFC7D2" w:sz="4"/>
-              <w:left w:val="single" w:color="BFC7D2" w:sz="4"/>
-              <w:bottom w:val="single" w:color="BFC7D2" w:sz="4"/>
-              <w:right w:val="single" w:color="BFC7D2" w:sz="4"/>
-            </w:tcBorders>
-            <w:tcMar>
-              <w:top w:type="dxa" w:w="60"/>
-              <w:left w:type="dxa" w:w="100"/>
-              <w:bottom w:type="dxa" w:w="60"/>
-              <w:right w:type="dxa" w:w="100"/>
-            </w:tcMar>
-            <w:vAlign w:val="center"/>
-          </w:tcPr>
-          <w:p>
-            <w:pPr>
-              <w:jc w:val="left"/>
-            </w:pPr>
-            <w:r>
-              <w:rPr>
-                <w:rFonts w:ascii="Arial" w:cs="Arial" w:eastAsia="Arial" w:hAnsi="Arial"/>
-                <w:color w:val="1C2430"/>
-                <w:sz w:val="18"/>
-                <w:szCs w:val="18"/>
-              </w:rPr>
-              <w:t xml:space="preserve">060-063 (Med.) / 060-071 (Perf.)</w:t>
+            <w:tcW w:type="dxa" w:w="1826"/>
+            <w:tcBorders>
+              <w:top w:val="single" w:color="BFC7D2" w:sz="4"/>
+              <w:left w:val="single" w:color="BFC7D2" w:sz="4"/>
+              <w:bottom w:val="single" w:color="BFC7D2" w:sz="4"/>
+              <w:right w:val="single" w:color="BFC7D2" w:sz="4"/>
+            </w:tcBorders>
+            <w:tcMar>
+              <w:top w:type="dxa" w:w="60"/>
+              <w:left w:type="dxa" w:w="100"/>
+              <w:bottom w:type="dxa" w:w="60"/>
+              <w:right w:type="dxa" w:w="100"/>
+            </w:tcMar>
+            <w:vAlign w:val="center"/>
+          </w:tcPr>
+          <w:p>
+            <w:pPr>
+              <w:jc w:val="left"/>
+            </w:pPr>
+            <w:r>
+              <w:rPr>
+                <w:rFonts w:ascii="Arial" w:cs="Arial" w:eastAsia="Arial" w:hAnsi="Arial"/>
+                <w:color w:val="1C2430"/>
+                <w:sz w:val="18"/>
+                <w:szCs w:val="18"/>
+              </w:rPr>
+              <w:t xml:space="preserve">060 a 063 (Medicamento)</w:t>
+            </w:r>
+          </w:p>
+          <w:p>
+            <w:pPr>
+              <w:jc w:val="left"/>
+            </w:pPr>
+            <w:r>
+              <w:rPr>
+                <w:rFonts w:ascii="Arial" w:cs="Arial" w:eastAsia="Arial" w:hAnsi="Arial"/>
+                <w:color w:val="1C2430"/>
+                <w:sz w:val="18"/>
+                <w:szCs w:val="18"/>
+              </w:rPr>
+              <w:t xml:space="preserve">060 a 071 (Perfumaria)</w:t>
             </w:r>
           </w:p>
         </w:tc>
@@ -2721,33 +2471,33 @@
         </w:tc>
         <w:tc>
           <w:tcPr>
-            <w:tcW w:type="dxa" w:w="4058"/>
-            <w:tcBorders>
-              <w:top w:val="single" w:color="BFC7D2" w:sz="4"/>
-              <w:left w:val="single" w:color="BFC7D2" w:sz="4"/>
-              <w:bottom w:val="single" w:color="BFC7D2" w:sz="4"/>
-              <w:right w:val="single" w:color="BFC7D2" w:sz="4"/>
-            </w:tcBorders>
-            <w:tcMar>
-              <w:top w:type="dxa" w:w="60"/>
-              <w:left w:type="dxa" w:w="100"/>
-              <w:bottom w:type="dxa" w:w="60"/>
-              <w:right w:type="dxa" w:w="100"/>
-            </w:tcMar>
-            <w:vAlign w:val="center"/>
-          </w:tcPr>
-          <w:p>
-            <w:pPr>
-              <w:jc w:val="left"/>
-            </w:pPr>
-            <w:r>
-              <w:rPr>
-                <w:rFonts w:ascii="Arial" w:cs="Arial" w:eastAsia="Arial" w:hAnsi="Arial"/>
-                <w:color w:val="1C2430"/>
-                <w:sz w:val="18"/>
-                <w:szCs w:val="18"/>
-              </w:rPr>
-              <w:t xml:space="preserve">Zonas adicionais de baixo giro (+1 em Medicamento, +3 em Perfumaria)</w:t>
+            <w:tcW w:type="dxa" w:w="3855"/>
+            <w:tcBorders>
+              <w:top w:val="single" w:color="BFC7D2" w:sz="4"/>
+              <w:left w:val="single" w:color="BFC7D2" w:sz="4"/>
+              <w:bottom w:val="single" w:color="BFC7D2" w:sz="4"/>
+              <w:right w:val="single" w:color="BFC7D2" w:sz="4"/>
+            </w:tcBorders>
+            <w:tcMar>
+              <w:top w:type="dxa" w:w="60"/>
+              <w:left w:type="dxa" w:w="100"/>
+              <w:bottom w:type="dxa" w:w="60"/>
+              <w:right w:type="dxa" w:w="100"/>
+            </w:tcMar>
+            <w:vAlign w:val="center"/>
+          </w:tcPr>
+          <w:p>
+            <w:pPr>
+              <w:jc w:val="left"/>
+            </w:pPr>
+            <w:r>
+              <w:rPr>
+                <w:rFonts w:ascii="Arial" w:cs="Arial" w:eastAsia="Arial" w:hAnsi="Arial"/>
+                <w:color w:val="1C2430"/>
+                <w:sz w:val="18"/>
+                <w:szCs w:val="18"/>
+              </w:rPr>
+              <w:t xml:space="preserve">Zonas a mais no baixo giro: 1 em Medicamento e 3 em Perfumaria</w:t>
             </w:r>
           </w:p>
         </w:tc>
@@ -2760,32 +2510,10 @@
       <w:r>
         <w:rPr>
           <w:rFonts w:ascii="Arial" w:cs="Arial" w:eastAsia="Arial" w:hAnsi="Arial"/>
-          <w:b w:val="false"/>
-          <w:bCs w:val="false"/>
           <w:sz w:val="21"/>
           <w:szCs w:val="21"/>
         </w:rPr>
-        <w:t xml:space="preserve">O campo </w:t>
-      </w:r>
-      <w:r>
-        <w:rPr>
-          <w:rFonts w:ascii="Arial" w:cs="Arial" w:eastAsia="Arial" w:hAnsi="Arial"/>
-          <w:b/>
-          <w:bCs/>
-          <w:sz w:val="21"/>
-          <w:szCs w:val="21"/>
-        </w:rPr>
-        <w:t xml:space="preserve">nr_ordem_separacao_flow</w:t>
-      </w:r>
-      <w:r>
-        <w:rPr>
-          <w:rFonts w:ascii="Arial" w:cs="Arial" w:eastAsia="Arial" w:hAnsi="Arial"/>
-          <w:b w:val="false"/>
-          <w:bCs w:val="false"/>
-          <w:sz w:val="21"/>
-          <w:szCs w:val="21"/>
-        </w:rPr>
-        <w:t xml:space="preserve"> indica a ordem de percurso das seções. Nas estações 10 e 16 a ordem é invertida (estações espelhadas) — a rota de cada zona respeita esse campo, depois prédio e andar.</w:t>
+        <w:t xml:space="preserve">O campo nr_ordem_separacao_flow define a ordem de percurso. Nas estações 10 e 16 essa ordem é invertida, porque são espelhadas. A rota de cada zona segue esse campo e, depois, prédio e andar.</w:t>
       </w:r>
     </w:p>
     <w:p>
@@ -2807,112 +2535,10 @@
       <w:r>
         <w:rPr>
           <w:rFonts w:ascii="Arial" w:cs="Arial" w:eastAsia="Arial" w:hAnsi="Arial"/>
-          <w:b w:val="false"/>
-          <w:bCs w:val="false"/>
           <w:sz w:val="21"/>
           <w:szCs w:val="21"/>
         </w:rPr>
-        <w:t xml:space="preserve">O </w:t>
-      </w:r>
-      <w:r>
-        <w:rPr>
-          <w:rFonts w:ascii="Arial" w:cs="Arial" w:eastAsia="Arial" w:hAnsi="Arial"/>
-          <w:b/>
-          <w:bCs/>
-          <w:sz w:val="21"/>
-          <w:szCs w:val="21"/>
-        </w:rPr>
-        <w:t xml:space="preserve">alto giro</w:t>
-      </w:r>
-      <w:r>
-        <w:rPr>
-          <w:rFonts w:ascii="Arial" w:cs="Arial" w:eastAsia="Arial" w:hAnsi="Arial"/>
-          <w:b w:val="false"/>
-          <w:bCs w:val="false"/>
-          <w:sz w:val="21"/>
-          <w:szCs w:val="21"/>
-        </w:rPr>
-        <w:t xml:space="preserve"> fica na frente do operador. A </w:t>
-      </w:r>
-      <w:r>
-        <w:rPr>
-          <w:rFonts w:ascii="Arial" w:cs="Arial" w:eastAsia="Arial" w:hAnsi="Arial"/>
-          <w:b/>
-          <w:bCs/>
-          <w:sz w:val="21"/>
-          <w:szCs w:val="21"/>
-        </w:rPr>
-        <w:t xml:space="preserve">esteira de transporte</w:t>
-      </w:r>
-      <w:r>
-        <w:rPr>
-          <w:rFonts w:ascii="Arial" w:cs="Arial" w:eastAsia="Arial" w:hAnsi="Arial"/>
-          <w:b w:val="false"/>
-          <w:bCs w:val="false"/>
-          <w:sz w:val="21"/>
-          <w:szCs w:val="21"/>
-        </w:rPr>
-        <w:t xml:space="preserve"> passa </w:t>
-      </w:r>
-      <w:r>
-        <w:rPr>
-          <w:rFonts w:ascii="Arial" w:cs="Arial" w:eastAsia="Arial" w:hAnsi="Arial"/>
-          <w:b/>
-          <w:bCs/>
-          <w:sz w:val="21"/>
-          <w:szCs w:val="21"/>
-        </w:rPr>
-        <w:t xml:space="preserve">por dentro do alto giro, por baixo do andar 3 e por cima do andar 4</w:t>
-      </w:r>
-      <w:r>
-        <w:rPr>
-          <w:rFonts w:ascii="Arial" w:cs="Arial" w:eastAsia="Arial" w:hAnsi="Arial"/>
-          <w:b w:val="false"/>
-          <w:bCs w:val="false"/>
-          <w:sz w:val="21"/>
-          <w:szCs w:val="21"/>
-        </w:rPr>
-        <w:t xml:space="preserve">; a </w:t>
-      </w:r>
-      <w:r>
-        <w:rPr>
-          <w:rFonts w:ascii="Arial" w:cs="Arial" w:eastAsia="Arial" w:hAnsi="Arial"/>
-          <w:b/>
-          <w:bCs/>
-          <w:sz w:val="21"/>
-          <w:szCs w:val="21"/>
-        </w:rPr>
-        <w:t xml:space="preserve">esteira de separação</w:t>
-      </w:r>
-      <w:r>
-        <w:rPr>
-          <w:rFonts w:ascii="Arial" w:cs="Arial" w:eastAsia="Arial" w:hAnsi="Arial"/>
-          <w:b w:val="false"/>
-          <w:bCs w:val="false"/>
-          <w:sz w:val="21"/>
-          <w:szCs w:val="21"/>
-        </w:rPr>
-        <w:t xml:space="preserve"> fica na frente da estante, aberta, cerca de 20 cm à frente da de transporte, com os endereços logo acima e abaixo dela. O </w:t>
-      </w:r>
-      <w:r>
-        <w:rPr>
-          <w:rFonts w:ascii="Arial" w:cs="Arial" w:eastAsia="Arial" w:hAnsi="Arial"/>
-          <w:b/>
-          <w:bCs/>
-          <w:sz w:val="21"/>
-          <w:szCs w:val="21"/>
-        </w:rPr>
-        <w:t xml:space="preserve">corredor do baixo giro</w:t>
-      </w:r>
-      <w:r>
-        <w:rPr>
-          <w:rFonts w:ascii="Arial" w:cs="Arial" w:eastAsia="Arial" w:hAnsi="Arial"/>
-          <w:b w:val="false"/>
-          <w:bCs w:val="false"/>
-          <w:sz w:val="21"/>
-          <w:szCs w:val="21"/>
-        </w:rPr>
-        <w:t xml:space="preserve"> fica atrás do operador, perpendicular às esteiras. As prateleiras são alinhadas (mesmos níveis em toda a estante).</w:t>
+        <w:t xml:space="preserve">O alto giro fica na frente do operador. A esteira de transporte passa por dentro dele, entre o andar 3 e o andar 4. A esteira de separação fica do lado de fora, aberta, uns 20 cm à frente da de transporte, com os endereços logo acima e logo abaixo dela. O corredor do baixo giro fica atrás do operador, perpendicular às esteiras. As prateleiras são alinhadas: os níveis são os mesmos em toda a estante.</w:t>
       </w:r>
     </w:p>
     <w:p>
@@ -2932,47 +2558,7 @@
           <w:sz w:val="21"/>
           <w:szCs w:val="21"/>
         </w:rPr>
-        <w:t xml:space="preserve"/>
-      </w:r>
-      <w:r>
-        <w:rPr>
-          <w:rFonts w:ascii="Arial" w:cs="Arial" w:eastAsia="Arial" w:hAnsi="Arial"/>
-          <w:b/>
-          <w:bCs/>
-          <w:sz w:val="21"/>
-          <w:szCs w:val="21"/>
-        </w:rPr>
-        <w:t xml:space="preserve">Transferência:</w:t>
-      </w:r>
-      <w:r>
-        <w:rPr>
-          <w:rFonts w:ascii="Arial" w:cs="Arial" w:eastAsia="Arial" w:hAnsi="Arial"/>
-          <w:b w:val="false"/>
-          <w:bCs w:val="false"/>
-          <w:sz w:val="21"/>
-          <w:szCs w:val="21"/>
-        </w:rPr>
-        <w:t xml:space="preserve"> cada transferência alimenta até 4 estações. A bacia passa da esteira de transporte para a de separação e, na zona de espera, um </w:t>
-      </w:r>
-      <w:r>
-        <w:rPr>
-          <w:rFonts w:ascii="Arial" w:cs="Arial" w:eastAsia="Arial" w:hAnsi="Arial"/>
-          <w:b/>
-          <w:bCs/>
-          <w:sz w:val="21"/>
-          <w:szCs w:val="21"/>
-        </w:rPr>
-        <w:t xml:space="preserve">rolete direcionador</w:t>
-      </w:r>
-      <w:r>
-        <w:rPr>
-          <w:rFonts w:ascii="Arial" w:cs="Arial" w:eastAsia="Arial" w:hAnsi="Arial"/>
-          <w:b w:val="false"/>
-          <w:bCs w:val="false"/>
-          <w:sz w:val="21"/>
-          <w:szCs w:val="21"/>
-        </w:rPr>
-        <w:t xml:space="preserve"> manda a bacia para a esquerda (2 estações) ou para a direita (2 estações). Ex.: transferência entre 11 e 12 atende 10 e 11 (esquerda) e 12 e 13 (direita). Nas pontas, a transferência entre 3 e 4 atende 3 (esquerda) ou 4 e 5 (direita); na Perfumaria, entre 26 e 27 atende 26 ou 27 e 28.</w:t>
+        <w:t xml:space="preserve">Transferência: cada transferência atende até quatro estações. A caixa passa da esteira de transporte para a de separação e um rolete direcionador a manda para as duas estações da esquerda ou para as duas da direita. A transferência entre a 11 e a 12, por exemplo, atende a 10 e a 11 de um lado e a 12 e a 13 do outro. Nas pontas, a transferência entre a 3 e a 4 atende a 3 de um lado e a 4 e a 5 do outro; em Perfumaria, a que fica entre a 26 e a 27 atende a 26 de um lado e a 27 e a 28 do outro.</w:t>
       </w:r>
     </w:p>
     <w:p>
@@ -2992,27 +2578,7 @@
           <w:sz w:val="21"/>
           <w:szCs w:val="21"/>
         </w:rPr>
-        <w:t xml:space="preserve"/>
-      </w:r>
-      <w:r>
-        <w:rPr>
-          <w:rFonts w:ascii="Arial" w:cs="Arial" w:eastAsia="Arial" w:hAnsi="Arial"/>
-          <w:b/>
-          <w:bCs/>
-          <w:sz w:val="21"/>
-          <w:szCs w:val="21"/>
-        </w:rPr>
-        <w:t xml:space="preserve">Pedido:</w:t>
-      </w:r>
-      <w:r>
-        <w:rPr>
-          <w:rFonts w:ascii="Arial" w:cs="Arial" w:eastAsia="Arial" w:hAnsi="Arial"/>
-          <w:b w:val="false"/>
-          <w:bCs w:val="false"/>
-          <w:sz w:val="21"/>
-          <w:szCs w:val="21"/>
-        </w:rPr>
-        <w:t xml:space="preserve"> a bacia só entra nas estações em que o pedido tem itens. Se o pedido começa na 3 e continua só na 7, depois da 3 a bacia volta à esteira de transporte e não entra na 4 nem na 5.</w:t>
+        <w:t xml:space="preserve">A caixa só entra nas estações em que o pedido tem itens. Se o pedido começa na 3 e só continua na 7, depois da 3 a caixa volta para a esteira de transporte e passa direto pela 4 e pela 5.</w:t>
       </w:r>
     </w:p>
     <w:p>
@@ -3032,27 +2598,7 @@
           <w:sz w:val="21"/>
           <w:szCs w:val="21"/>
         </w:rPr>
-        <w:t xml:space="preserve"/>
-      </w:r>
-      <w:r>
-        <w:rPr>
-          <w:rFonts w:ascii="Arial" w:cs="Arial" w:eastAsia="Arial" w:hAnsi="Arial"/>
-          <w:b/>
-          <w:bCs/>
-          <w:sz w:val="21"/>
-          <w:szCs w:val="21"/>
-        </w:rPr>
-        <w:t xml:space="preserve">Saída:</w:t>
-      </w:r>
-      <w:r>
-        <w:rPr>
-          <w:rFonts w:ascii="Arial" w:cs="Arial" w:eastAsia="Arial" w:hAnsi="Arial"/>
-          <w:b w:val="false"/>
-          <w:bCs w:val="false"/>
-          <w:sz w:val="21"/>
-          <w:szCs w:val="21"/>
-        </w:rPr>
-        <w:t xml:space="preserve"> terminada a separação, o operador empurra a bacia de volta para a esteira de transporte a partir de qualquer ponto da estação.</w:t>
+        <w:t xml:space="preserve">Terminada a separação, o operador empurra a caixa de volta para a esteira de transporte de qualquer ponto da estação.</w:t>
       </w:r>
     </w:p>
     <w:p>
@@ -3072,47 +2618,7 @@
           <w:sz w:val="21"/>
           <w:szCs w:val="21"/>
         </w:rPr>
-        <w:t xml:space="preserve">No corredor, olhando a partir da área de espera: </w:t>
-      </w:r>
-      <w:r>
-        <w:rPr>
-          <w:rFonts w:ascii="Arial" w:cs="Arial" w:eastAsia="Arial" w:hAnsi="Arial"/>
-          <w:b/>
-          <w:bCs/>
-          <w:sz w:val="21"/>
-          <w:szCs w:val="21"/>
-        </w:rPr>
-        <w:t xml:space="preserve">lado esquerdo</w:t>
-      </w:r>
-      <w:r>
-        <w:rPr>
-          <w:rFonts w:ascii="Arial" w:cs="Arial" w:eastAsia="Arial" w:hAnsi="Arial"/>
-          <w:b w:val="false"/>
-          <w:bCs w:val="false"/>
-          <w:sz w:val="21"/>
-          <w:szCs w:val="21"/>
-        </w:rPr>
-        <w:t xml:space="preserve"> com os prédios 020 (ou 022) a 031 ("210 a 310") e </w:t>
-      </w:r>
-      <w:r>
-        <w:rPr>
-          <w:rFonts w:ascii="Arial" w:cs="Arial" w:eastAsia="Arial" w:hAnsi="Arial"/>
-          <w:b/>
-          <w:bCs/>
-          <w:sz w:val="21"/>
-          <w:szCs w:val="21"/>
-        </w:rPr>
-        <w:t xml:space="preserve">lado direito</w:t>
-      </w:r>
-      <w:r>
-        <w:rPr>
-          <w:rFonts w:ascii="Arial" w:cs="Arial" w:eastAsia="Arial" w:hAnsi="Arial"/>
-          <w:b w:val="false"/>
-          <w:bCs w:val="false"/>
-          <w:sz w:val="21"/>
-          <w:szCs w:val="21"/>
-        </w:rPr>
-        <w:t xml:space="preserve"> do 032 até o último ("320 em diante"). A rota é em U: desce pelo lado esquerdo e volta pelo direito.</w:t>
+        <w:t xml:space="preserve">No corredor, olhando a partir da esteira, o lado esquerdo tem os prédios 020 (ou 022) a 031 e o lado direito vai do 032 até o último. O percurso é em U: entra pelo lado esquerdo e volta pelo direito. O prédio 015 (150 a 153) é o primeiro do lado direito, na entrada do corredor.</w:t>
       </w:r>
     </w:p>
     <w:p>
@@ -3132,27 +2638,7 @@
           <w:sz w:val="21"/>
           <w:szCs w:val="21"/>
         </w:rPr>
-        <w:t xml:space="preserve">O </w:t>
-      </w:r>
-      <w:r>
-        <w:rPr>
-          <w:rFonts w:ascii="Arial" w:cs="Arial" w:eastAsia="Arial" w:hAnsi="Arial"/>
-          <w:b/>
-          <w:bCs/>
-          <w:sz w:val="21"/>
-          <w:szCs w:val="21"/>
-        </w:rPr>
-        <w:t xml:space="preserve">prédio 015</w:t>
-      </w:r>
-      <w:r>
-        <w:rPr>
-          <w:rFonts w:ascii="Arial" w:cs="Arial" w:eastAsia="Arial" w:hAnsi="Arial"/>
-          <w:b w:val="false"/>
-          <w:bCs w:val="false"/>
-          <w:sz w:val="21"/>
-          <w:szCs w:val="21"/>
-        </w:rPr>
-        <w:t xml:space="preserve"> ("150 a 153") é o primeiro prédio do lado direito, logo na entrada do corredor.</w:t>
+        <w:t xml:space="preserve">Os blocos do baixo giro ficam de costas um para o outro: cada bloco tem um lado de uma estação e o outro lado da estação vizinha. A profundidade é de cerca de 2 m.</w:t>
       </w:r>
     </w:p>
     <w:p>
@@ -3172,47 +2658,7 @@
           <w:sz w:val="21"/>
           <w:szCs w:val="21"/>
         </w:rPr>
-        <w:t xml:space="preserve">Os blocos do baixo giro são de costas: cada bloco tem um lado de uma estação e o outro lado da estação vizinha.</w:t>
-      </w:r>
-    </w:p>
-    <w:p>
-      <w:pPr>
-        <w:pStyle w:val="ListParagraph"/>
-        <w:numPr>
-          <w:ilvl w:val="0"/>
-          <w:numId w:val="2"/>
-        </w:numPr>
-        <w:spacing w:after="60" w:line="290"/>
-      </w:pPr>
-      <w:r>
-        <w:rPr>
-          <w:rFonts w:ascii="Arial" w:cs="Arial" w:eastAsia="Arial" w:hAnsi="Arial"/>
-          <w:b w:val="false"/>
-          <w:bCs w:val="false"/>
-          <w:sz w:val="21"/>
-          <w:szCs w:val="21"/>
-        </w:rPr>
-        <w:t xml:space="preserve"/>
-      </w:r>
-      <w:r>
-        <w:rPr>
-          <w:rFonts w:ascii="Arial" w:cs="Arial" w:eastAsia="Arial" w:hAnsi="Arial"/>
-          <w:b/>
-          <w:bCs/>
-          <w:sz w:val="21"/>
-          <w:szCs w:val="21"/>
-        </w:rPr>
-        <w:t xml:space="preserve">O andar 0 é o de cima.</w:t>
-      </w:r>
-      <w:r>
-        <w:rPr>
-          <w:rFonts w:ascii="Arial" w:cs="Arial" w:eastAsia="Arial" w:hAnsi="Arial"/>
-          <w:b w:val="false"/>
-          <w:bCs w:val="false"/>
-          <w:sz w:val="21"/>
-          <w:szCs w:val="21"/>
-        </w:rPr>
-        <w:t xml:space="preserve"> As prateleiras são alinhadas; o que muda de tamanho é a caixa do endereço, conforme o tipo (A, B, C, F, N). Andar que o prédio não usa fica vazio. As bacias que percorrem as esteiras têm tamanho único.</w:t>
+        <w:t xml:space="preserve">O andar 0 é o de cima. As prateleiras não mudam de altura; o que muda é a caixa do endereço, conforme o tipo (A, B, C, F ou N), e a maioria é pequena. Andar sem endereço fica vazio. As caixas que circulam na esteira têm tamanho único.</w:t>
       </w:r>
     </w:p>
     <w:p>
@@ -3275,7 +2721,7 @@
           <w:sz w:val="18"/>
           <w:szCs w:val="18"/>
         </w:rPr>
-        <w:t xml:space="preserve">Figura 1 — Planta da estação 05 e das vizinhas: alto giro com a esteira de transporte por dentro, esteira de separação, transferência, operador e corredor do baixo giro (sem escala)</w:t>
+        <w:t xml:space="preserve">Figura 1. Planta da estação 05 e das vizinhas (sem escala)</w:t>
       </w:r>
     </w:p>
     <w:p>
@@ -3338,7 +2784,7 @@
           <w:sz w:val="18"/>
           <w:szCs w:val="18"/>
         </w:rPr>
-        <w:t xml:space="preserve">Figura 2 — Elevações da estação 05 com os 209 endereços reais (andar 0 em cima) e as 8 zonas do baixo giro (4 por lado)</w:t>
+        <w:t xml:space="preserve">Figura 2. Vista frontal da estação 05 com os 209 endereços da tabela e as 8 zonas do baixo giro</w:t>
       </w:r>
     </w:p>
     <w:p>
@@ -3613,6 +3059,8 @@
             <w:r>
               <w:rPr>
                 <w:rFonts w:ascii="Arial" w:cs="Arial" w:eastAsia="Arial" w:hAnsi="Arial"/>
+                <w:b w:val="false"/>
+                <w:bCs w:val="false"/>
                 <w:color w:val="1C2430"/>
                 <w:sz w:val="18"/>
                 <w:szCs w:val="18"/>
@@ -3645,6 +3093,8 @@
             <w:r>
               <w:rPr>
                 <w:rFonts w:ascii="Arial" w:cs="Arial" w:eastAsia="Arial" w:hAnsi="Arial"/>
+                <w:b w:val="false"/>
+                <w:bCs w:val="false"/>
                 <w:color w:val="1C2430"/>
                 <w:sz w:val="18"/>
                 <w:szCs w:val="18"/>
@@ -3677,6 +3127,8 @@
             <w:r>
               <w:rPr>
                 <w:rFonts w:ascii="Arial" w:cs="Arial" w:eastAsia="Arial" w:hAnsi="Arial"/>
+                <w:b w:val="false"/>
+                <w:bCs w:val="false"/>
                 <w:color w:val="1C2430"/>
                 <w:sz w:val="18"/>
                 <w:szCs w:val="18"/>
@@ -3709,6 +3161,8 @@
             <w:r>
               <w:rPr>
                 <w:rFonts w:ascii="Arial" w:cs="Arial" w:eastAsia="Arial" w:hAnsi="Arial"/>
+                <w:b w:val="false"/>
+                <w:bCs w:val="false"/>
                 <w:color w:val="1C2430"/>
                 <w:sz w:val="18"/>
                 <w:szCs w:val="18"/>
@@ -3741,6 +3195,8 @@
             <w:r>
               <w:rPr>
                 <w:rFonts w:ascii="Arial" w:cs="Arial" w:eastAsia="Arial" w:hAnsi="Arial"/>
+                <w:b w:val="false"/>
+                <w:bCs w:val="false"/>
                 <w:color w:val="1C2430"/>
                 <w:sz w:val="18"/>
                 <w:szCs w:val="18"/>
@@ -3773,6 +3229,8 @@
             <w:r>
               <w:rPr>
                 <w:rFonts w:ascii="Arial" w:cs="Arial" w:eastAsia="Arial" w:hAnsi="Arial"/>
+                <w:b w:val="false"/>
+                <w:bCs w:val="false"/>
                 <w:color w:val="1C2430"/>
                 <w:sz w:val="18"/>
                 <w:szCs w:val="18"/>
@@ -3807,6 +3265,8 @@
             <w:r>
               <w:rPr>
                 <w:rFonts w:ascii="Arial" w:cs="Arial" w:eastAsia="Arial" w:hAnsi="Arial"/>
+                <w:b w:val="false"/>
+                <w:bCs w:val="false"/>
                 <w:color w:val="1C2430"/>
                 <w:sz w:val="18"/>
                 <w:szCs w:val="18"/>
@@ -3839,6 +3299,8 @@
             <w:r>
               <w:rPr>
                 <w:rFonts w:ascii="Arial" w:cs="Arial" w:eastAsia="Arial" w:hAnsi="Arial"/>
+                <w:b w:val="false"/>
+                <w:bCs w:val="false"/>
                 <w:color w:val="1C2430"/>
                 <w:sz w:val="18"/>
                 <w:szCs w:val="18"/>
@@ -3871,6 +3333,8 @@
             <w:r>
               <w:rPr>
                 <w:rFonts w:ascii="Arial" w:cs="Arial" w:eastAsia="Arial" w:hAnsi="Arial"/>
+                <w:b w:val="false"/>
+                <w:bCs w:val="false"/>
                 <w:color w:val="1C2430"/>
                 <w:sz w:val="18"/>
                 <w:szCs w:val="18"/>
@@ -3903,6 +3367,8 @@
             <w:r>
               <w:rPr>
                 <w:rFonts w:ascii="Arial" w:cs="Arial" w:eastAsia="Arial" w:hAnsi="Arial"/>
+                <w:b w:val="false"/>
+                <w:bCs w:val="false"/>
                 <w:color w:val="1C2430"/>
                 <w:sz w:val="18"/>
                 <w:szCs w:val="18"/>
@@ -3935,6 +3401,8 @@
             <w:r>
               <w:rPr>
                 <w:rFonts w:ascii="Arial" w:cs="Arial" w:eastAsia="Arial" w:hAnsi="Arial"/>
+                <w:b w:val="false"/>
+                <w:bCs w:val="false"/>
                 <w:color w:val="1C2430"/>
                 <w:sz w:val="18"/>
                 <w:szCs w:val="18"/>
@@ -3967,6 +3435,8 @@
             <w:r>
               <w:rPr>
                 <w:rFonts w:ascii="Arial" w:cs="Arial" w:eastAsia="Arial" w:hAnsi="Arial"/>
+                <w:b w:val="false"/>
+                <w:bCs w:val="false"/>
                 <w:color w:val="1C2430"/>
                 <w:sz w:val="18"/>
                 <w:szCs w:val="18"/>
@@ -4001,6 +3471,8 @@
             <w:r>
               <w:rPr>
                 <w:rFonts w:ascii="Arial" w:cs="Arial" w:eastAsia="Arial" w:hAnsi="Arial"/>
+                <w:b w:val="false"/>
+                <w:bCs w:val="false"/>
                 <w:color w:val="1C2430"/>
                 <w:sz w:val="18"/>
                 <w:szCs w:val="18"/>
@@ -4033,6 +3505,8 @@
             <w:r>
               <w:rPr>
                 <w:rFonts w:ascii="Arial" w:cs="Arial" w:eastAsia="Arial" w:hAnsi="Arial"/>
+                <w:b w:val="false"/>
+                <w:bCs w:val="false"/>
                 <w:color w:val="1C2430"/>
                 <w:sz w:val="18"/>
                 <w:szCs w:val="18"/>
@@ -4065,6 +3539,8 @@
             <w:r>
               <w:rPr>
                 <w:rFonts w:ascii="Arial" w:cs="Arial" w:eastAsia="Arial" w:hAnsi="Arial"/>
+                <w:b w:val="false"/>
+                <w:bCs w:val="false"/>
                 <w:color w:val="1C2430"/>
                 <w:sz w:val="18"/>
                 <w:szCs w:val="18"/>
@@ -4097,6 +3573,8 @@
             <w:r>
               <w:rPr>
                 <w:rFonts w:ascii="Arial" w:cs="Arial" w:eastAsia="Arial" w:hAnsi="Arial"/>
+                <w:b w:val="false"/>
+                <w:bCs w:val="false"/>
                 <w:color w:val="1C2430"/>
                 <w:sz w:val="18"/>
                 <w:szCs w:val="18"/>
@@ -4129,6 +3607,8 @@
             <w:r>
               <w:rPr>
                 <w:rFonts w:ascii="Arial" w:cs="Arial" w:eastAsia="Arial" w:hAnsi="Arial"/>
+                <w:b w:val="false"/>
+                <w:bCs w:val="false"/>
                 <w:color w:val="1C2430"/>
                 <w:sz w:val="18"/>
                 <w:szCs w:val="18"/>
@@ -4161,6 +3641,8 @@
             <w:r>
               <w:rPr>
                 <w:rFonts w:ascii="Arial" w:cs="Arial" w:eastAsia="Arial" w:hAnsi="Arial"/>
+                <w:b w:val="false"/>
+                <w:bCs w:val="false"/>
                 <w:color w:val="1C2430"/>
                 <w:sz w:val="18"/>
                 <w:szCs w:val="18"/>
@@ -4195,6 +3677,8 @@
             <w:r>
               <w:rPr>
                 <w:rFonts w:ascii="Arial" w:cs="Arial" w:eastAsia="Arial" w:hAnsi="Arial"/>
+                <w:b w:val="false"/>
+                <w:bCs w:val="false"/>
                 <w:color w:val="1C2430"/>
                 <w:sz w:val="18"/>
                 <w:szCs w:val="18"/>
@@ -4227,6 +3711,8 @@
             <w:r>
               <w:rPr>
                 <w:rFonts w:ascii="Arial" w:cs="Arial" w:eastAsia="Arial" w:hAnsi="Arial"/>
+                <w:b w:val="false"/>
+                <w:bCs w:val="false"/>
                 <w:color w:val="1C2430"/>
                 <w:sz w:val="18"/>
                 <w:szCs w:val="18"/>
@@ -4259,6 +3745,8 @@
             <w:r>
               <w:rPr>
                 <w:rFonts w:ascii="Arial" w:cs="Arial" w:eastAsia="Arial" w:hAnsi="Arial"/>
+                <w:b w:val="false"/>
+                <w:bCs w:val="false"/>
                 <w:color w:val="1C2430"/>
                 <w:sz w:val="18"/>
                 <w:szCs w:val="18"/>
@@ -4291,6 +3779,8 @@
             <w:r>
               <w:rPr>
                 <w:rFonts w:ascii="Arial" w:cs="Arial" w:eastAsia="Arial" w:hAnsi="Arial"/>
+                <w:b w:val="false"/>
+                <w:bCs w:val="false"/>
                 <w:color w:val="1C2430"/>
                 <w:sz w:val="18"/>
                 <w:szCs w:val="18"/>
@@ -4323,6 +3813,8 @@
             <w:r>
               <w:rPr>
                 <w:rFonts w:ascii="Arial" w:cs="Arial" w:eastAsia="Arial" w:hAnsi="Arial"/>
+                <w:b w:val="false"/>
+                <w:bCs w:val="false"/>
                 <w:color w:val="1C2430"/>
                 <w:sz w:val="18"/>
                 <w:szCs w:val="18"/>
@@ -4355,6 +3847,8 @@
             <w:r>
               <w:rPr>
                 <w:rFonts w:ascii="Arial" w:cs="Arial" w:eastAsia="Arial" w:hAnsi="Arial"/>
+                <w:b w:val="false"/>
+                <w:bCs w:val="false"/>
                 <w:color w:val="1C2430"/>
                 <w:sz w:val="18"/>
                 <w:szCs w:val="18"/>
@@ -4389,6 +3883,8 @@
             <w:r>
               <w:rPr>
                 <w:rFonts w:ascii="Arial" w:cs="Arial" w:eastAsia="Arial" w:hAnsi="Arial"/>
+                <w:b w:val="false"/>
+                <w:bCs w:val="false"/>
                 <w:color w:val="1C2430"/>
                 <w:sz w:val="18"/>
                 <w:szCs w:val="18"/>
@@ -4421,6 +3917,8 @@
             <w:r>
               <w:rPr>
                 <w:rFonts w:ascii="Arial" w:cs="Arial" w:eastAsia="Arial" w:hAnsi="Arial"/>
+                <w:b w:val="false"/>
+                <w:bCs w:val="false"/>
                 <w:color w:val="1C2430"/>
                 <w:sz w:val="18"/>
                 <w:szCs w:val="18"/>
@@ -4453,6 +3951,8 @@
             <w:r>
               <w:rPr>
                 <w:rFonts w:ascii="Arial" w:cs="Arial" w:eastAsia="Arial" w:hAnsi="Arial"/>
+                <w:b w:val="false"/>
+                <w:bCs w:val="false"/>
                 <w:color w:val="1C2430"/>
                 <w:sz w:val="18"/>
                 <w:szCs w:val="18"/>
@@ -4485,6 +3985,8 @@
             <w:r>
               <w:rPr>
                 <w:rFonts w:ascii="Arial" w:cs="Arial" w:eastAsia="Arial" w:hAnsi="Arial"/>
+                <w:b w:val="false"/>
+                <w:bCs w:val="false"/>
                 <w:color w:val="1C2430"/>
                 <w:sz w:val="18"/>
                 <w:szCs w:val="18"/>
@@ -4517,6 +4019,8 @@
             <w:r>
               <w:rPr>
                 <w:rFonts w:ascii="Arial" w:cs="Arial" w:eastAsia="Arial" w:hAnsi="Arial"/>
+                <w:b w:val="false"/>
+                <w:bCs w:val="false"/>
                 <w:color w:val="1C2430"/>
                 <w:sz w:val="18"/>
                 <w:szCs w:val="18"/>
@@ -4549,6 +4053,8 @@
             <w:r>
               <w:rPr>
                 <w:rFonts w:ascii="Arial" w:cs="Arial" w:eastAsia="Arial" w:hAnsi="Arial"/>
+                <w:b w:val="false"/>
+                <w:bCs w:val="false"/>
                 <w:color w:val="1C2430"/>
                 <w:sz w:val="18"/>
                 <w:szCs w:val="18"/>
@@ -4583,6 +4089,8 @@
             <w:r>
               <w:rPr>
                 <w:rFonts w:ascii="Arial" w:cs="Arial" w:eastAsia="Arial" w:hAnsi="Arial"/>
+                <w:b w:val="false"/>
+                <w:bCs w:val="false"/>
                 <w:color w:val="1C2430"/>
                 <w:sz w:val="18"/>
                 <w:szCs w:val="18"/>
@@ -4615,6 +4123,8 @@
             <w:r>
               <w:rPr>
                 <w:rFonts w:ascii="Arial" w:cs="Arial" w:eastAsia="Arial" w:hAnsi="Arial"/>
+                <w:b w:val="false"/>
+                <w:bCs w:val="false"/>
                 <w:color w:val="1C2430"/>
                 <w:sz w:val="18"/>
                 <w:szCs w:val="18"/>
@@ -4647,6 +4157,8 @@
             <w:r>
               <w:rPr>
                 <w:rFonts w:ascii="Arial" w:cs="Arial" w:eastAsia="Arial" w:hAnsi="Arial"/>
+                <w:b w:val="false"/>
+                <w:bCs w:val="false"/>
                 <w:color w:val="1C2430"/>
                 <w:sz w:val="18"/>
                 <w:szCs w:val="18"/>
@@ -4679,6 +4191,8 @@
             <w:r>
               <w:rPr>
                 <w:rFonts w:ascii="Arial" w:cs="Arial" w:eastAsia="Arial" w:hAnsi="Arial"/>
+                <w:b w:val="false"/>
+                <w:bCs w:val="false"/>
                 <w:color w:val="1C2430"/>
                 <w:sz w:val="18"/>
                 <w:szCs w:val="18"/>
@@ -4711,6 +4225,8 @@
             <w:r>
               <w:rPr>
                 <w:rFonts w:ascii="Arial" w:cs="Arial" w:eastAsia="Arial" w:hAnsi="Arial"/>
+                <w:b w:val="false"/>
+                <w:bCs w:val="false"/>
                 <w:color w:val="1C2430"/>
                 <w:sz w:val="18"/>
                 <w:szCs w:val="18"/>
@@ -4743,6 +4259,8 @@
             <w:r>
               <w:rPr>
                 <w:rFonts w:ascii="Arial" w:cs="Arial" w:eastAsia="Arial" w:hAnsi="Arial"/>
+                <w:b w:val="false"/>
+                <w:bCs w:val="false"/>
                 <w:color w:val="1C2430"/>
                 <w:sz w:val="18"/>
                 <w:szCs w:val="18"/>
@@ -4762,27 +4280,19 @@
               <w:bottom w:val="single" w:color="BFC7D2" w:sz="4"/>
               <w:right w:val="single" w:color="BFC7D2" w:sz="4"/>
             </w:tcBorders>
-            <w:tcMar>
-              <w:top w:type="dxa" w:w="60"/>
-              <w:left w:type="dxa" w:w="100"/>
-              <w:bottom w:type="dxa" w:w="60"/>
-              <w:right w:type="dxa" w:w="100"/>
-            </w:tcMar>
-            <w:vAlign w:val="center"/>
-          </w:tcPr>
-          <w:p>
-            <w:pPr>
-              <w:jc w:val="left"/>
-            </w:pPr>
-            <w:r>
-              <w:rPr>
-                <w:rFonts w:ascii="Arial" w:cs="Arial" w:eastAsia="Arial" w:hAnsi="Arial"/>
-                <w:color w:val="1C2430"/>
-                <w:sz w:val="18"/>
-                <w:szCs w:val="18"/>
-              </w:rPr>
-              <w:t xml:space="preserve"/>
-            </w:r>
+            <w:shd w:fill="DEE6F2" w:color="auto" w:val="clear"/>
+            <w:tcMar>
+              <w:top w:type="dxa" w:w="60"/>
+              <w:left w:type="dxa" w:w="100"/>
+              <w:bottom w:type="dxa" w:w="60"/>
+              <w:right w:type="dxa" w:w="100"/>
+            </w:tcMar>
+            <w:vAlign w:val="center"/>
+          </w:tcPr>
+          <w:p>
+            <w:pPr>
+              <w:jc w:val="left"/>
+            </w:pPr>
             <w:r>
               <w:rPr>
                 <w:rFonts w:ascii="Arial" w:cs="Arial" w:eastAsia="Arial" w:hAnsi="Arial"/>
@@ -4792,11 +4302,37 @@
                 <w:sz w:val="18"/>
                 <w:szCs w:val="18"/>
               </w:rPr>
-              <w:t xml:space="preserve">TOTAL (40 estações)</w:t>
-            </w:r>
-            <w:r>
-              <w:rPr>
-                <w:rFonts w:ascii="Arial" w:cs="Arial" w:eastAsia="Arial" w:hAnsi="Arial"/>
+              <w:t xml:space="preserve">Total (40 estações)</w:t>
+            </w:r>
+          </w:p>
+        </w:tc>
+        <w:tc>
+          <w:tcPr>
+            <w:tcW w:type="dxa" w:w="2583"/>
+            <w:tcBorders>
+              <w:top w:val="single" w:color="BFC7D2" w:sz="4"/>
+              <w:left w:val="single" w:color="BFC7D2" w:sz="4"/>
+              <w:bottom w:val="single" w:color="BFC7D2" w:sz="4"/>
+              <w:right w:val="single" w:color="BFC7D2" w:sz="4"/>
+            </w:tcBorders>
+            <w:shd w:fill="DEE6F2" w:color="auto" w:val="clear"/>
+            <w:tcMar>
+              <w:top w:type="dxa" w:w="60"/>
+              <w:left w:type="dxa" w:w="100"/>
+              <w:bottom w:type="dxa" w:w="60"/>
+              <w:right w:type="dxa" w:w="100"/>
+            </w:tcMar>
+            <w:vAlign w:val="center"/>
+          </w:tcPr>
+          <w:p>
+            <w:pPr>
+              <w:jc w:val="left"/>
+            </w:pPr>
+            <w:r>
+              <w:rPr>
+                <w:rFonts w:ascii="Arial" w:cs="Arial" w:eastAsia="Arial" w:hAnsi="Arial"/>
+                <w:b/>
+                <w:bCs/>
                 <w:color w:val="1C2430"/>
                 <w:sz w:val="18"/>
                 <w:szCs w:val="18"/>
@@ -4807,38 +4343,6 @@
         </w:tc>
         <w:tc>
           <w:tcPr>
-            <w:tcW w:type="dxa" w:w="2583"/>
-            <w:tcBorders>
-              <w:top w:val="single" w:color="BFC7D2" w:sz="4"/>
-              <w:left w:val="single" w:color="BFC7D2" w:sz="4"/>
-              <w:bottom w:val="single" w:color="BFC7D2" w:sz="4"/>
-              <w:right w:val="single" w:color="BFC7D2" w:sz="4"/>
-            </w:tcBorders>
-            <w:tcMar>
-              <w:top w:type="dxa" w:w="60"/>
-              <w:left w:type="dxa" w:w="100"/>
-              <w:bottom w:type="dxa" w:w="60"/>
-              <w:right w:type="dxa" w:w="100"/>
-            </w:tcMar>
-            <w:vAlign w:val="center"/>
-          </w:tcPr>
-          <w:p>
-            <w:pPr>
-              <w:jc w:val="left"/>
-            </w:pPr>
-            <w:r>
-              <w:rPr>
-                <w:rFonts w:ascii="Arial" w:cs="Arial" w:eastAsia="Arial" w:hAnsi="Arial"/>
-                <w:color w:val="1C2430"/>
-                <w:sz w:val="18"/>
-                <w:szCs w:val="18"/>
-              </w:rPr>
-              <w:t xml:space="preserve"/>
-            </w:r>
-          </w:p>
-        </w:tc>
-        <w:tc>
-          <w:tcPr>
             <w:tcW w:type="dxa" w:w="1192"/>
             <w:tcBorders>
               <w:top w:val="single" w:color="BFC7D2" w:sz="4"/>
@@ -4846,21 +4350,24 @@
               <w:bottom w:val="single" w:color="BFC7D2" w:sz="4"/>
               <w:right w:val="single" w:color="BFC7D2" w:sz="4"/>
             </w:tcBorders>
-            <w:tcMar>
-              <w:top w:type="dxa" w:w="60"/>
-              <w:left w:type="dxa" w:w="100"/>
-              <w:bottom w:type="dxa" w:w="60"/>
-              <w:right w:type="dxa" w:w="100"/>
-            </w:tcMar>
-            <w:vAlign w:val="center"/>
-          </w:tcPr>
-          <w:p>
-            <w:pPr>
-              <w:jc w:val="left"/>
-            </w:pPr>
-            <w:r>
-              <w:rPr>
-                <w:rFonts w:ascii="Arial" w:cs="Arial" w:eastAsia="Arial" w:hAnsi="Arial"/>
+            <w:shd w:fill="DEE6F2" w:color="auto" w:val="clear"/>
+            <w:tcMar>
+              <w:top w:type="dxa" w:w="60"/>
+              <w:left w:type="dxa" w:w="100"/>
+              <w:bottom w:type="dxa" w:w="60"/>
+              <w:right w:type="dxa" w:w="100"/>
+            </w:tcMar>
+            <w:vAlign w:val="center"/>
+          </w:tcPr>
+          <w:p>
+            <w:pPr>
+              <w:jc w:val="left"/>
+            </w:pPr>
+            <w:r>
+              <w:rPr>
+                <w:rFonts w:ascii="Arial" w:cs="Arial" w:eastAsia="Arial" w:hAnsi="Arial"/>
+                <w:b/>
+                <w:bCs/>
                 <w:color w:val="1C2430"/>
                 <w:sz w:val="18"/>
                 <w:szCs w:val="18"/>
@@ -4878,21 +4385,24 @@
               <w:bottom w:val="single" w:color="BFC7D2" w:sz="4"/>
               <w:right w:val="single" w:color="BFC7D2" w:sz="4"/>
             </w:tcBorders>
-            <w:tcMar>
-              <w:top w:type="dxa" w:w="60"/>
-              <w:left w:type="dxa" w:w="100"/>
-              <w:bottom w:type="dxa" w:w="60"/>
-              <w:right w:type="dxa" w:w="100"/>
-            </w:tcMar>
-            <w:vAlign w:val="center"/>
-          </w:tcPr>
-          <w:p>
-            <w:pPr>
-              <w:jc w:val="left"/>
-            </w:pPr>
-            <w:r>
-              <w:rPr>
-                <w:rFonts w:ascii="Arial" w:cs="Arial" w:eastAsia="Arial" w:hAnsi="Arial"/>
+            <w:shd w:fill="DEE6F2" w:color="auto" w:val="clear"/>
+            <w:tcMar>
+              <w:top w:type="dxa" w:w="60"/>
+              <w:left w:type="dxa" w:w="100"/>
+              <w:bottom w:type="dxa" w:w="60"/>
+              <w:right w:type="dxa" w:w="100"/>
+            </w:tcMar>
+            <w:vAlign w:val="center"/>
+          </w:tcPr>
+          <w:p>
+            <w:pPr>
+              <w:jc w:val="left"/>
+            </w:pPr>
+            <w:r>
+              <w:rPr>
+                <w:rFonts w:ascii="Arial" w:cs="Arial" w:eastAsia="Arial" w:hAnsi="Arial"/>
+                <w:b/>
+                <w:bCs/>
                 <w:color w:val="1C2430"/>
                 <w:sz w:val="18"/>
                 <w:szCs w:val="18"/>
@@ -4910,21 +4420,24 @@
               <w:bottom w:val="single" w:color="BFC7D2" w:sz="4"/>
               <w:right w:val="single" w:color="BFC7D2" w:sz="4"/>
             </w:tcBorders>
-            <w:tcMar>
-              <w:top w:type="dxa" w:w="60"/>
-              <w:left w:type="dxa" w:w="100"/>
-              <w:bottom w:type="dxa" w:w="60"/>
-              <w:right w:type="dxa" w:w="100"/>
-            </w:tcMar>
-            <w:vAlign w:val="center"/>
-          </w:tcPr>
-          <w:p>
-            <w:pPr>
-              <w:jc w:val="left"/>
-            </w:pPr>
-            <w:r>
-              <w:rPr>
-                <w:rFonts w:ascii="Arial" w:cs="Arial" w:eastAsia="Arial" w:hAnsi="Arial"/>
+            <w:shd w:fill="DEE6F2" w:color="auto" w:val="clear"/>
+            <w:tcMar>
+              <w:top w:type="dxa" w:w="60"/>
+              <w:left w:type="dxa" w:w="100"/>
+              <w:bottom w:type="dxa" w:w="60"/>
+              <w:right w:type="dxa" w:w="100"/>
+            </w:tcMar>
+            <w:vAlign w:val="center"/>
+          </w:tcPr>
+          <w:p>
+            <w:pPr>
+              <w:jc w:val="left"/>
+            </w:pPr>
+            <w:r>
+              <w:rPr>
+                <w:rFonts w:ascii="Arial" w:cs="Arial" w:eastAsia="Arial" w:hAnsi="Arial"/>
+                <w:b/>
+                <w:bCs/>
                 <w:color w:val="1C2430"/>
                 <w:sz w:val="18"/>
                 <w:szCs w:val="18"/>
@@ -4942,21 +4455,24 @@
               <w:bottom w:val="single" w:color="BFC7D2" w:sz="4"/>
               <w:right w:val="single" w:color="BFC7D2" w:sz="4"/>
             </w:tcBorders>
-            <w:tcMar>
-              <w:top w:type="dxa" w:w="60"/>
-              <w:left w:type="dxa" w:w="100"/>
-              <w:bottom w:type="dxa" w:w="60"/>
-              <w:right w:type="dxa" w:w="100"/>
-            </w:tcMar>
-            <w:vAlign w:val="center"/>
-          </w:tcPr>
-          <w:p>
-            <w:pPr>
-              <w:jc w:val="left"/>
-            </w:pPr>
-            <w:r>
-              <w:rPr>
-                <w:rFonts w:ascii="Arial" w:cs="Arial" w:eastAsia="Arial" w:hAnsi="Arial"/>
+            <w:shd w:fill="DEE6F2" w:color="auto" w:val="clear"/>
+            <w:tcMar>
+              <w:top w:type="dxa" w:w="60"/>
+              <w:left w:type="dxa" w:w="100"/>
+              <w:bottom w:type="dxa" w:w="60"/>
+              <w:right w:type="dxa" w:w="100"/>
+            </w:tcMar>
+            <w:vAlign w:val="center"/>
+          </w:tcPr>
+          <w:p>
+            <w:pPr>
+              <w:jc w:val="left"/>
+            </w:pPr>
+            <w:r>
+              <w:rPr>
+                <w:rFonts w:ascii="Arial" w:cs="Arial" w:eastAsia="Arial" w:hAnsi="Arial"/>
+                <w:b/>
+                <w:bCs/>
                 <w:color w:val="1C2430"/>
                 <w:sz w:val="18"/>
                 <w:szCs w:val="18"/>
@@ -5012,47 +4528,7 @@
                 <w:sz w:val="19"/>
                 <w:szCs w:val="19"/>
               </w:rPr>
-              <w:t xml:space="preserve"/>
-            </w:r>
-            <w:r>
-              <w:rPr>
-                <w:rFonts w:ascii="Arial" w:cs="Arial" w:eastAsia="Arial" w:hAnsi="Arial"/>
-                <w:b/>
-                <w:bCs/>
-                <w:sz w:val="19"/>
-                <w:szCs w:val="19"/>
-              </w:rPr>
-              <w:t xml:space="preserve">Divergências com os números informados (para conferência):</w:t>
-            </w:r>
-            <w:r>
-              <w:rPr>
-                <w:rFonts w:ascii="Arial" w:cs="Arial" w:eastAsia="Arial" w:hAnsi="Arial"/>
-                <w:b w:val="false"/>
-                <w:bCs w:val="false"/>
-                <w:sz w:val="19"/>
-                <w:szCs w:val="19"/>
-              </w:rPr>
-              <w:t xml:space="preserve"> Perfumaria esquina tem 227-230 endereços de baixo giro na tabela (informado: 203); a estação 26 tem 48 endereços de alto giro (informado: 49); Medicamento tem 20 estações na tabela (informado: 21). A planilha de orçamento usa a tabela, mas </w:t>
-            </w:r>
-            <w:r>
-              <w:rPr>
-                <w:rFonts w:ascii="Arial" w:cs="Arial" w:eastAsia="Arial" w:hAnsi="Arial"/>
-                <w:b/>
-                <w:bCs/>
-                <w:sz w:val="19"/>
-                <w:szCs w:val="19"/>
-              </w:rPr>
-              <w:t xml:space="preserve">todos os números são editáveis</w:t>
-            </w:r>
-            <w:r>
-              <w:rPr>
-                <w:rFonts w:ascii="Arial" w:cs="Arial" w:eastAsia="Arial" w:hAnsi="Arial"/>
-                <w:b w:val="false"/>
-                <w:bCs w:val="false"/>
-                <w:sz w:val="19"/>
-                <w:szCs w:val="19"/>
-              </w:rPr>
-              <w:t xml:space="preserve"> na aba Estações.</w:t>
+              <w:t xml:space="preserve">Conferir com a operação: na tabela, as esquinas de Perfumaria têm 227 a 230 endereços de baixo giro (o número informado foi 203); a estação 26 tem 48 endereços de alto giro (informado: 49); e Medicamento tem 20 estações (informado: 21). A planilha usa os números da tabela, e todos podem ser alterados na aba Estações.</w:t>
             </w:r>
           </w:p>
         </w:tc>
@@ -5067,7 +4543,7 @@
         <w:rPr>
           <w:rFonts w:ascii="Arial" w:cs="Arial" w:eastAsia="Arial" w:hAnsi="Arial"/>
         </w:rPr>
-        <w:t xml:space="preserve">3.4 Zoneamento do baixo giro</w:t>
+        <w:t xml:space="preserve">3.4 Zonas do baixo giro</w:t>
       </w:r>
     </w:p>
     <w:p>
@@ -5077,112 +4553,10 @@
       <w:r>
         <w:rPr>
           <w:rFonts w:ascii="Arial" w:cs="Arial" w:eastAsia="Arial" w:hAnsi="Arial"/>
-          <w:b w:val="false"/>
-          <w:bCs w:val="false"/>
           <w:sz w:val="21"/>
           <w:szCs w:val="21"/>
         </w:rPr>
-        <w:t xml:space="preserve">Para ficar visual e ergonômico, cada lado do corredor tem </w:t>
-      </w:r>
-      <w:r>
-        <w:rPr>
-          <w:rFonts w:ascii="Arial" w:cs="Arial" w:eastAsia="Arial" w:hAnsi="Arial"/>
-          <w:b/>
-          <w:bCs/>
-          <w:sz w:val="21"/>
-          <w:szCs w:val="21"/>
-        </w:rPr>
-        <w:t xml:space="preserve">4 zonas</w:t>
-      </w:r>
-      <w:r>
-        <w:rPr>
-          <w:rFonts w:ascii="Arial" w:cs="Arial" w:eastAsia="Arial" w:hAnsi="Arial"/>
-          <w:b w:val="false"/>
-          <w:bCs w:val="false"/>
-          <w:sz w:val="21"/>
-          <w:szCs w:val="21"/>
-        </w:rPr>
-        <w:t xml:space="preserve"> (cerca de 3 prédios cada), e cada zona tem </w:t>
-      </w:r>
-      <w:r>
-        <w:rPr>
-          <w:rFonts w:ascii="Arial" w:cs="Arial" w:eastAsia="Arial" w:hAnsi="Arial"/>
-          <w:b/>
-          <w:bCs/>
-          <w:sz w:val="21"/>
-          <w:szCs w:val="21"/>
-        </w:rPr>
-        <w:t xml:space="preserve">1 display de endereço + 1 de quantidade + botão</w:t>
-      </w:r>
-      <w:r>
-        <w:rPr>
-          <w:rFonts w:ascii="Arial" w:cs="Arial" w:eastAsia="Arial" w:hAnsi="Arial"/>
-          <w:b w:val="false"/>
-          <w:bCs w:val="false"/>
-          <w:sz w:val="21"/>
-          <w:szCs w:val="21"/>
-        </w:rPr>
-        <w:t xml:space="preserve">, preso na longarina </w:t>
-      </w:r>
-      <w:r>
-        <w:rPr>
-          <w:rFonts w:ascii="Arial" w:cs="Arial" w:eastAsia="Arial" w:hAnsi="Arial"/>
-          <w:b/>
-          <w:bCs/>
-          <w:sz w:val="21"/>
-          <w:szCs w:val="21"/>
-        </w:rPr>
-        <w:t xml:space="preserve">na altura dos olhos (≈ 1,5 m)</w:t>
-      </w:r>
-      <w:r>
-        <w:rPr>
-          <w:rFonts w:ascii="Arial" w:cs="Arial" w:eastAsia="Arial" w:hAnsi="Arial"/>
-          <w:b w:val="false"/>
-          <w:bCs w:val="false"/>
-          <w:sz w:val="21"/>
-          <w:szCs w:val="21"/>
-        </w:rPr>
-        <w:t xml:space="preserve">, no meio da zona. Assim, olhando um lado do corredor, o operador vê </w:t>
-      </w:r>
-      <w:r>
-        <w:rPr>
-          <w:rFonts w:ascii="Arial" w:cs="Arial" w:eastAsia="Arial" w:hAnsi="Arial"/>
-          <w:b/>
-          <w:bCs/>
-          <w:sz w:val="21"/>
-          <w:szCs w:val="21"/>
-        </w:rPr>
-        <w:t xml:space="preserve">8 displays</w:t>
-      </w:r>
-      <w:r>
-        <w:rPr>
-          <w:rFonts w:ascii="Arial" w:cs="Arial" w:eastAsia="Arial" w:hAnsi="Arial"/>
-          <w:b w:val="false"/>
-          <w:bCs w:val="false"/>
-          <w:sz w:val="21"/>
-          <w:szCs w:val="21"/>
-        </w:rPr>
-        <w:t xml:space="preserve"> (4 de endereço e 4 de quantidade). Cada zona mostra </w:t>
-      </w:r>
-      <w:r>
-        <w:rPr>
-          <w:rFonts w:ascii="Arial" w:cs="Arial" w:eastAsia="Arial" w:hAnsi="Arial"/>
-          <w:b/>
-          <w:bCs/>
-          <w:sz w:val="21"/>
-          <w:szCs w:val="21"/>
-        </w:rPr>
-        <w:t xml:space="preserve">um item por vez</w:t>
-      </w:r>
-      <w:r>
-        <w:rPr>
-          <w:rFonts w:ascii="Arial" w:cs="Arial" w:eastAsia="Arial" w:hAnsi="Arial"/>
-          <w:b w:val="false"/>
-          <w:bCs w:val="false"/>
-          <w:sz w:val="21"/>
-          <w:szCs w:val="21"/>
-        </w:rPr>
-        <w:t xml:space="preserve">, na ordem da rota; o botão confirma e o display passa para o próximo item da zona. Todas as zonas com itens trabalham ao mesmo tempo.</w:t>
+        <w:t xml:space="preserve">Cada lado do corredor tem quatro zonas de cerca de três prédios. Cada zona tem um display de endereço, um de quantidade e um botão, presos na longarina à altura dos olhos (cerca de 1,5 m), no meio da zona. Olhando um lado do corredor, o operador vê oito displays: quatro de endereço e quatro de quantidade. A zona mostra um item por vez, na ordem da rota. O botão confirma a retirada e o display passa ao item seguinte. Todas as zonas com itens trabalham ao mesmo tempo.</w:t>
       </w:r>
     </w:p>
     <w:p>
@@ -5202,27 +4576,7 @@
           <w:sz w:val="21"/>
           <w:szCs w:val="21"/>
         </w:rPr>
-        <w:t xml:space="preserve">Estação comum: lado esquerdo 020-031 em 4 zonas (E1 a E4) e lado direito 015 + 043 → 032 em 4 zonas (D1 a D4): </w:t>
-      </w:r>
-      <w:r>
-        <w:rPr>
-          <w:rFonts w:ascii="Arial" w:cs="Arial" w:eastAsia="Arial" w:hAnsi="Arial"/>
-          <w:b/>
-          <w:bCs/>
-          <w:sz w:val="21"/>
-          <w:szCs w:val="21"/>
-        </w:rPr>
-        <w:t xml:space="preserve">8 zonas por estação</w:t>
-      </w:r>
-      <w:r>
-        <w:rPr>
-          <w:rFonts w:ascii="Arial" w:cs="Arial" w:eastAsia="Arial" w:hAnsi="Arial"/>
-          <w:b w:val="false"/>
-          <w:bCs w:val="false"/>
-          <w:sz w:val="21"/>
-          <w:szCs w:val="21"/>
-        </w:rPr>
-        <w:t xml:space="preserve">. Esquinas mantêm zonas extras de 4 prédios (060-063 / 060-071).</w:t>
+        <w:t xml:space="preserve">Estação comum: lado esquerdo 020 a 031 em quatro zonas (E1 a E4) e lado direito 015 e 043 a 032 em quatro zonas (D1 a D4), oito zonas no total. As esquinas têm zonas a mais, de quatro prédios.</w:t>
       </w:r>
     </w:p>
     <w:p>
@@ -5242,27 +4596,7 @@
           <w:sz w:val="21"/>
           <w:szCs w:val="21"/>
         </w:rPr>
-        <w:t xml:space="preserve">Com 3 prédios por zona, cada zona tem até 24 endereços; o display mostra prédio e andar (ex.: </w:t>
-      </w:r>
-      <w:r>
-        <w:rPr>
-          <w:rFonts w:ascii="Arial" w:cs="Arial" w:eastAsia="Arial" w:hAnsi="Arial"/>
-          <w:b/>
-          <w:bCs/>
-          <w:sz w:val="21"/>
-          <w:szCs w:val="21"/>
-        </w:rPr>
-        <w:t xml:space="preserve">P031 A2</w:t>
-      </w:r>
-      <w:r>
-        <w:rPr>
-          <w:rFonts w:ascii="Arial" w:cs="Arial" w:eastAsia="Arial" w:hAnsi="Arial"/>
-          <w:b w:val="false"/>
-          <w:bCs w:val="false"/>
-          <w:sz w:val="21"/>
-          <w:szCs w:val="21"/>
-        </w:rPr>
-        <w:t xml:space="preserve">).</w:t>
+        <w:t xml:space="preserve">Com três prédios por zona, uma zona tem até 24 endereços. O display mostra prédio e andar, por exemplo P031 A2.</w:t>
       </w:r>
     </w:p>
     <w:p>
@@ -5282,7 +4616,7 @@
           <w:sz w:val="21"/>
           <w:szCs w:val="21"/>
         </w:rPr>
-        <w:t xml:space="preserve">Profundidade do baixo giro ≈ 2 m; as caixas dos endereços são, em geral, pequenas.</w:t>
+        <w:t xml:space="preserve">Opcional: um LED guia no topo de cada prédio, que acende a coluna do item atual da zona. Custa cerca de R$ 1.000 para a operação toda.</w:t>
       </w:r>
     </w:p>
     <w:p>
@@ -5302,47 +4636,7 @@
           <w:sz w:val="21"/>
           <w:szCs w:val="21"/>
         </w:rPr>
-        <w:t xml:space="preserve">Opcional de baixo custo: </w:t>
-      </w:r>
-      <w:r>
-        <w:rPr>
-          <w:rFonts w:ascii="Arial" w:cs="Arial" w:eastAsia="Arial" w:hAnsi="Arial"/>
-          <w:b/>
-          <w:bCs/>
-          <w:sz w:val="21"/>
-          <w:szCs w:val="21"/>
-        </w:rPr>
-        <w:t xml:space="preserve">LED guia</w:t>
-      </w:r>
-      <w:r>
-        <w:rPr>
-          <w:rFonts w:ascii="Arial" w:cs="Arial" w:eastAsia="Arial" w:hAnsi="Arial"/>
-          <w:b w:val="false"/>
-          <w:bCs w:val="false"/>
-          <w:sz w:val="21"/>
-          <w:szCs w:val="21"/>
-        </w:rPr>
-        <w:t xml:space="preserve"> no topo de cada prédio, que acende a coluna do item atual da zona (≈ R$ 1.000 para toda a operação).</w:t>
-      </w:r>
-    </w:p>
-    <w:p>
-      <w:pPr>
-        <w:pStyle w:val="ListParagraph"/>
-        <w:numPr>
-          <w:ilvl w:val="0"/>
-          <w:numId w:val="2"/>
-        </w:numPr>
-        <w:spacing w:after="60" w:line="290"/>
-      </w:pPr>
-      <w:r>
-        <w:rPr>
-          <w:rFonts w:ascii="Arial" w:cs="Arial" w:eastAsia="Arial" w:hAnsi="Arial"/>
-          <w:b w:val="false"/>
-          <w:bCs w:val="false"/>
-          <w:sz w:val="21"/>
-          <w:szCs w:val="21"/>
-        </w:rPr>
-        <w:t xml:space="preserve">O número de zonas por lado é parâmetro do sistema e pode ser ajustado no piloto conforme a produtividade medida.</w:t>
+        <w:t xml:space="preserve">O número de zonas por lado é configurável e pode mudar depois do piloto, conforme a produtividade.</w:t>
       </w:r>
     </w:p>
     <w:p>
@@ -5509,27 +4803,7 @@
                 <w:sz w:val="18"/>
                 <w:szCs w:val="18"/>
               </w:rPr>
-              <w:t xml:space="preserve">Abrir a caixa com a </w:t>
-            </w:r>
-            <w:r>
-              <w:rPr>
-                <w:rFonts w:ascii="Arial" w:cs="Arial" w:eastAsia="Arial" w:hAnsi="Arial"/>
-                <w:b/>
-                <w:bCs/>
-                <w:color w:val="1C2430"/>
-                <w:sz w:val="18"/>
-                <w:szCs w:val="18"/>
-              </w:rPr>
-              <w:t xml:space="preserve">leitura da etiqueta</w:t>
-            </w:r>
-            <w:r>
-              <w:rPr>
-                <w:rFonts w:ascii="Arial" w:cs="Arial" w:eastAsia="Arial" w:hAnsi="Arial"/>
-                <w:color w:val="1C2430"/>
-                <w:sz w:val="18"/>
-                <w:szCs w:val="18"/>
-              </w:rPr>
-              <w:t xml:space="preserve"> (gatilho do coletor ou leitura RFID), sem toque na tela.</w:t>
+              <w:t xml:space="preserve">Abrir a caixa na estação com a leitura da etiqueta (gatilho do coletor ou tag RFID), sem tocar na tela.</w:t>
             </w:r>
           </w:p>
         </w:tc>
@@ -5595,7 +4869,7 @@
                 <w:sz w:val="18"/>
                 <w:szCs w:val="18"/>
               </w:rPr>
-              <w:t xml:space="preserve">Acender, na estação, todos os endereços de alto giro com itens da caixa, com a quantidade.</w:t>
+              <w:t xml:space="preserve">Acender todos os endereços de alto giro (andares 0 a 3) que têm itens da caixa, com a quantidade.</w:t>
             </w:r>
           </w:p>
         </w:tc>
@@ -5661,7 +4935,7 @@
                 <w:sz w:val="18"/>
                 <w:szCs w:val="18"/>
               </w:rPr>
-              <w:t xml:space="preserve">Nos andares 4-5 do alto giro e nas zonas de baixo giro, mostrar endereço e quantidade de um item por vez, na ordem da rota.</w:t>
+              <w:t xml:space="preserve">Nos andares 4 e 5 do alto giro e nas zonas do baixo giro, mostrar endereço e quantidade de um item por vez, na ordem da rota.</w:t>
             </w:r>
           </w:p>
         </w:tc>
@@ -5727,7 +5001,7 @@
                 <w:sz w:val="18"/>
                 <w:szCs w:val="18"/>
               </w:rPr>
-              <w:t xml:space="preserve">Confirmar cada retirada no botão do display; apagar o display quando não houver mais item.</w:t>
+              <w:t xml:space="preserve">Confirmar cada retirada no botão do display e apagar o display quando não houver mais itens.</w:t>
             </w:r>
           </w:p>
         </w:tc>
@@ -5793,7 +5067,7 @@
                 <w:sz w:val="18"/>
                 <w:szCs w:val="18"/>
               </w:rPr>
-              <w:t xml:space="preserve">Mostrar o progresso da caixa no coletor (A) ou no painel da estação (B).</w:t>
+              <w:t xml:space="preserve">Mostrar o andamento da caixa no coletor (A) ou no painel da estação (B).</w:t>
             </w:r>
           </w:p>
         </w:tc>
@@ -5859,27 +5133,7 @@
                 <w:sz w:val="18"/>
                 <w:szCs w:val="18"/>
               </w:rPr>
-              <w:t xml:space="preserve">Fechar a caixa com </w:t>
-            </w:r>
-            <w:r>
-              <w:rPr>
-                <w:rFonts w:ascii="Arial" w:cs="Arial" w:eastAsia="Arial" w:hAnsi="Arial"/>
-                <w:b/>
-                <w:bCs/>
-                <w:color w:val="1C2430"/>
-                <w:sz w:val="18"/>
-                <w:szCs w:val="18"/>
-              </w:rPr>
-              <w:t xml:space="preserve">nova leitura</w:t>
-            </w:r>
-            <w:r>
-              <w:rPr>
-                <w:rFonts w:ascii="Arial" w:cs="Arial" w:eastAsia="Arial" w:hAnsi="Arial"/>
-                <w:color w:val="1C2430"/>
-                <w:sz w:val="18"/>
-                <w:szCs w:val="18"/>
-              </w:rPr>
-              <w:t xml:space="preserve"> da etiqueta; com itens pendentes, alertar e exigir confirmação por nova leitura.</w:t>
+              <w:t xml:space="preserve">Fechar a caixa com uma nova leitura. Se houver itens pendentes, avisar e só fechar após outra leitura.</w:t>
             </w:r>
           </w:p>
         </w:tc>
@@ -5945,7 +5199,7 @@
                 <w:sz w:val="18"/>
                 <w:szCs w:val="18"/>
               </w:rPr>
-              <w:t xml:space="preserve">Registrar no Sybase a sessão da caixa e cada confirmação (estação, endereço, quantidade, horário, operador).</w:t>
+              <w:t xml:space="preserve">Gravar no Sybase a sessão da caixa e cada confirmação: estação, endereço, quantidade, horário e operador.</w:t>
             </w:r>
           </w:p>
         </w:tc>
@@ -6011,7 +5265,7 @@
                 <w:sz w:val="18"/>
                 <w:szCs w:val="18"/>
               </w:rPr>
-              <w:t xml:space="preserve">Informar ao sistema BHT a conclusão da caixa na estação (a validar com o fornecedor).</w:t>
+              <w:t xml:space="preserve">Informar ao BHT que a caixa terminou na estação, se o fornecedor permitir.</w:t>
             </w:r>
           </w:p>
         </w:tc>
@@ -6077,7 +5331,7 @@
                 <w:sz w:val="18"/>
                 <w:szCs w:val="18"/>
               </w:rPr>
-              <w:t xml:space="preserve">Painel de monitoramento: status de cada estação e módulo, caixas/hora, tempo médio por caixa, alarmes.</w:t>
+              <w:t xml:space="preserve">Painel com a situação de cada estação e módulo, caixas por hora, tempo médio por caixa e alarmes.</w:t>
             </w:r>
           </w:p>
         </w:tc>
@@ -6143,7 +5397,7 @@
                 <w:sz w:val="18"/>
                 <w:szCs w:val="18"/>
               </w:rPr>
-              <w:t xml:space="preserve">Cadastro do mapa endereço → módulo/zona, editável pela TI sem alterar firmware.</w:t>
+              <w:t xml:space="preserve">Cadastro do mapa endereço/display pela TI, sem mexer no firmware.</w:t>
             </w:r>
           </w:p>
         </w:tc>
@@ -6301,7 +5555,7 @@
                 <w:sz w:val="18"/>
                 <w:szCs w:val="18"/>
               </w:rPr>
-              <w:t xml:space="preserve">Tempo entre a leitura e o acendimento &lt; 1 segundo (rede cabeada até o concentrador).</w:t>
+              <w:t xml:space="preserve">Menos de 1 segundo entre a leitura e o acendimento.</w:t>
             </w:r>
           </w:p>
         </w:tc>
@@ -6367,7 +5621,7 @@
                 <w:sz w:val="18"/>
                 <w:szCs w:val="18"/>
               </w:rPr>
-              <w:t xml:space="preserve">Troca de um módulo com defeito em &lt; 5 minutos, sem ferramenta especial e sem abrir a canaleta.</w:t>
+              <w:t xml:space="preserve">Trocar um módulo com defeito em menos de 5 minutos, sem ferramenta especial e sem abrir a canaleta.</w:t>
             </w:r>
           </w:p>
         </w:tc>
@@ -6433,7 +5687,7 @@
                 <w:sz w:val="18"/>
                 <w:szCs w:val="18"/>
               </w:rPr>
-              <w:t xml:space="preserve">Operação em ambiente com poeira e calor: gabinete com filtro e ventilação; componentes de 0 a 50 °C.</w:t>
+              <w:t xml:space="preserve">Funcionar com poeira e calor: gabinete com filtro e ventilação e componentes para 0 a 50 °C.</w:t>
             </w:r>
           </w:p>
         </w:tc>
@@ -6499,7 +5753,7 @@
                 <w:sz w:val="18"/>
                 <w:szCs w:val="18"/>
               </w:rPr>
-              <w:t xml:space="preserve">Se a rede cair, o concentrador mantém a caixa aberta e guarda as confirmações até reconectar.</w:t>
+              <w:t xml:space="preserve">Se a rede cair, o concentrador mantém a caixa aberta e guarda as confirmações até a rede voltar.</w:t>
             </w:r>
           </w:p>
         </w:tc>
@@ -6565,7 +5819,7 @@
                 <w:sz w:val="18"/>
                 <w:szCs w:val="18"/>
               </w:rPr>
-              <w:t xml:space="preserve">Atualização remota de firmware (OTA) dos concentradores e configuração centralizada.</w:t>
+              <w:t xml:space="preserve">Atualização remota do firmware dos concentradores e configuração centralizada.</w:t>
             </w:r>
           </w:p>
         </w:tc>
@@ -6631,7 +5885,7 @@
                 <w:sz w:val="18"/>
                 <w:szCs w:val="18"/>
               </w:rPr>
-              <w:t xml:space="preserve">Rede PTL isolada em VLAN; autenticação no broker MQTT e controle de acesso por estação.</w:t>
+              <w:t xml:space="preserve">Rede do PTL separada em VLAN, com usuário no broker MQTT e acesso restrito por estação.</w:t>
             </w:r>
           </w:p>
         </w:tc>
@@ -6697,7 +5951,7 @@
                 <w:sz w:val="18"/>
                 <w:szCs w:val="18"/>
               </w:rPr>
-              <w:t xml:space="preserve">Reserva técnica de 10% de módulos e concentradores.</w:t>
+              <w:t xml:space="preserve">Reserva de 10% de módulos e concentradores.</w:t>
             </w:r>
           </w:p>
         </w:tc>
@@ -6712,7 +5966,7 @@
         <w:rPr>
           <w:rFonts w:ascii="Arial" w:cs="Arial" w:eastAsia="Arial" w:hAnsi="Arial"/>
         </w:rPr>
-        <w:t xml:space="preserve">5. Arquitetura A — Coletor + concentrador + displays</w:t>
+        <w:t xml:space="preserve">5. Arquitetura A: coletor, concentrador e displays</w:t>
       </w:r>
     </w:p>
     <w:p>
@@ -6775,7 +6029,7 @@
           <w:sz w:val="18"/>
           <w:szCs w:val="18"/>
         </w:rPr>
-        <w:t xml:space="preserve">Figura 3 — Visão geral da Arquitetura A</w:t>
+        <w:t xml:space="preserve">Figura 3. Visão geral da Arquitetura A</w:t>
       </w:r>
     </w:p>
     <w:p>
@@ -6788,6 +6042,82 @@
           <w:rFonts w:ascii="Arial" w:cs="Arial" w:eastAsia="Arial" w:hAnsi="Arial"/>
         </w:rPr>
         <w:t xml:space="preserve">5.1 Componentes</w:t>
+      </w:r>
+    </w:p>
+    <w:p>
+      <w:pPr>
+        <w:spacing w:after="120" w:before="0" w:line="300"/>
+      </w:pPr>
+      <w:r>
+        <w:rPr>
+          <w:rFonts w:ascii="Arial" w:cs="Arial" w:eastAsia="Arial" w:hAnsi="Arial"/>
+          <w:sz w:val="21"/>
+          <w:szCs w:val="21"/>
+        </w:rPr>
+        <w:t xml:space="preserve">A Figura 4 mostra os componentes do sistema e como se comunicam. Os blocos em azul são o software novo, os verdes são o hardware novo de cada estação e os marrons são os sistemas que já existem. Os tracejados são opcionais ou só valem para a Arquitetura B.</w:t>
+      </w:r>
+    </w:p>
+    <w:p>
+      <w:pPr>
+        <w:spacing w:after="60" w:before="120"/>
+        <w:jc w:val="center"/>
+      </w:pPr>
+      <w:r>
+        <w:drawing>
+          <wp:inline distT="0" distB="0" distL="0" distR="0">
+            <wp:extent cx="6096000" cy="3848100"/>
+            <wp:effectExtent t="0" r="0" b="0" l="0"/>
+            <wp:docPr id="4" name="" descr="" title=""/>
+            <wp:cNvGraphicFramePr>
+              <a:graphicFrameLocks xmlns:a="http://schemas.openxmlformats.org/drawingml/2006/main" noChangeAspect="1"/>
+            </wp:cNvGraphicFramePr>
+            <a:graphic xmlns:a="http://schemas.openxmlformats.org/drawingml/2006/main">
+              <a:graphicData uri="http://schemas.openxmlformats.org/drawingml/2006/picture">
+                <pic:pic xmlns:pic="http://schemas.openxmlformats.org/drawingml/2006/picture">
+                  <pic:nvPicPr>
+                    <pic:cNvPr id="0" name="" descr=""/>
+                    <pic:cNvPicPr>
+                      <a:picLocks noChangeAspect="1" noChangeArrowheads="1"/>
+                    </pic:cNvPicPr>
+                  </pic:nvPicPr>
+                  <pic:blipFill>
+                    <a:blip r:embed="rId12" cstate="none"/>
+                    <a:srcRect/>
+                    <a:stretch>
+                      <a:fillRect/>
+                    </a:stretch>
+                  </pic:blipFill>
+                  <pic:spPr bwMode="auto">
+                    <a:xfrm>
+                      <a:off x="0" y="0"/>
+                      <a:ext cx="6096000" cy="3848100"/>
+                    </a:xfrm>
+                    <a:prstGeom prst="rect">
+                      <a:avLst/>
+                    </a:prstGeom>
+                  </pic:spPr>
+                </pic:pic>
+              </a:graphicData>
+            </a:graphic>
+          </wp:inline>
+        </w:drawing>
+      </w:r>
+    </w:p>
+    <w:p>
+      <w:pPr>
+        <w:spacing w:after="200"/>
+        <w:jc w:val="center"/>
+      </w:pPr>
+      <w:r>
+        <w:rPr>
+          <w:rFonts w:ascii="Arial" w:cs="Arial" w:eastAsia="Arial" w:hAnsi="Arial"/>
+          <w:i/>
+          <w:iCs/>
+          <w:color w:val="5B6675"/>
+          <w:sz w:val="18"/>
+          <w:szCs w:val="18"/>
+        </w:rPr>
+        <w:t xml:space="preserve">Figura 4. Arquitetura de componentes</w:t>
       </w:r>
     </w:p>
     <w:tbl>
@@ -6877,7 +6207,7 @@
                 <w:sz w:val="17"/>
                 <w:szCs w:val="17"/>
               </w:rPr>
-              <w:t xml:space="preserve">Responsabilidade</w:t>
+              <w:t xml:space="preserve">Função</w:t>
             </w:r>
           </w:p>
         </w:tc>
@@ -6946,7 +6276,7 @@
                 <w:sz w:val="17"/>
                 <w:szCs w:val="17"/>
               </w:rPr>
-              <w:t xml:space="preserve">Serviço PTL</w:t>
+              <w:t xml:space="preserve">API REST</w:t>
             </w:r>
           </w:p>
         </w:tc>
@@ -6978,7 +6308,7 @@
                 <w:sz w:val="17"/>
                 <w:szCs w:val="17"/>
               </w:rPr>
-              <w:t xml:space="preserve">Abre/fecha caixas, consulta itens, divide por estação/área/zona, ordena pela rota, envia comandos, recebe confirmações, grava log, alimenta o painel.</w:t>
+              <w:t xml:space="preserve">Recebe as leituras do coletor e do RFID, informa o estado da estação, permite cancelar uma caixa e atualizar o mapa.</w:t>
             </w:r>
           </w:p>
         </w:tc>
@@ -7010,7 +6340,7 @@
                 <w:sz w:val="17"/>
                 <w:szCs w:val="17"/>
               </w:rPr>
-              <w:t xml:space="preserve">Serviço em VM (Linux ou Windows) com API REST; linguagem a definir pela TI (Java, .NET ou Node). Driver jConnect/ODBC para Sybase.</w:t>
+              <w:t xml:space="preserve">HTTPS com JSON. Linguagem a definir pela arquitetura (Java, .NET ou Node).</w:t>
             </w:r>
           </w:p>
         </w:tc>
@@ -7044,7 +6374,7 @@
                 <w:sz w:val="17"/>
                 <w:szCs w:val="17"/>
               </w:rPr>
-              <w:t xml:space="preserve">Broker MQTT</w:t>
+              <w:t xml:space="preserve">Orquestrador de caixas</w:t>
             </w:r>
           </w:p>
         </w:tc>
@@ -7076,7 +6406,7 @@
                 <w:sz w:val="17"/>
                 <w:szCs w:val="17"/>
               </w:rPr>
-              <w:t xml:space="preserve">Canal de mensagens entre o serviço e os 40 concentradores (comando e eventos).</w:t>
+              <w:t xml:space="preserve">Controla o estado da caixa na estação, separa os itens por display e ordena pela rota.</w:t>
             </w:r>
           </w:p>
         </w:tc>
@@ -7108,7 +6438,7 @@
                 <w:sz w:val="17"/>
                 <w:szCs w:val="17"/>
               </w:rPr>
-              <w:t xml:space="preserve">Eclipse Mosquitto na mesma VM, com usuário e ACL por estação.</w:t>
+              <w:t xml:space="preserve">Módulo do Serviço PTL.</w:t>
             </w:r>
           </w:p>
         </w:tc>
@@ -7142,7 +6472,7 @@
                 <w:sz w:val="17"/>
                 <w:szCs w:val="17"/>
               </w:rPr>
-              <w:t xml:space="preserve">Banco Sybase ASE</w:t>
+              <w:t xml:space="preserve">Mapa de endereços</w:t>
             </w:r>
           </w:p>
         </w:tc>
@@ -7174,7 +6504,7 @@
                 <w:sz w:val="17"/>
                 <w:szCs w:val="17"/>
               </w:rPr>
-              <w:t xml:space="preserve">Tabelas PTL (estação, mapa de módulos, zonas, sessões, eventos) e views de leitura dos itens da caixa.</w:t>
+              <w:t xml:space="preserve">Relaciona cada cd_endereco a um módulo Q ou a uma zona.</w:t>
             </w:r>
           </w:p>
         </w:tc>
@@ -7206,7 +6536,7 @@
                 <w:sz w:val="17"/>
                 <w:szCs w:val="17"/>
               </w:rPr>
-              <w:t xml:space="preserve">Sybase ASE 16 existente.</w:t>
+              <w:t xml:space="preserve">Tabela no Sybase, editável pela TI.</w:t>
             </w:r>
           </w:p>
         </w:tc>
@@ -7240,7 +6570,7 @@
                 <w:sz w:val="17"/>
                 <w:szCs w:val="17"/>
               </w:rPr>
-              <w:t xml:space="preserve">Integração BHT</w:t>
+              <w:t xml:space="preserve">Adaptador Sybase</w:t>
             </w:r>
           </w:p>
         </w:tc>
@@ -7272,7 +6602,7 @@
                 <w:sz w:val="17"/>
                 <w:szCs w:val="17"/>
               </w:rPr>
-              <w:t xml:space="preserve">Consulta das informações da caixa pela API do fornecedor; aviso de conclusão (a validar).</w:t>
+              <w:t xml:space="preserve">Lê os itens da caixa por views e grava sessões e eventos.</w:t>
             </w:r>
           </w:p>
         </w:tc>
@@ -7304,7 +6634,7 @@
                 <w:sz w:val="17"/>
                 <w:szCs w:val="17"/>
               </w:rPr>
-              <w:t xml:space="preserve">API do sistema BHT.</w:t>
+              <w:t xml:space="preserve">jConnect ou ODBC.</w:t>
             </w:r>
           </w:p>
         </w:tc>
@@ -7338,7 +6668,7 @@
                 <w:sz w:val="17"/>
                 <w:szCs w:val="17"/>
               </w:rPr>
-              <w:t xml:space="preserve">Coletor (A1 ou A2)</w:t>
+              <w:t xml:space="preserve">Adaptador BHT</w:t>
             </w:r>
           </w:p>
         </w:tc>
@@ -7370,7 +6700,7 @@
                 <w:sz w:val="17"/>
                 <w:szCs w:val="17"/>
               </w:rPr>
-              <w:t xml:space="preserve">Leitura da etiqueta com o gatilho (abre e fecha) e exibição do progresso.</w:t>
+              <w:t xml:space="preserve">Consulta os dados da caixa e, se possível, avisa a conclusão.</w:t>
             </w:r>
           </w:p>
         </w:tc>
@@ -7402,7 +6732,7 @@
                 <w:sz w:val="17"/>
                 <w:szCs w:val="17"/>
               </w:rPr>
-              <w:t xml:space="preserve">A1: app Android próprio. A2: tela do WMS PowerBuilder no coletor.</w:t>
+              <w:t xml:space="preserve">API do sistema BHT.</w:t>
             </w:r>
           </w:p>
         </w:tc>
@@ -7436,7 +6766,7 @@
                 <w:sz w:val="17"/>
                 <w:szCs w:val="17"/>
               </w:rPr>
-              <w:t xml:space="preserve">Concentrador</w:t>
+              <w:t xml:space="preserve">Gateway MQTT e broker</w:t>
             </w:r>
           </w:p>
         </w:tc>
@@ -7468,7 +6798,7 @@
                 <w:sz w:val="17"/>
                 <w:szCs w:val="17"/>
               </w:rPr>
-              <w:t xml:space="preserve">Recebe a caixa, comanda os 2 barramentos, devolve as confirmações; mantém o estado em queda de rede.</w:t>
+              <w:t xml:space="preserve">Envia os comandos para os 40 concentradores e recebe os eventos.</w:t>
             </w:r>
           </w:p>
         </w:tc>
@@ -7500,7 +6830,7 @@
                 <w:sz w:val="17"/>
                 <w:szCs w:val="17"/>
               </w:rPr>
-              <w:t xml:space="preserve">RP2040 + Ethernet W5500, 2 transceptores RS-485, fonte 12 V Mean Well, gabinete IP54 ventilado.</w:t>
+              <w:t xml:space="preserve">Eclipse Mosquitto na mesma VM, com usuário e permissão por estação.</w:t>
             </w:r>
           </w:p>
         </w:tc>
@@ -7534,7 +6864,7 @@
                 <w:sz w:val="17"/>
                 <w:szCs w:val="17"/>
               </w:rPr>
-              <w:t xml:space="preserve">Nó de coluna</w:t>
+              <w:t xml:space="preserve">Painel e monitor</w:t>
             </w:r>
           </w:p>
         </w:tc>
@@ -7566,7 +6896,7 @@
                 <w:sz w:val="17"/>
                 <w:szCs w:val="17"/>
               </w:rPr>
-              <w:t xml:space="preserve">Liga os Módulos Q de um prédio do alto giro ao barramento.</w:t>
+              <w:t xml:space="preserve">Mostra a situação das estações e os indicadores.</w:t>
             </w:r>
           </w:p>
         </w:tc>
@@ -7598,7 +6928,7 @@
                 <w:sz w:val="17"/>
                 <w:szCs w:val="17"/>
               </w:rPr>
-              <w:t xml:space="preserve">RP2040 + RS-485 + regulador 12→5 V; RJ45 de entrada/saída e por módulo.</w:t>
+              <w:t xml:space="preserve">Páginas web servidas pelo próprio serviço.</w:t>
             </w:r>
           </w:p>
         </w:tc>
@@ -7632,7 +6962,7 @@
                 <w:sz w:val="17"/>
                 <w:szCs w:val="17"/>
               </w:rPr>
-              <w:t xml:space="preserve">Módulo Q</w:t>
+              <w:t xml:space="preserve">Registro de eventos</w:t>
             </w:r>
           </w:p>
         </w:tc>
@@ -7664,7 +6994,7 @@
                 <w:sz w:val="17"/>
                 <w:szCs w:val="17"/>
               </w:rPr>
-              <w:t xml:space="preserve">Quantidade (3 dígitos) + botão com LED, um por endereço de alto giro (andares 0-3).</w:t>
+              <w:t xml:space="preserve">Guarda leituras, botões e falhas.</w:t>
             </w:r>
           </w:p>
         </w:tc>
@@ -7696,7 +7026,7 @@
                 <w:sz w:val="17"/>
                 <w:szCs w:val="17"/>
               </w:rPr>
-              <w:t xml:space="preserve">Display 7 segmentos 0,56" + botão 16 mm com LED.</w:t>
+              <w:t xml:space="preserve">Tabela ptl_evento, com retenção definida pela TI.</w:t>
             </w:r>
           </w:p>
         </w:tc>
@@ -7730,7 +7060,7 @@
                 <w:sz w:val="17"/>
                 <w:szCs w:val="17"/>
               </w:rPr>
-              <w:t xml:space="preserve">Módulo E+Q</w:t>
+              <w:t xml:space="preserve">Coletor (A1 ou A2)</w:t>
             </w:r>
           </w:p>
         </w:tc>
@@ -7762,7 +7092,7 @@
                 <w:sz w:val="17"/>
                 <w:szCs w:val="17"/>
               </w:rPr>
-              <w:t xml:space="preserve">Endereço (8 dígitos) + quantidade (3 dígitos) + botão; andares 4-5 do alto giro (4 por estação) e zonas de baixo giro.</w:t>
+              <w:t xml:space="preserve">Lê a etiqueta com o gatilho (abre e fecha) e mostra o andamento.</w:t>
             </w:r>
           </w:p>
         </w:tc>
@@ -7794,7 +7124,7 @@
                 <w:sz w:val="17"/>
                 <w:szCs w:val="17"/>
               </w:rPr>
-              <w:t xml:space="preserve">MAX7219 8 dígitos + display 3 dígitos + RP2040 + RS-485.</w:t>
+              <w:t xml:space="preserve">A1: app Android próprio. A2: tela do WMS no coletor.</w:t>
             </w:r>
           </w:p>
         </w:tc>
@@ -7828,7 +7158,7 @@
                 <w:sz w:val="17"/>
                 <w:szCs w:val="17"/>
               </w:rPr>
-              <w:t xml:space="preserve">Painel de monitoramento</w:t>
+              <w:t xml:space="preserve">Concentrador</w:t>
             </w:r>
           </w:p>
         </w:tc>
@@ -7860,7 +7190,7 @@
                 <w:sz w:val="17"/>
                 <w:szCs w:val="17"/>
               </w:rPr>
-              <w:t xml:space="preserve">Visão em tempo real para gestão e TI.</w:t>
+              <w:t xml:space="preserve">Recebe a caixa, comanda os dois barramentos e devolve as confirmações. Mantém o estado se a rede cair.</w:t>
             </w:r>
           </w:p>
         </w:tc>
@@ -7892,7 +7222,301 @@
                 <w:sz w:val="17"/>
                 <w:szCs w:val="17"/>
               </w:rPr>
-              <w:t xml:space="preserve">Página web servida pelo Serviço PTL.</w:t>
+              <w:t xml:space="preserve">RP2040 com Ethernet W5500, duas saídas RS-485, fonte Mean Well de 12 V e gabinete IP54 ventilado.</w:t>
+            </w:r>
+          </w:p>
+        </w:tc>
+      </w:tr>
+      <w:tr>
+        <w:tc>
+          <w:tcPr>
+            <w:tcW w:type="dxa" w:w="1928"/>
+            <w:tcBorders>
+              <w:top w:val="single" w:color="BFC7D2" w:sz="4"/>
+              <w:left w:val="single" w:color="BFC7D2" w:sz="4"/>
+              <w:bottom w:val="single" w:color="BFC7D2" w:sz="4"/>
+              <w:right w:val="single" w:color="BFC7D2" w:sz="4"/>
+            </w:tcBorders>
+            <w:tcMar>
+              <w:top w:type="dxa" w:w="60"/>
+              <w:left w:type="dxa" w:w="100"/>
+              <w:bottom w:type="dxa" w:w="60"/>
+              <w:right w:type="dxa" w:w="100"/>
+            </w:tcMar>
+            <w:vAlign w:val="center"/>
+          </w:tcPr>
+          <w:p>
+            <w:pPr>
+              <w:jc w:val="left"/>
+            </w:pPr>
+            <w:r>
+              <w:rPr>
+                <w:rFonts w:ascii="Arial" w:cs="Arial" w:eastAsia="Arial" w:hAnsi="Arial"/>
+                <w:color w:val="1C2430"/>
+                <w:sz w:val="17"/>
+                <w:szCs w:val="17"/>
+              </w:rPr>
+              <w:t xml:space="preserve">Nó de coluna</w:t>
+            </w:r>
+          </w:p>
+        </w:tc>
+        <w:tc>
+          <w:tcPr>
+            <w:tcW w:type="dxa" w:w="4131"/>
+            <w:tcBorders>
+              <w:top w:val="single" w:color="BFC7D2" w:sz="4"/>
+              <w:left w:val="single" w:color="BFC7D2" w:sz="4"/>
+              <w:bottom w:val="single" w:color="BFC7D2" w:sz="4"/>
+              <w:right w:val="single" w:color="BFC7D2" w:sz="4"/>
+            </w:tcBorders>
+            <w:tcMar>
+              <w:top w:type="dxa" w:w="60"/>
+              <w:left w:type="dxa" w:w="100"/>
+              <w:bottom w:type="dxa" w:w="60"/>
+              <w:right w:type="dxa" w:w="100"/>
+            </w:tcMar>
+            <w:vAlign w:val="center"/>
+          </w:tcPr>
+          <w:p>
+            <w:pPr>
+              <w:jc w:val="left"/>
+            </w:pPr>
+            <w:r>
+              <w:rPr>
+                <w:rFonts w:ascii="Arial" w:cs="Arial" w:eastAsia="Arial" w:hAnsi="Arial"/>
+                <w:color w:val="1C2430"/>
+                <w:sz w:val="17"/>
+                <w:szCs w:val="17"/>
+              </w:rPr>
+              <w:t xml:space="preserve">Liga os módulos Q de um prédio do alto giro ao barramento.</w:t>
+            </w:r>
+          </w:p>
+        </w:tc>
+        <w:tc>
+          <w:tcPr>
+            <w:tcW w:type="dxa" w:w="3579"/>
+            <w:tcBorders>
+              <w:top w:val="single" w:color="BFC7D2" w:sz="4"/>
+              <w:left w:val="single" w:color="BFC7D2" w:sz="4"/>
+              <w:bottom w:val="single" w:color="BFC7D2" w:sz="4"/>
+              <w:right w:val="single" w:color="BFC7D2" w:sz="4"/>
+            </w:tcBorders>
+            <w:tcMar>
+              <w:top w:type="dxa" w:w="60"/>
+              <w:left w:type="dxa" w:w="100"/>
+              <w:bottom w:type="dxa" w:w="60"/>
+              <w:right w:type="dxa" w:w="100"/>
+            </w:tcMar>
+            <w:vAlign w:val="center"/>
+          </w:tcPr>
+          <w:p>
+            <w:pPr>
+              <w:jc w:val="left"/>
+            </w:pPr>
+            <w:r>
+              <w:rPr>
+                <w:rFonts w:ascii="Arial" w:cs="Arial" w:eastAsia="Arial" w:hAnsi="Arial"/>
+                <w:color w:val="1C2430"/>
+                <w:sz w:val="17"/>
+                <w:szCs w:val="17"/>
+              </w:rPr>
+              <w:t xml:space="preserve">RP2040, RS-485 e regulador de 12 para 5 V, com RJ45 de entrada, saída e por módulo.</w:t>
+            </w:r>
+          </w:p>
+        </w:tc>
+      </w:tr>
+      <w:tr>
+        <w:tc>
+          <w:tcPr>
+            <w:tcW w:type="dxa" w:w="1928"/>
+            <w:tcBorders>
+              <w:top w:val="single" w:color="BFC7D2" w:sz="4"/>
+              <w:left w:val="single" w:color="BFC7D2" w:sz="4"/>
+              <w:bottom w:val="single" w:color="BFC7D2" w:sz="4"/>
+              <w:right w:val="single" w:color="BFC7D2" w:sz="4"/>
+            </w:tcBorders>
+            <w:tcMar>
+              <w:top w:type="dxa" w:w="60"/>
+              <w:left w:type="dxa" w:w="100"/>
+              <w:bottom w:type="dxa" w:w="60"/>
+              <w:right w:type="dxa" w:w="100"/>
+            </w:tcMar>
+            <w:vAlign w:val="center"/>
+          </w:tcPr>
+          <w:p>
+            <w:pPr>
+              <w:jc w:val="left"/>
+            </w:pPr>
+            <w:r>
+              <w:rPr>
+                <w:rFonts w:ascii="Arial" w:cs="Arial" w:eastAsia="Arial" w:hAnsi="Arial"/>
+                <w:color w:val="1C2430"/>
+                <w:sz w:val="17"/>
+                <w:szCs w:val="17"/>
+              </w:rPr>
+              <w:t xml:space="preserve">Módulo Q</w:t>
+            </w:r>
+          </w:p>
+        </w:tc>
+        <w:tc>
+          <w:tcPr>
+            <w:tcW w:type="dxa" w:w="4131"/>
+            <w:tcBorders>
+              <w:top w:val="single" w:color="BFC7D2" w:sz="4"/>
+              <w:left w:val="single" w:color="BFC7D2" w:sz="4"/>
+              <w:bottom w:val="single" w:color="BFC7D2" w:sz="4"/>
+              <w:right w:val="single" w:color="BFC7D2" w:sz="4"/>
+            </w:tcBorders>
+            <w:tcMar>
+              <w:top w:type="dxa" w:w="60"/>
+              <w:left w:type="dxa" w:w="100"/>
+              <w:bottom w:type="dxa" w:w="60"/>
+              <w:right w:type="dxa" w:w="100"/>
+            </w:tcMar>
+            <w:vAlign w:val="center"/>
+          </w:tcPr>
+          <w:p>
+            <w:pPr>
+              <w:jc w:val="left"/>
+            </w:pPr>
+            <w:r>
+              <w:rPr>
+                <w:rFonts w:ascii="Arial" w:cs="Arial" w:eastAsia="Arial" w:hAnsi="Arial"/>
+                <w:color w:val="1C2430"/>
+                <w:sz w:val="17"/>
+                <w:szCs w:val="17"/>
+              </w:rPr>
+              <w:t xml:space="preserve">Quantidade de 3 dígitos e botão com LED, um por endereço do alto giro (andares 0 a 3).</w:t>
+            </w:r>
+          </w:p>
+        </w:tc>
+        <w:tc>
+          <w:tcPr>
+            <w:tcW w:type="dxa" w:w="3579"/>
+            <w:tcBorders>
+              <w:top w:val="single" w:color="BFC7D2" w:sz="4"/>
+              <w:left w:val="single" w:color="BFC7D2" w:sz="4"/>
+              <w:bottom w:val="single" w:color="BFC7D2" w:sz="4"/>
+              <w:right w:val="single" w:color="BFC7D2" w:sz="4"/>
+            </w:tcBorders>
+            <w:tcMar>
+              <w:top w:type="dxa" w:w="60"/>
+              <w:left w:type="dxa" w:w="100"/>
+              <w:bottom w:type="dxa" w:w="60"/>
+              <w:right w:type="dxa" w:w="100"/>
+            </w:tcMar>
+            <w:vAlign w:val="center"/>
+          </w:tcPr>
+          <w:p>
+            <w:pPr>
+              <w:jc w:val="left"/>
+            </w:pPr>
+            <w:r>
+              <w:rPr>
+                <w:rFonts w:ascii="Arial" w:cs="Arial" w:eastAsia="Arial" w:hAnsi="Arial"/>
+                <w:color w:val="1C2430"/>
+                <w:sz w:val="17"/>
+                <w:szCs w:val="17"/>
+              </w:rPr>
+              <w:t xml:space="preserve">Display de 7 segmentos de 0,56" e botão de 16 mm com LED.</w:t>
+            </w:r>
+          </w:p>
+        </w:tc>
+      </w:tr>
+      <w:tr>
+        <w:tc>
+          <w:tcPr>
+            <w:tcW w:type="dxa" w:w="1928"/>
+            <w:tcBorders>
+              <w:top w:val="single" w:color="BFC7D2" w:sz="4"/>
+              <w:left w:val="single" w:color="BFC7D2" w:sz="4"/>
+              <w:bottom w:val="single" w:color="BFC7D2" w:sz="4"/>
+              <w:right w:val="single" w:color="BFC7D2" w:sz="4"/>
+            </w:tcBorders>
+            <w:tcMar>
+              <w:top w:type="dxa" w:w="60"/>
+              <w:left w:type="dxa" w:w="100"/>
+              <w:bottom w:type="dxa" w:w="60"/>
+              <w:right w:type="dxa" w:w="100"/>
+            </w:tcMar>
+            <w:vAlign w:val="center"/>
+          </w:tcPr>
+          <w:p>
+            <w:pPr>
+              <w:jc w:val="left"/>
+            </w:pPr>
+            <w:r>
+              <w:rPr>
+                <w:rFonts w:ascii="Arial" w:cs="Arial" w:eastAsia="Arial" w:hAnsi="Arial"/>
+                <w:color w:val="1C2430"/>
+                <w:sz w:val="17"/>
+                <w:szCs w:val="17"/>
+              </w:rPr>
+              <w:t xml:space="preserve">Módulo E+Q</w:t>
+            </w:r>
+          </w:p>
+        </w:tc>
+        <w:tc>
+          <w:tcPr>
+            <w:tcW w:type="dxa" w:w="4131"/>
+            <w:tcBorders>
+              <w:top w:val="single" w:color="BFC7D2" w:sz="4"/>
+              <w:left w:val="single" w:color="BFC7D2" w:sz="4"/>
+              <w:bottom w:val="single" w:color="BFC7D2" w:sz="4"/>
+              <w:right w:val="single" w:color="BFC7D2" w:sz="4"/>
+            </w:tcBorders>
+            <w:tcMar>
+              <w:top w:type="dxa" w:w="60"/>
+              <w:left w:type="dxa" w:w="100"/>
+              <w:bottom w:type="dxa" w:w="60"/>
+              <w:right w:type="dxa" w:w="100"/>
+            </w:tcMar>
+            <w:vAlign w:val="center"/>
+          </w:tcPr>
+          <w:p>
+            <w:pPr>
+              <w:jc w:val="left"/>
+            </w:pPr>
+            <w:r>
+              <w:rPr>
+                <w:rFonts w:ascii="Arial" w:cs="Arial" w:eastAsia="Arial" w:hAnsi="Arial"/>
+                <w:color w:val="1C2430"/>
+                <w:sz w:val="17"/>
+                <w:szCs w:val="17"/>
+              </w:rPr>
+              <w:t xml:space="preserve">Endereço de 8 dígitos, quantidade de 3 dígitos e botão. Usado nos andares 4 e 5 (quatro por estação) e nas zonas do baixo giro.</w:t>
+            </w:r>
+          </w:p>
+        </w:tc>
+        <w:tc>
+          <w:tcPr>
+            <w:tcW w:type="dxa" w:w="3579"/>
+            <w:tcBorders>
+              <w:top w:val="single" w:color="BFC7D2" w:sz="4"/>
+              <w:left w:val="single" w:color="BFC7D2" w:sz="4"/>
+              <w:bottom w:val="single" w:color="BFC7D2" w:sz="4"/>
+              <w:right w:val="single" w:color="BFC7D2" w:sz="4"/>
+            </w:tcBorders>
+            <w:tcMar>
+              <w:top w:type="dxa" w:w="60"/>
+              <w:left w:type="dxa" w:w="100"/>
+              <w:bottom w:type="dxa" w:w="60"/>
+              <w:right w:type="dxa" w:w="100"/>
+            </w:tcMar>
+            <w:vAlign w:val="center"/>
+          </w:tcPr>
+          <w:p>
+            <w:pPr>
+              <w:jc w:val="left"/>
+            </w:pPr>
+            <w:r>
+              <w:rPr>
+                <w:rFonts w:ascii="Arial" w:cs="Arial" w:eastAsia="Arial" w:hAnsi="Arial"/>
+                <w:color w:val="1C2430"/>
+                <w:sz w:val="17"/>
+                <w:szCs w:val="17"/>
+              </w:rPr>
+              <w:t xml:space="preserve">MAX7219, display de 3 dígitos, RP2040 e RS-485.</w:t>
             </w:r>
           </w:p>
         </w:tc>
@@ -7907,7 +7531,7 @@
         <w:rPr>
           <w:rFonts w:ascii="Arial" w:cs="Arial" w:eastAsia="Arial" w:hAnsi="Arial"/>
         </w:rPr>
-        <w:t xml:space="preserve">5.2 Duas alternativas para o coletor</w:t>
+        <w:t xml:space="preserve">5.2 Duas opções para o coletor</w:t>
       </w:r>
     </w:p>
     <w:tbl>
@@ -7997,7 +7621,7 @@
                 <w:sz w:val="18"/>
                 <w:szCs w:val="18"/>
               </w:rPr>
-              <w:t xml:space="preserve">A1 — App Android próprio</w:t>
+              <w:t xml:space="preserve">A1: app Android próprio</w:t>
             </w:r>
           </w:p>
         </w:tc>
@@ -8032,7 +7656,7 @@
                 <w:sz w:val="18"/>
                 <w:szCs w:val="18"/>
               </w:rPr>
-              <w:t xml:space="preserve">A2 — Tela do WMS no coletor</w:t>
+              <w:t xml:space="preserve">A2: tela do WMS no coletor</w:t>
             </w:r>
           </w:p>
         </w:tc>
@@ -8098,7 +7722,7 @@
                 <w:sz w:val="18"/>
                 <w:szCs w:val="18"/>
               </w:rPr>
-              <w:t xml:space="preserve">App leve no MovFast; lê com o gatilho e chama a API do Serviço PTL.</w:t>
+              <w:t xml:space="preserve">App simples no MovFast. Lê com o gatilho e chama a API do Serviço PTL.</w:t>
             </w:r>
           </w:p>
         </w:tc>
@@ -8130,7 +7754,7 @@
                 <w:sz w:val="18"/>
                 <w:szCs w:val="18"/>
               </w:rPr>
-              <w:t xml:space="preserve">Tela PowerBuilder acessada no coletor; grava a leitura em tabela que o Serviço PTL consome.</w:t>
+              <w:t xml:space="preserve">Tela em PowerBuilder aberta no coletor. Grava a leitura numa tabela que o Serviço PTL lê.</w:t>
             </w:r>
           </w:p>
         </w:tc>
@@ -8164,7 +7788,7 @@
                 <w:sz w:val="18"/>
                 <w:szCs w:val="18"/>
               </w:rPr>
-              <w:t xml:space="preserve">Experiência do operador</w:t>
+              <w:t xml:space="preserve">Para o operador</w:t>
             </w:r>
           </w:p>
         </w:tc>
@@ -8196,7 +7820,7 @@
                 <w:sz w:val="18"/>
                 <w:szCs w:val="18"/>
               </w:rPr>
-              <w:t xml:space="preserve">Tela dedicada, letras grandes, sem toque; feedback imediato (som/vibração).</w:t>
+              <w:t xml:space="preserve">Tela própria, letra grande, sem toque, com som e vibração.</w:t>
             </w:r>
           </w:p>
         </w:tc>
@@ -8228,7 +7852,7 @@
                 <w:sz w:val="18"/>
                 <w:szCs w:val="18"/>
               </w:rPr>
-              <w:t xml:space="preserve">Depende do acesso atual ao WMS no coletor; mais lenta para responder.</w:t>
+              <w:t xml:space="preserve">Depende do acesso ao WMS no coletor e responde mais devagar.</w:t>
             </w:r>
           </w:p>
         </w:tc>
@@ -8262,7 +7886,7 @@
                 <w:sz w:val="18"/>
                 <w:szCs w:val="18"/>
               </w:rPr>
-              <w:t xml:space="preserve">Esforço de desenvolvimento</w:t>
+              <w:t xml:space="preserve">Desenvolvimento</w:t>
             </w:r>
           </w:p>
         </w:tc>
@@ -8294,7 +7918,7 @@
                 <w:sz w:val="18"/>
                 <w:szCs w:val="18"/>
               </w:rPr>
-              <w:t xml:space="preserve">≈ 160 h</w:t>
+              <w:t xml:space="preserve">Cerca de 160 h</w:t>
             </w:r>
           </w:p>
         </w:tc>
@@ -8326,7 +7950,7 @@
                 <w:sz w:val="18"/>
                 <w:szCs w:val="18"/>
               </w:rPr>
-              <w:t xml:space="preserve">≈ 80 h</w:t>
+              <w:t xml:space="preserve">Cerca de 80 h</w:t>
             </w:r>
           </w:p>
         </w:tc>
@@ -8392,7 +8016,7 @@
                 <w:sz w:val="18"/>
                 <w:szCs w:val="18"/>
               </w:rPr>
-              <w:t xml:space="preserve">Distribuição do app (MDM ou instalação manual).</w:t>
+              <w:t xml:space="preserve">Instalar o app nos coletores (MDM ou manual).</w:t>
             </w:r>
           </w:p>
         </w:tc>
@@ -8424,7 +8048,7 @@
                 <w:sz w:val="18"/>
                 <w:szCs w:val="18"/>
               </w:rPr>
-              <w:t xml:space="preserve">Sessão do WMS no coletor; polling do banco aumenta latência.</w:t>
+              <w:t xml:space="preserve">Sessão do WMS aberta no coletor; a consulta periódica ao banco aumenta o tempo de resposta.</w:t>
             </w:r>
           </w:p>
         </w:tc>
@@ -8458,7 +8082,7 @@
                 <w:sz w:val="18"/>
                 <w:szCs w:val="18"/>
               </w:rPr>
-              <w:t xml:space="preserve">Recomendação</w:t>
+              <w:t xml:space="preserve">Indicação</w:t>
             </w:r>
           </w:p>
         </w:tc>
@@ -8490,27 +8114,7 @@
                 <w:sz w:val="18"/>
                 <w:szCs w:val="18"/>
               </w:rPr>
-              <w:t xml:space="preserve"/>
-            </w:r>
-            <w:r>
-              <w:rPr>
-                <w:rFonts w:ascii="Arial" w:cs="Arial" w:eastAsia="Arial" w:hAnsi="Arial"/>
-                <w:b/>
-                <w:bCs/>
-                <w:color w:val="1C2430"/>
-                <w:sz w:val="18"/>
-                <w:szCs w:val="18"/>
-              </w:rPr>
-              <w:t xml:space="preserve">Recomendada</w:t>
-            </w:r>
-            <w:r>
-              <w:rPr>
-                <w:rFonts w:ascii="Arial" w:cs="Arial" w:eastAsia="Arial" w:hAnsi="Arial"/>
-                <w:color w:val="1C2430"/>
-                <w:sz w:val="18"/>
-                <w:szCs w:val="18"/>
-              </w:rPr>
-              <w:t xml:space="preserve"> para a operação</w:t>
+              <w:t xml:space="preserve">Melhor opção para a operação</w:t>
             </w:r>
           </w:p>
         </w:tc>
@@ -8542,7 +8146,7 @@
                 <w:sz w:val="18"/>
                 <w:szCs w:val="18"/>
               </w:rPr>
-              <w:t xml:space="preserve">Alternativa rápida para o piloto, se o app atrasar</w:t>
+              <w:t xml:space="preserve">Pode servir no piloto se o app atrasar</w:t>
             </w:r>
           </w:p>
         </w:tc>
@@ -8557,7 +8161,7 @@
         <w:rPr>
           <w:rFonts w:ascii="Arial" w:cs="Arial" w:eastAsia="Arial" w:hAnsi="Arial"/>
         </w:rPr>
-        <w:t xml:space="preserve">5.3 Fluxo de operação</w:t>
+        <w:t xml:space="preserve">5.3 Fluxo de uma caixa</w:t>
       </w:r>
     </w:p>
     <w:p>
@@ -8570,7 +8174,7 @@
           <wp:inline distT="0" distB="0" distL="0" distR="0">
             <wp:extent cx="6096000" cy="3571875"/>
             <wp:effectExtent t="0" r="0" b="0" l="0"/>
-            <wp:docPr id="4" name="" descr="" title=""/>
+            <wp:docPr id="5" name="" descr="" title=""/>
             <wp:cNvGraphicFramePr>
               <a:graphicFrameLocks xmlns:a="http://schemas.openxmlformats.org/drawingml/2006/main" noChangeAspect="1"/>
             </wp:cNvGraphicFramePr>
@@ -8584,7 +8188,7 @@
                     </pic:cNvPicPr>
                   </pic:nvPicPr>
                   <pic:blipFill>
-                    <a:blip r:embed="rId12" cstate="none"/>
+                    <a:blip r:embed="rId13" cstate="none"/>
                     <a:srcRect/>
                     <a:stretch>
                       <a:fillRect/>
@@ -8620,7 +8224,7 @@
           <w:sz w:val="18"/>
           <w:szCs w:val="18"/>
         </w:rPr>
-        <w:t xml:space="preserve">Figura 4 — Sequência de mensagens de uma caixa na estação</w:t>
+        <w:t xml:space="preserve">Figura 5. Mensagens trocadas durante uma caixa na estação</w:t>
       </w:r>
     </w:p>
     <w:p>
@@ -8640,7 +8244,7 @@
           <w:sz w:val="21"/>
           <w:szCs w:val="21"/>
         </w:rPr>
-        <w:t xml:space="preserve">A bacia vem pela esteira de transporte, passa pela transferência para a esteira de separação e o rolete direcionador a leva até a estação (controle do sistema BHT).</w:t>
+        <w:t xml:space="preserve">A caixa vem pela esteira de transporte, passa pela transferência para a esteira de separação e o rolete direcionador a leva até a estação. Essa parte é do BHT.</w:t>
       </w:r>
     </w:p>
     <w:p>
@@ -8660,27 +8264,7 @@
           <w:sz w:val="21"/>
           <w:szCs w:val="21"/>
         </w:rPr>
-        <w:t xml:space="preserve">O operador aponta o coletor para a etiqueta e aperta o gatilho: a leitura </w:t>
-      </w:r>
-      <w:r>
-        <w:rPr>
-          <w:rFonts w:ascii="Arial" w:cs="Arial" w:eastAsia="Arial" w:hAnsi="Arial"/>
-          <w:b/>
-          <w:bCs/>
-          <w:sz w:val="21"/>
-          <w:szCs w:val="21"/>
-        </w:rPr>
-        <w:t xml:space="preserve">abre</w:t>
-      </w:r>
-      <w:r>
-        <w:rPr>
-          <w:rFonts w:ascii="Arial" w:cs="Arial" w:eastAsia="Arial" w:hAnsi="Arial"/>
-          <w:b w:val="false"/>
-          <w:bCs w:val="false"/>
-          <w:sz w:val="21"/>
-          <w:szCs w:val="21"/>
-        </w:rPr>
-        <w:t xml:space="preserve"> a caixa na estação.</w:t>
+        <w:t xml:space="preserve">O operador aponta o coletor para a etiqueta e aperta o gatilho. A caixa abre na estação.</w:t>
       </w:r>
     </w:p>
     <w:p>
@@ -8700,7 +8284,7 @@
           <w:sz w:val="21"/>
           <w:szCs w:val="21"/>
         </w:rPr>
-        <w:t xml:space="preserve">O Serviço PTL busca os itens da caixa (Sybase/API), filtra os endereços daquela estação, separa em alto giro, andares 4-5 e zonas, e ordena pela rota.</w:t>
+        <w:t xml:space="preserve">O Serviço PTL busca os itens da caixa, separa os que são daquela estação, divide entre alto giro, andares 4 e 5 e zonas, e ordena pela rota.</w:t>
       </w:r>
     </w:p>
     <w:p>
@@ -8720,7 +8304,7 @@
           <w:sz w:val="21"/>
           <w:szCs w:val="21"/>
         </w:rPr>
-        <w:t xml:space="preserve">O concentrador acende todos os displays de alto giro com a quantidade e o primeiro item de cada display E+Q (andares 4-5 e zonas).</w:t>
+        <w:t xml:space="preserve">O concentrador acende todos os displays de alto giro com a quantidade e mostra o primeiro item de cada display de endereço e quantidade.</w:t>
       </w:r>
     </w:p>
     <w:p>
@@ -8740,7 +8324,7 @@
           <w:sz w:val="21"/>
           <w:szCs w:val="21"/>
         </w:rPr>
-        <w:t xml:space="preserve">O operador pega a quantidade e aperta o botão; o display apaga (alto giro) ou passa ao próximo item (andares 4-5 e zonas). O coletor mostra o progresso.</w:t>
+        <w:t xml:space="preserve">O operador pega e aperta o botão. No alto giro o display apaga; nos outros, passa ao próximo item. O coletor mostra o andamento.</w:t>
       </w:r>
     </w:p>
     <w:p>
@@ -8760,47 +8344,7 @@
           <w:sz w:val="21"/>
           <w:szCs w:val="21"/>
         </w:rPr>
-        <w:t xml:space="preserve">Ao apagar o último display, o coletor mostra </w:t>
-      </w:r>
-      <w:r>
-        <w:rPr>
-          <w:rFonts w:ascii="Arial" w:cs="Arial" w:eastAsia="Arial" w:hAnsi="Arial"/>
-          <w:b/>
-          <w:bCs/>
-          <w:sz w:val="21"/>
-          <w:szCs w:val="21"/>
-        </w:rPr>
-        <w:t xml:space="preserve">Estação concluída</w:t>
-      </w:r>
-      <w:r>
-        <w:rPr>
-          <w:rFonts w:ascii="Arial" w:cs="Arial" w:eastAsia="Arial" w:hAnsi="Arial"/>
-          <w:b w:val="false"/>
-          <w:bCs w:val="false"/>
-          <w:sz w:val="21"/>
-          <w:szCs w:val="21"/>
-        </w:rPr>
-        <w:t xml:space="preserve">. O operador lê a etiqueta de novo: a caixa </w:t>
-      </w:r>
-      <w:r>
-        <w:rPr>
-          <w:rFonts w:ascii="Arial" w:cs="Arial" w:eastAsia="Arial" w:hAnsi="Arial"/>
-          <w:b/>
-          <w:bCs/>
-          <w:sz w:val="21"/>
-          <w:szCs w:val="21"/>
-        </w:rPr>
-        <w:t xml:space="preserve">fecha</w:t>
-      </w:r>
-      <w:r>
-        <w:rPr>
-          <w:rFonts w:ascii="Arial" w:cs="Arial" w:eastAsia="Arial" w:hAnsi="Arial"/>
-          <w:b w:val="false"/>
-          <w:bCs w:val="false"/>
-          <w:sz w:val="21"/>
-          <w:szCs w:val="21"/>
-        </w:rPr>
-        <w:t xml:space="preserve">, o Serviço PTL grava a sessão e (se validado) avisa o BHT, e o operador empurra a bacia de volta para a esteira de transporte.</w:t>
+        <w:t xml:space="preserve">Quando o último display apaga, o coletor mostra "Estação concluída". O operador lê a etiqueta de novo, a caixa fecha, o Serviço PTL grava a sessão e o operador empurra a caixa de volta para a esteira de transporte.</w:t>
       </w:r>
     </w:p>
     <w:p>
@@ -8812,7 +8356,7 @@
         <w:rPr>
           <w:rFonts w:ascii="Arial" w:cs="Arial" w:eastAsia="Arial" w:hAnsi="Arial"/>
         </w:rPr>
-        <w:t xml:space="preserve">6. Arquitetura B — Identificação por RFID</w:t>
+        <w:t xml:space="preserve">6. Arquitetura B: identificação por RFID</w:t>
       </w:r>
     </w:p>
     <w:p>
@@ -8822,52 +8366,10 @@
       <w:r>
         <w:rPr>
           <w:rFonts w:ascii="Arial" w:cs="Arial" w:eastAsia="Arial" w:hAnsi="Arial"/>
-          <w:b w:val="false"/>
-          <w:bCs w:val="false"/>
           <w:sz w:val="21"/>
           <w:szCs w:val="21"/>
         </w:rPr>
-        <w:t xml:space="preserve">A Arquitetura B mantém </w:t>
-      </w:r>
-      <w:r>
-        <w:rPr>
-          <w:rFonts w:ascii="Arial" w:cs="Arial" w:eastAsia="Arial" w:hAnsi="Arial"/>
-          <w:b/>
-          <w:bCs/>
-          <w:sz w:val="21"/>
-          <w:szCs w:val="21"/>
-        </w:rPr>
-        <w:t xml:space="preserve">toda a infraestrutura de displays, concentradores e Serviço PTL</w:t>
-      </w:r>
-      <w:r>
-        <w:rPr>
-          <w:rFonts w:ascii="Arial" w:cs="Arial" w:eastAsia="Arial" w:hAnsi="Arial"/>
-          <w:b w:val="false"/>
-          <w:bCs w:val="false"/>
-          <w:sz w:val="21"/>
-          <w:szCs w:val="21"/>
-        </w:rPr>
-        <w:t xml:space="preserve"> da Arquitetura A e troca apenas a forma de identificar a caixa: cada caixa retornável recebe uma </w:t>
-      </w:r>
-      <w:r>
-        <w:rPr>
-          <w:rFonts w:ascii="Arial" w:cs="Arial" w:eastAsia="Arial" w:hAnsi="Arial"/>
-          <w:b/>
-          <w:bCs/>
-          <w:sz w:val="21"/>
-          <w:szCs w:val="21"/>
-        </w:rPr>
-        <w:t xml:space="preserve">tag NFC (13,56 MHz) fixa</w:t>
-      </w:r>
-      <w:r>
-        <w:rPr>
-          <w:rFonts w:ascii="Arial" w:cs="Arial" w:eastAsia="Arial" w:hAnsi="Arial"/>
-          <w:b w:val="false"/>
-          <w:bCs w:val="false"/>
-          <w:sz w:val="21"/>
-          <w:szCs w:val="21"/>
-        </w:rPr>
-        <w:t xml:space="preserve">, e a leitura acontece sem o coletor.</w:t>
+        <w:t xml:space="preserve">A Arquitetura B usa os mesmos displays, concentradores e Serviço PTL da A. Muda só a forma de identificar a caixa: cada caixa retornável recebe uma tag NFC (13,56 MHz) fixa e a leitura acontece sem o coletor.</w:t>
       </w:r>
     </w:p>
     <w:p>
@@ -8880,7 +8382,7 @@
           <wp:inline distT="0" distB="0" distL="0" distR="0">
             <wp:extent cx="6096000" cy="3305175"/>
             <wp:effectExtent t="0" r="0" b="0" l="0"/>
-            <wp:docPr id="5" name="" descr="" title=""/>
+            <wp:docPr id="6" name="" descr="" title=""/>
             <wp:cNvGraphicFramePr>
               <a:graphicFrameLocks xmlns:a="http://schemas.openxmlformats.org/drawingml/2006/main" noChangeAspect="1"/>
             </wp:cNvGraphicFramePr>
@@ -8894,7 +8396,7 @@
                     </pic:cNvPicPr>
                   </pic:nvPicPr>
                   <pic:blipFill>
-                    <a:blip r:embed="rId13" cstate="none"/>
+                    <a:blip r:embed="rId14" cstate="none"/>
                     <a:srcRect/>
                     <a:stretch>
                       <a:fillRect/>
@@ -8930,7 +8432,7 @@
           <w:sz w:val="18"/>
           <w:szCs w:val="18"/>
         </w:rPr>
-        <w:t xml:space="preserve">Figura 5 — Visão geral da Arquitetura B</w:t>
+        <w:t xml:space="preserve">Figura 6. Visão geral da Arquitetura B</w:t>
       </w:r>
     </w:p>
     <w:p>
@@ -9068,7 +8570,7 @@
                 <w:sz w:val="17"/>
                 <w:szCs w:val="17"/>
               </w:rPr>
-              <w:t xml:space="preserve">Prós</w:t>
+              <w:t xml:space="preserve">Vantagens</w:t>
             </w:r>
           </w:p>
         </w:tc>
@@ -9103,7 +8605,7 @@
                 <w:sz w:val="17"/>
                 <w:szCs w:val="17"/>
               </w:rPr>
-              <w:t xml:space="preserve">Contras</w:t>
+              <w:t xml:space="preserve">Desvantagens</w:t>
             </w:r>
           </w:p>
         </w:tc>
@@ -9137,7 +8639,7 @@
                 <w:sz w:val="17"/>
                 <w:szCs w:val="17"/>
               </w:rPr>
-              <w:t xml:space="preserve">B1 — Pulseira NFC</w:t>
+              <w:t xml:space="preserve">B1: pulseira NFC</w:t>
             </w:r>
           </w:p>
         </w:tc>
@@ -9169,7 +8671,7 @@
                 <w:sz w:val="17"/>
                 <w:szCs w:val="17"/>
               </w:rPr>
-              <w:t xml:space="preserve">Leitor no pulso (ESP32-C3 + PN532 + bateria). O operador encosta o pulso na tag da caixa para abrir e para fechar.</w:t>
+              <w:t xml:space="preserve">Leitor no pulso (ESP32-C3, PN532 e bateria). O operador encosta o pulso na tag para abrir e para fechar.</w:t>
             </w:r>
           </w:p>
         </w:tc>
@@ -9201,7 +8703,7 @@
                 <w:sz w:val="17"/>
                 <w:szCs w:val="17"/>
               </w:rPr>
-              <w:t xml:space="preserve">Mãos livres; leitura em &lt; 1 s; baixo custo por unidade (≈ R$ 130).</w:t>
+              <w:t xml:space="preserve">Mãos livres, leitura em menos de 1 s, cerca de R$ 130 por unidade.</w:t>
             </w:r>
           </w:p>
         </w:tc>
@@ -9233,7 +8735,7 @@
                 <w:sz w:val="17"/>
                 <w:szCs w:val="17"/>
               </w:rPr>
-              <w:t xml:space="preserve">Pode atrapalhar o operador; bateria e carga diária; higiene/conforto.</w:t>
+              <w:t xml:space="preserve">Pode atrapalhar o operador; precisa de carga diária; higiene e conforto.</w:t>
             </w:r>
           </w:p>
         </w:tc>
@@ -9267,7 +8769,7 @@
                 <w:sz w:val="17"/>
                 <w:szCs w:val="17"/>
               </w:rPr>
-              <w:t xml:space="preserve">B2 — Leitor fixo na estação</w:t>
+              <w:t xml:space="preserve">B2: leitor fixo na estação</w:t>
             </w:r>
           </w:p>
         </w:tc>
@@ -9299,7 +8801,7 @@
                 <w:sz w:val="17"/>
                 <w:szCs w:val="17"/>
               </w:rPr>
-              <w:t xml:space="preserve">Leitor NFC sob a posição de pega na esteira de separação, ligado ao concentrador. Painel LCD mostra caixa e itens restantes; fechar com nova leitura ou botão FECHAR.</w:t>
+              <w:t xml:space="preserve">Leitor NFC sob a posição de pega na esteira de separação, ligado ao concentrador. Um painel LCD mostra a caixa e os itens que faltam; fecha com nova leitura ou com o botão FECHAR.</w:t>
             </w:r>
           </w:p>
         </w:tc>
@@ -9331,7 +8833,7 @@
                 <w:sz w:val="17"/>
                 <w:szCs w:val="17"/>
               </w:rPr>
-              <w:t xml:space="preserve">Nada no corpo do operador; sem bateria; abre automaticamente.</w:t>
+              <w:t xml:space="preserve">Nada no corpo do operador e sem bateria. Abre sozinho.</w:t>
             </w:r>
           </w:p>
         </w:tc>
@@ -9363,7 +8865,7 @@
                 <w:sz w:val="17"/>
                 <w:szCs w:val="17"/>
               </w:rPr>
-              <w:t xml:space="preserve">Exige posição de parada definida para a caixa; instalação mecânica na esteira.</w:t>
+              <w:t xml:space="preserve">A caixa precisa parar sempre no mesmo ponto; exige instalação mecânica na esteira.</w:t>
             </w:r>
           </w:p>
         </w:tc>
@@ -9397,7 +8899,7 @@
                 <w:sz w:val="17"/>
                 <w:szCs w:val="17"/>
               </w:rPr>
-              <w:t xml:space="preserve">B3 — Produtos de mercado</w:t>
+              <w:t xml:space="preserve">B3: produto de mercado</w:t>
             </w:r>
           </w:p>
         </w:tc>
@@ -9429,7 +8931,7 @@
                 <w:sz w:val="17"/>
                 <w:szCs w:val="17"/>
               </w:rPr>
-              <w:t xml:space="preserve">Leitores de pulso comerciais (em geral UHF, ex.: FEIG HyWEAR ≈ US$ 997) ou leitores HF industriais.</w:t>
+              <w:t xml:space="preserve">Leitores de pulso comerciais (em geral UHF, como o FEIG HyWEAR, cerca de US$ 997) ou leitores HF industriais.</w:t>
             </w:r>
           </w:p>
         </w:tc>
@@ -9493,7 +8995,7 @@
                 <w:sz w:val="17"/>
                 <w:szCs w:val="17"/>
               </w:rPr>
-              <w:t xml:space="preserve">Custo muito maior; UHF lê de longe (risco de ler a caixa vizinha) e exige tags UHF.</w:t>
+              <w:t xml:space="preserve">Custo muito maior. O UHF lê de longe e pode pegar a caixa vizinha; exige tags UHF.</w:t>
             </w:r>
           </w:p>
         </w:tc>
@@ -9544,47 +9046,7 @@
                 <w:sz w:val="19"/>
                 <w:szCs w:val="19"/>
               </w:rPr>
-              <w:t xml:space="preserve"/>
-            </w:r>
-            <w:r>
-              <w:rPr>
-                <w:rFonts w:ascii="Arial" w:cs="Arial" w:eastAsia="Arial" w:hAnsi="Arial"/>
-                <w:b/>
-                <w:bCs/>
-                <w:sz w:val="19"/>
-                <w:szCs w:val="19"/>
-              </w:rPr>
-              <w:t xml:space="preserve">Recomendação para a Arquitetura B:</w:t>
-            </w:r>
-            <w:r>
-              <w:rPr>
-                <w:rFonts w:ascii="Arial" w:cs="Arial" w:eastAsia="Arial" w:hAnsi="Arial"/>
-                <w:b w:val="false"/>
-                <w:bCs w:val="false"/>
-                <w:sz w:val="19"/>
-                <w:szCs w:val="19"/>
-              </w:rPr>
-              <w:t xml:space="preserve"> opção </w:t>
-            </w:r>
-            <w:r>
-              <w:rPr>
-                <w:rFonts w:ascii="Arial" w:cs="Arial" w:eastAsia="Arial" w:hAnsi="Arial"/>
-                <w:b/>
-                <w:bCs/>
-                <w:sz w:val="19"/>
-                <w:szCs w:val="19"/>
-              </w:rPr>
-              <w:t xml:space="preserve">B2 (leitor fixo)</w:t>
-            </w:r>
-            <w:r>
-              <w:rPr>
-                <w:rFonts w:ascii="Arial" w:cs="Arial" w:eastAsia="Arial" w:hAnsi="Arial"/>
-                <w:b w:val="false"/>
-                <w:bCs w:val="false"/>
-                <w:sz w:val="19"/>
-                <w:szCs w:val="19"/>
-              </w:rPr>
-              <w:t xml:space="preserve">, porque atende à preocupação de que a pulseira atrapalhe o operador e elimina bateria. B1 fica como alternativa para estações onde a caixa não tenha posição fixa.</w:t>
+              <w:t xml:space="preserve">Para a Arquitetura B, indicamos o leitor fixo (B2): ele resolve a preocupação de a pulseira atrapalhar o operador e não tem bateria. A pulseira (B1) fica como alternativa para estações em que a caixa não pare sempre no mesmo lugar.</w:t>
             </w:r>
           </w:p>
         </w:tc>
@@ -9619,7 +9081,7 @@
           <w:sz w:val="21"/>
           <w:szCs w:val="21"/>
         </w:rPr>
-        <w:t xml:space="preserve">Tag NFC NTAG213 adesiva (≈ R$ 2,37/un em lote) aplicada em local protegido da caixa, com cobertura/suporte contra atrito.</w:t>
+        <w:t xml:space="preserve">Tag NFC NTAG213 adesiva, cerca de R$ 2,37 a unidade em lote, colada em um ponto protegido da caixa.</w:t>
       </w:r>
     </w:p>
     <w:p>
@@ -9639,7 +9101,7 @@
           <w:sz w:val="21"/>
           <w:szCs w:val="21"/>
         </w:rPr>
-        <w:t xml:space="preserve">Cadastro inicial: associar o UID da tag ao número da caixa (≈ 30 s por caixa) em tabela do Sybase.</w:t>
+        <w:t xml:space="preserve">Cadastro inicial: associar o código da tag ao número da caixa no Sybase, cerca de 30 segundos por caixa.</w:t>
       </w:r>
     </w:p>
     <w:p>
@@ -9659,27 +9121,7 @@
           <w:sz w:val="21"/>
           <w:szCs w:val="21"/>
         </w:rPr>
-        <w:t xml:space="preserve">Frota de caixas estimada em 5.000 (≈ 1,7 × o volume diário) — </w:t>
-      </w:r>
-      <w:r>
-        <w:rPr>
-          <w:rFonts w:ascii="Arial" w:cs="Arial" w:eastAsia="Arial" w:hAnsi="Arial"/>
-          <w:b/>
-          <w:bCs/>
-          <w:sz w:val="21"/>
-          <w:szCs w:val="21"/>
-        </w:rPr>
-        <w:t xml:space="preserve">confirmar com a operação</w:t>
-      </w:r>
-      <w:r>
-        <w:rPr>
-          <w:rFonts w:ascii="Arial" w:cs="Arial" w:eastAsia="Arial" w:hAnsi="Arial"/>
-          <w:b w:val="false"/>
-          <w:bCs w:val="false"/>
-          <w:sz w:val="21"/>
-          <w:szCs w:val="21"/>
-        </w:rPr>
-        <w:t xml:space="preserve">; o custo das tags escala com a frota.</w:t>
+        <w:t xml:space="preserve">A frota estimada é de 5.000 caixas, mas precisa ser confirmada com a operação, porque o custo das tags depende dela.</w:t>
       </w:r>
     </w:p>
     <w:p>
@@ -9699,7 +9141,7 @@
           <w:sz w:val="21"/>
           <w:szCs w:val="21"/>
         </w:rPr>
-        <w:t xml:space="preserve">Caixas danificadas: substituir a tag no processo de manutenção de caixas.</w:t>
+        <w:t xml:space="preserve">Caixa danificada: a tag é trocada na manutenção de caixas.</w:t>
       </w:r>
     </w:p>
     <w:p>
@@ -9711,7 +9153,7 @@
         <w:rPr>
           <w:rFonts w:ascii="Arial" w:cs="Arial" w:eastAsia="Arial" w:hAnsi="Arial"/>
         </w:rPr>
-        <w:t xml:space="preserve">6.3 Comparativo A × B</w:t>
+        <w:t xml:space="preserve">6.3 Comparação entre A e B</w:t>
       </w:r>
     </w:p>
     <w:tbl>
@@ -9801,7 +9243,7 @@
                 <w:sz w:val="18"/>
                 <w:szCs w:val="18"/>
               </w:rPr>
-              <w:t xml:space="preserve">A — Coletor</w:t>
+              <w:t xml:space="preserve">A: coletor</w:t>
             </w:r>
           </w:p>
         </w:tc>
@@ -9836,7 +9278,7 @@
                 <w:sz w:val="18"/>
                 <w:szCs w:val="18"/>
               </w:rPr>
-              <w:t xml:space="preserve">B — RFID (B2)</w:t>
+              <w:t xml:space="preserve">B: RFID (B2)</w:t>
             </w:r>
           </w:p>
         </w:tc>
@@ -9870,7 +9312,7 @@
                 <w:sz w:val="18"/>
                 <w:szCs w:val="18"/>
               </w:rPr>
-              <w:t xml:space="preserve">Equipamento de leitura</w:t>
+              <w:t xml:space="preserve">Leitura</w:t>
             </w:r>
           </w:p>
         </w:tc>
@@ -9902,7 +9344,7 @@
                 <w:sz w:val="18"/>
                 <w:szCs w:val="18"/>
               </w:rPr>
-              <w:t xml:space="preserve">Coletores MovFast já existentes</w:t>
+              <w:t xml:space="preserve">Coletores MovFast que já temos</w:t>
             </w:r>
           </w:p>
         </w:tc>
@@ -9934,7 +9376,7 @@
                 <w:sz w:val="18"/>
                 <w:szCs w:val="18"/>
               </w:rPr>
-              <w:t xml:space="preserve">Leitor fixo por estação + tag por caixa</w:t>
+              <w:t xml:space="preserve">Leitor fixo por estação e tag em cada caixa</w:t>
             </w:r>
           </w:p>
         </w:tc>
@@ -9968,7 +9410,7 @@
                 <w:sz w:val="18"/>
                 <w:szCs w:val="18"/>
               </w:rPr>
-              <w:t xml:space="preserve">Ação do operador para abrir/fechar</w:t>
+              <w:t xml:space="preserve">O que o operador faz</w:t>
             </w:r>
           </w:p>
         </w:tc>
@@ -10000,7 +9442,7 @@
                 <w:sz w:val="18"/>
                 <w:szCs w:val="18"/>
               </w:rPr>
-              <w:t xml:space="preserve">Apontar e apertar o gatilho (2×)</w:t>
+              <w:t xml:space="preserve">Aponta e aperta o gatilho, uma vez para abrir e outra para fechar</w:t>
             </w:r>
           </w:p>
         </w:tc>
@@ -10032,7 +9474,7 @@
                 <w:sz w:val="18"/>
                 <w:szCs w:val="18"/>
               </w:rPr>
-              <w:t xml:space="preserve">Colocar a caixa na posição (abre); nova leitura/botão (fecha)</w:t>
+              <w:t xml:space="preserve">Coloca a caixa na posição (abre) e faz nova leitura ou aperta o botão (fecha)</w:t>
             </w:r>
           </w:p>
         </w:tc>
@@ -10066,7 +9508,7 @@
                 <w:sz w:val="18"/>
                 <w:szCs w:val="18"/>
               </w:rPr>
-              <w:t xml:space="preserve">Custo de hardware (40 estações)*</w:t>
+              <w:t xml:space="preserve">Hardware, 40 estações*</w:t>
             </w:r>
           </w:p>
         </w:tc>
@@ -10164,7 +9606,7 @@
                 <w:sz w:val="18"/>
                 <w:szCs w:val="18"/>
               </w:rPr>
-              <w:t xml:space="preserve">Custo recorrente</w:t>
+              <w:t xml:space="preserve">Custo contínuo</w:t>
             </w:r>
           </w:p>
         </w:tc>
@@ -10228,7 +9670,7 @@
                 <w:sz w:val="18"/>
                 <w:szCs w:val="18"/>
               </w:rPr>
-              <w:t xml:space="preserve">Tags para caixas novas/danificadas</w:t>
+              <w:t xml:space="preserve">Tags para caixas novas ou danificadas</w:t>
             </w:r>
           </w:p>
         </w:tc>
@@ -10326,7 +9768,7 @@
                 <w:sz w:val="18"/>
                 <w:szCs w:val="18"/>
               </w:rPr>
-              <w:t xml:space="preserve">Posição de leitura da caixa; frota de tags</w:t>
+              <w:t xml:space="preserve">Posição da caixa na leitura; tamanho da frota</w:t>
             </w:r>
           </w:p>
         </w:tc>
@@ -10392,7 +9834,7 @@
                 <w:sz w:val="18"/>
                 <w:szCs w:val="18"/>
               </w:rPr>
-              <w:t xml:space="preserve">Menor (reaproveita coletores)</w:t>
+              <w:t xml:space="preserve">Menor, porque usa os coletores atuais</w:t>
             </w:r>
           </w:p>
         </w:tc>
@@ -10424,7 +9866,7 @@
                 <w:sz w:val="18"/>
                 <w:szCs w:val="18"/>
               </w:rPr>
-              <w:t xml:space="preserve">Maior (tags, cadastro, mecânica)</w:t>
+              <w:t xml:space="preserve">Maior por causa das tags, do cadastro e da instalação</w:t>
             </w:r>
           </w:p>
         </w:tc>
@@ -10443,7 +9885,7 @@
           <w:sz w:val="18"/>
           <w:szCs w:val="18"/>
         </w:rPr>
-        <w:t xml:space="preserve">* Hardware com mão de obra interna; detalhes na seção 12 e na planilha Orcamento_PTL.xlsx.</w:t>
+        <w:t xml:space="preserve">* Com mão de obra interna. O detalhamento está no item 12 e na planilha Orcamento_PTL.xlsx.</w:t>
       </w:r>
     </w:p>
     <w:p>
@@ -10557,7 +9999,7 @@
                 <w:sz w:val="18"/>
                 <w:szCs w:val="18"/>
               </w:rPr>
-              <w:t xml:space="preserve">Entrada</w:t>
+              <w:t xml:space="preserve">Quando começa</w:t>
             </w:r>
           </w:p>
         </w:tc>
@@ -10592,7 +10034,7 @@
                 <w:sz w:val="18"/>
                 <w:szCs w:val="18"/>
               </w:rPr>
-              <w:t xml:space="preserve">Saída</w:t>
+              <w:t xml:space="preserve">Próximo passo</w:t>
             </w:r>
           </w:p>
         </w:tc>
@@ -10690,7 +10132,7 @@
                 <w:sz w:val="18"/>
                 <w:szCs w:val="18"/>
               </w:rPr>
-              <w:t xml:space="preserve">1ª leitura da etiqueta/tag → Aberta</w:t>
+              <w:t xml:space="preserve">Primeira leitura: passa para Aberta</w:t>
             </w:r>
           </w:p>
         </w:tc>
@@ -10788,21 +10230,21 @@
                 <w:sz w:val="18"/>
                 <w:szCs w:val="18"/>
               </w:rPr>
-              <w:t xml:space="preserve">Último display confirmado → Concluída</w:t>
-            </w:r>
-          </w:p>
-          <w:p>
-            <w:pPr>
-              <w:jc w:val="left"/>
-            </w:pPr>
-            <w:r>
-              <w:rPr>
-                <w:rFonts w:ascii="Arial" w:cs="Arial" w:eastAsia="Arial" w:hAnsi="Arial"/>
-                <w:color w:val="1C2430"/>
-                <w:sz w:val="18"/>
-                <w:szCs w:val="18"/>
-              </w:rPr>
-              <w:t xml:space="preserve">2ª leitura com pendências → Alerta</w:t>
+              <w:t xml:space="preserve">Último display confirmado: Concluída</w:t>
+            </w:r>
+          </w:p>
+          <w:p>
+            <w:pPr>
+              <w:jc w:val="left"/>
+            </w:pPr>
+            <w:r>
+              <w:rPr>
+                <w:rFonts w:ascii="Arial" w:cs="Arial" w:eastAsia="Arial" w:hAnsi="Arial"/>
+                <w:color w:val="1C2430"/>
+                <w:sz w:val="18"/>
+                <w:szCs w:val="18"/>
+              </w:rPr>
+              <w:t xml:space="preserve">Nova leitura com itens pendentes: Alerta</w:t>
             </w:r>
           </w:p>
         </w:tc>
@@ -10900,7 +10342,7 @@
                 <w:sz w:val="18"/>
                 <w:szCs w:val="18"/>
               </w:rPr>
-              <w:t xml:space="preserve">2ª leitura → Fechada</w:t>
+              <w:t xml:space="preserve">Nova leitura: Fechada</w:t>
             </w:r>
           </w:p>
         </w:tc>
@@ -10934,7 +10376,7 @@
                 <w:sz w:val="18"/>
                 <w:szCs w:val="18"/>
               </w:rPr>
-              <w:t xml:space="preserve">Alerta (fechamento antecipado)</w:t>
+              <w:t xml:space="preserve">Alerta</w:t>
             </w:r>
           </w:p>
         </w:tc>
@@ -10998,7 +10440,7 @@
                 <w:sz w:val="18"/>
                 <w:szCs w:val="18"/>
               </w:rPr>
-              <w:t xml:space="preserve">Nova leitura confirma → Fechada com pendência (registrada para a conferência)</w:t>
+              <w:t xml:space="preserve">Outra leitura confirma e fecha com pendência, que fica registrada para a conferência</w:t>
             </w:r>
           </w:p>
         </w:tc>
@@ -11096,7 +10538,7 @@
                 <w:sz w:val="18"/>
                 <w:szCs w:val="18"/>
               </w:rPr>
-              <w:t xml:space="preserve">Estação volta a Aguardando</w:t>
+              <w:t xml:space="preserve">Estação volta para Aguardando</w:t>
             </w:r>
           </w:p>
         </w:tc>
@@ -11194,7 +10636,7 @@
                 <w:sz w:val="18"/>
                 <w:szCs w:val="18"/>
               </w:rPr>
-              <w:t xml:space="preserve">Coletor/painel avisa "nada nesta estação"; caixa segue</w:t>
+              <w:t xml:space="preserve">Coletor ou painel mostra "nada nesta estação" e a caixa segue</w:t>
             </w:r>
           </w:p>
         </w:tc>
@@ -11229,27 +10671,7 @@
           <w:sz w:val="21"/>
           <w:szCs w:val="21"/>
         </w:rPr>
-        <w:t xml:space="preserve"/>
-      </w:r>
-      <w:r>
-        <w:rPr>
-          <w:rFonts w:ascii="Arial" w:cs="Arial" w:eastAsia="Arial" w:hAnsi="Arial"/>
-          <w:b/>
-          <w:bCs/>
-          <w:sz w:val="21"/>
-          <w:szCs w:val="21"/>
-        </w:rPr>
-        <w:t xml:space="preserve">Alto giro (andares 0-3):</w:t>
-      </w:r>
-      <w:r>
-        <w:rPr>
-          <w:rFonts w:ascii="Arial" w:cs="Arial" w:eastAsia="Arial" w:hAnsi="Arial"/>
-          <w:b w:val="false"/>
-          <w:bCs w:val="false"/>
-          <w:sz w:val="21"/>
-          <w:szCs w:val="21"/>
-        </w:rPr>
-        <w:t xml:space="preserve"> todos os endereços da caixa acendem juntos, cada um com a sua quantidade.</w:t>
+        <w:t xml:space="preserve">Alto giro, andares 0 a 3: todos os endereços da caixa acendem juntos, cada um com a sua quantidade.</w:t>
       </w:r>
     </w:p>
     <w:p>
@@ -11269,27 +10691,7 @@
           <w:sz w:val="21"/>
           <w:szCs w:val="21"/>
         </w:rPr>
-        <w:t xml:space="preserve"/>
-      </w:r>
-      <w:r>
-        <w:rPr>
-          <w:rFonts w:ascii="Arial" w:cs="Arial" w:eastAsia="Arial" w:hAnsi="Arial"/>
-          <w:b/>
-          <w:bCs/>
-          <w:sz w:val="21"/>
-          <w:szCs w:val="21"/>
-        </w:rPr>
-        <w:t xml:space="preserve">Andares 4-5 e zonas de baixo giro:</w:t>
-      </w:r>
-      <w:r>
-        <w:rPr>
-          <w:rFonts w:ascii="Arial" w:cs="Arial" w:eastAsia="Arial" w:hAnsi="Arial"/>
-          <w:b w:val="false"/>
-          <w:bCs w:val="false"/>
-          <w:sz w:val="21"/>
-          <w:szCs w:val="21"/>
-        </w:rPr>
-        <w:t xml:space="preserve"> um item por vez em cada display E+Q; todos os displays com itens ficam ativos ao mesmo tempo.</w:t>
+        <w:t xml:space="preserve">Andares 4 e 5 e zonas do baixo giro: cada display mostra um item por vez. Todos os displays com itens ficam ativos ao mesmo tempo.</w:t>
       </w:r>
     </w:p>
     <w:p>
@@ -11309,27 +10711,7 @@
           <w:sz w:val="21"/>
           <w:szCs w:val="21"/>
         </w:rPr>
-        <w:t xml:space="preserve"/>
-      </w:r>
-      <w:r>
-        <w:rPr>
-          <w:rFonts w:ascii="Arial" w:cs="Arial" w:eastAsia="Arial" w:hAnsi="Arial"/>
-          <w:b/>
-          <w:bCs/>
-          <w:sz w:val="21"/>
-          <w:szCs w:val="21"/>
-        </w:rPr>
-        <w:t xml:space="preserve">Ordem da rota:</w:t>
-      </w:r>
-      <w:r>
-        <w:rPr>
-          <w:rFonts w:ascii="Arial" w:cs="Arial" w:eastAsia="Arial" w:hAnsi="Arial"/>
-          <w:b w:val="false"/>
-          <w:bCs w:val="false"/>
-          <w:sz w:val="21"/>
-          <w:szCs w:val="21"/>
-        </w:rPr>
-        <w:t xml:space="preserve"> nr_ordem_separacao_flow, depois prédio e andar (respeitando estações espelhadas).</w:t>
+        <w:t xml:space="preserve">Ordem: nr_ordem_separacao_flow, depois prédio e andar, respeitando as estações espelhadas.</w:t>
       </w:r>
     </w:p>
     <w:p>
@@ -11349,27 +10731,7 @@
           <w:sz w:val="21"/>
           <w:szCs w:val="21"/>
         </w:rPr>
-        <w:t xml:space="preserve"/>
-      </w:r>
-      <w:r>
-        <w:rPr>
-          <w:rFonts w:ascii="Arial" w:cs="Arial" w:eastAsia="Arial" w:hAnsi="Arial"/>
-          <w:b/>
-          <w:bCs/>
-          <w:sz w:val="21"/>
-          <w:szCs w:val="21"/>
-        </w:rPr>
-        <w:t xml:space="preserve">Mesmo endereço repetido na caixa:</w:t>
-      </w:r>
-      <w:r>
-        <w:rPr>
-          <w:rFonts w:ascii="Arial" w:cs="Arial" w:eastAsia="Arial" w:hAnsi="Arial"/>
-          <w:b w:val="false"/>
-          <w:bCs w:val="false"/>
-          <w:sz w:val="21"/>
-          <w:szCs w:val="21"/>
-        </w:rPr>
-        <w:t xml:space="preserve"> as quantidades são somadas em um único acendimento.</w:t>
+        <w:t xml:space="preserve">Endereço repetido na mesma caixa: as quantidades são somadas e o endereço acende uma vez só.</w:t>
       </w:r>
     </w:p>
     <w:p>
@@ -11389,27 +10751,7 @@
           <w:sz w:val="21"/>
           <w:szCs w:val="21"/>
         </w:rPr>
-        <w:t xml:space="preserve"/>
-      </w:r>
-      <w:r>
-        <w:rPr>
-          <w:rFonts w:ascii="Arial" w:cs="Arial" w:eastAsia="Arial" w:hAnsi="Arial"/>
-          <w:b/>
-          <w:bCs/>
-          <w:sz w:val="21"/>
-          <w:szCs w:val="21"/>
-        </w:rPr>
-        <w:t xml:space="preserve">Confirmação:</w:t>
-      </w:r>
-      <w:r>
-        <w:rPr>
-          <w:rFonts w:ascii="Arial" w:cs="Arial" w:eastAsia="Arial" w:hAnsi="Arial"/>
-          <w:b w:val="false"/>
-          <w:bCs w:val="false"/>
-          <w:sz w:val="21"/>
-          <w:szCs w:val="21"/>
-        </w:rPr>
-        <w:t xml:space="preserve"> o botão confirma a quantidade pedida. A falta é apontada na conferência, como hoje.</w:t>
+        <w:t xml:space="preserve">O botão confirma a quantidade pedida. Falta é apontada na conferência, como hoje.</w:t>
       </w:r>
     </w:p>
     <w:p>
@@ -11510,7 +10852,7 @@
                 <w:sz w:val="18"/>
                 <w:szCs w:val="18"/>
               </w:rPr>
-              <w:t xml:space="preserve">Comportamento do sistema</w:t>
+              <w:t xml:space="preserve">O que o sistema faz</w:t>
             </w:r>
           </w:p>
         </w:tc>
@@ -11544,7 +10886,7 @@
                 <w:sz w:val="18"/>
                 <w:szCs w:val="18"/>
               </w:rPr>
-              <w:t xml:space="preserve">Caixa lida sem itens nesta estação</w:t>
+              <w:t xml:space="preserve">Caixa sem itens nesta estação</w:t>
             </w:r>
           </w:p>
         </w:tc>
@@ -11576,7 +10918,7 @@
                 <w:sz w:val="18"/>
                 <w:szCs w:val="18"/>
               </w:rPr>
-              <w:t xml:space="preserve">Mensagem "nada nesta estação"; nenhum display acende; caixa pode seguir.</w:t>
+              <w:t xml:space="preserve">Mostra "nada nesta estação", não acende nenhum display e a caixa pode seguir.</w:t>
             </w:r>
           </w:p>
         </w:tc>
@@ -11610,7 +10952,7 @@
                 <w:sz w:val="18"/>
                 <w:szCs w:val="18"/>
               </w:rPr>
-              <w:t xml:space="preserve">Caixa não encontrada na API/banco</w:t>
+              <w:t xml:space="preserve">Caixa não encontrada</w:t>
             </w:r>
           </w:p>
         </w:tc>
@@ -11642,7 +10984,7 @@
                 <w:sz w:val="18"/>
                 <w:szCs w:val="18"/>
               </w:rPr>
-              <w:t xml:space="preserve">Alerta no coletor/painel; registro no log; operador segue o procedimento manual.</w:t>
+              <w:t xml:space="preserve">Avisa no coletor ou no painel, registra no log e o operador segue o procedimento manual.</w:t>
             </w:r>
           </w:p>
         </w:tc>
@@ -11708,7 +11050,7 @@
                 <w:sz w:val="18"/>
                 <w:szCs w:val="18"/>
               </w:rPr>
-              <w:t xml:space="preserve">Bloqueia e informa a caixa em andamento (1 caixa por estação).</w:t>
+              <w:t xml:space="preserve">Não abre e informa qual caixa está em andamento. É uma caixa por estação.</w:t>
             </w:r>
           </w:p>
         </w:tc>
@@ -11774,7 +11116,7 @@
                 <w:sz w:val="18"/>
                 <w:szCs w:val="18"/>
               </w:rPr>
-              <w:t xml:space="preserve">Alerta com a lista do que falta; nova leitura confirma; pendência registrada para a conferência.</w:t>
+              <w:t xml:space="preserve">Mostra o que falta; uma nova leitura confirma e a pendência fica registrada para a conferência.</w:t>
             </w:r>
           </w:p>
         </w:tc>
@@ -11840,7 +11182,7 @@
                 <w:sz w:val="18"/>
                 <w:szCs w:val="18"/>
               </w:rPr>
-              <w:t xml:space="preserve">Ignorado; registro de diagnóstico.</w:t>
+              <w:t xml:space="preserve">Ignora e registra para diagnóstico.</w:t>
             </w:r>
           </w:p>
         </w:tc>
@@ -11874,7 +11216,7 @@
                 <w:sz w:val="18"/>
                 <w:szCs w:val="18"/>
               </w:rPr>
-              <w:t xml:space="preserve">Módulo sem resposta (defeito)</w:t>
+              <w:t xml:space="preserve">Módulo sem resposta</w:t>
             </w:r>
           </w:p>
         </w:tc>
@@ -11906,7 +11248,7 @@
                 <w:sz w:val="18"/>
                 <w:szCs w:val="18"/>
               </w:rPr>
-              <w:t xml:space="preserve">Concentrador avisa o Serviço PTL; coletor mostra o endereço e a quantidade daquele item; alerta no painel para a manutenção.</w:t>
+              <w:t xml:space="preserve">O concentrador avisa o Serviço PTL, o coletor mostra o endereço e a quantidade daquele item e o painel gera alerta para a manutenção.</w:t>
             </w:r>
           </w:p>
         </w:tc>
@@ -11940,7 +11282,7 @@
                 <w:sz w:val="18"/>
                 <w:szCs w:val="18"/>
               </w:rPr>
-              <w:t xml:space="preserve">Queda de rede do concentrador</w:t>
+              <w:t xml:space="preserve">Concentrador sem rede</w:t>
             </w:r>
           </w:p>
         </w:tc>
@@ -11972,7 +11314,7 @@
                 <w:sz w:val="18"/>
                 <w:szCs w:val="18"/>
               </w:rPr>
-              <w:t xml:space="preserve">Displays continuam; confirmações ficam em memória e são enviadas ao reconectar. Nova caixa só abre com rede.</w:t>
+              <w:t xml:space="preserve">Os displays continuam funcionando e as confirmações ficam guardadas até a rede voltar. Nova caixa só abre com rede.</w:t>
             </w:r>
           </w:p>
         </w:tc>
@@ -12006,7 +11348,7 @@
                 <w:sz w:val="18"/>
                 <w:szCs w:val="18"/>
               </w:rPr>
-              <w:t xml:space="preserve">Queda do Serviço PTL</w:t>
+              <w:t xml:space="preserve">Serviço PTL fora do ar</w:t>
             </w:r>
           </w:p>
         </w:tc>
@@ -12038,7 +11380,7 @@
                 <w:sz w:val="18"/>
                 <w:szCs w:val="18"/>
               </w:rPr>
-              <w:t xml:space="preserve">Coletor informa indisponibilidade; operação manual de contingência; alarme para a TI.</w:t>
+              <w:t xml:space="preserve">O coletor informa e a estação passa para a operação manual. A TI recebe o alarme.</w:t>
             </w:r>
           </w:p>
         </w:tc>
@@ -12072,7 +11414,7 @@
                 <w:sz w:val="18"/>
                 <w:szCs w:val="18"/>
               </w:rPr>
-              <w:t xml:space="preserve">Queda de energia na estação</w:t>
+              <w:t xml:space="preserve">Falta de energia na estação</w:t>
             </w:r>
           </w:p>
         </w:tc>
@@ -12104,7 +11446,7 @@
                 <w:sz w:val="18"/>
                 <w:szCs w:val="18"/>
               </w:rPr>
-              <w:t xml:space="preserve">Ao voltar, o concentrador pede ao Serviço PTL o estado da caixa aberta e reacende o que falta.</w:t>
+              <w:t xml:space="preserve">Quando a energia volta, o concentrador pede ao Serviço PTL o estado da caixa aberta e acende o que falta.</w:t>
             </w:r>
           </w:p>
         </w:tc>
@@ -12170,7 +11512,7 @@
                 <w:sz w:val="18"/>
                 <w:szCs w:val="18"/>
               </w:rPr>
-              <w:t xml:space="preserve">A caixa continua; o fechamento registra o operador que leu.</w:t>
+              <w:t xml:space="preserve">A caixa continua; o fechamento registra quem fez a leitura.</w:t>
             </w:r>
           </w:p>
         </w:tc>
@@ -12236,7 +11578,7 @@
                 <w:sz w:val="18"/>
                 <w:szCs w:val="18"/>
               </w:rPr>
-              <w:t xml:space="preserve">Endpoint de cancelamento apaga a estação e registra o motivo.</w:t>
+              <w:t xml:space="preserve">Apaga a estação e registra o motivo.</w:t>
             </w:r>
           </w:p>
         </w:tc>
@@ -12276,7 +11618,7 @@
           <wp:inline distT="0" distB="0" distL="0" distR="0">
             <wp:extent cx="6096000" cy="2876550"/>
             <wp:effectExtent t="0" r="0" b="0" l="0"/>
-            <wp:docPr id="6" name="" descr="" title=""/>
+            <wp:docPr id="7" name="" descr="" title=""/>
             <wp:cNvGraphicFramePr>
               <a:graphicFrameLocks xmlns:a="http://schemas.openxmlformats.org/drawingml/2006/main" noChangeAspect="1"/>
             </wp:cNvGraphicFramePr>
@@ -12290,7 +11632,7 @@
                     </pic:cNvPicPr>
                   </pic:nvPicPr>
                   <pic:blipFill>
-                    <a:blip r:embed="rId14" cstate="none"/>
+                    <a:blip r:embed="rId15" cstate="none"/>
                     <a:srcRect/>
                     <a:stretch>
                       <a:fillRect/>
@@ -12326,7 +11668,7 @@
           <w:sz w:val="18"/>
           <w:szCs w:val="18"/>
         </w:rPr>
-        <w:t xml:space="preserve">Figura 6 — Telas do app PTL: espera, separação, conclusão e alerta</w:t>
+        <w:t xml:space="preserve">Figura 7. Telas do app: espera, separação, conclusão e alerta</w:t>
       </w:r>
     </w:p>
     <w:p>
@@ -12351,7 +11693,7 @@
           <wp:inline distT="0" distB="0" distL="0" distR="0">
             <wp:extent cx="6096000" cy="2047875"/>
             <wp:effectExtent t="0" r="0" b="0" l="0"/>
-            <wp:docPr id="7" name="" descr="" title=""/>
+            <wp:docPr id="8" name="" descr="" title=""/>
             <wp:cNvGraphicFramePr>
               <a:graphicFrameLocks xmlns:a="http://schemas.openxmlformats.org/drawingml/2006/main" noChangeAspect="1"/>
             </wp:cNvGraphicFramePr>
@@ -12365,7 +11707,7 @@
                     </pic:cNvPicPr>
                   </pic:nvPicPr>
                   <pic:blipFill>
-                    <a:blip r:embed="rId15" cstate="none"/>
+                    <a:blip r:embed="rId16" cstate="none"/>
                     <a:srcRect/>
                     <a:stretch>
                       <a:fillRect/>
@@ -12401,7 +11743,7 @@
           <w:sz w:val="18"/>
           <w:szCs w:val="18"/>
         </w:rPr>
-        <w:t xml:space="preserve">Figura 7 — Módulo Q, Módulo E+Q e gabinete do concentrador</w:t>
+        <w:t xml:space="preserve">Figura 8. Módulo Q, módulo E+Q e gabinete do concentrador</w:t>
       </w:r>
     </w:p>
     <w:p>
@@ -12421,27 +11763,7 @@
           <w:sz w:val="21"/>
           <w:szCs w:val="21"/>
         </w:rPr>
-        <w:t xml:space="preserve"/>
-      </w:r>
-      <w:r>
-        <w:rPr>
-          <w:rFonts w:ascii="Arial" w:cs="Arial" w:eastAsia="Arial" w:hAnsi="Arial"/>
-          <w:b/>
-          <w:bCs/>
-          <w:sz w:val="21"/>
-          <w:szCs w:val="21"/>
-        </w:rPr>
-        <w:t xml:space="preserve">Formato do endereço no display de 8 dígitos:</w:t>
-      </w:r>
-      <w:r>
-        <w:rPr>
-          <w:rFonts w:ascii="Arial" w:cs="Arial" w:eastAsia="Arial" w:hAnsi="Arial"/>
-          <w:b w:val="false"/>
-          <w:bCs w:val="false"/>
-          <w:sz w:val="21"/>
-          <w:szCs w:val="21"/>
-        </w:rPr>
-        <w:t xml:space="preserve"> "P031 A2" (prédio 031, andar 2); a rua não aparece porque é a própria estação.</w:t>
+        <w:t xml:space="preserve">O display de 8 dígitos mostra o endereço como "P031 A2" (prédio 031, andar 2). A rua não aparece porque é a própria estação.</w:t>
       </w:r>
     </w:p>
     <w:p>
@@ -12461,27 +11783,7 @@
           <w:sz w:val="21"/>
           <w:szCs w:val="21"/>
         </w:rPr>
-        <w:t xml:space="preserve"/>
-      </w:r>
-      <w:r>
-        <w:rPr>
-          <w:rFonts w:ascii="Arial" w:cs="Arial" w:eastAsia="Arial" w:hAnsi="Arial"/>
-          <w:b/>
-          <w:bCs/>
-          <w:sz w:val="21"/>
-          <w:szCs w:val="21"/>
-        </w:rPr>
-        <w:t xml:space="preserve">Displays de 0,56" (14 mm)</w:t>
-      </w:r>
-      <w:r>
-        <w:rPr>
-          <w:rFonts w:ascii="Arial" w:cs="Arial" w:eastAsia="Arial" w:hAnsi="Arial"/>
-          <w:b w:val="false"/>
-          <w:bCs w:val="false"/>
-          <w:sz w:val="21"/>
-          <w:szCs w:val="21"/>
-        </w:rPr>
-        <w:t xml:space="preserve"> de altura de dígito para leitura a 2-3 m; cor vermelha (melhor contraste em 7 segmentos).</w:t>
+        <w:t xml:space="preserve">Dígitos de 0,56" (14 mm), legíveis a 2 ou 3 m, em vermelho, que tem o melhor contraste em 7 segmentos.</w:t>
       </w:r>
     </w:p>
     <w:p>
@@ -12501,27 +11803,7 @@
           <w:sz w:val="21"/>
           <w:szCs w:val="21"/>
         </w:rPr>
-        <w:t xml:space="preserve"/>
-      </w:r>
-      <w:r>
-        <w:rPr>
-          <w:rFonts w:ascii="Arial" w:cs="Arial" w:eastAsia="Arial" w:hAnsi="Arial"/>
-          <w:b/>
-          <w:bCs/>
-          <w:sz w:val="21"/>
-          <w:szCs w:val="21"/>
-        </w:rPr>
-        <w:t xml:space="preserve">LED do botão:</w:t>
-      </w:r>
-      <w:r>
-        <w:rPr>
-          <w:rFonts w:ascii="Arial" w:cs="Arial" w:eastAsia="Arial" w:hAnsi="Arial"/>
-          <w:b w:val="false"/>
-          <w:bCs w:val="false"/>
-          <w:sz w:val="21"/>
-          <w:szCs w:val="21"/>
-        </w:rPr>
-        <w:t xml:space="preserve"> aceso = item a pegar; piscando = item novo na zona; apagado = nada a fazer.</w:t>
+        <w:t xml:space="preserve">LED do botão: aceso quando há item para pegar, piscando quando chega item novo na zona e apagado quando não há nada.</w:t>
       </w:r>
     </w:p>
     <w:p>
@@ -12688,7 +11970,7 @@
                 <w:sz w:val="18"/>
                 <w:szCs w:val="18"/>
               </w:rPr>
-              <w:t xml:space="preserve">Leitura do coletor/RFID {caixa, operador}. Abre ou fecha conforme o estado; responde estado e progresso.</w:t>
+              <w:t xml:space="preserve">Leitura do coletor ou do RFID {caixa, operador}. Abre ou fecha conforme o estado e devolve o andamento.</w:t>
             </w:r>
           </w:p>
         </w:tc>
@@ -12754,7 +12036,7 @@
                 <w:sz w:val="18"/>
                 <w:szCs w:val="18"/>
               </w:rPr>
-              <w:t xml:space="preserve">Estado da estação, caixa aberta, itens pendentes por área/zona.</w:t>
+              <w:t xml:space="preserve">Estado da estação, caixa aberta e itens pendentes por área e zona.</w:t>
             </w:r>
           </w:p>
         </w:tc>
@@ -12952,7 +12234,7 @@
                 <w:sz w:val="18"/>
                 <w:szCs w:val="18"/>
               </w:rPr>
-              <w:t xml:space="preserve">Indicadores para o painel (caixas/h, tempo médio, módulos com falha).</w:t>
+              <w:t xml:space="preserve">Indicadores do painel: caixas por hora, tempo médio e módulos com falha.</w:t>
             </w:r>
           </w:p>
         </w:tc>
@@ -13018,7 +12300,7 @@
                 <w:sz w:val="18"/>
                 <w:szCs w:val="18"/>
               </w:rPr>
-              <w:t xml:space="preserve">Atualiza o mapa endereço → módulo/zona (uso da TI).</w:t>
+              <w:t xml:space="preserve">Atualiza o mapa endereço/display (uso da TI).</w:t>
             </w:r>
           </w:p>
         </w:tc>
@@ -13033,7 +12315,7 @@
         <w:rPr>
           <w:rFonts w:ascii="Arial" w:cs="Arial" w:eastAsia="Arial" w:hAnsi="Arial"/>
         </w:rPr>
-        <w:t xml:space="preserve">8.4 Mensagens MQTT (Serviço ↔ concentrador)</w:t>
+        <w:t xml:space="preserve">8.4 Mensagens MQTT entre o serviço e o concentrador</w:t>
       </w:r>
     </w:p>
     <w:tbl>
@@ -13188,7 +12470,7 @@
                 <w:sz w:val="18"/>
                 <w:szCs w:val="18"/>
               </w:rPr>
-              <w:t xml:space="preserve">SEPARAR {caixa, alto_giro:[{mod, qtd}], blocos:[{bloco, itens:[{end, qtd}]}], zonas:[{zona, itens:[…]}]}</w:t>
+              <w:t xml:space="preserve">SEPARAR {caixa, alto_giro:[{mod, qtd}], andares_45:[{display, itens:[{end, qtd}]}], zonas:[{zona, itens:[…]}]}</w:t>
             </w:r>
           </w:p>
         </w:tc>
@@ -13452,7 +12734,7 @@
                 <w:sz w:val="18"/>
                 <w:szCs w:val="18"/>
               </w:rPr>
-              <w:t xml:space="preserve">Mensagem retida: online/offline (last will), caixa aberta</w:t>
+              <w:t xml:space="preserve">Mensagem retida: online ou offline (last will) e caixa aberta</w:t>
             </w:r>
           </w:p>
         </w:tc>
@@ -13467,7 +12749,7 @@
         <w:rPr>
           <w:rFonts w:ascii="Arial" w:cs="Arial" w:eastAsia="Arial" w:hAnsi="Arial"/>
         </w:rPr>
-        <w:t xml:space="preserve">8.5 Barramento RS-485 (concentrador ↔ nós e módulos)</w:t>
+        <w:t xml:space="preserve">8.5 Barramento RS-485 entre o concentrador e os módulos</w:t>
       </w:r>
     </w:p>
     <w:p>
@@ -13487,7 +12769,7 @@
           <w:sz w:val="21"/>
           <w:szCs w:val="21"/>
         </w:rPr>
-        <w:t xml:space="preserve">Dois barramentos por estação (alto giro e baixo giro), 38.400 bps, protocolo mestre-escravo com endereço de 1 byte por dispositivo (dip switch ou gravado na instalação).</w:t>
+        <w:t xml:space="preserve">Dois barramentos por estação, um para o alto giro e outro para o baixo giro, a 38.400 bps. O concentrador é o mestre e cada dispositivo tem um endereço de 1 byte, definido por chave ou na instalação.</w:t>
       </w:r>
     </w:p>
     <w:p>
@@ -13507,7 +12789,7 @@
           <w:sz w:val="21"/>
           <w:szCs w:val="21"/>
         </w:rPr>
-        <w:t xml:space="preserve">Comandos: MOSTRAR (endereço, quantidade, modo), APAGAR, PISCAR, LER_BOTOES, AUTO_TESTE. O concentrador consulta todos os dispositivos a cada 50 ms.</w:t>
+        <w:t xml:space="preserve">Comandos: MOSTRAR (endereço, quantidade, modo), APAGAR, PISCAR, LER_BOTOES e AUTO_TESTE. O concentrador consulta todos os dispositivos a cada 50 ms.</w:t>
       </w:r>
     </w:p>
     <w:p>
@@ -13527,7 +12809,7 @@
           <w:sz w:val="21"/>
           <w:szCs w:val="21"/>
         </w:rPr>
-        <w:t xml:space="preserve">Terminação de 120 Ω nas pontas e polarização no concentrador; cabo Cat5e com par trançado para o sinal.</w:t>
+        <w:t xml:space="preserve">Resistor de terminação de 120 Ω nas pontas e polarização no concentrador. O sinal vai em um par trançado do Cat5e.</w:t>
       </w:r>
     </w:p>
     <w:p>
@@ -13694,7 +12976,7 @@
                 <w:sz w:val="18"/>
                 <w:szCs w:val="18"/>
               </w:rPr>
-              <w:t xml:space="preserve">rua, segmento, tipo, IP/ID do concentrador, ativo</w:t>
+              <w:t xml:space="preserve">Rua, segmento, tipo, identificação do concentrador e se está ativa</w:t>
             </w:r>
           </w:p>
         </w:tc>
@@ -13760,7 +13042,7 @@
                 <w:sz w:val="18"/>
                 <w:szCs w:val="18"/>
               </w:rPr>
-              <w:t xml:space="preserve">estação, barramento, endereço RS-485, tipo (Q, E+Q, nó), situação</w:t>
+              <w:t xml:space="preserve">Estação, barramento, endereço RS-485, tipo (Q, E+Q ou nó) e situação</w:t>
             </w:r>
           </w:p>
         </w:tc>
@@ -13826,7 +13108,7 @@
                 <w:sz w:val="18"/>
                 <w:szCs w:val="18"/>
               </w:rPr>
-              <w:t xml:space="preserve">cd_endereco → dispositivo/posição (alto giro) ou bloco/zona (E+Q)</w:t>
+              <w:t xml:space="preserve">cd_endereco e o display correspondente (módulo Q ou zona)</w:t>
             </w:r>
           </w:p>
         </w:tc>
@@ -13892,7 +13174,7 @@
                 <w:sz w:val="18"/>
                 <w:szCs w:val="18"/>
               </w:rPr>
-              <w:t xml:space="preserve">caixa, estação, operador, abertura, conclusão, fechamento, situação</w:t>
+              <w:t xml:space="preserve">Caixa, estação, operador, abertura, conclusão, fechamento e situação</w:t>
             </w:r>
           </w:p>
         </w:tc>
@@ -13958,7 +13240,7 @@
                 <w:sz w:val="18"/>
                 <w:szCs w:val="18"/>
               </w:rPr>
-              <w:t xml:space="preserve">sessão, cd_endereco, quantidade, confirmado em, dispositivo</w:t>
+              <w:t xml:space="preserve">Sessão, cd_endereco, quantidade, horário da confirmação e dispositivo</w:t>
             </w:r>
           </w:p>
         </w:tc>
@@ -14024,7 +13306,7 @@
                 <w:sz w:val="18"/>
                 <w:szCs w:val="18"/>
               </w:rPr>
-              <w:t xml:space="preserve">log de eventos e falhas (com retenção definida)</w:t>
+              <w:t xml:space="preserve">Log de eventos e falhas, com prazo de retenção</w:t>
             </w:r>
           </w:p>
         </w:tc>
@@ -14090,7 +13372,7 @@
                 <w:sz w:val="18"/>
                 <w:szCs w:val="18"/>
               </w:rPr>
-              <w:t xml:space="preserve">UID da tag → número da caixa</w:t>
+              <w:t xml:space="preserve">Código da tag e número da caixa</w:t>
             </w:r>
           </w:p>
         </w:tc>
@@ -14106,7 +13388,7 @@
           <w:sz w:val="19"/>
           <w:szCs w:val="19"/>
         </w:rPr>
-        <w:t xml:space="preserve">A origem dos itens da caixa (tabelas do pedido no WMS ou API do BHT) será definida com o DBA e o fornecedor do BHT; o Serviço PTL lê por views para não acoplar ao modelo do WMS.</w:t>
+        <w:t xml:space="preserve">A origem dos itens da caixa (tabelas do pedido no WMS ou API do BHT) será definida com o DBA e com o fornecedor do BHT. O Serviço PTL lê por views para não depender do modelo interno do WMS.</w:t>
       </w:r>
     </w:p>
     <w:p>
@@ -14118,7 +13400,7 @@
         <w:rPr>
           <w:rFonts w:ascii="Arial" w:cs="Arial" w:eastAsia="Arial" w:hAnsi="Arial"/>
         </w:rPr>
-        <w:t xml:space="preserve">8.7 Painel de monitoramento</w:t>
+        <w:t xml:space="preserve">8.7 Painel de acompanhamento</w:t>
       </w:r>
     </w:p>
     <w:p>
@@ -14138,7 +13420,7 @@
           <w:sz w:val="21"/>
           <w:szCs w:val="21"/>
         </w:rPr>
-        <w:t xml:space="preserve">Mapa das 40 estações: livre, separando, alerta, offline.</w:t>
+        <w:t xml:space="preserve">Mapa das 40 estações: livre, separando, alerta ou sem comunicação.</w:t>
       </w:r>
     </w:p>
     <w:p>
@@ -14158,7 +13440,7 @@
           <w:sz w:val="21"/>
           <w:szCs w:val="21"/>
         </w:rPr>
-        <w:t xml:space="preserve">Indicadores: caixas/hora por estação e total, tempo médio por caixa, itens/hora, tempo de espera da caixa.</w:t>
+        <w:t xml:space="preserve">Indicadores: caixas por hora por estação e no total, tempo médio por caixa, itens por hora e tempo de espera da caixa.</w:t>
       </w:r>
     </w:p>
     <w:p>
@@ -14178,7 +13460,7 @@
           <w:sz w:val="21"/>
           <w:szCs w:val="21"/>
         </w:rPr>
-        <w:t xml:space="preserve">Saúde: módulos sem resposta, concentradores offline, temperatura do gabinete, versão de firmware.</w:t>
+        <w:t xml:space="preserve">Saúde do sistema: módulos sem resposta, concentradores sem comunicação, temperatura do gabinete e versão do firmware.</w:t>
       </w:r>
     </w:p>
     <w:p>
@@ -14198,7 +13480,7 @@
           <w:sz w:val="21"/>
           <w:szCs w:val="21"/>
         </w:rPr>
-        <w:t xml:space="preserve">Usuários: gestão da operação (indicadores) e TI (saúde e diagnóstico).</w:t>
+        <w:t xml:space="preserve">Quem usa: a gestão da operação acompanha os indicadores e a TI acompanha a saúde e faz o diagnóstico.</w:t>
       </w:r>
     </w:p>
     <w:p>
@@ -14313,7 +13595,7 @@
                 <w:sz w:val="18"/>
                 <w:szCs w:val="18"/>
               </w:rPr>
-              <w:t xml:space="preserve">Por estação comum (Med.)</w:t>
+              <w:t xml:space="preserve">Estação comum (Medicamento)</w:t>
             </w:r>
           </w:p>
         </w:tc>
@@ -14348,7 +13630,7 @@
                 <w:sz w:val="18"/>
                 <w:szCs w:val="18"/>
               </w:rPr>
-              <w:t xml:space="preserve">Piloto (05 + 27)</w:t>
+              <w:t xml:space="preserve">Piloto (05 e 27)</w:t>
             </w:r>
           </w:p>
         </w:tc>
@@ -14417,7 +13699,7 @@
                 <w:sz w:val="18"/>
                 <w:szCs w:val="18"/>
               </w:rPr>
-              <w:t xml:space="preserve">Módulos Q (alto giro 0-3)</w:t>
+              <w:t xml:space="preserve">Módulos Q (alto giro, andares 0 a 3)</w:t>
             </w:r>
           </w:p>
         </w:tc>
@@ -14677,7 +13959,7 @@
                 <w:sz w:val="18"/>
                 <w:szCs w:val="18"/>
               </w:rPr>
-              <w:t xml:space="preserve">Módulos E+Q (andares 4-5 + zonas)</w:t>
+              <w:t xml:space="preserve">Módulos E+Q (andares 4 e 5 e zonas)</w:t>
             </w:r>
           </w:p>
         </w:tc>
@@ -14937,7 +14219,7 @@
                 <w:sz w:val="18"/>
                 <w:szCs w:val="18"/>
               </w:rPr>
-              <w:t xml:space="preserve">Reserva técnica</w:t>
+              <w:t xml:space="preserve">Reserva</w:t>
             </w:r>
           </w:p>
         </w:tc>
@@ -14969,7 +14251,7 @@
                 <w:sz w:val="18"/>
                 <w:szCs w:val="18"/>
               </w:rPr>
-              <w:t xml:space="preserve">—</w:t>
+              <w:t xml:space="preserve"/>
             </w:r>
           </w:p>
         </w:tc>
@@ -15001,7 +14283,7 @@
                 <w:sz w:val="18"/>
                 <w:szCs w:val="18"/>
               </w:rPr>
-              <w:t xml:space="preserve">+10%</w:t>
+              <w:t xml:space="preserve">10%</w:t>
             </w:r>
           </w:p>
         </w:tc>
@@ -15033,7 +14315,7 @@
                 <w:sz w:val="18"/>
                 <w:szCs w:val="18"/>
               </w:rPr>
-              <w:t xml:space="preserve">+10%</w:t>
+              <w:t xml:space="preserve">10%</w:t>
             </w:r>
           </w:p>
         </w:tc>
@@ -15048,7 +14330,7 @@
         <w:rPr>
           <w:rFonts w:ascii="Arial" w:cs="Arial" w:eastAsia="Arial" w:hAnsi="Arial"/>
         </w:rPr>
-        <w:t xml:space="preserve">9.2 Cabeamento — foco em manutenção</w:t>
+        <w:t xml:space="preserve">9.2 Cabeamento</w:t>
       </w:r>
     </w:p>
     <w:p>
@@ -15061,7 +14343,7 @@
           <wp:inline distT="0" distB="0" distL="0" distR="0">
             <wp:extent cx="6096000" cy="2609850"/>
             <wp:effectExtent t="0" r="0" b="0" l="0"/>
-            <wp:docPr id="8" name="" descr="" title=""/>
+            <wp:docPr id="9" name="" descr="" title=""/>
             <wp:cNvGraphicFramePr>
               <a:graphicFrameLocks xmlns:a="http://schemas.openxmlformats.org/drawingml/2006/main" noChangeAspect="1"/>
             </wp:cNvGraphicFramePr>
@@ -15075,7 +14357,7 @@
                     </pic:cNvPicPr>
                   </pic:nvPicPr>
                   <pic:blipFill>
-                    <a:blip r:embed="rId16" cstate="none"/>
+                    <a:blip r:embed="rId17" cstate="none"/>
                     <a:srcRect/>
                     <a:stretch>
                       <a:fillRect/>
@@ -15111,7 +14393,7 @@
           <w:sz w:val="18"/>
           <w:szCs w:val="18"/>
         </w:rPr>
-        <w:t xml:space="preserve">Figura 8 — Topologia de cabeamento: barramento do alto giro com nós de coluna e do baixo giro com módulos em cadeia (eletrocalha sobre o corredor)</w:t>
+        <w:t xml:space="preserve">Figura 9. Cabeamento da estação: barramento do alto giro com nós de coluna e barramento do baixo giro com os módulos em cadeia pela eletrocalha</w:t>
       </w:r>
     </w:p>
     <w:p>
@@ -15131,27 +14413,7 @@
           <w:sz w:val="21"/>
           <w:szCs w:val="21"/>
         </w:rPr>
-        <w:t xml:space="preserve"/>
-      </w:r>
-      <w:r>
-        <w:rPr>
-          <w:rFonts w:ascii="Arial" w:cs="Arial" w:eastAsia="Arial" w:hAnsi="Arial"/>
-          <w:b/>
-          <w:bCs/>
-          <w:sz w:val="21"/>
-          <w:szCs w:val="21"/>
-        </w:rPr>
-        <w:t xml:space="preserve">Cabo Cat5e com RJ45</w:t>
-      </w:r>
-      <w:r>
-        <w:rPr>
-          <w:rFonts w:ascii="Arial" w:cs="Arial" w:eastAsia="Arial" w:hAnsi="Arial"/>
-          <w:b w:val="false"/>
-          <w:bCs w:val="false"/>
-          <w:sz w:val="21"/>
-          <w:szCs w:val="21"/>
-        </w:rPr>
-        <w:t xml:space="preserve"> em todos os trechos: par 1 RS-485, par 2 +12 V, par 3 GND, par 4 reserva.</w:t>
+        <w:t xml:space="preserve">Cabo Cat5e com RJ45 em todos os trechos. Par 1: RS-485; par 2: 12 V; par 3: GND; par 4: reserva.</w:t>
       </w:r>
     </w:p>
     <w:p>
@@ -15171,27 +14433,7 @@
           <w:sz w:val="21"/>
           <w:szCs w:val="21"/>
         </w:rPr>
-        <w:t xml:space="preserve"/>
-      </w:r>
-      <w:r>
-        <w:rPr>
-          <w:rFonts w:ascii="Arial" w:cs="Arial" w:eastAsia="Arial" w:hAnsi="Arial"/>
-          <w:b/>
-          <w:bCs/>
-          <w:sz w:val="21"/>
-          <w:szCs w:val="21"/>
-        </w:rPr>
-        <w:t xml:space="preserve">Sem fio contínuo atrás das plaquinhas:</w:t>
-      </w:r>
-      <w:r>
-        <w:rPr>
-          <w:rFonts w:ascii="Arial" w:cs="Arial" w:eastAsia="Arial" w:hAnsi="Arial"/>
-          <w:b w:val="false"/>
-          <w:bCs w:val="false"/>
-          <w:sz w:val="21"/>
-          <w:szCs w:val="21"/>
-        </w:rPr>
-        <w:t xml:space="preserve"> cada trecho é um cabo curto com conector; trocar um módulo = desconectar dois RJ45 e encaixar o reserva.</w:t>
+        <w:t xml:space="preserve">Não há fio contínuo atrás das plaquinhas. Cada trecho é um cabo curto com conector, e trocar um módulo é soltar dois RJ45 e encaixar o reserva.</w:t>
       </w:r>
     </w:p>
     <w:p>
@@ -15211,7 +14453,7 @@
           <w:sz w:val="21"/>
           <w:szCs w:val="21"/>
         </w:rPr>
-        <w:t xml:space="preserve">Canaleta/perfil fixado na prateleira apenas para conduzir e proteger os cabos; os módulos ficam presos por encaixe na frente da canaleta.</w:t>
+        <w:t xml:space="preserve">A canaleta só conduz e protege os cabos. Os módulos ficam encaixados na frente dela.</w:t>
       </w:r>
     </w:p>
     <w:p>
@@ -15231,7 +14473,7 @@
           <w:sz w:val="21"/>
           <w:szCs w:val="21"/>
         </w:rPr>
-        <w:t xml:space="preserve">Etiquetas com o código do dispositivo em cada módulo e cabo; mapa de cada estação no Serviço PTL.</w:t>
+        <w:t xml:space="preserve">Cada módulo e cada cabo têm etiqueta com o código do dispositivo, e o mapa de cada estação fica no Serviço PTL.</w:t>
       </w:r>
     </w:p>
     <w:p>
@@ -15263,7 +14505,7 @@
           <w:sz w:val="21"/>
           <w:szCs w:val="21"/>
         </w:rPr>
-        <w:t xml:space="preserve">Placa RP2040 + W5500 (Ethernet), 2 transceptores RS-485, regulador 12→5 V, auto-teste na partida e watchdog.</w:t>
+        <w:t xml:space="preserve">Placa RP2040 com Ethernet W5500, duas saídas RS-485, regulador de 12 para 5 V, auto-teste ao ligar e watchdog.</w:t>
       </w:r>
     </w:p>
     <w:p>
@@ -15283,7 +14525,7 @@
           <w:sz w:val="21"/>
           <w:szCs w:val="21"/>
         </w:rPr>
-        <w:t xml:space="preserve">Fonte Mean Well LRS-150-12 (12 V, 12,5 A) — consumo estimado da estação ≈ 1,5 A em 12 V; a folga permite LEDs guia e expansão.</w:t>
+        <w:t xml:space="preserve">Fonte Mean Well LRS-150-12 (12 V, 12,5 A). A estação consome cerca de 1,5 A, o que deixa folga para os LEDs guia e para ampliações.</w:t>
       </w:r>
     </w:p>
     <w:p>
@@ -15303,7 +14545,7 @@
           <w:sz w:val="21"/>
           <w:szCs w:val="21"/>
         </w:rPr>
-        <w:t xml:space="preserve">Gabinete IP54 com cooler 40 mm 12 V com termostato, entrada de ar com filtro lavável, trilho DIN e disjuntor de 2 A.</w:t>
+        <w:t xml:space="preserve">Gabinete IP54 com cooler de 40 mm com termostato, entrada de ar com filtro lavável, trilho DIN e disjuntor de 2 A.</w:t>
       </w:r>
     </w:p>
     <w:p>
@@ -15315,7 +14557,7 @@
         <w:rPr>
           <w:rFonts w:ascii="Arial" w:cs="Arial" w:eastAsia="Arial" w:hAnsi="Arial"/>
         </w:rPr>
-        <w:t xml:space="preserve">9.4 12 V × 5 V</w:t>
+        <w:t xml:space="preserve">9.4 12 V ou 5 V</w:t>
       </w:r>
     </w:p>
     <w:p>
@@ -15325,72 +14567,10 @@
       <w:r>
         <w:rPr>
           <w:rFonts w:ascii="Arial" w:cs="Arial" w:eastAsia="Arial" w:hAnsi="Arial"/>
-          <w:b w:val="false"/>
-          <w:bCs w:val="false"/>
           <w:sz w:val="21"/>
           <w:szCs w:val="21"/>
         </w:rPr>
-        <w:t xml:space="preserve">Exemplo de cálculo: 10 m de Cat5e (24 AWG ≈ 0,084 Ω/m por condutor), usando um par para positivo e outro para negativo (0,042 Ω/m cada), com 2 A: resistência do laço ≈ 0,84 Ω → </w:t>
-      </w:r>
-      <w:r>
-        <w:rPr>
-          <w:rFonts w:ascii="Arial" w:cs="Arial" w:eastAsia="Arial" w:hAnsi="Arial"/>
-          <w:b/>
-          <w:bCs/>
-          <w:sz w:val="21"/>
-          <w:szCs w:val="21"/>
-        </w:rPr>
-        <w:t xml:space="preserve">queda de 1,7 V</w:t>
-      </w:r>
-      <w:r>
-        <w:rPr>
-          <w:rFonts w:ascii="Arial" w:cs="Arial" w:eastAsia="Arial" w:hAnsi="Arial"/>
-          <w:b w:val="false"/>
-          <w:bCs w:val="false"/>
-          <w:sz w:val="21"/>
-          <w:szCs w:val="21"/>
-        </w:rPr>
-        <w:t xml:space="preserve">. Em 5 V isso é </w:t>
-      </w:r>
-      <w:r>
-        <w:rPr>
-          <w:rFonts w:ascii="Arial" w:cs="Arial" w:eastAsia="Arial" w:hAnsi="Arial"/>
-          <w:b/>
-          <w:bCs/>
-          <w:sz w:val="21"/>
-          <w:szCs w:val="21"/>
-        </w:rPr>
-        <w:t xml:space="preserve">34%</w:t>
-      </w:r>
-      <w:r>
-        <w:rPr>
-          <w:rFonts w:ascii="Arial" w:cs="Arial" w:eastAsia="Arial" w:hAnsi="Arial"/>
-          <w:b w:val="false"/>
-          <w:bCs w:val="false"/>
-          <w:sz w:val="21"/>
-          <w:szCs w:val="21"/>
-        </w:rPr>
-        <w:t xml:space="preserve"> (inviável sem várias injeções de energia); em 12 V são </w:t>
-      </w:r>
-      <w:r>
-        <w:rPr>
-          <w:rFonts w:ascii="Arial" w:cs="Arial" w:eastAsia="Arial" w:hAnsi="Arial"/>
-          <w:b/>
-          <w:bCs/>
-          <w:sz w:val="21"/>
-          <w:szCs w:val="21"/>
-        </w:rPr>
-        <w:t xml:space="preserve">14%</w:t>
-      </w:r>
-      <w:r>
-        <w:rPr>
-          <w:rFonts w:ascii="Arial" w:cs="Arial" w:eastAsia="Arial" w:hAnsi="Arial"/>
-          <w:b w:val="false"/>
-          <w:bCs w:val="false"/>
-          <w:sz w:val="21"/>
-          <w:szCs w:val="21"/>
-        </w:rPr>
-        <w:t xml:space="preserve">, absorvidos pelos reguladores locais, que aceitam de 7 a 24 V.</w:t>
+        <w:t xml:space="preserve">Cálculo de referência: 10 m de Cat5e (24 AWG, cerca de 0,084 Ω/m por condutor), com um par para o positivo e outro para o negativo (0,042 Ω/m cada) e 2 A de corrente. A resistência do circuito fica em torno de 0,84 Ω e a queda de tensão em 1,7 V. Em 5 V isso é 34%, o que exigiria vários pontos de alimentação. Em 12 V são 14%, que os reguladores dos módulos absorvem, porque aceitam de 7 a 24 V.</w:t>
       </w:r>
     </w:p>
     <w:tbl>
@@ -15480,7 +14660,7 @@
                 <w:sz w:val="18"/>
                 <w:szCs w:val="18"/>
               </w:rPr>
-              <w:t xml:space="preserve">12 V (recomendado)</w:t>
+              <w:t xml:space="preserve">12 V (indicado)</w:t>
             </w:r>
           </w:p>
         </w:tc>
@@ -15549,7 +14729,7 @@
                 <w:sz w:val="18"/>
                 <w:szCs w:val="18"/>
               </w:rPr>
-              <w:t xml:space="preserve">Queda de tensão em cabos longos</w:t>
+              <w:t xml:space="preserve">Queda de tensão em cabo longo</w:t>
             </w:r>
           </w:p>
         </w:tc>
@@ -15581,7 +14761,7 @@
                 <w:sz w:val="18"/>
                 <w:szCs w:val="18"/>
               </w:rPr>
-              <w:t xml:space="preserve">Tolerada pelos reguladores locais</w:t>
+              <w:t xml:space="preserve">Os reguladores dos módulos compensam</w:t>
             </w:r>
           </w:p>
         </w:tc>
@@ -15613,7 +14793,7 @@
                 <w:sz w:val="18"/>
                 <w:szCs w:val="18"/>
               </w:rPr>
-              <w:t xml:space="preserve">Crítica: exige cabos de força extras e várias injeções</w:t>
+              <w:t xml:space="preserve">Crítica; exige cabos de força extras</w:t>
             </w:r>
           </w:p>
         </w:tc>
@@ -15679,7 +14859,7 @@
                 <w:sz w:val="18"/>
                 <w:szCs w:val="18"/>
               </w:rPr>
-              <w:t xml:space="preserve">+1 regulador por nó/módulo (≈ R$ 8)</w:t>
+              <w:t xml:space="preserve">Um regulador por nó ou módulo, cerca de R$ 8</w:t>
             </w:r>
           </w:p>
         </w:tc>
@@ -15745,7 +14925,7 @@
                 <w:sz w:val="18"/>
                 <w:szCs w:val="18"/>
               </w:rPr>
-              <w:t xml:space="preserve">Custo de peças (operação completa)</w:t>
+              <w:t xml:space="preserve">Custo das peças (operação completa)</w:t>
             </w:r>
           </w:p>
         </w:tc>
@@ -15777,7 +14957,7 @@
                 <w:sz w:val="18"/>
                 <w:szCs w:val="18"/>
               </w:rPr>
-              <w:t xml:space="preserve">≈ R$ 211 mil</w:t>
+              <w:t xml:space="preserve">Cerca de R$ 211 mil</w:t>
             </w:r>
           </w:p>
         </w:tc>
@@ -15809,7 +14989,7 @@
                 <w:sz w:val="18"/>
                 <w:szCs w:val="18"/>
               </w:rPr>
-              <w:t xml:space="preserve">≈ R$ 208 mil (economia nos reguladores compensada pelo cabo de força)</w:t>
+              <w:t xml:space="preserve">Cerca de R$ 208 mil; a economia nos reguladores vai para o cabo de força</w:t>
             </w:r>
           </w:p>
         </w:tc>
@@ -15875,7 +15055,7 @@
                 <w:sz w:val="18"/>
                 <w:szCs w:val="18"/>
               </w:rPr>
-              <w:t xml:space="preserve">Baixa: um único cabo por trecho</w:t>
+              <w:t xml:space="preserve">Menor: um cabo só por trecho</w:t>
             </w:r>
           </w:p>
         </w:tc>
@@ -15907,7 +15087,7 @@
                 <w:sz w:val="18"/>
                 <w:szCs w:val="18"/>
               </w:rPr>
-              <w:t xml:space="preserve">Maior: mais pontos de conexão de energia</w:t>
+              <w:t xml:space="preserve">Maior: mais pontos de ligação de energia</w:t>
             </w:r>
           </w:p>
         </w:tc>
@@ -15941,7 +15121,7 @@
                 <w:sz w:val="18"/>
                 <w:szCs w:val="18"/>
               </w:rPr>
-              <w:t xml:space="preserve">Recomendação</w:t>
+              <w:t xml:space="preserve">Indicação</w:t>
             </w:r>
           </w:p>
         </w:tc>
@@ -15973,28 +15153,8 @@
                 <w:sz w:val="18"/>
                 <w:szCs w:val="18"/>
               </w:rPr>
-              <w:t xml:space="preserve"/>
-            </w:r>
-            <w:r>
-              <w:rPr>
-                <w:rFonts w:ascii="Arial" w:cs="Arial" w:eastAsia="Arial" w:hAnsi="Arial"/>
-                <w:b/>
-                <w:bCs/>
-                <w:color w:val="1C2430"/>
-                <w:sz w:val="18"/>
-                <w:szCs w:val="18"/>
-              </w:rPr>
               <w:t xml:space="preserve">Adotar</w:t>
             </w:r>
-            <w:r>
-              <w:rPr>
-                <w:rFonts w:ascii="Arial" w:cs="Arial" w:eastAsia="Arial" w:hAnsi="Arial"/>
-                <w:color w:val="1C2430"/>
-                <w:sz w:val="18"/>
-                <w:szCs w:val="18"/>
-              </w:rPr>
-              <w:t xml:space="preserve"/>
-            </w:r>
           </w:p>
         </w:tc>
         <w:tc>
@@ -16025,7 +15185,7 @@
                 <w:sz w:val="18"/>
                 <w:szCs w:val="18"/>
               </w:rPr>
-              <w:t xml:space="preserve">Apenas para trechos curtos</w:t>
+              <w:t xml:space="preserve">Só em trechos curtos</w:t>
             </w:r>
           </w:p>
         </w:tc>
@@ -16040,7 +15200,7 @@
         <w:rPr>
           <w:rFonts w:ascii="Arial" w:cs="Arial" w:eastAsia="Arial" w:hAnsi="Arial"/>
         </w:rPr>
-        <w:t xml:space="preserve">9.5 Produção interna × terceiros</w:t>
+        <w:t xml:space="preserve">9.5 Fazer internamente ou comprar</w:t>
       </w:r>
     </w:p>
     <w:tbl>
@@ -16131,7 +15291,7 @@
                 <w:sz w:val="17"/>
                 <w:szCs w:val="17"/>
               </w:rPr>
-              <w:t xml:space="preserve">Descrição</w:t>
+              <w:t xml:space="preserve">Como seria</w:t>
             </w:r>
           </w:p>
         </w:tc>
@@ -16166,7 +15326,7 @@
                 <w:sz w:val="17"/>
                 <w:szCs w:val="17"/>
               </w:rPr>
-              <w:t xml:space="preserve">Prós</w:t>
+              <w:t xml:space="preserve">Vantagens</w:t>
             </w:r>
           </w:p>
         </w:tc>
@@ -16201,7 +15361,7 @@
                 <w:sz w:val="17"/>
                 <w:szCs w:val="17"/>
               </w:rPr>
-              <w:t xml:space="preserve">Contras</w:t>
+              <w:t xml:space="preserve">Desvantagens</w:t>
             </w:r>
           </w:p>
         </w:tc>
@@ -16235,7 +15395,7 @@
                 <w:sz w:val="17"/>
                 <w:szCs w:val="17"/>
               </w:rPr>
-              <w:t xml:space="preserve">Interna</w:t>
+              <w:t xml:space="preserve">Interno</w:t>
             </w:r>
           </w:p>
         </w:tc>
@@ -16267,7 +15427,7 @@
                 <w:sz w:val="17"/>
                 <w:szCs w:val="17"/>
               </w:rPr>
-              <w:t xml:space="preserve">Módulos montados pela equipe com placas e displays comprados no Brasil.</w:t>
+              <w:t xml:space="preserve">A equipe monta os módulos com placas e displays comprados no Brasil.</w:t>
             </w:r>
           </w:p>
         </w:tc>
@@ -16299,7 +15459,7 @@
                 <w:sz w:val="17"/>
                 <w:szCs w:val="17"/>
               </w:rPr>
-              <w:t xml:space="preserve">Menor custo; domínio total; reposição rápida.</w:t>
+              <w:t xml:space="preserve">Menor custo, controle total e reposição rápida.</w:t>
             </w:r>
           </w:p>
         </w:tc>
@@ -16331,7 +15491,7 @@
                 <w:sz w:val="17"/>
                 <w:szCs w:val="17"/>
               </w:rPr>
-              <w:t xml:space="preserve">Exige técnico de eletrônica; padronização manual.</w:t>
+              <w:t xml:space="preserve">Precisa de técnico de eletrônica; padronização manual.</w:t>
             </w:r>
           </w:p>
         </w:tc>
@@ -16365,7 +15525,7 @@
                 <w:sz w:val="17"/>
                 <w:szCs w:val="17"/>
               </w:rPr>
-              <w:t xml:space="preserve">Terceiros T1 — placa própria (EMS)</w:t>
+              <w:t xml:space="preserve">Terceiros: placa própria (EMS)</w:t>
             </w:r>
           </w:p>
         </w:tc>
@@ -16397,7 +15557,7 @@
                 <w:sz w:val="17"/>
                 <w:szCs w:val="17"/>
               </w:rPr>
-              <w:t xml:space="preserve">Projeto de PCB próprio, fabricado e montado por fábrica (ex.: JLCPCB) e importado.</w:t>
+              <w:t xml:space="preserve">Projeto de placa nosso, fabricado e montado por uma fábrica (JLCPCB, por exemplo) e importado.</w:t>
             </w:r>
           </w:p>
         </w:tc>
@@ -16429,7 +15589,7 @@
                 <w:sz w:val="17"/>
                 <w:szCs w:val="17"/>
               </w:rPr>
-              <w:t xml:space="preserve">Qualidade industrial e repetibilidade; menor mão de obra.</w:t>
+              <w:t xml:space="preserve">Qualidade industrial e peças iguais; menos mão de obra.</w:t>
             </w:r>
           </w:p>
         </w:tc>
@@ -16461,7 +15621,7 @@
                 <w:sz w:val="17"/>
                 <w:szCs w:val="17"/>
               </w:rPr>
-              <w:t xml:space="preserve">Projeto da placa (≈ R$ 15 mil); importação e prazo.</w:t>
+              <w:t xml:space="preserve">Projeto da placa (cerca de R$ 15 mil), importação e prazo.</w:t>
             </w:r>
           </w:p>
         </w:tc>
@@ -16495,7 +15655,7 @@
                 <w:sz w:val="17"/>
                 <w:szCs w:val="17"/>
               </w:rPr>
-              <w:t xml:space="preserve">Terceiros T2 — PTL comercial</w:t>
+              <w:t xml:space="preserve">Terceiros: PTL comercial</w:t>
             </w:r>
           </w:p>
         </w:tc>
@@ -16527,7 +15687,7 @@
                 <w:sz w:val="17"/>
                 <w:szCs w:val="17"/>
               </w:rPr>
-              <w:t xml:space="preserve">Módulos e controladores prontos de fornecedor de pick-to-light.</w:t>
+              <w:t xml:space="preserve">Módulos e controladores prontos de um fornecedor de pick-to-light.</w:t>
             </w:r>
           </w:p>
         </w:tc>
@@ -16591,7 +15751,7 @@
                 <w:sz w:val="17"/>
                 <w:szCs w:val="17"/>
               </w:rPr>
-              <w:t xml:space="preserve">Custo ≈ 3× maior; dependência do fornecedor.</w:t>
+              <w:t xml:space="preserve">Custa cerca de três vezes mais; dependência do fornecedor.</w:t>
             </w:r>
           </w:p>
         </w:tc>
@@ -16606,7 +15766,7 @@
         <w:rPr>
           <w:rFonts w:ascii="Arial" w:cs="Arial" w:eastAsia="Arial" w:hAnsi="Arial"/>
         </w:rPr>
-        <w:t xml:space="preserve">10. Rede, segurança e confiabilidade</w:t>
+        <w:t xml:space="preserve">10. Rede, segurança e disponibilidade</w:t>
       </w:r>
     </w:p>
     <w:p>
@@ -16626,27 +15786,7 @@
           <w:sz w:val="21"/>
           <w:szCs w:val="21"/>
         </w:rPr>
-        <w:t xml:space="preserve">Um ponto de rede cabeado por estação ligado a switches de 24 portas (2 para a operação completa), em </w:t>
-      </w:r>
-      <w:r>
-        <w:rPr>
-          <w:rFonts w:ascii="Arial" w:cs="Arial" w:eastAsia="Arial" w:hAnsi="Arial"/>
-          <w:b/>
-          <w:bCs/>
-          <w:sz w:val="21"/>
-          <w:szCs w:val="21"/>
-        </w:rPr>
-        <w:t xml:space="preserve">VLAN dedicada</w:t>
-      </w:r>
-      <w:r>
-        <w:rPr>
-          <w:rFonts w:ascii="Arial" w:cs="Arial" w:eastAsia="Arial" w:hAnsi="Arial"/>
-          <w:b w:val="false"/>
-          <w:bCs w:val="false"/>
-          <w:sz w:val="21"/>
-          <w:szCs w:val="21"/>
-        </w:rPr>
-        <w:t xml:space="preserve"> ao PTL; IP reservado por concentrador.</w:t>
+        <w:t xml:space="preserve">Um ponto de rede por estação, ligado a switches de 24 portas (dois para a operação completa), em uma VLAN só do PTL, com IP reservado para cada concentrador.</w:t>
       </w:r>
     </w:p>
     <w:p>
@@ -16666,7 +15806,7 @@
           <w:sz w:val="21"/>
           <w:szCs w:val="21"/>
         </w:rPr>
-        <w:t xml:space="preserve">Broker MQTT com usuário por estação e ACL (cada concentrador só publica/assina os próprios tópicos); TLS opcional na rede interna.</w:t>
+        <w:t xml:space="preserve">Broker MQTT com um usuário por estação e permissão restrita: cada concentrador só publica e lê os próprios tópicos. TLS é opcional na rede interna.</w:t>
       </w:r>
     </w:p>
     <w:p>
@@ -16686,7 +15826,7 @@
           <w:sz w:val="21"/>
           <w:szCs w:val="21"/>
         </w:rPr>
-        <w:t xml:space="preserve">Heartbeat a cada 10 s; estação sem heartbeat por 30 s aparece como offline no painel.</w:t>
+        <w:t xml:space="preserve">Sinal de vida a cada 10 s. Estação sem sinal por 30 s aparece como sem comunicação no painel.</w:t>
       </w:r>
     </w:p>
     <w:p>
@@ -16706,7 +15846,7 @@
           <w:sz w:val="21"/>
           <w:szCs w:val="21"/>
         </w:rPr>
-        <w:t xml:space="preserve">Atualização de firmware remota (OTA) com retorno automático à versão anterior se falhar.</w:t>
+        <w:t xml:space="preserve">Atualização remota do firmware, com volta automática para a versão anterior se a nova falhar.</w:t>
       </w:r>
     </w:p>
     <w:p>
@@ -16726,7 +15866,7 @@
           <w:sz w:val="21"/>
           <w:szCs w:val="21"/>
         </w:rPr>
-        <w:t xml:space="preserve">Backup diário das tabelas PTL; logs com retenção definida pela TI.</w:t>
+        <w:t xml:space="preserve">Backup diário das tabelas do PTL e prazo de retenção dos logs definido pela TI.</w:t>
       </w:r>
     </w:p>
     <w:p>
@@ -16746,7 +15886,7 @@
           <w:sz w:val="21"/>
           <w:szCs w:val="21"/>
         </w:rPr>
-        <w:t xml:space="preserve">Sincronização de horário (NTP) no Serviço PTL e nos concentradores para correlacionar eventos.</w:t>
+        <w:t xml:space="preserve">Horário sincronizado por NTP no servidor e nos concentradores, para cruzar os eventos.</w:t>
       </w:r>
     </w:p>
     <w:p>
@@ -16778,7 +15918,7 @@
           <w:sz w:val="21"/>
           <w:szCs w:val="21"/>
         </w:rPr>
-        <w:t xml:space="preserve">Auto-teste diário no início do turno (todos os displays acendem 8888) para detectar falhas antes da operação.</w:t>
+        <w:t xml:space="preserve">Teste no início de cada turno: todos os displays mostram 8888 por alguns segundos, para achar falhas antes de começar.</w:t>
       </w:r>
     </w:p>
     <w:p>
@@ -16798,7 +15938,7 @@
           <w:sz w:val="21"/>
           <w:szCs w:val="21"/>
         </w:rPr>
-        <w:t xml:space="preserve">Kit de reserva por esteira: módulos Q e E+Q, nós, 1 concentrador completo e cabos.</w:t>
+        <w:t xml:space="preserve">Kit de reserva por esteira com módulos Q e E+Q, nós, um concentrador completo e cabos.</w:t>
       </w:r>
     </w:p>
     <w:p>
@@ -16818,7 +15958,7 @@
           <w:sz w:val="21"/>
           <w:szCs w:val="21"/>
         </w:rPr>
-        <w:t xml:space="preserve">Procedimento de troca de módulo em 3 passos (desconectar, encaixar o reserva, confirmar o auto-teste no painel).</w:t>
+        <w:t xml:space="preserve">Troca de módulo em três passos: desconectar, encaixar o reserva e conferir o teste no painel.</w:t>
       </w:r>
     </w:p>
     <w:p>
@@ -16838,7 +15978,7 @@
           <w:sz w:val="21"/>
           <w:szCs w:val="21"/>
         </w:rPr>
-        <w:t xml:space="preserve">Treinamento de operadores (≈ 30 min) e de manutenção (≈ 4 h).</w:t>
+        <w:t xml:space="preserve">Treinamento de cerca de 30 minutos para operadores e de 4 horas para a manutenção.</w:t>
       </w:r>
     </w:p>
     <w:p>
@@ -16850,7 +15990,7 @@
         <w:rPr>
           <w:rFonts w:ascii="Arial" w:cs="Arial" w:eastAsia="Arial" w:hAnsi="Arial"/>
         </w:rPr>
-        <w:t xml:space="preserve">12. Orçamento (resumo)</w:t>
+        <w:t xml:space="preserve">12. Orçamento</w:t>
       </w:r>
     </w:p>
     <w:p>
@@ -16860,32 +16000,10 @@
       <w:r>
         <w:rPr>
           <w:rFonts w:ascii="Arial" w:cs="Arial" w:eastAsia="Arial" w:hAnsi="Arial"/>
-          <w:b w:val="false"/>
-          <w:bCs w:val="false"/>
           <w:sz w:val="21"/>
           <w:szCs w:val="21"/>
         </w:rPr>
-        <w:t xml:space="preserve">Valores de hardware calculados na planilha </w:t>
-      </w:r>
-      <w:r>
-        <w:rPr>
-          <w:rFonts w:ascii="Arial" w:cs="Arial" w:eastAsia="Arial" w:hAnsi="Arial"/>
-          <w:b/>
-          <w:bCs/>
-          <w:sz w:val="21"/>
-          <w:szCs w:val="21"/>
-        </w:rPr>
-        <w:t xml:space="preserve">Orcamento_PTL.xlsx</w:t>
-      </w:r>
-      <w:r>
-        <w:rPr>
-          <w:rFonts w:ascii="Arial" w:cs="Arial" w:eastAsia="Arial" w:hAnsi="Arial"/>
-          <w:b w:val="false"/>
-          <w:bCs w:val="false"/>
-          <w:sz w:val="21"/>
-          <w:szCs w:val="21"/>
-        </w:rPr>
-        <w:t xml:space="preserve"> com preços cotados em lojas brasileiras em 23/10/2026; itens sem preço público estão marcados como estimativa a cotar. Câmbio US$ 1 = R$ 5,04; fator de importação 1,9 (estimativa).</w:t>
+        <w:t xml:space="preserve">Os valores de hardware estão na planilha Orcamento_PTL.xlsx, com preços pesquisados em lojas brasileiras em 23/10/2026. Os itens sem preço público aparecem como estimativa e precisam de cotação. Câmbio usado: US$ 1 = R$ 5,04. Fator de importação estimado: 1,9.</w:t>
       </w:r>
     </w:p>
     <w:tbl>
@@ -16976,7 +16094,7 @@
                 <w:sz w:val="18"/>
                 <w:szCs w:val="18"/>
               </w:rPr>
-              <w:t xml:space="preserve">Piloto (05 + 27)</w:t>
+              <w:t xml:space="preserve">Piloto (05 e 27)</w:t>
             </w:r>
           </w:p>
         </w:tc>
@@ -17080,7 +16198,7 @@
                 <w:sz w:val="18"/>
                 <w:szCs w:val="18"/>
               </w:rPr>
-              <w:t xml:space="preserve">A — interna, só peças (12 V)</w:t>
+              <w:t xml:space="preserve">A interno, só peças (12 V)</w:t>
             </w:r>
           </w:p>
         </w:tc>
@@ -17210,7 +16328,7 @@
                 <w:sz w:val="18"/>
                 <w:szCs w:val="18"/>
               </w:rPr>
-              <w:t xml:space="preserve">A — interna, só peças (5 V)</w:t>
+              <w:t xml:space="preserve">A interno, só peças (5 V)</w:t>
             </w:r>
           </w:p>
         </w:tc>
@@ -17340,7 +16458,7 @@
                 <w:sz w:val="18"/>
                 <w:szCs w:val="18"/>
               </w:rPr>
-              <w:t xml:space="preserve">A — interna, peças + mão de obra</w:t>
+              <w:t xml:space="preserve">A interno, peças e mão de obra</w:t>
             </w:r>
           </w:p>
         </w:tc>
@@ -17470,7 +16588,7 @@
                 <w:sz w:val="18"/>
                 <w:szCs w:val="18"/>
               </w:rPr>
-              <w:t xml:space="preserve">A — terceiros T1 (placa própria via EMS)</w:t>
+              <w:t xml:space="preserve">A com placa própria (EMS)</w:t>
             </w:r>
           </w:p>
         </w:tc>
@@ -17600,7 +16718,7 @@
                 <w:sz w:val="18"/>
                 <w:szCs w:val="18"/>
               </w:rPr>
-              <w:t xml:space="preserve">A — terceiros T2 (PTL comercial importado)</w:t>
+              <w:t xml:space="preserve">A com PTL comercial importado</w:t>
             </w:r>
           </w:p>
         </w:tc>
@@ -17730,7 +16848,7 @@
                 <w:sz w:val="18"/>
                 <w:szCs w:val="18"/>
               </w:rPr>
-              <w:t xml:space="preserve">B1 — RFID com pulseira</w:t>
+              <w:t xml:space="preserve">B1, RFID com pulseira</w:t>
             </w:r>
           </w:p>
         </w:tc>
@@ -17860,7 +16978,7 @@
                 <w:sz w:val="18"/>
                 <w:szCs w:val="18"/>
               </w:rPr>
-              <w:t xml:space="preserve">B2 — RFID com leitor fixo</w:t>
+              <w:t xml:space="preserve">B2, RFID com leitor fixo</w:t>
             </w:r>
           </w:p>
         </w:tc>
@@ -17969,32 +17087,10 @@
       <w:r>
         <w:rPr>
           <w:rFonts w:ascii="Arial" w:cs="Arial" w:eastAsia="Arial" w:hAnsi="Arial"/>
-          <w:b w:val="false"/>
-          <w:bCs w:val="false"/>
           <w:sz w:val="21"/>
           <w:szCs w:val="21"/>
         </w:rPr>
-        <w:t xml:space="preserve"/>
-      </w:r>
-      <w:r>
-        <w:rPr>
-          <w:rFonts w:ascii="Arial" w:cs="Arial" w:eastAsia="Arial" w:hAnsi="Arial"/>
-          <w:b/>
-          <w:bCs/>
-          <w:sz w:val="21"/>
-          <w:szCs w:val="21"/>
-        </w:rPr>
-        <w:t xml:space="preserve">Software (desenvolvimento interno, estimativa):</w:t>
-      </w:r>
-      <w:r>
-        <w:rPr>
-          <w:rFonts w:ascii="Arial" w:cs="Arial" w:eastAsia="Arial" w:hAnsi="Arial"/>
-          <w:b w:val="false"/>
-          <w:bCs w:val="false"/>
-          <w:sz w:val="21"/>
-          <w:szCs w:val="21"/>
-        </w:rPr>
-        <w:t xml:space="preserve"> Arquitetura A ≈ 1.080 h; Arquitetura B ≈ 1.000 h. Na planilha, o custo é calculado a R$ 60/h (premissa ajustável).</w:t>
+        <w:t xml:space="preserve">Software, com desenvolvimento interno: cerca de 1.080 h para a Arquitetura A e 1.000 h para a B. A planilha usa R$ 60 por hora, valor que pode ser ajustado.</w:t>
       </w:r>
     </w:p>
     <w:p>
@@ -18004,32 +17100,10 @@
       <w:r>
         <w:rPr>
           <w:rFonts w:ascii="Arial" w:cs="Arial" w:eastAsia="Arial" w:hAnsi="Arial"/>
-          <w:b w:val="false"/>
-          <w:bCs w:val="false"/>
           <w:sz w:val="21"/>
           <w:szCs w:val="21"/>
         </w:rPr>
-        <w:t xml:space="preserve"/>
-      </w:r>
-      <w:r>
-        <w:rPr>
-          <w:rFonts w:ascii="Arial" w:cs="Arial" w:eastAsia="Arial" w:hAnsi="Arial"/>
-          <w:b/>
-          <w:bCs/>
-          <w:sz w:val="21"/>
-          <w:szCs w:val="21"/>
-        </w:rPr>
-        <w:t xml:space="preserve">Mão de obra interna:</w:t>
-      </w:r>
-      <w:r>
-        <w:rPr>
-          <w:rFonts w:ascii="Arial" w:cs="Arial" w:eastAsia="Arial" w:hAnsi="Arial"/>
-          <w:b w:val="false"/>
-          <w:bCs w:val="false"/>
-          <w:sz w:val="21"/>
-          <w:szCs w:val="21"/>
-        </w:rPr>
-        <w:t xml:space="preserve"> custo-hora de técnico de R$ 34,93 (salário médio de R$ 2.846,84 — salario.com.br, CBO 313215, out/2026 — × 2,0 de encargos ÷ 163 h).</w:t>
+        <w:t xml:space="preserve">Mão de obra interna: R$ 34,93 por hora de técnico, calculados com salário médio de R$ 2.846,84 (salario.com.br, CBO 313215, outubro de 2026), encargos de 100% e 163 horas por mês.</w:t>
       </w:r>
     </w:p>
     <w:p>
@@ -18200,7 +17274,7 @@
                 <w:sz w:val="18"/>
                 <w:szCs w:val="18"/>
               </w:rPr>
-              <w:t xml:space="preserve">0 — Demonstração</w:t>
+              <w:t xml:space="preserve">0. Proposta</w:t>
             </w:r>
           </w:p>
         </w:tc>
@@ -18232,7 +17306,7 @@
                 <w:sz w:val="18"/>
                 <w:szCs w:val="18"/>
               </w:rPr>
-              <w:t xml:space="preserve">Arquitetura, orçamento e simulador 3D (este pacote)</w:t>
+              <w:t xml:space="preserve">Arquitetura, orçamento e simulador 3D</w:t>
             </w:r>
           </w:p>
         </w:tc>
@@ -18298,7 +17372,7 @@
                 <w:sz w:val="18"/>
                 <w:szCs w:val="18"/>
               </w:rPr>
-              <w:t xml:space="preserve">1 — Protótipo de bancada</w:t>
+              <w:t xml:space="preserve">1. Protótipo de bancada</w:t>
             </w:r>
           </w:p>
         </w:tc>
@@ -18330,7 +17404,7 @@
                 <w:sz w:val="18"/>
                 <w:szCs w:val="18"/>
               </w:rPr>
-              <w:t xml:space="preserve">1 concentrador, 1 nó com 4 Módulos Q, 2 Módulos E+Q; firmware e Serviço PTL mínimo</w:t>
+              <w:t xml:space="preserve">Um concentrador, um nó com quatro módulos Q e dois módulos E+Q; firmware e versão mínima do Serviço PTL</w:t>
             </w:r>
           </w:p>
         </w:tc>
@@ -18396,7 +17470,7 @@
                 <w:sz w:val="18"/>
                 <w:szCs w:val="18"/>
               </w:rPr>
-              <w:t xml:space="preserve">2 — Piloto</w:t>
+              <w:t xml:space="preserve">2. Piloto</w:t>
             </w:r>
           </w:p>
         </w:tc>
@@ -18428,7 +17502,7 @@
                 <w:sz w:val="18"/>
                 <w:szCs w:val="18"/>
               </w:rPr>
-              <w:t xml:space="preserve">Estações 05 e 27 completas; app do coletor; painel; medição de tempo por caixa antes/depois</w:t>
+              <w:t xml:space="preserve">Estações 05 e 27 completas, app do coletor e painel; medição do tempo por caixa antes e depois</w:t>
             </w:r>
           </w:p>
         </w:tc>
@@ -18494,7 +17568,7 @@
                 <w:sz w:val="18"/>
                 <w:szCs w:val="18"/>
               </w:rPr>
-              <w:t xml:space="preserve">3 — Avaliação</w:t>
+              <w:t xml:space="preserve">3. Avaliação</w:t>
             </w:r>
           </w:p>
         </w:tc>
@@ -18526,7 +17600,7 @@
                 <w:sz w:val="18"/>
                 <w:szCs w:val="18"/>
               </w:rPr>
-              <w:t xml:space="preserve">Indicadores do piloto, ajustes de zona/rota, decisão A/B e interna/terceiros</w:t>
+              <w:t xml:space="preserve">Resultados do piloto, ajuste de zonas e rota, decisão entre A e B e entre fazer e comprar</w:t>
             </w:r>
           </w:p>
         </w:tc>
@@ -18592,7 +17666,7 @@
                 <w:sz w:val="18"/>
                 <w:szCs w:val="18"/>
               </w:rPr>
-              <w:t xml:space="preserve">4 — Expansão</w:t>
+              <w:t xml:space="preserve">4. Expansão</w:t>
             </w:r>
           </w:p>
         </w:tc>
@@ -18624,7 +17698,7 @@
                 <w:sz w:val="18"/>
                 <w:szCs w:val="18"/>
               </w:rPr>
-              <w:t xml:space="preserve">Medicamento (esteira 2) e depois Perfumaria (esteira 1), em lotes de 5 estações</w:t>
+              <w:t xml:space="preserve">Medicamento e depois Perfumaria, em lotes de cinco estações</w:t>
             </w:r>
           </w:p>
         </w:tc>
@@ -18690,7 +17764,7 @@
                 <w:sz w:val="18"/>
                 <w:szCs w:val="18"/>
               </w:rPr>
-              <w:t xml:space="preserve">5 — Estabilização</w:t>
+              <w:t xml:space="preserve">5. Estabilização</w:t>
             </w:r>
           </w:p>
         </w:tc>
@@ -18722,7 +17796,7 @@
                 <w:sz w:val="18"/>
                 <w:szCs w:val="18"/>
               </w:rPr>
-              <w:t xml:space="preserve">Ajustes finais, documentação e passagem para a sustentação</w:t>
+              <w:t xml:space="preserve">Ajustes finais, documentação e entrega para a sustentação</w:t>
             </w:r>
           </w:p>
         </w:tc>
@@ -18769,7 +17843,7 @@
         <w:rPr>
           <w:rFonts w:ascii="Arial" w:cs="Arial" w:eastAsia="Arial" w:hAnsi="Arial"/>
         </w:rPr>
-        <w:t xml:space="preserve">14. Riscos e mitigação</w:t>
+        <w:t xml:space="preserve">14. Riscos</w:t>
       </w:r>
     </w:p>
     <w:tbl>
@@ -18894,7 +17968,7 @@
                 <w:sz w:val="18"/>
                 <w:szCs w:val="18"/>
               </w:rPr>
-              <w:t xml:space="preserve">Mitigação</w:t>
+              <w:t xml:space="preserve">Como tratar</w:t>
             </w:r>
           </w:p>
         </w:tc>
@@ -18928,7 +18002,7 @@
                 <w:sz w:val="18"/>
                 <w:szCs w:val="18"/>
               </w:rPr>
-              <w:t xml:space="preserve">Dados da caixa indisponíveis na API do BHT</w:t>
+              <w:t xml:space="preserve">API do BHT sem os dados necessários da caixa</w:t>
             </w:r>
           </w:p>
         </w:tc>
@@ -18992,7 +18066,7 @@
                 <w:sz w:val="18"/>
                 <w:szCs w:val="18"/>
               </w:rPr>
-              <w:t xml:space="preserve">Validar a API no protótipo; alternativa de leitura direta por views no Sybase.</w:t>
+              <w:t xml:space="preserve">Testar a API já no protótipo; ter como alternativa a leitura por views no Sybase.</w:t>
             </w:r>
           </w:p>
         </w:tc>
@@ -19026,7 +18100,7 @@
                 <w:sz w:val="18"/>
                 <w:szCs w:val="18"/>
               </w:rPr>
-              <w:t xml:space="preserve">Itens por caixa diferentes do esperado</w:t>
+              <w:t xml:space="preserve">Itens por caixa diferentes do previsto</w:t>
             </w:r>
           </w:p>
         </w:tc>
@@ -19090,7 +18164,7 @@
                 <w:sz w:val="18"/>
                 <w:szCs w:val="18"/>
               </w:rPr>
-              <w:t xml:space="preserve">Medir no piloto; ajustar o tamanho das zonas.</w:t>
+              <w:t xml:space="preserve">Medir no piloto e ajustar o tamanho das zonas.</w:t>
             </w:r>
           </w:p>
         </w:tc>
@@ -19124,7 +18198,7 @@
                 <w:sz w:val="18"/>
                 <w:szCs w:val="18"/>
               </w:rPr>
-              <w:t xml:space="preserve">Poeira/calor reduzindo a vida útil</w:t>
+              <w:t xml:space="preserve">Poeira e calor reduzindo a vida útil</w:t>
             </w:r>
           </w:p>
         </w:tc>
@@ -19188,7 +18262,7 @@
                 <w:sz w:val="18"/>
                 <w:szCs w:val="18"/>
               </w:rPr>
-              <w:t xml:space="preserve">Gabinete com filtro e cooler; displays e placas com faixa de temperatura adequada.</w:t>
+              <w:t xml:space="preserve">Gabinete com filtro e cooler; componentes adequados à temperatura.</w:t>
             </w:r>
           </w:p>
         </w:tc>
@@ -19222,7 +18296,7 @@
                 <w:sz w:val="18"/>
                 <w:szCs w:val="18"/>
               </w:rPr>
-              <w:t xml:space="preserve">Manutenção alta (experiência SmartPicking)</w:t>
+              <w:t xml:space="preserve">Manutenção alta, como no SmartPicking</w:t>
             </w:r>
           </w:p>
         </w:tc>
@@ -19286,7 +18360,7 @@
                 <w:sz w:val="18"/>
                 <w:szCs w:val="18"/>
               </w:rPr>
-              <w:t xml:space="preserve">Conectores RJ45 em todos os trechos; módulos de troca rápida; auto-teste diário.</w:t>
+              <w:t xml:space="preserve">RJ45 em todos os trechos, módulos de troca rápida e teste diário.</w:t>
             </w:r>
           </w:p>
         </w:tc>
@@ -19320,7 +18394,7 @@
                 <w:sz w:val="18"/>
                 <w:szCs w:val="18"/>
               </w:rPr>
-              <w:t xml:space="preserve">Dependência de um único técnico de eletrônica</w:t>
+              <w:t xml:space="preserve">Depender de um único técnico de eletrônica</w:t>
             </w:r>
           </w:p>
         </w:tc>
@@ -19384,7 +18458,7 @@
                 <w:sz w:val="18"/>
                 <w:szCs w:val="18"/>
               </w:rPr>
-              <w:t xml:space="preserve">Documentação, padronização e kits de reserva; opção T1 (placa própria) para escala.</w:t>
+              <w:t xml:space="preserve">Documentação, padronização e kits de reserva; placa própria (EMS) se a escala justificar.</w:t>
             </w:r>
           </w:p>
         </w:tc>
@@ -19418,7 +18492,7 @@
                 <w:sz w:val="18"/>
                 <w:szCs w:val="18"/>
               </w:rPr>
-              <w:t xml:space="preserve">Prazo de importação (T1/T2)</w:t>
+              <w:t xml:space="preserve">Prazo de importação</w:t>
             </w:r>
           </w:p>
         </w:tc>
@@ -19482,7 +18556,7 @@
                 <w:sz w:val="18"/>
                 <w:szCs w:val="18"/>
               </w:rPr>
-              <w:t xml:space="preserve">Piloto com produção interna enquanto a placa própria é fabricada.</w:t>
+              <w:t xml:space="preserve">Fazer o piloto com produção interna enquanto a placa própria é fabricada.</w:t>
             </w:r>
           </w:p>
         </w:tc>
@@ -19516,7 +18590,7 @@
                 <w:sz w:val="18"/>
                 <w:szCs w:val="18"/>
               </w:rPr>
-              <w:t xml:space="preserve">Adoção pelos operadores</w:t>
+              <w:t xml:space="preserve">Resistência dos operadores</w:t>
             </w:r>
           </w:p>
         </w:tc>
@@ -19580,7 +18654,7 @@
                 <w:sz w:val="18"/>
                 <w:szCs w:val="18"/>
               </w:rPr>
-              <w:t xml:space="preserve">Piloto com operadores-chave; treinamento curto; feedback no coletor.</w:t>
+              <w:t xml:space="preserve">Piloto com operadores experientes, treinamento curto e retorno no coletor.</w:t>
             </w:r>
           </w:p>
         </w:tc>
@@ -19595,7 +18669,7 @@
         <w:rPr>
           <w:rFonts w:ascii="Arial" w:cs="Arial" w:eastAsia="Arial" w:hAnsi="Arial"/>
         </w:rPr>
-        <w:t xml:space="preserve">15. Premissas e pontos em aberto</w:t>
+        <w:t xml:space="preserve">15. Pontos em aberto</w:t>
       </w:r>
     </w:p>
     <w:tbl>
@@ -19720,7 +18794,7 @@
                 <w:sz w:val="18"/>
                 <w:szCs w:val="18"/>
               </w:rPr>
-              <w:t xml:space="preserve">Responsável sugerido</w:t>
+              <w:t xml:space="preserve">Responsável</w:t>
             </w:r>
           </w:p>
         </w:tc>
@@ -19786,7 +18860,7 @@
                 <w:sz w:val="18"/>
                 <w:szCs w:val="18"/>
               </w:rPr>
-              <w:t xml:space="preserve">Fotos e medidas das estações (largura do prédio, altura dos andares, canaletas)</w:t>
+              <w:t xml:space="preserve">Medidas das estações (largura do prédio, altura dos andares, canaletas)</w:t>
             </w:r>
           </w:p>
         </w:tc>
@@ -19884,7 +18958,7 @@
                 <w:sz w:val="18"/>
                 <w:szCs w:val="18"/>
               </w:rPr>
-              <w:t xml:space="preserve">Número médio de itens por caixa por segmento</w:t>
+              <w:t xml:space="preserve">Média de itens por caixa em cada segmento</w:t>
             </w:r>
           </w:p>
         </w:tc>
@@ -19982,7 +19056,7 @@
                 <w:sz w:val="18"/>
                 <w:szCs w:val="18"/>
               </w:rPr>
-              <w:t xml:space="preserve">Campos e limites da API do BHT; possibilidade de liberar a caixa ao fechar</w:t>
+              <w:t xml:space="preserve">Campos e limites da API do BHT e possibilidade de liberar a caixa ao fechar</w:t>
             </w:r>
           </w:p>
         </w:tc>
@@ -20080,7 +19154,7 @@
                 <w:sz w:val="18"/>
                 <w:szCs w:val="18"/>
               </w:rPr>
-              <w:t xml:space="preserve">Origem dos itens da caixa no WMS (tabelas/views) e acesso do Serviço PTL ao Sybase</w:t>
+              <w:t xml:space="preserve">Origem dos itens da caixa no WMS (tabelas e views) e acesso do Serviço PTL ao Sybase</w:t>
             </w:r>
           </w:p>
         </w:tc>
@@ -20276,7 +19350,7 @@
                 <w:sz w:val="18"/>
                 <w:szCs w:val="18"/>
               </w:rPr>
-              <w:t xml:space="preserve">Frota de caixas retornáveis (Arquitetura B)</w:t>
+              <w:t xml:space="preserve">Tamanho da frota de caixas retornáveis (Arquitetura B)</w:t>
             </w:r>
           </w:p>
         </w:tc>
@@ -20374,7 +19448,7 @@
                 <w:sz w:val="18"/>
                 <w:szCs w:val="18"/>
               </w:rPr>
-              <w:t xml:space="preserve">Fator de importação e fornecedores para T1/T2</w:t>
+              <w:t xml:space="preserve">Fator de importação e fornecedores para placa própria ou PTL comercial</w:t>
             </w:r>
           </w:p>
         </w:tc>
@@ -20472,7 +19546,7 @@
                 <w:sz w:val="18"/>
                 <w:szCs w:val="18"/>
               </w:rPr>
-              <w:t xml:space="preserve">Linguagem e hospedagem do Serviço PTL; pontos de rede e VLAN</w:t>
+              <w:t xml:space="preserve">Linguagem e servidor do Serviço PTL; pontos de rede e VLAN</w:t>
             </w:r>
           </w:p>
         </w:tc>
@@ -20504,7 +19578,7 @@
                 <w:sz w:val="18"/>
                 <w:szCs w:val="18"/>
               </w:rPr>
-              <w:t xml:space="preserve">Arquitetura de software / Infra</w:t>
+              <w:t xml:space="preserve">Arquitetura / Infraestrutura</w:t>
             </w:r>
           </w:p>
         </w:tc>
@@ -20570,7 +19644,7 @@
                 <w:sz w:val="18"/>
                 <w:szCs w:val="18"/>
               </w:rPr>
-              <w:t xml:space="preserve">Custo-hora interno de técnico e de desenvolvimento</w:t>
+              <w:t xml:space="preserve">Custo por hora de técnico e de desenvolvimento</w:t>
             </w:r>
           </w:p>
         </w:tc>
@@ -20622,7 +19696,7 @@
         <w:rPr>
           <w:rFonts w:ascii="Arial" w:cs="Arial" w:eastAsia="Arial" w:hAnsi="Arial"/>
         </w:rPr>
-        <w:t xml:space="preserve">Anexo A — Estações (fonte: wms_endereco, 23/10/2026)</w:t>
+        <w:t xml:space="preserve">Anexo A. Estações (tabela wms_endereco, 23/10/2026)</w:t>
       </w:r>
     </w:p>
     <w:tbl>
@@ -33320,7 +32394,7 @@
                 <w:sz w:val="16"/>
                 <w:szCs w:val="16"/>
               </w:rPr>
-              <w:t xml:space="preserve">TOTAL</w:t>
+              <w:t xml:space="preserve">Total</w:t>
             </w:r>
           </w:p>
         </w:tc>
@@ -33615,7 +32689,7 @@
         <w:rPr>
           <w:rFonts w:ascii="Arial" w:cs="Arial" w:eastAsia="Arial" w:hAnsi="Arial"/>
         </w:rPr>
-        <w:t xml:space="preserve">Anexo B — Glossário</w:t>
+        <w:t xml:space="preserve">Anexo B. Glossário</w:t>
       </w:r>
     </w:p>
     <w:tbl>
@@ -33770,7 +32844,7 @@
                 <w:sz w:val="18"/>
                 <w:szCs w:val="18"/>
               </w:rPr>
-              <w:t xml:space="preserve">Separação guiada por luz: displays indicam onde e quanto pegar.</w:t>
+              <w:t xml:space="preserve">Separação guiada por displays que mostram onde e quanto pegar.</w:t>
             </w:r>
           </w:p>
         </w:tc>
@@ -33804,7 +32878,7 @@
                 <w:sz w:val="18"/>
                 <w:szCs w:val="18"/>
               </w:rPr>
-              <w:t xml:space="preserve">Alto giro / baixo giro</w:t>
+              <w:t xml:space="preserve">Alto giro e baixo giro</w:t>
             </w:r>
           </w:p>
         </w:tc>
@@ -33836,7 +32910,7 @@
                 <w:sz w:val="18"/>
                 <w:szCs w:val="18"/>
               </w:rPr>
-              <w:t xml:space="preserve">Endereços com muita / pouca saída. Alto giro na frente do operador (prédios 001-010), com a esteira de transporte passando por dentro entre os andares 3 e 4; baixo giro no corredor atrás do operador.</w:t>
+              <w:t xml:space="preserve">Endereços com muita e com pouca saída. O alto giro (prédios 001 a 010) fica na frente do operador, com a esteira de transporte passando por dentro; o baixo giro fica no corredor atrás dele.</w:t>
             </w:r>
           </w:p>
         </w:tc>
@@ -33902,7 +32976,7 @@
                 <w:sz w:val="18"/>
                 <w:szCs w:val="18"/>
               </w:rPr>
-              <w:t xml:space="preserve">Nível do prédio; o andar 0 é o de cima.</w:t>
+              <w:t xml:space="preserve">Nível do prédio. O andar 0 é o de cima.</w:t>
             </w:r>
           </w:p>
         </w:tc>
@@ -33968,7 +33042,7 @@
                 <w:sz w:val="18"/>
                 <w:szCs w:val="18"/>
               </w:rPr>
-              <w:t xml:space="preserve">Esteira aberta na frente do alto giro, ≈ 20 cm da de transporte, onde a bacia fica durante a separação.</w:t>
+              <w:t xml:space="preserve">Esteira aberta na frente do alto giro, a uns 20 cm da de transporte, onde a caixa fica durante a separação.</w:t>
             </w:r>
           </w:p>
         </w:tc>
@@ -34034,7 +33108,7 @@
                 <w:sz w:val="18"/>
                 <w:szCs w:val="18"/>
               </w:rPr>
-              <w:t xml:space="preserve">Desvio da esteira de transporte para a de separação; com o rolete direcionador atende até 4 estações.</w:t>
+              <w:t xml:space="preserve">Desvio da esteira de transporte para a de separação. Com o rolete direcionador, atende até quatro estações.</w:t>
             </w:r>
           </w:p>
         </w:tc>
@@ -34134,7 +33208,7 @@
                 <w:sz w:val="18"/>
                 <w:szCs w:val="18"/>
               </w:rPr>
-              <w:t xml:space="preserve">Módulo Q / E+Q</w:t>
+              <w:t xml:space="preserve">Módulo Q e módulo E+Q</w:t>
             </w:r>
           </w:p>
         </w:tc>
@@ -34166,7 +33240,7 @@
                 <w:sz w:val="18"/>
                 <w:szCs w:val="18"/>
               </w:rPr>
-              <w:t xml:space="preserve">Display de quantidade / display de endereço + quantidade, ambos com botão de confirmação.</w:t>
+              <w:t xml:space="preserve">Display de quantidade e display de endereço e quantidade, os dois com botão.</w:t>
             </w:r>
           </w:p>
         </w:tc>
@@ -34232,7 +33306,7 @@
                 <w:sz w:val="18"/>
                 <w:szCs w:val="18"/>
               </w:rPr>
-              <w:t xml:space="preserve">Placa que liga os Módulos Q de um prédio do alto giro ao barramento.</w:t>
+              <w:t xml:space="preserve">Placa que liga os módulos Q de um prédio do alto giro ao barramento.</w:t>
             </w:r>
           </w:p>
         </w:tc>
@@ -34298,7 +33372,7 @@
                 <w:sz w:val="18"/>
                 <w:szCs w:val="18"/>
               </w:rPr>
-              <w:t xml:space="preserve">Grupo de 4 prédios do baixo giro atendido por um Módulo E+Q.</w:t>
+              <w:t xml:space="preserve">Grupo de cerca de três prédios do baixo giro com um display de endereço e quantidade.</w:t>
             </w:r>
           </w:p>
         </w:tc>
@@ -34364,7 +33438,7 @@
                 <w:sz w:val="18"/>
                 <w:szCs w:val="18"/>
               </w:rPr>
-              <w:t xml:space="preserve">Padrão de comunicação serial robusto para cabos longos em ambiente industrial.</w:t>
+              <w:t xml:space="preserve">Padrão de comunicação serial próprio para cabos longos em ambiente industrial.</w:t>
             </w:r>
           </w:p>
         </w:tc>
@@ -34430,7 +33504,7 @@
                 <w:sz w:val="18"/>
                 <w:szCs w:val="18"/>
               </w:rPr>
-              <w:t xml:space="preserve">Protocolo de mensagens leve entre o Serviço PTL e os concentradores.</w:t>
+              <w:t xml:space="preserve">Protocolo de mensagens usado entre o Serviço PTL e os concentradores.</w:t>
             </w:r>
           </w:p>
         </w:tc>
@@ -34496,7 +33570,7 @@
                 <w:sz w:val="18"/>
                 <w:szCs w:val="18"/>
               </w:rPr>
-              <w:t xml:space="preserve">Identificação por radiofrequência; NFC (13,56 MHz) lê a poucos centímetros.</w:t>
+              <w:t xml:space="preserve">Identificação por radiofrequência. O NFC (13,56 MHz) lê a poucos centímetros.</w:t>
             </w:r>
           </w:p>
         </w:tc>
@@ -34562,7 +33636,7 @@
                 <w:sz w:val="18"/>
                 <w:szCs w:val="18"/>
               </w:rPr>
-              <w:t xml:space="preserve">Empresa que fabrica e monta placas eletrônicas sob encomenda.</w:t>
+              <w:t xml:space="preserve">Empresa que fabrica e monta placas eletrônicas por encomenda.</w:t>
             </w:r>
           </w:p>
         </w:tc>
@@ -34695,7 +33769,7 @@
         <w:sz w:val="16"/>
         <w:szCs w:val="16"/>
       </w:rPr>
-      <w:t xml:space="preserve">Pick-to-Light — Documento de Arquitetura · v1.0</w:t>
+      <w:t xml:space="preserve">Projeto Pick-to-Light · Documento de Arquitetura · versão 1.1</w:t>
     </w:r>
   </w:p>
 </w:hdr>

--- a/projeto/entregaveis/Arquitetura_PTL_Documento_Tecnico.docx
+++ b/projeto/entregaveis/Arquitetura_PTL_Documento_Tecnico.docx
@@ -478,7 +478,7 @@
                 <w:sz w:val="18"/>
                 <w:szCs w:val="18"/>
               </w:rPr>
-              <w:t xml:space="preserve">1.1, de 26/10/2026, em revisão pela TI, arquitetura de software e diretoria</w:t>
+              <w:t xml:space="preserve">1.2, de 26/10/2026 (orçamento revisado), em revisão pela TI, arquitetura de software e diretoria</w:t>
             </w:r>
           </w:p>
         </w:tc>
@@ -7418,7 +7418,7 @@
                 <w:sz w:val="17"/>
                 <w:szCs w:val="17"/>
               </w:rPr>
-              <w:t xml:space="preserve">Display de 7 segmentos de 0,56" e botão de 16 mm com LED.</w:t>
+              <w:t xml:space="preserve">Display de 7 segmentos de 0,56" e botão metálico de 16 mm com anel de LED.</w:t>
             </w:r>
           </w:p>
         </w:tc>
@@ -8801,7 +8801,7 @@
                 <w:sz w:val="17"/>
                 <w:szCs w:val="17"/>
               </w:rPr>
-              <w:t xml:space="preserve">Leitor NFC sob a posição de pega na esteira de separação, ligado ao concentrador. Um painel LCD mostra a caixa e os itens que faltam; fecha com nova leitura ou com o botão FECHAR.</w:t>
+              <w:t xml:space="preserve">Leitor NFC sob a posição de pega na esteira de separação, ligado ao barramento da estação como mais um nó. Um painel LCD mostra a caixa e os itens que faltam; fecha com nova leitura ou com o botão FECHAR.</w:t>
             </w:r>
           </w:p>
         </w:tc>
@@ -9540,7 +9540,7 @@
                 <w:sz w:val="18"/>
                 <w:szCs w:val="18"/>
               </w:rPr>
-              <w:t xml:space="preserve">R$ 284 mil</w:t>
+              <w:t xml:space="preserve">R$ 364 mil</w:t>
             </w:r>
           </w:p>
         </w:tc>
@@ -9572,7 +9572,7 @@
                 <w:sz w:val="18"/>
                 <w:szCs w:val="18"/>
               </w:rPr>
-              <w:t xml:space="preserve">R$ 308 mil</w:t>
+              <w:t xml:space="preserve">R$ 391 mil</w:t>
             </w:r>
           </w:p>
         </w:tc>
@@ -9885,7 +9885,7 @@
           <w:sz w:val="18"/>
           <w:szCs w:val="18"/>
         </w:rPr>
-        <w:t xml:space="preserve">* Com mão de obra interna. O detalhamento está no item 12 e na planilha Orcamento_PTL.xlsx.</w:t>
+        <w:t xml:space="preserve">* Com mão de obra interna, instalação e treinamento, sem contingência. O detalhamento está no item 12 e na planilha Orcamento_PTL.xlsx.</w:t>
       </w:r>
     </w:p>
     <w:p>
@@ -14925,7 +14925,7 @@
                 <w:sz w:val="18"/>
                 <w:szCs w:val="18"/>
               </w:rPr>
-              <w:t xml:space="preserve">Custo das peças (operação completa)</w:t>
+              <w:t xml:space="preserve">Custo dos materiais (operação completa)</w:t>
             </w:r>
           </w:p>
         </w:tc>
@@ -14957,7 +14957,7 @@
                 <w:sz w:val="18"/>
                 <w:szCs w:val="18"/>
               </w:rPr>
-              <w:t xml:space="preserve">Cerca de R$ 211 mil</w:t>
+              <w:t xml:space="preserve">Cerca de R$ 266 mil</w:t>
             </w:r>
           </w:p>
         </w:tc>
@@ -14989,7 +14989,7 @@
                 <w:sz w:val="18"/>
                 <w:szCs w:val="18"/>
               </w:rPr>
-              <w:t xml:space="preserve">Cerca de R$ 208 mil; a economia nos reguladores vai para o cabo de força</w:t>
+              <w:t xml:space="preserve">Cerca de R$ 269 mil; o cabo de força extra custa mais do que os reguladores economizados</w:t>
             </w:r>
           </w:p>
         </w:tc>
@@ -15751,7 +15751,7 @@
                 <w:sz w:val="17"/>
                 <w:szCs w:val="17"/>
               </w:rPr>
-              <w:t xml:space="preserve">Custa cerca de três vezes mais; dependência do fornecedor.</w:t>
+              <w:t xml:space="preserve">Custa cerca de duas vezes e meia mais; dependência do fornecedor.</w:t>
             </w:r>
           </w:p>
         </w:tc>
@@ -15978,7 +15978,7 @@
           <w:sz w:val="21"/>
           <w:szCs w:val="21"/>
         </w:rPr>
-        <w:t xml:space="preserve">Treinamento de cerca de 30 minutos para operadores e de 4 horas para a manutenção.</w:t>
+        <w:t xml:space="preserve">Treinamento de cerca de 2 horas por operador, com prática na estação, e de 16 horas para a equipe de manutenção.</w:t>
       </w:r>
     </w:p>
     <w:p>
@@ -16003,7 +16003,7 @@
           <w:sz w:val="21"/>
           <w:szCs w:val="21"/>
         </w:rPr>
-        <w:t xml:space="preserve">Os valores de hardware estão na planilha Orcamento_PTL.xlsx, com preços pesquisados em lojas brasileiras em 23/10/2026. Os itens sem preço público aparecem como estimativa e precisam de cotação. Câmbio usado: US$ 1 = R$ 5,04. Fator de importação estimado: 1,9.</w:t>
+        <w:t xml:space="preserve">Os valores de hardware estão na planilha Orcamento_PTL.xlsx, com preços pesquisados em lojas brasileiras em 23 e 26/10/2026. Os itens sem preço público aparecem como estimativa e precisam de cotação. Câmbio usado: US$ 1 = R$ 5,04. Fator de importação estimado: 1,9.</w:t>
       </w:r>
     </w:p>
     <w:tbl>
@@ -16198,7 +16198,7 @@
                 <w:sz w:val="18"/>
                 <w:szCs w:val="18"/>
               </w:rPr>
-              <w:t xml:space="preserve">A interno, só peças (12 V)</w:t>
+              <w:t xml:space="preserve">A interno, só materiais (12 V)</w:t>
             </w:r>
           </w:p>
         </w:tc>
@@ -16230,7 +16230,7 @@
                 <w:sz w:val="18"/>
                 <w:szCs w:val="18"/>
               </w:rPr>
-              <w:t xml:space="preserve">R$ 11.668</w:t>
+              <w:t xml:space="preserve">R$ 16.707</w:t>
             </w:r>
           </w:p>
         </w:tc>
@@ -16262,7 +16262,7 @@
                 <w:sz w:val="18"/>
                 <w:szCs w:val="18"/>
               </w:rPr>
-              <w:t xml:space="preserve">R$ 210.829</w:t>
+              <w:t xml:space="preserve">R$ 266.040</w:t>
             </w:r>
           </w:p>
         </w:tc>
@@ -16294,7 +16294,7 @@
                 <w:sz w:val="18"/>
                 <w:szCs w:val="18"/>
               </w:rPr>
-              <w:t xml:space="preserve">R$ 5.271</w:t>
+              <w:t xml:space="preserve">R$ 6.651</w:t>
             </w:r>
           </w:p>
         </w:tc>
@@ -16328,7 +16328,7 @@
                 <w:sz w:val="18"/>
                 <w:szCs w:val="18"/>
               </w:rPr>
-              <w:t xml:space="preserve">A interno, só peças (5 V)</w:t>
+              <w:t xml:space="preserve">A interno, só materiais (5 V)</w:t>
             </w:r>
           </w:p>
         </w:tc>
@@ -16360,7 +16360,7 @@
                 <w:sz w:val="18"/>
                 <w:szCs w:val="18"/>
               </w:rPr>
-              <w:t xml:space="preserve">R$ 11.508</w:t>
+              <w:t xml:space="preserve">R$ 16.824</w:t>
             </w:r>
           </w:p>
         </w:tc>
@@ -16392,7 +16392,7 @@
                 <w:sz w:val="18"/>
                 <w:szCs w:val="18"/>
               </w:rPr>
-              <w:t xml:space="preserve">R$ 207.866</w:t>
+              <w:t xml:space="preserve">R$ 268.636</w:t>
             </w:r>
           </w:p>
         </w:tc>
@@ -16424,7 +16424,7 @@
                 <w:sz w:val="18"/>
                 <w:szCs w:val="18"/>
               </w:rPr>
-              <w:t xml:space="preserve">R$ 5.197</w:t>
+              <w:t xml:space="preserve">R$ 6.716</w:t>
             </w:r>
           </w:p>
         </w:tc>
@@ -16458,7 +16458,7 @@
                 <w:sz w:val="18"/>
                 <w:szCs w:val="18"/>
               </w:rPr>
-              <w:t xml:space="preserve">A interno, peças e mão de obra</w:t>
+              <w:t xml:space="preserve">A interno, materiais e mão de obra</w:t>
             </w:r>
           </w:p>
         </w:tc>
@@ -16490,7 +16490,7 @@
                 <w:sz w:val="18"/>
                 <w:szCs w:val="18"/>
               </w:rPr>
-              <w:t xml:space="preserve">R$ 15.415</w:t>
+              <w:t xml:space="preserve">R$ 22.204</w:t>
             </w:r>
           </w:p>
         </w:tc>
@@ -16522,7 +16522,7 @@
                 <w:sz w:val="18"/>
                 <w:szCs w:val="18"/>
               </w:rPr>
-              <w:t xml:space="preserve">R$ 284.323</w:t>
+              <w:t xml:space="preserve">R$ 364.094</w:t>
             </w:r>
           </w:p>
         </w:tc>
@@ -16554,7 +16554,7 @@
                 <w:sz w:val="18"/>
                 <w:szCs w:val="18"/>
               </w:rPr>
-              <w:t xml:space="preserve">R$ 7.108</w:t>
+              <w:t xml:space="preserve">R$ 9.102</w:t>
             </w:r>
           </w:p>
         </w:tc>
@@ -16620,7 +16620,7 @@
                 <w:sz w:val="18"/>
                 <w:szCs w:val="18"/>
               </w:rPr>
-              <w:t xml:space="preserve">R$ 34.027</w:t>
+              <w:t xml:space="preserve">R$ 38.859</w:t>
             </w:r>
           </w:p>
         </w:tc>
@@ -16652,7 +16652,7 @@
                 <w:sz w:val="18"/>
                 <w:szCs w:val="18"/>
               </w:rPr>
-              <w:t xml:space="preserve">R$ 368.696</w:t>
+              <w:t xml:space="preserve">R$ 412.582</w:t>
             </w:r>
           </w:p>
         </w:tc>
@@ -16684,7 +16684,7 @@
                 <w:sz w:val="18"/>
                 <w:szCs w:val="18"/>
               </w:rPr>
-              <w:t xml:space="preserve">R$ 9.217</w:t>
+              <w:t xml:space="preserve">R$ 10.315</w:t>
             </w:r>
           </w:p>
         </w:tc>
@@ -16750,7 +16750,7 @@
                 <w:sz w:val="18"/>
                 <w:szCs w:val="18"/>
               </w:rPr>
-              <w:t xml:space="preserve">R$ 46.363</w:t>
+              <w:t xml:space="preserve">R$ 50.447</w:t>
             </w:r>
           </w:p>
         </w:tc>
@@ -16782,7 +16782,7 @@
                 <w:sz w:val="18"/>
                 <w:szCs w:val="18"/>
               </w:rPr>
-              <w:t xml:space="preserve">R$ 906.305</w:t>
+              <w:t xml:space="preserve">R$ 936.605</w:t>
             </w:r>
           </w:p>
         </w:tc>
@@ -16814,7 +16814,7 @@
                 <w:sz w:val="18"/>
                 <w:szCs w:val="18"/>
               </w:rPr>
-              <w:t xml:space="preserve">R$ 22.658</w:t>
+              <w:t xml:space="preserve">R$ 23.415</w:t>
             </w:r>
           </w:p>
         </w:tc>
@@ -16880,7 +16880,7 @@
                 <w:sz w:val="18"/>
                 <w:szCs w:val="18"/>
               </w:rPr>
-              <w:t xml:space="preserve">R$ 16.745</w:t>
+              <w:t xml:space="preserve">R$ 23.964</w:t>
             </w:r>
           </w:p>
         </w:tc>
@@ -16912,7 +16912,7 @@
                 <w:sz w:val="18"/>
                 <w:szCs w:val="18"/>
               </w:rPr>
-              <w:t xml:space="preserve">R$ 308.765</w:t>
+              <w:t xml:space="preserve">R$ 397.134</w:t>
             </w:r>
           </w:p>
         </w:tc>
@@ -16944,7 +16944,7 @@
                 <w:sz w:val="18"/>
                 <w:szCs w:val="18"/>
               </w:rPr>
-              <w:t xml:space="preserve">R$ 7.719</w:t>
+              <w:t xml:space="preserve">R$ 9.928</w:t>
             </w:r>
           </w:p>
         </w:tc>
@@ -17010,7 +17010,7 @@
                 <w:sz w:val="18"/>
                 <w:szCs w:val="18"/>
               </w:rPr>
-              <w:t xml:space="preserve">R$ 16.588</w:t>
+              <w:t xml:space="preserve">R$ 23.542</w:t>
             </w:r>
           </w:p>
         </w:tc>
@@ -17042,7 +17042,7 @@
                 <w:sz w:val="18"/>
                 <w:szCs w:val="18"/>
               </w:rPr>
-              <w:t xml:space="preserve">R$ 307.779</w:t>
+              <w:t xml:space="preserve">R$ 390.862</w:t>
             </w:r>
           </w:p>
         </w:tc>
@@ -17074,7 +17074,7 @@
                 <w:sz w:val="18"/>
                 <w:szCs w:val="18"/>
               </w:rPr>
-              <w:t xml:space="preserve">R$ 7.694</w:t>
+              <w:t xml:space="preserve">R$ 9.772</w:t>
             </w:r>
           </w:p>
         </w:tc>
@@ -17090,7 +17090,33 @@
           <w:sz w:val="21"/>
           <w:szCs w:val="21"/>
         </w:rPr>
-        <w:t xml:space="preserve">Software, com desenvolvimento interno: cerca de 1.080 h para a Arquitetura A e 1.000 h para a B. A planilha usa R$ 60 por hora, valor que pode ser ajustado.</w:t>
+        <w:t xml:space="preserve">Os materiais incluem, além dos módulos: canaleta calculada pelo layout de cada estação (cerca de 42 m por estação), cabos, alimentação e protetor de surto dos concentradores, pontos de tomada novos onde faltar, switches com nobreak e mini rack, cabo de uplink, ferramentas de montagem e 5% de frete. A mão de obra inclui montagem, instalação fora do horário de separação (hora extra de 50%), comissionamento e treinamento.</w:t>
+      </w:r>
+    </w:p>
+    <w:p>
+      <w:pPr>
+        <w:spacing w:after="120" w:before="0" w:line="300"/>
+      </w:pPr>
+      <w:r>
+        <w:rPr>
+          <w:rFonts w:ascii="Arial" w:cs="Arial" w:eastAsia="Arial" w:hAnsi="Arial"/>
+          <w:sz w:val="21"/>
+          <w:szCs w:val="21"/>
+        </w:rPr>
+        <w:t xml:space="preserve">Software, com desenvolvimento interno: cerca de 1.104 h para a Arquitetura A e 1.024 h para a B, a R$ 103,78 por hora (salário médio de analista de desenvolvimento, R$ 8.458,30, salario.com.br, CBO 212405, com encargos), ou cerca de R$ 115 mil e R$ 106 mil. É custo da equipe interna, não desembolso novo, a menos que o desenvolvimento seja contratado.</w:t>
+      </w:r>
+    </w:p>
+    <w:p>
+      <w:pPr>
+        <w:spacing w:after="120" w:before="0" w:line="300"/>
+      </w:pPr>
+      <w:r>
+        <w:rPr>
+          <w:rFonts w:ascii="Arial" w:cs="Arial" w:eastAsia="Arial" w:hAnsi="Arial"/>
+          <w:sz w:val="21"/>
+          <w:szCs w:val="21"/>
+        </w:rPr>
+        <w:t xml:space="preserve">Com 10% de contingência sobre o hardware e somando o software, o investimento total fica em cerca de R$ 515 mil na Arquitetura A e R$ 536 mil na B2.</w:t>
       </w:r>
     </w:p>
     <w:p>
@@ -33769,7 +33795,7 @@
         <w:sz w:val="16"/>
         <w:szCs w:val="16"/>
       </w:rPr>
-      <w:t xml:space="preserve">Projeto Pick-to-Light · Documento de Arquitetura · versão 1.1</w:t>
+      <w:t xml:space="preserve">Projeto Pick-to-Light · Documento de Arquitetura · versão 1.2</w:t>
     </w:r>
   </w:p>
 </w:hdr>

--- a/projeto/entregaveis/Arquitetura_PTL_Documento_Tecnico.docx
+++ b/projeto/entregaveis/Arquitetura_PTL_Documento_Tecnico.docx
@@ -478,7 +478,7 @@
                 <w:sz w:val="18"/>
                 <w:szCs w:val="18"/>
               </w:rPr>
-              <w:t xml:space="preserve">1.2, de 26/10/2026 (orçamento revisado), em revisão pela TI, arquitetura de software e diretoria</w:t>
+              <w:t xml:space="preserve">1.3, de 26/10/2026 (layout do desenho, interface de controle e cadastro de LED), em revisão pela TI, arquitetura de software e diretoria</w:t>
             </w:r>
           </w:p>
         </w:tc>
@@ -1646,7 +1646,7 @@
           <w:sz w:val="21"/>
           <w:szCs w:val="21"/>
         </w:rPr>
-        <w:t xml:space="preserve">Os números vêm da tabela wms_endereco (esteiras 1 e 2), exportada em 23/10/2026: 7.981 endereços em 40 ruas, e cada rua é uma estação. A rua 90 (Marketing/Almoxarifado, 2 endereços) ficou de fora. O endereço tem 8 posições: bairro (1), rua (2), prédio (3), andar (1) e apartamento (1). Exemplo: 0050230A é a rua 05, prédio 023, andar 0.</w:t>
+        <w:t xml:space="preserve">Os números vêm da tabela wms_endereco (esteiras 1 e 2), exportada em 23/10/2026: 7.981 endereços em 40 ruas, e cada rua é uma estação. A rua 90 (Marketing/Almoxarifado, 2 endereços) ficou de fora. O endereço tem 8 posições: bairro (1), rua (2), prédio (3), andar (1) e apartamento (1). Exemplo: 0050230A é a rua 05, prédio 023, andar 0. Nas etiquetas, nos displays e nas telas ele aparece como 0.05.0230.A (bairro.rua.prédio+andar.apto).</w:t>
       </w:r>
     </w:p>
     <w:p>
@@ -2113,7 +2113,7 @@
                 <w:sz w:val="18"/>
                 <w:szCs w:val="18"/>
               </w:rPr>
-              <w:t xml:space="preserve">Início do lado direito do corredor (150 a 153)</w:t>
+              <w:t xml:space="preserve">Frente do bloco da direita, virada para a esteira (150 a 153)</w:t>
             </w:r>
           </w:p>
         </w:tc>
@@ -2538,7 +2538,7 @@
           <w:sz w:val="21"/>
           <w:szCs w:val="21"/>
         </w:rPr>
-        <w:t xml:space="preserve">O alto giro fica na frente do operador. A esteira de transporte passa por dentro dele, entre o andar 3 e o andar 4. A esteira de separação fica do lado de fora, aberta, uns 20 cm à frente da de transporte, com os endereços logo acima e logo abaixo dela. O corredor do baixo giro fica atrás do operador, perpendicular às esteiras. As prateleiras são alinhadas: os níveis são os mesmos em toda a estante.</w:t>
+        <w:t xml:space="preserve">O alto giro fica na frente do operador. A esteira de transporte passa por dentro dele, entre o andar 3 e o andar 4. A esteira de separação fica do lado de fora, aberta, uns 20 cm à frente da de transporte, com os endereços logo acima e logo abaixo dela. O corredor do baixo giro fica atrás do operador, perpendicular às esteiras. As prateleiras são alinhadas: os níveis são os mesmos em toda a estante. O concentrador fica atrás da estação, do outro lado do alto giro.</w:t>
       </w:r>
     </w:p>
     <w:p>
@@ -2618,7 +2618,7 @@
           <w:sz w:val="21"/>
           <w:szCs w:val="21"/>
         </w:rPr>
-        <w:t xml:space="preserve">No corredor, olhando a partir da esteira, o lado esquerdo tem os prédios 020 (ou 022) a 031 e o lado direito vai do 032 até o último. O percurso é em U: entra pelo lado esquerdo e volta pelo direito. O prédio 015 (150 a 153) é o primeiro do lado direito, na entrada do corredor.</w:t>
+        <w:t xml:space="preserve">No corredor, olhando a partir da esteira, o lado esquerdo tem os prédios 020 (ou 022) a 031 e o lado direito vai do 032 até o último. O percurso é em U: entra pelo lado esquerdo e volta pelo direito. O prédio 015 (150 a 153) fica na frente do bloco da direita, virado para a esteira, e entra na zona D1. A estação 03 também tem o 015 na tabela e ele entra como zona normal.</w:t>
       </w:r>
     </w:p>
     <w:p>
@@ -2638,7 +2638,27 @@
           <w:sz w:val="21"/>
           <w:szCs w:val="21"/>
         </w:rPr>
-        <w:t xml:space="preserve">Os blocos do baixo giro ficam de costas um para o outro: cada bloco tem um lado de uma estação e o outro lado da estação vizinha. A profundidade é de cerca de 2 m.</w:t>
+        <w:t xml:space="preserve">Medidas aproximadas (desenho de 26/10/2026): a frente do alto giro tem 2,5 m por estação (prédios de 25 cm); o corredor tem 1,2 m; as prateleiras têm 50 cm de profundidade e 2 m de comprimento, com 12 prédios de 8 andares por lado. Os 0,3 m que sobram ficam entre as prateleiras de estações vizinhas.</w:t>
+      </w:r>
+    </w:p>
+    <w:p>
+      <w:pPr>
+        <w:pStyle w:val="ListParagraph"/>
+        <w:numPr>
+          <w:ilvl w:val="0"/>
+          <w:numId w:val="2"/>
+        </w:numPr>
+        <w:spacing w:after="60" w:line="290"/>
+      </w:pPr>
+      <w:r>
+        <w:rPr>
+          <w:rFonts w:ascii="Arial" w:cs="Arial" w:eastAsia="Arial" w:hAnsi="Arial"/>
+          <w:b w:val="false"/>
+          <w:bCs w:val="false"/>
+          <w:sz w:val="21"/>
+          <w:szCs w:val="21"/>
+        </w:rPr>
+        <w:t xml:space="preserve">Concentrador atrás da estação: o barramento do alto giro sai direto para os nós de coluna, e o do baixo giro sobe e passa por cima das esteiras, numa eletrocalha, até o corredor.</w:t>
       </w:r>
     </w:p>
     <w:p>
@@ -4596,7 +4616,7 @@
           <w:sz w:val="21"/>
           <w:szCs w:val="21"/>
         </w:rPr>
-        <w:t xml:space="preserve">Com três prédios por zona, uma zona tem até 24 endereços. O display mostra prédio e andar, por exemplo P031 A2.</w:t>
+        <w:t xml:space="preserve">Com três prédios por zona, uma zona tem até 24 endereços. O display mostra o endereço como na etiqueta, por exemplo 0.05.0312.A, usando o ponto decimal dos dígitos.</w:t>
       </w:r>
     </w:p>
     <w:p>
@@ -9540,7 +9560,7 @@
                 <w:sz w:val="18"/>
                 <w:szCs w:val="18"/>
               </w:rPr>
-              <w:t xml:space="preserve">R$ 364 mil</w:t>
+              <w:t xml:space="preserve">R$ 356 mil</w:t>
             </w:r>
           </w:p>
         </w:tc>
@@ -9572,7 +9592,7 @@
                 <w:sz w:val="18"/>
                 <w:szCs w:val="18"/>
               </w:rPr>
-              <w:t xml:space="preserve">R$ 391 mil</w:t>
+              <w:t xml:space="preserve">R$ 383 mil</w:t>
             </w:r>
           </w:p>
         </w:tc>
@@ -11216,7 +11236,7 @@
                 <w:sz w:val="18"/>
                 <w:szCs w:val="18"/>
               </w:rPr>
-              <w:t xml:space="preserve">Módulo sem resposta</w:t>
+              <w:t xml:space="preserve">Falha de LED</w:t>
             </w:r>
           </w:p>
         </w:tc>
@@ -11248,7 +11268,7 @@
                 <w:sz w:val="18"/>
                 <w:szCs w:val="18"/>
               </w:rPr>
-              <w:t xml:space="preserve">O concentrador avisa o Serviço PTL, o coletor mostra o endereço e a quantidade daquele item e o painel gera alerta para a manutenção.</w:t>
+              <w:t xml:space="preserve">Módulo sem resposta, display sem ACK ou botão travado. O concentrador avisa o Serviço PTL com o endereço e o módulo (nó e porta, ou endereço RS-485); a interface de controle mostra qual LED falhou e onde ele fica; o coletor mostra o endereço e a quantidade daquele item.</w:t>
             </w:r>
           </w:p>
         </w:tc>
@@ -11763,7 +11783,7 @@
           <w:sz w:val="21"/>
           <w:szCs w:val="21"/>
         </w:rPr>
-        <w:t xml:space="preserve">O display de 8 dígitos mostra o endereço como "P031 A2" (prédio 031, andar 2). A rua não aparece porque é a própria estação.</w:t>
+        <w:t xml:space="preserve">O display de 8 dígitos mostra o endereço igual à etiqueta, "0.05.0312.A" (bairro 0, rua 05, prédio 031, andar 2, apartamento A). Os pontos usam o ponto decimal de cada dígito, então o endereço completo cabe nos 8 dígitos.</w:t>
       </w:r>
     </w:p>
     <w:p>
@@ -12305,6 +12325,204 @@
           </w:p>
         </w:tc>
       </w:tr>
+      <w:tr>
+        <w:tc>
+          <w:tcPr>
+            <w:tcW w:type="dxa" w:w="3304"/>
+            <w:tcBorders>
+              <w:top w:val="single" w:color="BFC7D2" w:sz="4"/>
+              <w:left w:val="single" w:color="BFC7D2" w:sz="4"/>
+              <w:bottom w:val="single" w:color="BFC7D2" w:sz="4"/>
+              <w:right w:val="single" w:color="BFC7D2" w:sz="4"/>
+            </w:tcBorders>
+            <w:tcMar>
+              <w:top w:type="dxa" w:w="60"/>
+              <w:left w:type="dxa" w:w="100"/>
+              <w:bottom w:type="dxa" w:w="60"/>
+              <w:right w:type="dxa" w:w="100"/>
+            </w:tcMar>
+            <w:vAlign w:val="center"/>
+          </w:tcPr>
+          <w:p>
+            <w:pPr>
+              <w:jc w:val="left"/>
+            </w:pPr>
+            <w:r>
+              <w:rPr>
+                <w:rFonts w:ascii="Arial" w:cs="Arial" w:eastAsia="Arial" w:hAnsi="Arial"/>
+                <w:color w:val="1C2430"/>
+                <w:sz w:val="18"/>
+                <w:szCs w:val="18"/>
+              </w:rPr>
+              <w:t xml:space="preserve">GET /v1/estacoes/{est}/leds</w:t>
+            </w:r>
+          </w:p>
+        </w:tc>
+        <w:tc>
+          <w:tcPr>
+            <w:tcW w:type="dxa" w:w="6334"/>
+            <w:tcBorders>
+              <w:top w:val="single" w:color="BFC7D2" w:sz="4"/>
+              <w:left w:val="single" w:color="BFC7D2" w:sz="4"/>
+              <w:bottom w:val="single" w:color="BFC7D2" w:sz="4"/>
+              <w:right w:val="single" w:color="BFC7D2" w:sz="4"/>
+            </w:tcBorders>
+            <w:tcMar>
+              <w:top w:type="dxa" w:w="60"/>
+              <w:left w:type="dxa" w:w="100"/>
+              <w:bottom w:type="dxa" w:w="60"/>
+              <w:right w:type="dxa" w:w="100"/>
+            </w:tcMar>
+            <w:vAlign w:val="center"/>
+          </w:tcPr>
+          <w:p>
+            <w:pPr>
+              <w:jc w:val="left"/>
+            </w:pPr>
+            <w:r>
+              <w:rPr>
+                <w:rFonts w:ascii="Arial" w:cs="Arial" w:eastAsia="Arial" w:hAnsi="Arial"/>
+                <w:color w:val="1C2430"/>
+                <w:sz w:val="18"/>
+                <w:szCs w:val="18"/>
+              </w:rPr>
+              <w:t xml:space="preserve">LEDs cadastrados por endereço: módulo, nó e porta ou endereço RS-485, serial e situação.</w:t>
+            </w:r>
+          </w:p>
+        </w:tc>
+      </w:tr>
+      <w:tr>
+        <w:tc>
+          <w:tcPr>
+            <w:tcW w:type="dxa" w:w="3304"/>
+            <w:tcBorders>
+              <w:top w:val="single" w:color="BFC7D2" w:sz="4"/>
+              <w:left w:val="single" w:color="BFC7D2" w:sz="4"/>
+              <w:bottom w:val="single" w:color="BFC7D2" w:sz="4"/>
+              <w:right w:val="single" w:color="BFC7D2" w:sz="4"/>
+            </w:tcBorders>
+            <w:tcMar>
+              <w:top w:type="dxa" w:w="60"/>
+              <w:left w:type="dxa" w:w="100"/>
+              <w:bottom w:type="dxa" w:w="60"/>
+              <w:right w:type="dxa" w:w="100"/>
+            </w:tcMar>
+            <w:vAlign w:val="center"/>
+          </w:tcPr>
+          <w:p>
+            <w:pPr>
+              <w:jc w:val="left"/>
+            </w:pPr>
+            <w:r>
+              <w:rPr>
+                <w:rFonts w:ascii="Arial" w:cs="Arial" w:eastAsia="Arial" w:hAnsi="Arial"/>
+                <w:color w:val="1C2430"/>
+                <w:sz w:val="18"/>
+                <w:szCs w:val="18"/>
+              </w:rPr>
+              <w:t xml:space="preserve">POST /v1/estacoes/{est}/cadastro</w:t>
+            </w:r>
+          </w:p>
+        </w:tc>
+        <w:tc>
+          <w:tcPr>
+            <w:tcW w:type="dxa" w:w="6334"/>
+            <w:tcBorders>
+              <w:top w:val="single" w:color="BFC7D2" w:sz="4"/>
+              <w:left w:val="single" w:color="BFC7D2" w:sz="4"/>
+              <w:bottom w:val="single" w:color="BFC7D2" w:sz="4"/>
+              <w:right w:val="single" w:color="BFC7D2" w:sz="4"/>
+            </w:tcBorders>
+            <w:tcMar>
+              <w:top w:type="dxa" w:w="60"/>
+              <w:left w:type="dxa" w:w="100"/>
+              <w:bottom w:type="dxa" w:w="60"/>
+              <w:right w:type="dxa" w:w="100"/>
+            </w:tcMar>
+            <w:vAlign w:val="center"/>
+          </w:tcPr>
+          <w:p>
+            <w:pPr>
+              <w:jc w:val="left"/>
+            </w:pPr>
+            <w:r>
+              <w:rPr>
+                <w:rFonts w:ascii="Arial" w:cs="Arial" w:eastAsia="Arial" w:hAnsi="Arial"/>
+                <w:color w:val="1C2430"/>
+                <w:sz w:val="18"/>
+                <w:szCs w:val="18"/>
+              </w:rPr>
+              <w:t xml:space="preserve">Inicia o cadastro de LED de um endereço {endereco}; DELETE na mesma rota cancela.</w:t>
+            </w:r>
+          </w:p>
+        </w:tc>
+      </w:tr>
+      <w:tr>
+        <w:tc>
+          <w:tcPr>
+            <w:tcW w:type="dxa" w:w="3304"/>
+            <w:tcBorders>
+              <w:top w:val="single" w:color="BFC7D2" w:sz="4"/>
+              <w:left w:val="single" w:color="BFC7D2" w:sz="4"/>
+              <w:bottom w:val="single" w:color="BFC7D2" w:sz="4"/>
+              <w:right w:val="single" w:color="BFC7D2" w:sz="4"/>
+            </w:tcBorders>
+            <w:tcMar>
+              <w:top w:type="dxa" w:w="60"/>
+              <w:left w:type="dxa" w:w="100"/>
+              <w:bottom w:type="dxa" w:w="60"/>
+              <w:right w:type="dxa" w:w="100"/>
+            </w:tcMar>
+            <w:vAlign w:val="center"/>
+          </w:tcPr>
+          <w:p>
+            <w:pPr>
+              <w:jc w:val="left"/>
+            </w:pPr>
+            <w:r>
+              <w:rPr>
+                <w:rFonts w:ascii="Arial" w:cs="Arial" w:eastAsia="Arial" w:hAnsi="Arial"/>
+                <w:color w:val="1C2430"/>
+                <w:sz w:val="18"/>
+                <w:szCs w:val="18"/>
+              </w:rPr>
+              <w:t xml:space="preserve">POST /v1/estacoes/{est}/identificar</w:t>
+            </w:r>
+          </w:p>
+        </w:tc>
+        <w:tc>
+          <w:tcPr>
+            <w:tcW w:type="dxa" w:w="6334"/>
+            <w:tcBorders>
+              <w:top w:val="single" w:color="BFC7D2" w:sz="4"/>
+              <w:left w:val="single" w:color="BFC7D2" w:sz="4"/>
+              <w:bottom w:val="single" w:color="BFC7D2" w:sz="4"/>
+              <w:right w:val="single" w:color="BFC7D2" w:sz="4"/>
+            </w:tcBorders>
+            <w:tcMar>
+              <w:top w:type="dxa" w:w="60"/>
+              <w:left w:type="dxa" w:w="100"/>
+              <w:bottom w:type="dxa" w:w="60"/>
+              <w:right w:type="dxa" w:w="100"/>
+            </w:tcMar>
+            <w:vAlign w:val="center"/>
+          </w:tcPr>
+          <w:p>
+            <w:pPr>
+              <w:jc w:val="left"/>
+            </w:pPr>
+            <w:r>
+              <w:rPr>
+                <w:rFonts w:ascii="Arial" w:cs="Arial" w:eastAsia="Arial" w:hAnsi="Arial"/>
+                <w:color w:val="1C2430"/>
+                <w:sz w:val="18"/>
+                <w:szCs w:val="18"/>
+              </w:rPr>
+              <w:t xml:space="preserve">Mostra 888 no LED do endereço por 3 s, para conferir a posição.</w:t>
+            </w:r>
+          </w:p>
+        </w:tc>
+      </w:tr>
     </w:tbl>
     <w:p>
       <w:pPr>
@@ -12536,7 +12754,7 @@
                 <w:sz w:val="18"/>
                 <w:szCs w:val="18"/>
               </w:rPr>
-              <w:t xml:space="preserve">CANCELAR {caixa} · CONFIG {mapa} · PING</w:t>
+              <w:t xml:space="preserve">CANCELAR {caixa} · CONFIG {mapa} · CONFIG CADASTRO {disp, porta} · CONFIG IDENTIFICAR {disp, porta} · PING</w:t>
             </w:r>
           </w:p>
         </w:tc>
@@ -12668,7 +12886,7 @@
                 <w:sz w:val="18"/>
                 <w:szCs w:val="18"/>
               </w:rPr>
-              <w:t xml:space="preserve">FALHA_MODULO {mod} · HEARTBEAT {uptime, temperatura, versão}</w:t>
+              <w:t xml:space="preserve">FALHA_MODULO {disp, porta, enderecos, falha} · CADASTRO_OK {disp, porta, serial} · HEARTBEAT {uptime, temperatura, versão}</w:t>
             </w:r>
           </w:p>
         </w:tc>
@@ -12789,7 +13007,7 @@
           <w:sz w:val="21"/>
           <w:szCs w:val="21"/>
         </w:rPr>
-        <w:t xml:space="preserve">Comandos: MOSTRAR (endereço, quantidade, modo), APAGAR, PISCAR, LER_BOTOES e AUTO_TESTE. O concentrador consulta todos os dispositivos a cada 50 ms.</w:t>
+        <w:t xml:space="preserve">Comandos: MOSTRAR (endereço em 8 caracteres + máscara dos pontos, quantidade, modo), APAGAR, PISCAR, LER_BOTOES, LER_STATUS (falhas por porta), AUTO_TESTE, IDENTIFICAR, MODO_CADASTRO e DEF_ENDERECO. O concentrador consulta todos os dispositivos a cada 50 ms.</w:t>
       </w:r>
     </w:p>
     <w:p>
@@ -13076,7 +13294,7 @@
                 <w:sz w:val="18"/>
                 <w:szCs w:val="18"/>
               </w:rPr>
-              <w:t xml:space="preserve">ptl_endereco_mapa</w:t>
+              <w:t xml:space="preserve">ptl_mapa_led</w:t>
             </w:r>
           </w:p>
         </w:tc>
@@ -13108,7 +13326,7 @@
                 <w:sz w:val="18"/>
                 <w:szCs w:val="18"/>
               </w:rPr>
-              <w:t xml:space="preserve">cd_endereco e o display correspondente (módulo Q ou zona)</w:t>
+              <w:t xml:space="preserve">cd_endereco, estação, tipo (Q ou E+Q), nó e porta ou endereço RS-485, serial, data e usuário do cadastro</w:t>
             </w:r>
           </w:p>
         </w:tc>
@@ -13306,7 +13524,73 @@
                 <w:sz w:val="18"/>
                 <w:szCs w:val="18"/>
               </w:rPr>
-              <w:t xml:space="preserve">Log de eventos e falhas, com prazo de retenção</w:t>
+              <w:t xml:space="preserve">Log de eventos, com prazo de retenção</w:t>
+            </w:r>
+          </w:p>
+        </w:tc>
+      </w:tr>
+      <w:tr>
+        <w:tc>
+          <w:tcPr>
+            <w:tcW w:type="dxa" w:w="2478"/>
+            <w:tcBorders>
+              <w:top w:val="single" w:color="BFC7D2" w:sz="4"/>
+              <w:left w:val="single" w:color="BFC7D2" w:sz="4"/>
+              <w:bottom w:val="single" w:color="BFC7D2" w:sz="4"/>
+              <w:right w:val="single" w:color="BFC7D2" w:sz="4"/>
+            </w:tcBorders>
+            <w:tcMar>
+              <w:top w:type="dxa" w:w="60"/>
+              <w:left w:type="dxa" w:w="100"/>
+              <w:bottom w:type="dxa" w:w="60"/>
+              <w:right w:type="dxa" w:w="100"/>
+            </w:tcMar>
+            <w:vAlign w:val="center"/>
+          </w:tcPr>
+          <w:p>
+            <w:pPr>
+              <w:jc w:val="left"/>
+            </w:pPr>
+            <w:r>
+              <w:rPr>
+                <w:rFonts w:ascii="Arial" w:cs="Arial" w:eastAsia="Arial" w:hAnsi="Arial"/>
+                <w:color w:val="1C2430"/>
+                <w:sz w:val="18"/>
+                <w:szCs w:val="18"/>
+              </w:rPr>
+              <w:t xml:space="preserve">ptl_evento_falha</w:t>
+            </w:r>
+          </w:p>
+        </w:tc>
+        <w:tc>
+          <w:tcPr>
+            <w:tcW w:type="dxa" w:w="7160"/>
+            <w:tcBorders>
+              <w:top w:val="single" w:color="BFC7D2" w:sz="4"/>
+              <w:left w:val="single" w:color="BFC7D2" w:sz="4"/>
+              <w:bottom w:val="single" w:color="BFC7D2" w:sz="4"/>
+              <w:right w:val="single" w:color="BFC7D2" w:sz="4"/>
+            </w:tcBorders>
+            <w:tcMar>
+              <w:top w:type="dxa" w:w="60"/>
+              <w:left w:type="dxa" w:w="100"/>
+              <w:bottom w:type="dxa" w:w="60"/>
+              <w:right w:type="dxa" w:w="100"/>
+            </w:tcMar>
+            <w:vAlign w:val="center"/>
+          </w:tcPr>
+          <w:p>
+            <w:pPr>
+              <w:jc w:val="left"/>
+            </w:pPr>
+            <w:r>
+              <w:rPr>
+                <w:rFonts w:ascii="Arial" w:cs="Arial" w:eastAsia="Arial" w:hAnsi="Arial"/>
+                <w:color w:val="1C2430"/>
+                <w:sz w:val="18"/>
+                <w:szCs w:val="18"/>
+              </w:rPr>
+              <w:t xml:space="preserve">Estação, cd_endereco, módulo, tipo de falha, abertura e solução</w:t>
             </w:r>
           </w:p>
         </w:tc>
@@ -13400,7 +13684,7 @@
         <w:rPr>
           <w:rFonts w:ascii="Arial" w:cs="Arial" w:eastAsia="Arial" w:hAnsi="Arial"/>
         </w:rPr>
-        <w:t xml:space="preserve">8.7 Painel de acompanhamento</w:t>
+        <w:t xml:space="preserve">8.7 Painel de acompanhamento e interface de controle</w:t>
       </w:r>
     </w:p>
     <w:p>
@@ -13461,6 +13745,46 @@
           <w:szCs w:val="21"/>
         </w:rPr>
         <w:t xml:space="preserve">Saúde do sistema: módulos sem resposta, concentradores sem comunicação, temperatura do gabinete e versão do firmware.</w:t>
+      </w:r>
+    </w:p>
+    <w:p>
+      <w:pPr>
+        <w:pStyle w:val="ListParagraph"/>
+        <w:numPr>
+          <w:ilvl w:val="0"/>
+          <w:numId w:val="2"/>
+        </w:numPr>
+        <w:spacing w:after="60" w:line="290"/>
+      </w:pPr>
+      <w:r>
+        <w:rPr>
+          <w:rFonts w:ascii="Arial" w:cs="Arial" w:eastAsia="Arial" w:hAnsi="Arial"/>
+          <w:b w:val="false"/>
+          <w:bCs w:val="false"/>
+          <w:sz w:val="21"/>
+          <w:szCs w:val="21"/>
+        </w:rPr>
+        <w:t xml:space="preserve">Interface de controle: quando um LED falha, mostra o endereço (por exemplo 0.05.0042.A), o módulo (nó 0x04, porta 3, ou E+Q 0x52), onde ele fica e o tipo de falha.</w:t>
+      </w:r>
+    </w:p>
+    <w:p>
+      <w:pPr>
+        <w:pStyle w:val="ListParagraph"/>
+        <w:numPr>
+          <w:ilvl w:val="0"/>
+          <w:numId w:val="2"/>
+        </w:numPr>
+        <w:spacing w:after="60" w:line="290"/>
+      </w:pPr>
+      <w:r>
+        <w:rPr>
+          <w:rFonts w:ascii="Arial" w:cs="Arial" w:eastAsia="Arial" w:hAnsi="Arial"/>
+          <w:b w:val="false"/>
+          <w:bCs w:val="false"/>
+          <w:sz w:val="21"/>
+          <w:szCs w:val="21"/>
+        </w:rPr>
+        <w:t xml:space="preserve">Cadastro de LED por endereço: tabela de todos os endereços com o LED de cada um, busca por endereço, teste (888) e cadastro na troca de módulo (item 11).</w:t>
       </w:r>
     </w:p>
     <w:p>
@@ -14473,7 +14797,7 @@
           <w:sz w:val="21"/>
           <w:szCs w:val="21"/>
         </w:rPr>
-        <w:t xml:space="preserve">Cada módulo e cada cabo têm etiqueta com o código do dispositivo, e o mapa de cada estação fica no Serviço PTL.</w:t>
+        <w:t xml:space="preserve">Cada módulo tem etiqueta com o endereço (0.05.0421.A) e, no E+Q, o serial. O vínculo entre LED e endereço fica na tabela ptl_mapa_led e é refeito pela interface de controle quando o módulo é trocado.</w:t>
       </w:r>
     </w:p>
     <w:p>
@@ -14957,7 +15281,7 @@
                 <w:sz w:val="18"/>
                 <w:szCs w:val="18"/>
               </w:rPr>
-              <w:t xml:space="preserve">Cerca de R$ 266 mil</w:t>
+              <w:t xml:space="preserve">Cerca de R$ 260 mil</w:t>
             </w:r>
           </w:p>
         </w:tc>
@@ -14989,7 +15313,7 @@
                 <w:sz w:val="18"/>
                 <w:szCs w:val="18"/>
               </w:rPr>
-              <w:t xml:space="preserve">Cerca de R$ 269 mil; o cabo de força extra custa mais do que os reguladores economizados</w:t>
+              <w:t xml:space="preserve">Cerca de R$ 263 mil; o cabo de força extra custa mais do que os reguladores economizados</w:t>
             </w:r>
           </w:p>
         </w:tc>
@@ -15958,7 +16282,47 @@
           <w:sz w:val="21"/>
           <w:szCs w:val="21"/>
         </w:rPr>
-        <w:t xml:space="preserve">Troca de módulo em três passos: desconectar, encaixar o reserva e conferir o teste no painel.</w:t>
+        <w:t xml:space="preserve">A falha chega na interface de controle com o endereço e o módulo. Dá para detectar módulo sem resposta, display do módulo Q desconectado, botão travado e cabo rompido; segmento queimado aparece no teste 8888.</w:t>
+      </w:r>
+    </w:p>
+    <w:p>
+      <w:pPr>
+        <w:pStyle w:val="ListParagraph"/>
+        <w:numPr>
+          <w:ilvl w:val="0"/>
+          <w:numId w:val="2"/>
+        </w:numPr>
+        <w:spacing w:after="60" w:line="290"/>
+      </w:pPr>
+      <w:r>
+        <w:rPr>
+          <w:rFonts w:ascii="Arial" w:cs="Arial" w:eastAsia="Arial" w:hAnsi="Arial"/>
+          <w:b w:val="false"/>
+          <w:bCs w:val="false"/>
+          <w:sz w:val="21"/>
+          <w:szCs w:val="21"/>
+        </w:rPr>
+        <w:t xml:space="preserve">Troca e cadastro: o técnico solta o RJ45 e encaixa o reserva, escolhe o endereço na tela (ou lê a etiqueta com o coletor), o módulo novo pisca CAd e ele aperta o botão desse módulo. O sistema grava o LED no endereço e o display volta ao item que estava aceso.</w:t>
+      </w:r>
+    </w:p>
+    <w:p>
+      <w:pPr>
+        <w:pStyle w:val="ListParagraph"/>
+        <w:numPr>
+          <w:ilvl w:val="0"/>
+          <w:numId w:val="2"/>
+        </w:numPr>
+        <w:spacing w:after="60" w:line="290"/>
+      </w:pPr>
+      <w:r>
+        <w:rPr>
+          <w:rFonts w:ascii="Arial" w:cs="Arial" w:eastAsia="Arial" w:hAnsi="Arial"/>
+          <w:b w:val="false"/>
+          <w:bCs w:val="false"/>
+          <w:sz w:val="21"/>
+          <w:szCs w:val="21"/>
+        </w:rPr>
+        <w:t xml:space="preserve">Módulo Q não tem microcontrolador, então é reconhecido pelo nó e pela porta. Módulo E+Q chega com o endereço de fábrica 0xF0 e recebe o endereço do antigo no cadastro.</w:t>
       </w:r>
     </w:p>
     <w:p>
@@ -15979,6 +16343,69 @@
           <w:szCs w:val="21"/>
         </w:rPr>
         <w:t xml:space="preserve">Treinamento de cerca de 2 horas por operador, com prática na estação, e de 16 horas para a equipe de manutenção.</w:t>
+      </w:r>
+    </w:p>
+    <w:p>
+      <w:pPr>
+        <w:spacing w:after="60" w:before="120"/>
+        <w:jc w:val="center"/>
+      </w:pPr>
+      <w:r>
+        <w:drawing>
+          <wp:inline distT="0" distB="0" distL="0" distR="0">
+            <wp:extent cx="6096000" cy="2600325"/>
+            <wp:effectExtent t="0" r="0" b="0" l="0"/>
+            <wp:docPr id="10" name="" descr="" title=""/>
+            <wp:cNvGraphicFramePr>
+              <a:graphicFrameLocks xmlns:a="http://schemas.openxmlformats.org/drawingml/2006/main" noChangeAspect="1"/>
+            </wp:cNvGraphicFramePr>
+            <a:graphic xmlns:a="http://schemas.openxmlformats.org/drawingml/2006/main">
+              <a:graphicData uri="http://schemas.openxmlformats.org/drawingml/2006/picture">
+                <pic:pic xmlns:pic="http://schemas.openxmlformats.org/drawingml/2006/picture">
+                  <pic:nvPicPr>
+                    <pic:cNvPr id="0" name="" descr=""/>
+                    <pic:cNvPicPr>
+                      <a:picLocks noChangeAspect="1" noChangeArrowheads="1"/>
+                    </pic:cNvPicPr>
+                  </pic:nvPicPr>
+                  <pic:blipFill>
+                    <a:blip r:embed="rId18" cstate="none"/>
+                    <a:srcRect/>
+                    <a:stretch>
+                      <a:fillRect/>
+                    </a:stretch>
+                  </pic:blipFill>
+                  <pic:spPr bwMode="auto">
+                    <a:xfrm>
+                      <a:off x="0" y="0"/>
+                      <a:ext cx="6096000" cy="2600325"/>
+                    </a:xfrm>
+                    <a:prstGeom prst="rect">
+                      <a:avLst/>
+                    </a:prstGeom>
+                  </pic:spPr>
+                </pic:pic>
+              </a:graphicData>
+            </a:graphic>
+          </wp:inline>
+        </w:drawing>
+      </w:r>
+    </w:p>
+    <w:p>
+      <w:pPr>
+        <w:spacing w:after="200"/>
+        <w:jc w:val="center"/>
+      </w:pPr>
+      <w:r>
+        <w:rPr>
+          <w:rFonts w:ascii="Arial" w:cs="Arial" w:eastAsia="Arial" w:hAnsi="Arial"/>
+          <w:i/>
+          <w:iCs/>
+          <w:color w:val="5B6675"/>
+          <w:sz w:val="18"/>
+          <w:szCs w:val="18"/>
+        </w:rPr>
+        <w:t xml:space="preserve">Figura 10. Aviso de falha e cadastro de LED por endereço</w:t>
       </w:r>
     </w:p>
     <w:p>
@@ -16230,7 +16657,7 @@
                 <w:sz w:val="18"/>
                 <w:szCs w:val="18"/>
               </w:rPr>
-              <w:t xml:space="preserve">R$ 16.707</w:t>
+              <w:t xml:space="preserve">R$ 16.431</w:t>
             </w:r>
           </w:p>
         </w:tc>
@@ -16262,7 +16689,7 @@
                 <w:sz w:val="18"/>
                 <w:szCs w:val="18"/>
               </w:rPr>
-              <w:t xml:space="preserve">R$ 266.040</w:t>
+              <w:t xml:space="preserve">R$ 260.373</w:t>
             </w:r>
           </w:p>
         </w:tc>
@@ -16294,7 +16721,7 @@
                 <w:sz w:val="18"/>
                 <w:szCs w:val="18"/>
               </w:rPr>
-              <w:t xml:space="preserve">R$ 6.651</w:t>
+              <w:t xml:space="preserve">R$ 6.509</w:t>
             </w:r>
           </w:p>
         </w:tc>
@@ -16360,7 +16787,7 @@
                 <w:sz w:val="18"/>
                 <w:szCs w:val="18"/>
               </w:rPr>
-              <w:t xml:space="preserve">R$ 16.824</w:t>
+              <w:t xml:space="preserve">R$ 16.548</w:t>
             </w:r>
           </w:p>
         </w:tc>
@@ -16392,7 +16819,7 @@
                 <w:sz w:val="18"/>
                 <w:szCs w:val="18"/>
               </w:rPr>
-              <w:t xml:space="preserve">R$ 268.636</w:t>
+              <w:t xml:space="preserve">R$ 262.970</w:t>
             </w:r>
           </w:p>
         </w:tc>
@@ -16424,7 +16851,7 @@
                 <w:sz w:val="18"/>
                 <w:szCs w:val="18"/>
               </w:rPr>
-              <w:t xml:space="preserve">R$ 6.716</w:t>
+              <w:t xml:space="preserve">R$ 6.574</w:t>
             </w:r>
           </w:p>
         </w:tc>
@@ -16490,7 +16917,7 @@
                 <w:sz w:val="18"/>
                 <w:szCs w:val="18"/>
               </w:rPr>
-              <w:t xml:space="preserve">R$ 22.204</w:t>
+              <w:t xml:space="preserve">R$ 21.806</w:t>
             </w:r>
           </w:p>
         </w:tc>
@@ -16522,7 +16949,7 @@
                 <w:sz w:val="18"/>
                 <w:szCs w:val="18"/>
               </w:rPr>
-              <w:t xml:space="preserve">R$ 364.094</w:t>
+              <w:t xml:space="preserve">R$ 355.914</w:t>
             </w:r>
           </w:p>
         </w:tc>
@@ -16554,7 +16981,7 @@
                 <w:sz w:val="18"/>
                 <w:szCs w:val="18"/>
               </w:rPr>
-              <w:t xml:space="preserve">R$ 9.102</w:t>
+              <w:t xml:space="preserve">R$ 8.898</w:t>
             </w:r>
           </w:p>
         </w:tc>
@@ -16620,7 +17047,7 @@
                 <w:sz w:val="18"/>
                 <w:szCs w:val="18"/>
               </w:rPr>
-              <w:t xml:space="preserve">R$ 38.859</w:t>
+              <w:t xml:space="preserve">R$ 38.473</w:t>
             </w:r>
           </w:p>
         </w:tc>
@@ -16652,7 +17079,7 @@
                 <w:sz w:val="18"/>
                 <w:szCs w:val="18"/>
               </w:rPr>
-              <w:t xml:space="preserve">R$ 412.582</w:t>
+              <w:t xml:space="preserve">R$ 404.672</w:t>
             </w:r>
           </w:p>
         </w:tc>
@@ -16684,7 +17111,7 @@
                 <w:sz w:val="18"/>
                 <w:szCs w:val="18"/>
               </w:rPr>
-              <w:t xml:space="preserve">R$ 10.315</w:t>
+              <w:t xml:space="preserve">R$ 10.117</w:t>
             </w:r>
           </w:p>
         </w:tc>
@@ -16750,7 +17177,7 @@
                 <w:sz w:val="18"/>
                 <w:szCs w:val="18"/>
               </w:rPr>
-              <w:t xml:space="preserve">R$ 50.447</w:t>
+              <w:t xml:space="preserve">R$ 50.062</w:t>
             </w:r>
           </w:p>
         </w:tc>
@@ -16782,7 +17209,7 @@
                 <w:sz w:val="18"/>
                 <w:szCs w:val="18"/>
               </w:rPr>
-              <w:t xml:space="preserve">R$ 936.605</w:t>
+              <w:t xml:space="preserve">R$ 928.695</w:t>
             </w:r>
           </w:p>
         </w:tc>
@@ -16814,7 +17241,7 @@
                 <w:sz w:val="18"/>
                 <w:szCs w:val="18"/>
               </w:rPr>
-              <w:t xml:space="preserve">R$ 23.415</w:t>
+              <w:t xml:space="preserve">R$ 23.217</w:t>
             </w:r>
           </w:p>
         </w:tc>
@@ -16880,7 +17307,7 @@
                 <w:sz w:val="18"/>
                 <w:szCs w:val="18"/>
               </w:rPr>
-              <w:t xml:space="preserve">R$ 23.964</w:t>
+              <w:t xml:space="preserve">R$ 23.566</w:t>
             </w:r>
           </w:p>
         </w:tc>
@@ -16912,7 +17339,7 @@
                 <w:sz w:val="18"/>
                 <w:szCs w:val="18"/>
               </w:rPr>
-              <w:t xml:space="preserve">R$ 397.134</w:t>
+              <w:t xml:space="preserve">R$ 388.954</w:t>
             </w:r>
           </w:p>
         </w:tc>
@@ -16944,7 +17371,7 @@
                 <w:sz w:val="18"/>
                 <w:szCs w:val="18"/>
               </w:rPr>
-              <w:t xml:space="preserve">R$ 9.928</w:t>
+              <w:t xml:space="preserve">R$ 9.724</w:t>
             </w:r>
           </w:p>
         </w:tc>
@@ -17010,7 +17437,7 @@
                 <w:sz w:val="18"/>
                 <w:szCs w:val="18"/>
               </w:rPr>
-              <w:t xml:space="preserve">R$ 23.542</w:t>
+              <w:t xml:space="preserve">R$ 23.144</w:t>
             </w:r>
           </w:p>
         </w:tc>
@@ -17042,7 +17469,7 @@
                 <w:sz w:val="18"/>
                 <w:szCs w:val="18"/>
               </w:rPr>
-              <w:t xml:space="preserve">R$ 390.862</w:t>
+              <w:t xml:space="preserve">R$ 382.682</w:t>
             </w:r>
           </w:p>
         </w:tc>
@@ -17074,7 +17501,7 @@
                 <w:sz w:val="18"/>
                 <w:szCs w:val="18"/>
               </w:rPr>
-              <w:t xml:space="preserve">R$ 9.772</w:t>
+              <w:t xml:space="preserve">R$ 9.567</w:t>
             </w:r>
           </w:p>
         </w:tc>
@@ -17090,7 +17517,7 @@
           <w:sz w:val="21"/>
           <w:szCs w:val="21"/>
         </w:rPr>
-        <w:t xml:space="preserve">Os materiais incluem, além dos módulos: canaleta calculada pelo layout de cada estação (cerca de 42 m por estação), cabos, alimentação e protetor de surto dos concentradores, pontos de tomada novos onde faltar, switches com nobreak e mini rack, cabo de uplink, ferramentas de montagem e 5% de frete. A mão de obra inclui montagem, instalação fora do horário de separação (hora extra de 50%), comissionamento e treinamento.</w:t>
+        <w:t xml:space="preserve">Os materiais incluem, além dos módulos: canaleta calculada pelo layout de cada estação (cerca de 27 m por estação, com as medidas do desenho), cabos, alimentação e protetor de surto dos concentradores, pontos de tomada novos onde faltar, switches com nobreak e mini rack, cabo de uplink, ferramentas de montagem e 5% de frete. A mão de obra inclui montagem, instalação fora do horário de separação (hora extra de 50%), comissionamento e treinamento.</w:t>
       </w:r>
     </w:p>
     <w:p>
@@ -17103,7 +17530,7 @@
           <w:sz w:val="21"/>
           <w:szCs w:val="21"/>
         </w:rPr>
-        <w:t xml:space="preserve">Software, com desenvolvimento interno: cerca de 1.104 h para a Arquitetura A e 1.024 h para a B, a R$ 103,78 por hora (salário médio de analista de desenvolvimento, R$ 8.458,30, salario.com.br, CBO 212405, com encargos), ou cerca de R$ 115 mil e R$ 106 mil. É custo da equipe interna, não desembolso novo, a menos que o desenvolvimento seja contratado.</w:t>
+        <w:t xml:space="preserve">Software, com desenvolvimento interno: cerca de 1.144 h para a Arquitetura A e 1.064 h para a B, a R$ 103,78 por hora (salário médio de analista de desenvolvimento, R$ 8.458,30, salario.com.br, CBO 212405, com encargos), ou cerca de R$ 119 mil e R$ 110 mil. Inclui a interface de controle com o cadastro de LED. É custo da equipe interna, não desembolso novo, a menos que o desenvolvimento seja contratado.</w:t>
       </w:r>
     </w:p>
     <w:p>
@@ -17116,7 +17543,7 @@
           <w:sz w:val="21"/>
           <w:szCs w:val="21"/>
         </w:rPr>
-        <w:t xml:space="preserve">Com 10% de contingência sobre o hardware e somando o software, o investimento total fica em cerca de R$ 515 mil na Arquitetura A e R$ 536 mil na B2.</w:t>
+        <w:t xml:space="preserve">Com 10% de contingência sobre o hardware e somando o software, o investimento total fica em cerca de R$ 510 mil na Arquitetura A e R$ 531 mil na B2.</w:t>
       </w:r>
     </w:p>
     <w:p>
@@ -18886,7 +19313,7 @@
                 <w:sz w:val="18"/>
                 <w:szCs w:val="18"/>
               </w:rPr>
-              <w:t xml:space="preserve">Medidas das estações (largura do prédio, altura dos andares, canaletas)</w:t>
+              <w:t xml:space="preserve">Confirmar altura dos andares, ponto de energia atrás das estações e passagem da eletrocalha por cima das esteiras</w:t>
             </w:r>
           </w:p>
         </w:tc>
@@ -18918,7 +19345,7 @@
                 <w:sz w:val="18"/>
                 <w:szCs w:val="18"/>
               </w:rPr>
-              <w:t xml:space="preserve">Operação</w:t>
+              <w:t xml:space="preserve">Operação / Manutenção</w:t>
             </w:r>
           </w:p>
         </w:tc>
@@ -33200,7 +33627,139 @@
                 <w:sz w:val="18"/>
                 <w:szCs w:val="18"/>
               </w:rPr>
-              <w:t xml:space="preserve">Controlador da estação, ligado à rede e aos barramentos de displays.</w:t>
+              <w:t xml:space="preserve">Controlador da estação, ligado à rede e aos barramentos de displays. Fica atrás da estação.</w:t>
+            </w:r>
+          </w:p>
+        </w:tc>
+      </w:tr>
+      <w:tr>
+        <w:tc>
+          <w:tcPr>
+            <w:tcW w:type="dxa" w:w="2478"/>
+            <w:tcBorders>
+              <w:top w:val="single" w:color="BFC7D2" w:sz="4"/>
+              <w:left w:val="single" w:color="BFC7D2" w:sz="4"/>
+              <w:bottom w:val="single" w:color="BFC7D2" w:sz="4"/>
+              <w:right w:val="single" w:color="BFC7D2" w:sz="4"/>
+            </w:tcBorders>
+            <w:tcMar>
+              <w:top w:type="dxa" w:w="60"/>
+              <w:left w:type="dxa" w:w="100"/>
+              <w:bottom w:type="dxa" w:w="60"/>
+              <w:right w:type="dxa" w:w="100"/>
+            </w:tcMar>
+            <w:vAlign w:val="center"/>
+          </w:tcPr>
+          <w:p>
+            <w:pPr>
+              <w:jc w:val="left"/>
+            </w:pPr>
+            <w:r>
+              <w:rPr>
+                <w:rFonts w:ascii="Arial" w:cs="Arial" w:eastAsia="Arial" w:hAnsi="Arial"/>
+                <w:color w:val="1C2430"/>
+                <w:sz w:val="18"/>
+                <w:szCs w:val="18"/>
+              </w:rPr>
+              <w:t xml:space="preserve">Etiqueta do endereço</w:t>
+            </w:r>
+          </w:p>
+        </w:tc>
+        <w:tc>
+          <w:tcPr>
+            <w:tcW w:type="dxa" w:w="7160"/>
+            <w:tcBorders>
+              <w:top w:val="single" w:color="BFC7D2" w:sz="4"/>
+              <w:left w:val="single" w:color="BFC7D2" w:sz="4"/>
+              <w:bottom w:val="single" w:color="BFC7D2" w:sz="4"/>
+              <w:right w:val="single" w:color="BFC7D2" w:sz="4"/>
+            </w:tcBorders>
+            <w:tcMar>
+              <w:top w:type="dxa" w:w="60"/>
+              <w:left w:type="dxa" w:w="100"/>
+              <w:bottom w:type="dxa" w:w="60"/>
+              <w:right w:type="dxa" w:w="100"/>
+            </w:tcMar>
+            <w:vAlign w:val="center"/>
+          </w:tcPr>
+          <w:p>
+            <w:pPr>
+              <w:jc w:val="left"/>
+            </w:pPr>
+            <w:r>
+              <w:rPr>
+                <w:rFonts w:ascii="Arial" w:cs="Arial" w:eastAsia="Arial" w:hAnsi="Arial"/>
+                <w:color w:val="1C2430"/>
+                <w:sz w:val="18"/>
+                <w:szCs w:val="18"/>
+              </w:rPr>
+              <w:t xml:space="preserve">Endereço no formato 0.05.0421.A: bairro, rua, prédio + andar e apartamento.</w:t>
+            </w:r>
+          </w:p>
+        </w:tc>
+      </w:tr>
+      <w:tr>
+        <w:tc>
+          <w:tcPr>
+            <w:tcW w:type="dxa" w:w="2478"/>
+            <w:tcBorders>
+              <w:top w:val="single" w:color="BFC7D2" w:sz="4"/>
+              <w:left w:val="single" w:color="BFC7D2" w:sz="4"/>
+              <w:bottom w:val="single" w:color="BFC7D2" w:sz="4"/>
+              <w:right w:val="single" w:color="BFC7D2" w:sz="4"/>
+            </w:tcBorders>
+            <w:tcMar>
+              <w:top w:type="dxa" w:w="60"/>
+              <w:left w:type="dxa" w:w="100"/>
+              <w:bottom w:type="dxa" w:w="60"/>
+              <w:right w:type="dxa" w:w="100"/>
+            </w:tcMar>
+            <w:vAlign w:val="center"/>
+          </w:tcPr>
+          <w:p>
+            <w:pPr>
+              <w:jc w:val="left"/>
+            </w:pPr>
+            <w:r>
+              <w:rPr>
+                <w:rFonts w:ascii="Arial" w:cs="Arial" w:eastAsia="Arial" w:hAnsi="Arial"/>
+                <w:color w:val="1C2430"/>
+                <w:sz w:val="18"/>
+                <w:szCs w:val="18"/>
+              </w:rPr>
+              <w:t xml:space="preserve">Cadastro de LED</w:t>
+            </w:r>
+          </w:p>
+        </w:tc>
+        <w:tc>
+          <w:tcPr>
+            <w:tcW w:type="dxa" w:w="7160"/>
+            <w:tcBorders>
+              <w:top w:val="single" w:color="BFC7D2" w:sz="4"/>
+              <w:left w:val="single" w:color="BFC7D2" w:sz="4"/>
+              <w:bottom w:val="single" w:color="BFC7D2" w:sz="4"/>
+              <w:right w:val="single" w:color="BFC7D2" w:sz="4"/>
+            </w:tcBorders>
+            <w:tcMar>
+              <w:top w:type="dxa" w:w="60"/>
+              <w:left w:type="dxa" w:w="100"/>
+              <w:bottom w:type="dxa" w:w="60"/>
+              <w:right w:type="dxa" w:w="100"/>
+            </w:tcMar>
+            <w:vAlign w:val="center"/>
+          </w:tcPr>
+          <w:p>
+            <w:pPr>
+              <w:jc w:val="left"/>
+            </w:pPr>
+            <w:r>
+              <w:rPr>
+                <w:rFonts w:ascii="Arial" w:cs="Arial" w:eastAsia="Arial" w:hAnsi="Arial"/>
+                <w:color w:val="1C2430"/>
+                <w:sz w:val="18"/>
+                <w:szCs w:val="18"/>
+              </w:rPr>
+              <w:t xml:space="preserve">Vínculo entre o LED (nó e porta, ou módulo E+Q) e o endereço, feito na interface de controle com o botão do módulo novo.</w:t>
             </w:r>
           </w:p>
         </w:tc>
@@ -33795,7 +34354,7 @@
         <w:sz w:val="16"/>
         <w:szCs w:val="16"/>
       </w:rPr>
-      <w:t xml:space="preserve">Projeto Pick-to-Light · Documento de Arquitetura · versão 1.2</w:t>
+      <w:t xml:space="preserve">Projeto Pick-to-Light · Documento de Arquitetura · versão 1.3</w:t>
     </w:r>
   </w:p>
 </w:hdr>

--- a/projeto/entregaveis/Arquitetura_PTL_Documento_Tecnico.docx
+++ b/projeto/entregaveis/Arquitetura_PTL_Documento_Tecnico.docx
@@ -478,7 +478,7 @@
                 <w:sz w:val="18"/>
                 <w:szCs w:val="18"/>
               </w:rPr>
-              <w:t xml:space="preserve">1.3, de 26/10/2026 (layout do desenho, interface de controle e cadastro de LED), em revisão pela TI, arquitetura de software e diretoria</w:t>
+              <w:t xml:space="preserve">1.4, de 26/10/2026 (2 zonas por lado, andares 4-5 sob a separação, sinal de baixo giro), em revisão pela TI, arquitetura de software e diretoria</w:t>
             </w:r>
           </w:p>
         </w:tc>
@@ -2047,7 +2047,7 @@
                 <w:sz w:val="18"/>
                 <w:szCs w:val="18"/>
               </w:rPr>
-              <w:t xml:space="preserve">4 e 5, abaixo das esteiras</w:t>
+              <w:t xml:space="preserve">4 e 5, por baixo da esteira de separação</w:t>
             </w:r>
           </w:p>
         </w:tc>
@@ -2079,7 +2079,7 @@
                 <w:sz w:val="18"/>
                 <w:szCs w:val="18"/>
               </w:rPr>
-              <w:t xml:space="preserve">Quatro displays de endereço e quantidade: um por andar em cada lado (prédios 001 a 005 e 006 a 010), como no sistema atual</w:t>
+              <w:t xml:space="preserve">Duas zonas (prédios 001 a 005 e 006 a 010), cada uma com um display de endereço e quantidade para os andares 4 e 5</w:t>
             </w:r>
           </w:p>
         </w:tc>
@@ -2113,7 +2113,7 @@
                 <w:sz w:val="18"/>
                 <w:szCs w:val="18"/>
               </w:rPr>
-              <w:t xml:space="preserve">Frente do bloco da direita, virada para a esteira (150 a 153)</w:t>
+              <w:t xml:space="preserve">Frente do bloco inteiro (1 m), virada para a esteira (150 a 153)</w:t>
             </w:r>
           </w:p>
         </w:tc>
@@ -2353,7 +2353,7 @@
                 <w:sz w:val="18"/>
                 <w:szCs w:val="18"/>
               </w:rPr>
-              <w:t xml:space="preserve">Quatro zonas por lado, cada uma com um display de endereço e quantidade na altura dos olhos</w:t>
+              <w:t xml:space="preserve">Duas zonas por lado, cada uma com um display de endereço e quantidade na altura dos olhos</w:t>
             </w:r>
           </w:p>
         </w:tc>
@@ -2618,7 +2618,7 @@
           <w:sz w:val="21"/>
           <w:szCs w:val="21"/>
         </w:rPr>
-        <w:t xml:space="preserve">No corredor, olhando a partir da esteira, o lado esquerdo tem os prédios 020 (ou 022) a 031 e o lado direito vai do 032 até o último. O percurso é em U: entra pelo lado esquerdo e volta pelo direito. O prédio 015 (150 a 153) fica na frente do bloco da direita, virado para a esteira, e entra na zona D1. A estação 03 também tem o 015 na tabela e ele entra como zona normal.</w:t>
+        <w:t xml:space="preserve">No corredor, olhando a partir da esteira, o lado esquerdo tem os prédios 020 (ou 022) a 031 e o lado direito vai do 032 até o último. O percurso é em U: entra pelo lado esquerdo e volta pelo direito. O prédio 015 (150 a 153) ocupa a frente do bloco inteiro (as duas prateleiras de costas, cerca de 1 m), virado para a esteira, e entra na zona D1. A estação 03 também tem o 015 na tabela e ele entra como zona normal.</w:t>
       </w:r>
     </w:p>
     <w:p>
@@ -2638,7 +2638,47 @@
           <w:sz w:val="21"/>
           <w:szCs w:val="21"/>
         </w:rPr>
-        <w:t xml:space="preserve">Medidas aproximadas (desenho de 26/10/2026): a frente do alto giro tem 2,5 m por estação (prédios de 25 cm); o corredor tem 1,2 m; as prateleiras têm 50 cm de profundidade e 2 m de comprimento, com 12 prédios de 8 andares por lado. Os 0,3 m que sobram ficam entre as prateleiras de estações vizinhas.</w:t>
+        <w:t xml:space="preserve">Medidas aproximadas (desenho de 26/10/2026): a frente do alto giro tem 2,5 m por estação (prédios de 25 cm). No baixo giro, cada bloco tem duas prateleiras de 50 cm de costas (1 m), com 2 m de comprimento e 12 prédios de 8 andares por lado, e o corredor fica com cerca de 1,5 m.</w:t>
+      </w:r>
+    </w:p>
+    <w:p>
+      <w:pPr>
+        <w:pStyle w:val="ListParagraph"/>
+        <w:numPr>
+          <w:ilvl w:val="0"/>
+          <w:numId w:val="2"/>
+        </w:numPr>
+        <w:spacing w:after="60" w:line="290"/>
+      </w:pPr>
+      <w:r>
+        <w:rPr>
+          <w:rFonts w:ascii="Arial" w:cs="Arial" w:eastAsia="Arial" w:hAnsi="Arial"/>
+          <w:b w:val="false"/>
+          <w:bCs w:val="false"/>
+          <w:sz w:val="21"/>
+          <w:szCs w:val="21"/>
+        </w:rPr>
+        <w:t xml:space="preserve">Os andares 0 a 3 do alto giro ficam acima da esteira de transporte; os andares 4 e 5 ficam por baixo da esteira de separação, na frente do operador.</w:t>
+      </w:r>
+    </w:p>
+    <w:p>
+      <w:pPr>
+        <w:pStyle w:val="ListParagraph"/>
+        <w:numPr>
+          <w:ilvl w:val="0"/>
+          <w:numId w:val="2"/>
+        </w:numPr>
+        <w:spacing w:after="60" w:line="290"/>
+      </w:pPr>
+      <w:r>
+        <w:rPr>
+          <w:rFonts w:ascii="Arial" w:cs="Arial" w:eastAsia="Arial" w:hAnsi="Arial"/>
+          <w:b w:val="false"/>
+          <w:bCs w:val="false"/>
+          <w:sz w:val="21"/>
+          <w:szCs w:val="21"/>
+        </w:rPr>
+        <w:t xml:space="preserve">Sinal de baixo giro: uma barra luminosa âmbar na frente do alto giro, entre a esteira de transporte e o andar 3, acende quando a caixa tem itens no corredor e apaga quando o baixo giro termina. O operador não precisa ficar olhando para trás.</w:t>
       </w:r>
     </w:p>
     <w:p>
@@ -2804,7 +2844,7 @@
           <w:sz w:val="18"/>
           <w:szCs w:val="18"/>
         </w:rPr>
-        <w:t xml:space="preserve">Figura 2. Vista frontal da estação 05 com os 209 endereços da tabela e as 8 zonas do baixo giro</w:t>
+        <w:t xml:space="preserve">Figura 2. Vista frontal da estação 05 com os 209 endereços da tabela e as 4 zonas do baixo giro</w:t>
       </w:r>
     </w:p>
     <w:p>
@@ -3255,7 +3295,7 @@
                 <w:sz w:val="18"/>
                 <w:szCs w:val="18"/>
               </w:rPr>
-              <w:t xml:space="preserve">8</w:t>
+              <w:t xml:space="preserve">4</w:t>
             </w:r>
           </w:p>
         </w:tc>
@@ -3461,7 +3501,7 @@
                 <w:sz w:val="18"/>
                 <w:szCs w:val="18"/>
               </w:rPr>
-              <w:t xml:space="preserve">9</w:t>
+              <w:t xml:space="preserve">5</w:t>
             </w:r>
           </w:p>
         </w:tc>
@@ -3667,7 +3707,7 @@
                 <w:sz w:val="18"/>
                 <w:szCs w:val="18"/>
               </w:rPr>
-              <w:t xml:space="preserve">4 / 1</w:t>
+              <w:t xml:space="preserve">2 / 1</w:t>
             </w:r>
           </w:p>
         </w:tc>
@@ -3873,7 +3913,7 @@
                 <w:sz w:val="18"/>
                 <w:szCs w:val="18"/>
               </w:rPr>
-              <w:t xml:space="preserve">8</w:t>
+              <w:t xml:space="preserve">4</w:t>
             </w:r>
           </w:p>
         </w:tc>
@@ -4079,7 +4119,7 @@
                 <w:sz w:val="18"/>
                 <w:szCs w:val="18"/>
               </w:rPr>
-              <w:t xml:space="preserve">11</w:t>
+              <w:t xml:space="preserve">7</w:t>
             </w:r>
           </w:p>
         </w:tc>
@@ -4285,7 +4325,7 @@
                 <w:sz w:val="18"/>
                 <w:szCs w:val="18"/>
               </w:rPr>
-              <w:t xml:space="preserve">8</w:t>
+              <w:t xml:space="preserve">4</w:t>
             </w:r>
           </w:p>
         </w:tc>
@@ -4497,7 +4537,7 @@
                 <w:sz w:val="18"/>
                 <w:szCs w:val="18"/>
               </w:rPr>
-              <w:t xml:space="preserve">325</w:t>
+              <w:t xml:space="preserve">171</w:t>
             </w:r>
           </w:p>
         </w:tc>
@@ -4576,7 +4616,7 @@
           <w:sz w:val="21"/>
           <w:szCs w:val="21"/>
         </w:rPr>
-        <w:t xml:space="preserve">Cada lado do corredor tem quatro zonas de cerca de três prédios. Cada zona tem um display de endereço, um de quantidade e um botão, presos na longarina à altura dos olhos (cerca de 1,5 m), no meio da zona. Olhando um lado do corredor, o operador vê oito displays: quatro de endereço e quatro de quantidade. A zona mostra um item por vez, na ordem da rota. O botão confirma a retirada e o display passa ao item seguinte. Todas as zonas com itens trabalham ao mesmo tempo.</w:t>
+        <w:t xml:space="preserve">Cada lado do corredor tem duas zonas de cerca de seis prédios. Cada zona tem um display de endereço, um de quantidade e um botão, presos na longarina à altura dos olhos (cerca de 1,5 m), no meio da zona. A zona mostra um item por vez, na ordem da rota. O botão confirma a retirada e o display passa ao item seguinte. Todas as zonas com itens trabalham ao mesmo tempo. Os andares 4 e 5 do alto giro seguem a mesma lógica, com duas zonas (prédios 001 a 005 e 006 a 010).</w:t>
       </w:r>
     </w:p>
     <w:p>
@@ -4596,7 +4636,7 @@
           <w:sz w:val="21"/>
           <w:szCs w:val="21"/>
         </w:rPr>
-        <w:t xml:space="preserve">Estação comum: lado esquerdo 020 a 031 em quatro zonas (E1 a E4) e lado direito 015 e 043 a 032 em quatro zonas (D1 a D4), oito zonas no total. As esquinas têm zonas a mais, de quatro prédios.</w:t>
+        <w:t xml:space="preserve">Estação comum: lado esquerdo 020 a 031 em duas zonas (E1 e E2) e lado direito 015 e 043 a 032 em duas zonas (D1 e D2), quatro zonas no total. As esquinas têm zonas a mais, de quatro prédios.</w:t>
       </w:r>
     </w:p>
     <w:p>
@@ -4616,7 +4656,7 @@
           <w:sz w:val="21"/>
           <w:szCs w:val="21"/>
         </w:rPr>
-        <w:t xml:space="preserve">Com três prédios por zona, uma zona tem até 24 endereços. O display mostra o endereço como na etiqueta, por exemplo 0.05.0312.A, usando o ponto decimal dos dígitos.</w:t>
+        <w:t xml:space="preserve">Com seis prédios por zona, uma zona tem até 48 endereços. O display mostra o endereço como na etiqueta, por exemplo 0.05.0312.A, usando o ponto decimal dos dígitos.</w:t>
       </w:r>
     </w:p>
     <w:p>
@@ -7504,7 +7544,7 @@
                 <w:sz w:val="17"/>
                 <w:szCs w:val="17"/>
               </w:rPr>
-              <w:t xml:space="preserve">Endereço de 8 dígitos, quantidade de 3 dígitos e botão. Usado nos andares 4 e 5 (quatro por estação) e nas zonas do baixo giro.</w:t>
+              <w:t xml:space="preserve">Endereço de 8 dígitos, quantidade de 3 dígitos e botão. Usado nos andares 4 e 5 (dois por estação, um por zona) e nas zonas do baixo giro (dois por lado do corredor).</w:t>
             </w:r>
           </w:p>
         </w:tc>
@@ -9560,7 +9600,7 @@
                 <w:sz w:val="18"/>
                 <w:szCs w:val="18"/>
               </w:rPr>
-              <w:t xml:space="preserve">R$ 356 mil</w:t>
+              <w:t xml:space="preserve">R$ 305 mil</w:t>
             </w:r>
           </w:p>
         </w:tc>
@@ -9592,7 +9632,7 @@
                 <w:sz w:val="18"/>
                 <w:szCs w:val="18"/>
               </w:rPr>
-              <w:t xml:space="preserve">R$ 383 mil</w:t>
+              <w:t xml:space="preserve">R$ 332 mil</w:t>
             </w:r>
           </w:p>
         </w:tc>
@@ -13007,7 +13047,7 @@
           <w:sz w:val="21"/>
           <w:szCs w:val="21"/>
         </w:rPr>
-        <w:t xml:space="preserve">Comandos: MOSTRAR (endereço em 8 caracteres + máscara dos pontos, quantidade, modo), APAGAR, PISCAR, LER_BOTOES, LER_STATUS (falhas por porta), AUTO_TESTE, IDENTIFICAR, MODO_CADASTRO e DEF_ENDERECO. O concentrador consulta todos os dispositivos a cada 50 ms.</w:t>
+        <w:t xml:space="preserve">Comandos: MOSTRAR (endereço em 8 caracteres + máscara dos pontos, quantidade, modo), APAGAR, PISCAR, SINAL_BG (liga a luz de baixo giro pela saída extra do nó do prédio 005), LER_BOTOES, LER_STATUS (falhas por porta), AUTO_TESTE, IDENTIFICAR, MODO_CADASTRO e DEF_ENDERECO. O concentrador consulta todos os dispositivos a cada 50 ms.</w:t>
       </w:r>
     </w:p>
     <w:p>
@@ -14315,7 +14355,7 @@
                 <w:sz w:val="18"/>
                 <w:szCs w:val="18"/>
               </w:rPr>
-              <w:t xml:space="preserve">4 + 8 = 12</w:t>
+              <w:t xml:space="preserve">2 + 4 = 6</w:t>
             </w:r>
           </w:p>
         </w:tc>
@@ -14347,7 +14387,7 @@
                 <w:sz w:val="18"/>
                 <w:szCs w:val="18"/>
               </w:rPr>
-              <w:t xml:space="preserve">24</w:t>
+              <w:t xml:space="preserve">12</w:t>
             </w:r>
           </w:p>
         </w:tc>
@@ -14379,7 +14419,137 @@
                 <w:sz w:val="18"/>
                 <w:szCs w:val="18"/>
               </w:rPr>
-              <w:t xml:space="preserve">485</w:t>
+              <w:t xml:space="preserve">251</w:t>
+            </w:r>
+          </w:p>
+        </w:tc>
+      </w:tr>
+      <w:tr>
+        <w:tc>
+          <w:tcPr>
+            <w:tcW w:type="dxa" w:w="3480"/>
+            <w:tcBorders>
+              <w:top w:val="single" w:color="BFC7D2" w:sz="4"/>
+              <w:left w:val="single" w:color="BFC7D2" w:sz="4"/>
+              <w:bottom w:val="single" w:color="BFC7D2" w:sz="4"/>
+              <w:right w:val="single" w:color="BFC7D2" w:sz="4"/>
+            </w:tcBorders>
+            <w:tcMar>
+              <w:top w:type="dxa" w:w="60"/>
+              <w:left w:type="dxa" w:w="100"/>
+              <w:bottom w:type="dxa" w:w="60"/>
+              <w:right w:type="dxa" w:w="100"/>
+            </w:tcMar>
+            <w:vAlign w:val="center"/>
+          </w:tcPr>
+          <w:p>
+            <w:pPr>
+              <w:jc w:val="left"/>
+            </w:pPr>
+            <w:r>
+              <w:rPr>
+                <w:rFonts w:ascii="Arial" w:cs="Arial" w:eastAsia="Arial" w:hAnsi="Arial"/>
+                <w:color w:val="1C2430"/>
+                <w:sz w:val="18"/>
+                <w:szCs w:val="18"/>
+              </w:rPr>
+              <w:t xml:space="preserve">Sinal de baixo giro</w:t>
+            </w:r>
+          </w:p>
+        </w:tc>
+        <w:tc>
+          <w:tcPr>
+            <w:tcW w:type="dxa" w:w="2142"/>
+            <w:tcBorders>
+              <w:top w:val="single" w:color="BFC7D2" w:sz="4"/>
+              <w:left w:val="single" w:color="BFC7D2" w:sz="4"/>
+              <w:bottom w:val="single" w:color="BFC7D2" w:sz="4"/>
+              <w:right w:val="single" w:color="BFC7D2" w:sz="4"/>
+            </w:tcBorders>
+            <w:tcMar>
+              <w:top w:type="dxa" w:w="60"/>
+              <w:left w:type="dxa" w:w="100"/>
+              <w:bottom w:type="dxa" w:w="60"/>
+              <w:right w:type="dxa" w:w="100"/>
+            </w:tcMar>
+            <w:vAlign w:val="center"/>
+          </w:tcPr>
+          <w:p>
+            <w:pPr>
+              <w:jc w:val="right"/>
+            </w:pPr>
+            <w:r>
+              <w:rPr>
+                <w:rFonts w:ascii="Arial" w:cs="Arial" w:eastAsia="Arial" w:hAnsi="Arial"/>
+                <w:color w:val="1C2430"/>
+                <w:sz w:val="18"/>
+                <w:szCs w:val="18"/>
+              </w:rPr>
+              <w:t xml:space="preserve">1</w:t>
+            </w:r>
+          </w:p>
+        </w:tc>
+        <w:tc>
+          <w:tcPr>
+            <w:tcW w:type="dxa" w:w="1874"/>
+            <w:tcBorders>
+              <w:top w:val="single" w:color="BFC7D2" w:sz="4"/>
+              <w:left w:val="single" w:color="BFC7D2" w:sz="4"/>
+              <w:bottom w:val="single" w:color="BFC7D2" w:sz="4"/>
+              <w:right w:val="single" w:color="BFC7D2" w:sz="4"/>
+            </w:tcBorders>
+            <w:tcMar>
+              <w:top w:type="dxa" w:w="60"/>
+              <w:left w:type="dxa" w:w="100"/>
+              <w:bottom w:type="dxa" w:w="60"/>
+              <w:right w:type="dxa" w:w="100"/>
+            </w:tcMar>
+            <w:vAlign w:val="center"/>
+          </w:tcPr>
+          <w:p>
+            <w:pPr>
+              <w:jc w:val="right"/>
+            </w:pPr>
+            <w:r>
+              <w:rPr>
+                <w:rFonts w:ascii="Arial" w:cs="Arial" w:eastAsia="Arial" w:hAnsi="Arial"/>
+                <w:color w:val="1C2430"/>
+                <w:sz w:val="18"/>
+                <w:szCs w:val="18"/>
+              </w:rPr>
+              <w:t xml:space="preserve">2</w:t>
+            </w:r>
+          </w:p>
+        </w:tc>
+        <w:tc>
+          <w:tcPr>
+            <w:tcW w:type="dxa" w:w="2142"/>
+            <w:tcBorders>
+              <w:top w:val="single" w:color="BFC7D2" w:sz="4"/>
+              <w:left w:val="single" w:color="BFC7D2" w:sz="4"/>
+              <w:bottom w:val="single" w:color="BFC7D2" w:sz="4"/>
+              <w:right w:val="single" w:color="BFC7D2" w:sz="4"/>
+            </w:tcBorders>
+            <w:tcMar>
+              <w:top w:type="dxa" w:w="60"/>
+              <w:left w:type="dxa" w:w="100"/>
+              <w:bottom w:type="dxa" w:w="60"/>
+              <w:right w:type="dxa" w:w="100"/>
+            </w:tcMar>
+            <w:vAlign w:val="center"/>
+          </w:tcPr>
+          <w:p>
+            <w:pPr>
+              <w:jc w:val="right"/>
+            </w:pPr>
+            <w:r>
+              <w:rPr>
+                <w:rFonts w:ascii="Arial" w:cs="Arial" w:eastAsia="Arial" w:hAnsi="Arial"/>
+                <w:color w:val="1C2430"/>
+                <w:sz w:val="18"/>
+                <w:szCs w:val="18"/>
+              </w:rPr>
+              <w:t xml:space="preserve">40</w:t>
             </w:r>
           </w:p>
         </w:tc>
@@ -15281,7 +15451,7 @@
                 <w:sz w:val="18"/>
                 <w:szCs w:val="18"/>
               </w:rPr>
-              <w:t xml:space="preserve">Cerca de R$ 260 mil</w:t>
+              <w:t xml:space="preserve">Cerca de R$ 222 mil</w:t>
             </w:r>
           </w:p>
         </w:tc>
@@ -15313,7 +15483,7 @@
                 <w:sz w:val="18"/>
                 <w:szCs w:val="18"/>
               </w:rPr>
-              <w:t xml:space="preserve">Cerca de R$ 263 mil; o cabo de força extra custa mais do que os reguladores economizados</w:t>
+              <w:t xml:space="preserve">Cerca de R$ 227 mil; o cabo de força extra custa mais do que os reguladores economizados</w:t>
             </w:r>
           </w:p>
         </w:tc>
@@ -16657,7 +16827,7 @@
                 <w:sz w:val="18"/>
                 <w:szCs w:val="18"/>
               </w:rPr>
-              <w:t xml:space="preserve">R$ 16.431</w:t>
+              <w:t xml:space="preserve">R$ 14.511</w:t>
             </w:r>
           </w:p>
         </w:tc>
@@ -16689,7 +16859,7 @@
                 <w:sz w:val="18"/>
                 <w:szCs w:val="18"/>
               </w:rPr>
-              <w:t xml:space="preserve">R$ 260.373</w:t>
+              <w:t xml:space="preserve">R$ 222.483</w:t>
             </w:r>
           </w:p>
         </w:tc>
@@ -16721,7 +16891,7 @@
                 <w:sz w:val="18"/>
                 <w:szCs w:val="18"/>
               </w:rPr>
-              <w:t xml:space="preserve">R$ 6.509</w:t>
+              <w:t xml:space="preserve">R$ 5.562</w:t>
             </w:r>
           </w:p>
         </w:tc>
@@ -16787,7 +16957,7 @@
                 <w:sz w:val="18"/>
                 <w:szCs w:val="18"/>
               </w:rPr>
-              <w:t xml:space="preserve">R$ 16.548</w:t>
+              <w:t xml:space="preserve">R$ 14.732</w:t>
             </w:r>
           </w:p>
         </w:tc>
@@ -16819,7 +16989,7 @@
                 <w:sz w:val="18"/>
                 <w:szCs w:val="18"/>
               </w:rPr>
-              <w:t xml:space="preserve">R$ 262.970</w:t>
+              <w:t xml:space="preserve">R$ 227.135</w:t>
             </w:r>
           </w:p>
         </w:tc>
@@ -16851,7 +17021,7 @@
                 <w:sz w:val="18"/>
                 <w:szCs w:val="18"/>
               </w:rPr>
-              <w:t xml:space="preserve">R$ 6.574</w:t>
+              <w:t xml:space="preserve">R$ 5.678</w:t>
             </w:r>
           </w:p>
         </w:tc>
@@ -16917,7 +17087,7 @@
                 <w:sz w:val="18"/>
                 <w:szCs w:val="18"/>
               </w:rPr>
-              <w:t xml:space="preserve">R$ 21.806</w:t>
+              <w:t xml:space="preserve">R$ 19.211</w:t>
             </w:r>
           </w:p>
         </w:tc>
@@ -16949,7 +17119,7 @@
                 <w:sz w:val="18"/>
                 <w:szCs w:val="18"/>
               </w:rPr>
-              <w:t xml:space="preserve">R$ 355.914</w:t>
+              <w:t xml:space="preserve">R$ 304.755</w:t>
             </w:r>
           </w:p>
         </w:tc>
@@ -16981,7 +17151,7 @@
                 <w:sz w:val="18"/>
                 <w:szCs w:val="18"/>
               </w:rPr>
-              <w:t xml:space="preserve">R$ 8.898</w:t>
+              <w:t xml:space="preserve">R$ 7.619</w:t>
             </w:r>
           </w:p>
         </w:tc>
@@ -17047,7 +17217,7 @@
                 <w:sz w:val="18"/>
                 <w:szCs w:val="18"/>
               </w:rPr>
-              <w:t xml:space="preserve">R$ 38.473</w:t>
+              <w:t xml:space="preserve">R$ 34.967</w:t>
             </w:r>
           </w:p>
         </w:tc>
@@ -17079,7 +17249,7 @@
                 <w:sz w:val="18"/>
                 <w:szCs w:val="18"/>
               </w:rPr>
-              <w:t xml:space="preserve">R$ 404.672</w:t>
+              <w:t xml:space="preserve">R$ 335.487</w:t>
             </w:r>
           </w:p>
         </w:tc>
@@ -17111,7 +17281,7 @@
                 <w:sz w:val="18"/>
                 <w:szCs w:val="18"/>
               </w:rPr>
-              <w:t xml:space="preserve">R$ 10.117</w:t>
+              <w:t xml:space="preserve">R$ 8.387</w:t>
             </w:r>
           </w:p>
         </w:tc>
@@ -17177,7 +17347,7 @@
                 <w:sz w:val="18"/>
                 <w:szCs w:val="18"/>
               </w:rPr>
-              <w:t xml:space="preserve">R$ 50.062</w:t>
+              <w:t xml:space="preserve">R$ 41.681</w:t>
             </w:r>
           </w:p>
         </w:tc>
@@ -17209,7 +17379,7 @@
                 <w:sz w:val="18"/>
                 <w:szCs w:val="18"/>
               </w:rPr>
-              <w:t xml:space="preserve">R$ 928.695</w:t>
+              <w:t xml:space="preserve">R$ 763.125</w:t>
             </w:r>
           </w:p>
         </w:tc>
@@ -17241,7 +17411,7 @@
                 <w:sz w:val="18"/>
                 <w:szCs w:val="18"/>
               </w:rPr>
-              <w:t xml:space="preserve">R$ 23.217</w:t>
+              <w:t xml:space="preserve">R$ 19.078</w:t>
             </w:r>
           </w:p>
         </w:tc>
@@ -17307,7 +17477,7 @@
                 <w:sz w:val="18"/>
                 <w:szCs w:val="18"/>
               </w:rPr>
-              <w:t xml:space="preserve">R$ 23.566</w:t>
+              <w:t xml:space="preserve">R$ 20.971</w:t>
             </w:r>
           </w:p>
         </w:tc>
@@ -17339,7 +17509,7 @@
                 <w:sz w:val="18"/>
                 <w:szCs w:val="18"/>
               </w:rPr>
-              <w:t xml:space="preserve">R$ 388.954</w:t>
+              <w:t xml:space="preserve">R$ 337.795</w:t>
             </w:r>
           </w:p>
         </w:tc>
@@ -17371,7 +17541,7 @@
                 <w:sz w:val="18"/>
                 <w:szCs w:val="18"/>
               </w:rPr>
-              <w:t xml:space="preserve">R$ 9.724</w:t>
+              <w:t xml:space="preserve">R$ 8.445</w:t>
             </w:r>
           </w:p>
         </w:tc>
@@ -17437,7 +17607,7 @@
                 <w:sz w:val="18"/>
                 <w:szCs w:val="18"/>
               </w:rPr>
-              <w:t xml:space="preserve">R$ 23.144</w:t>
+              <w:t xml:space="preserve">R$ 20.550</w:t>
             </w:r>
           </w:p>
         </w:tc>
@@ -17469,7 +17639,7 @@
                 <w:sz w:val="18"/>
                 <w:szCs w:val="18"/>
               </w:rPr>
-              <w:t xml:space="preserve">R$ 382.682</w:t>
+              <w:t xml:space="preserve">R$ 331.524</w:t>
             </w:r>
           </w:p>
         </w:tc>
@@ -17501,7 +17671,7 @@
                 <w:sz w:val="18"/>
                 <w:szCs w:val="18"/>
               </w:rPr>
-              <w:t xml:space="preserve">R$ 9.567</w:t>
+              <w:t xml:space="preserve">R$ 8.288</w:t>
             </w:r>
           </w:p>
         </w:tc>
@@ -17543,7 +17713,7 @@
           <w:sz w:val="21"/>
           <w:szCs w:val="21"/>
         </w:rPr>
-        <w:t xml:space="preserve">Com 10% de contingência sobre o hardware e somando o software, o investimento total fica em cerca de R$ 510 mil na Arquitetura A e R$ 531 mil na B2.</w:t>
+        <w:t xml:space="preserve">Com 10% de contingência sobre o hardware e somando o software, o investimento total fica em cerca de R$ 454 mil na Arquitetura A e R$ 475 mil na B2.</w:t>
       </w:r>
     </w:p>
     <w:p>
@@ -20764,41 +20934,41 @@
                 <w:sz w:val="16"/>
                 <w:szCs w:val="16"/>
               </w:rPr>
+              <w:t xml:space="preserve">2</w:t>
+            </w:r>
+          </w:p>
+        </w:tc>
+        <w:tc>
+          <w:tcPr>
+            <w:tcW w:type="dxa" w:w="832"/>
+            <w:tcBorders>
+              <w:top w:val="single" w:color="BFC7D2" w:sz="4"/>
+              <w:left w:val="single" w:color="BFC7D2" w:sz="4"/>
+              <w:bottom w:val="single" w:color="BFC7D2" w:sz="4"/>
+              <w:right w:val="single" w:color="BFC7D2" w:sz="4"/>
+            </w:tcBorders>
+            <w:tcMar>
+              <w:top w:type="dxa" w:w="60"/>
+              <w:left w:type="dxa" w:w="100"/>
+              <w:bottom w:type="dxa" w:w="60"/>
+              <w:right w:type="dxa" w:w="100"/>
+            </w:tcMar>
+            <w:vAlign w:val="center"/>
+          </w:tcPr>
+          <w:p>
+            <w:pPr>
+              <w:jc w:val="right"/>
+            </w:pPr>
+            <w:r>
+              <w:rPr>
+                <w:rFonts w:ascii="Arial" w:cs="Arial" w:eastAsia="Arial" w:hAnsi="Arial"/>
+                <w:b w:val="false"/>
+                <w:bCs w:val="false"/>
+                <w:color w:val="1C2430"/>
+                <w:sz w:val="16"/>
+                <w:szCs w:val="16"/>
+              </w:rPr>
               <w:t xml:space="preserve">4</w:t>
-            </w:r>
-          </w:p>
-        </w:tc>
-        <w:tc>
-          <w:tcPr>
-            <w:tcW w:type="dxa" w:w="832"/>
-            <w:tcBorders>
-              <w:top w:val="single" w:color="BFC7D2" w:sz="4"/>
-              <w:left w:val="single" w:color="BFC7D2" w:sz="4"/>
-              <w:bottom w:val="single" w:color="BFC7D2" w:sz="4"/>
-              <w:right w:val="single" w:color="BFC7D2" w:sz="4"/>
-            </w:tcBorders>
-            <w:tcMar>
-              <w:top w:type="dxa" w:w="60"/>
-              <w:left w:type="dxa" w:w="100"/>
-              <w:bottom w:type="dxa" w:w="60"/>
-              <w:right w:type="dxa" w:w="100"/>
-            </w:tcMar>
-            <w:vAlign w:val="center"/>
-          </w:tcPr>
-          <w:p>
-            <w:pPr>
-              <w:jc w:val="right"/>
-            </w:pPr>
-            <w:r>
-              <w:rPr>
-                <w:rFonts w:ascii="Arial" w:cs="Arial" w:eastAsia="Arial" w:hAnsi="Arial"/>
-                <w:b w:val="false"/>
-                <w:bCs w:val="false"/>
-                <w:color w:val="1C2430"/>
-                <w:sz w:val="16"/>
-                <w:szCs w:val="16"/>
-              </w:rPr>
-              <w:t xml:space="preserve">8</w:t>
             </w:r>
           </w:p>
         </w:tc>
@@ -21072,7 +21242,7 @@
                 <w:sz w:val="16"/>
                 <w:szCs w:val="16"/>
               </w:rPr>
-              <w:t xml:space="preserve">8</w:t>
+              <w:t xml:space="preserve">4</w:t>
             </w:r>
           </w:p>
         </w:tc>
@@ -21106,7 +21276,7 @@
                 <w:sz w:val="16"/>
                 <w:szCs w:val="16"/>
               </w:rPr>
-              <w:t xml:space="preserve">12</w:t>
+              <w:t xml:space="preserve">6</w:t>
             </w:r>
           </w:p>
         </w:tc>
@@ -21380,7 +21550,7 @@
                 <w:sz w:val="16"/>
                 <w:szCs w:val="16"/>
               </w:rPr>
-              <w:t xml:space="preserve">8</w:t>
+              <w:t xml:space="preserve">4</w:t>
             </w:r>
           </w:p>
         </w:tc>
@@ -21414,7 +21584,7 @@
                 <w:sz w:val="16"/>
                 <w:szCs w:val="16"/>
               </w:rPr>
-              <w:t xml:space="preserve">12</w:t>
+              <w:t xml:space="preserve">6</w:t>
             </w:r>
           </w:p>
         </w:tc>
@@ -21688,7 +21858,7 @@
                 <w:sz w:val="16"/>
                 <w:szCs w:val="16"/>
               </w:rPr>
-              <w:t xml:space="preserve">8</w:t>
+              <w:t xml:space="preserve">4</w:t>
             </w:r>
           </w:p>
         </w:tc>
@@ -21722,7 +21892,7 @@
                 <w:sz w:val="16"/>
                 <w:szCs w:val="16"/>
               </w:rPr>
-              <w:t xml:space="preserve">12</w:t>
+              <w:t xml:space="preserve">6</w:t>
             </w:r>
           </w:p>
         </w:tc>
@@ -21996,7 +22166,7 @@
                 <w:sz w:val="16"/>
                 <w:szCs w:val="16"/>
               </w:rPr>
-              <w:t xml:space="preserve">8</w:t>
+              <w:t xml:space="preserve">4</w:t>
             </w:r>
           </w:p>
         </w:tc>
@@ -22030,7 +22200,7 @@
                 <w:sz w:val="16"/>
                 <w:szCs w:val="16"/>
               </w:rPr>
-              <w:t xml:space="preserve">12</w:t>
+              <w:t xml:space="preserve">6</w:t>
             </w:r>
           </w:p>
         </w:tc>
@@ -22304,7 +22474,7 @@
                 <w:sz w:val="16"/>
                 <w:szCs w:val="16"/>
               </w:rPr>
-              <w:t xml:space="preserve">8</w:t>
+              <w:t xml:space="preserve">4</w:t>
             </w:r>
           </w:p>
         </w:tc>
@@ -22338,7 +22508,7 @@
                 <w:sz w:val="16"/>
                 <w:szCs w:val="16"/>
               </w:rPr>
-              <w:t xml:space="preserve">12</w:t>
+              <w:t xml:space="preserve">6</w:t>
             </w:r>
           </w:p>
         </w:tc>
@@ -22612,7 +22782,7 @@
                 <w:sz w:val="16"/>
                 <w:szCs w:val="16"/>
               </w:rPr>
-              <w:t xml:space="preserve">9</w:t>
+              <w:t xml:space="preserve">5</w:t>
             </w:r>
           </w:p>
         </w:tc>
@@ -22646,7 +22816,7 @@
                 <w:sz w:val="16"/>
                 <w:szCs w:val="16"/>
               </w:rPr>
-              <w:t xml:space="preserve">13</w:t>
+              <w:t xml:space="preserve">7</w:t>
             </w:r>
           </w:p>
         </w:tc>
@@ -22920,7 +23090,7 @@
                 <w:sz w:val="16"/>
                 <w:szCs w:val="16"/>
               </w:rPr>
-              <w:t xml:space="preserve">9</w:t>
+              <w:t xml:space="preserve">5</w:t>
             </w:r>
           </w:p>
         </w:tc>
@@ -22954,7 +23124,7 @@
                 <w:sz w:val="16"/>
                 <w:szCs w:val="16"/>
               </w:rPr>
-              <w:t xml:space="preserve">13</w:t>
+              <w:t xml:space="preserve">7</w:t>
             </w:r>
           </w:p>
         </w:tc>
@@ -23228,7 +23398,7 @@
                 <w:sz w:val="16"/>
                 <w:szCs w:val="16"/>
               </w:rPr>
-              <w:t xml:space="preserve">8</w:t>
+              <w:t xml:space="preserve">4</w:t>
             </w:r>
           </w:p>
         </w:tc>
@@ -23262,7 +23432,7 @@
                 <w:sz w:val="16"/>
                 <w:szCs w:val="16"/>
               </w:rPr>
-              <w:t xml:space="preserve">12</w:t>
+              <w:t xml:space="preserve">6</w:t>
             </w:r>
           </w:p>
         </w:tc>
@@ -23536,7 +23706,7 @@
                 <w:sz w:val="16"/>
                 <w:szCs w:val="16"/>
               </w:rPr>
-              <w:t xml:space="preserve">8</w:t>
+              <w:t xml:space="preserve">4</w:t>
             </w:r>
           </w:p>
         </w:tc>
@@ -23570,7 +23740,7 @@
                 <w:sz w:val="16"/>
                 <w:szCs w:val="16"/>
               </w:rPr>
-              <w:t xml:space="preserve">12</w:t>
+              <w:t xml:space="preserve">6</w:t>
             </w:r>
           </w:p>
         </w:tc>
@@ -23844,7 +24014,7 @@
                 <w:sz w:val="16"/>
                 <w:szCs w:val="16"/>
               </w:rPr>
-              <w:t xml:space="preserve">8</w:t>
+              <w:t xml:space="preserve">4</w:t>
             </w:r>
           </w:p>
         </w:tc>
@@ -23878,7 +24048,7 @@
                 <w:sz w:val="16"/>
                 <w:szCs w:val="16"/>
               </w:rPr>
-              <w:t xml:space="preserve">12</w:t>
+              <w:t xml:space="preserve">6</w:t>
             </w:r>
           </w:p>
         </w:tc>
@@ -24152,7 +24322,7 @@
                 <w:sz w:val="16"/>
                 <w:szCs w:val="16"/>
               </w:rPr>
-              <w:t xml:space="preserve">8</w:t>
+              <w:t xml:space="preserve">4</w:t>
             </w:r>
           </w:p>
         </w:tc>
@@ -24186,7 +24356,7 @@
                 <w:sz w:val="16"/>
                 <w:szCs w:val="16"/>
               </w:rPr>
-              <w:t xml:space="preserve">12</w:t>
+              <w:t xml:space="preserve">6</w:t>
             </w:r>
           </w:p>
         </w:tc>
@@ -24460,7 +24630,7 @@
                 <w:sz w:val="16"/>
                 <w:szCs w:val="16"/>
               </w:rPr>
-              <w:t xml:space="preserve">9</w:t>
+              <w:t xml:space="preserve">5</w:t>
             </w:r>
           </w:p>
         </w:tc>
@@ -24494,7 +24664,7 @@
                 <w:sz w:val="16"/>
                 <w:szCs w:val="16"/>
               </w:rPr>
-              <w:t xml:space="preserve">13</w:t>
+              <w:t xml:space="preserve">7</w:t>
             </w:r>
           </w:p>
         </w:tc>
@@ -24768,7 +24938,7 @@
                 <w:sz w:val="16"/>
                 <w:szCs w:val="16"/>
               </w:rPr>
-              <w:t xml:space="preserve">9</w:t>
+              <w:t xml:space="preserve">5</w:t>
             </w:r>
           </w:p>
         </w:tc>
@@ -24802,7 +24972,7 @@
                 <w:sz w:val="16"/>
                 <w:szCs w:val="16"/>
               </w:rPr>
-              <w:t xml:space="preserve">13</w:t>
+              <w:t xml:space="preserve">7</w:t>
             </w:r>
           </w:p>
         </w:tc>
@@ -25076,7 +25246,7 @@
                 <w:sz w:val="16"/>
                 <w:szCs w:val="16"/>
               </w:rPr>
-              <w:t xml:space="preserve">8</w:t>
+              <w:t xml:space="preserve">4</w:t>
             </w:r>
           </w:p>
         </w:tc>
@@ -25110,7 +25280,7 @@
                 <w:sz w:val="16"/>
                 <w:szCs w:val="16"/>
               </w:rPr>
-              <w:t xml:space="preserve">12</w:t>
+              <w:t xml:space="preserve">6</w:t>
             </w:r>
           </w:p>
         </w:tc>
@@ -25384,7 +25554,7 @@
                 <w:sz w:val="16"/>
                 <w:szCs w:val="16"/>
               </w:rPr>
-              <w:t xml:space="preserve">8</w:t>
+              <w:t xml:space="preserve">4</w:t>
             </w:r>
           </w:p>
         </w:tc>
@@ -25418,7 +25588,7 @@
                 <w:sz w:val="16"/>
                 <w:szCs w:val="16"/>
               </w:rPr>
-              <w:t xml:space="preserve">12</w:t>
+              <w:t xml:space="preserve">6</w:t>
             </w:r>
           </w:p>
         </w:tc>
@@ -25692,7 +25862,7 @@
                 <w:sz w:val="16"/>
                 <w:szCs w:val="16"/>
               </w:rPr>
-              <w:t xml:space="preserve">8</w:t>
+              <w:t xml:space="preserve">4</w:t>
             </w:r>
           </w:p>
         </w:tc>
@@ -25726,7 +25896,7 @@
                 <w:sz w:val="16"/>
                 <w:szCs w:val="16"/>
               </w:rPr>
-              <w:t xml:space="preserve">12</w:t>
+              <w:t xml:space="preserve">6</w:t>
             </w:r>
           </w:p>
         </w:tc>
@@ -26000,7 +26170,7 @@
                 <w:sz w:val="16"/>
                 <w:szCs w:val="16"/>
               </w:rPr>
-              <w:t xml:space="preserve">8</w:t>
+              <w:t xml:space="preserve">4</w:t>
             </w:r>
           </w:p>
         </w:tc>
@@ -26034,7 +26204,7 @@
                 <w:sz w:val="16"/>
                 <w:szCs w:val="16"/>
               </w:rPr>
-              <w:t xml:space="preserve">12</w:t>
+              <w:t xml:space="preserve">6</w:t>
             </w:r>
           </w:p>
         </w:tc>
@@ -26308,7 +26478,7 @@
                 <w:sz w:val="16"/>
                 <w:szCs w:val="16"/>
               </w:rPr>
-              <w:t xml:space="preserve">8</w:t>
+              <w:t xml:space="preserve">4</w:t>
             </w:r>
           </w:p>
         </w:tc>
@@ -26342,7 +26512,7 @@
                 <w:sz w:val="16"/>
                 <w:szCs w:val="16"/>
               </w:rPr>
-              <w:t xml:space="preserve">12</w:t>
+              <w:t xml:space="preserve">6</w:t>
             </w:r>
           </w:p>
         </w:tc>
@@ -26650,7 +26820,7 @@
                 <w:sz w:val="16"/>
                 <w:szCs w:val="16"/>
               </w:rPr>
-              <w:t xml:space="preserve">5</w:t>
+              <w:t xml:space="preserve">3</w:t>
             </w:r>
           </w:p>
         </w:tc>
@@ -26924,7 +27094,7 @@
                 <w:sz w:val="16"/>
                 <w:szCs w:val="16"/>
               </w:rPr>
-              <w:t xml:space="preserve">8</w:t>
+              <w:t xml:space="preserve">4</w:t>
             </w:r>
           </w:p>
         </w:tc>
@@ -26958,7 +27128,7 @@
                 <w:sz w:val="16"/>
                 <w:szCs w:val="16"/>
               </w:rPr>
-              <w:t xml:space="preserve">12</w:t>
+              <w:t xml:space="preserve">6</w:t>
             </w:r>
           </w:p>
         </w:tc>
@@ -27232,7 +27402,7 @@
                 <w:sz w:val="16"/>
                 <w:szCs w:val="16"/>
               </w:rPr>
-              <w:t xml:space="preserve">8</w:t>
+              <w:t xml:space="preserve">4</w:t>
             </w:r>
           </w:p>
         </w:tc>
@@ -27266,7 +27436,7 @@
                 <w:sz w:val="16"/>
                 <w:szCs w:val="16"/>
               </w:rPr>
-              <w:t xml:space="preserve">12</w:t>
+              <w:t xml:space="preserve">6</w:t>
             </w:r>
           </w:p>
         </w:tc>
@@ -27540,7 +27710,7 @@
                 <w:sz w:val="16"/>
                 <w:szCs w:val="16"/>
               </w:rPr>
-              <w:t xml:space="preserve">8</w:t>
+              <w:t xml:space="preserve">4</w:t>
             </w:r>
           </w:p>
         </w:tc>
@@ -27574,7 +27744,7 @@
                 <w:sz w:val="16"/>
                 <w:szCs w:val="16"/>
               </w:rPr>
-              <w:t xml:space="preserve">12</w:t>
+              <w:t xml:space="preserve">6</w:t>
             </w:r>
           </w:p>
         </w:tc>
@@ -27848,7 +28018,7 @@
                 <w:sz w:val="16"/>
                 <w:szCs w:val="16"/>
               </w:rPr>
-              <w:t xml:space="preserve">8</w:t>
+              <w:t xml:space="preserve">4</w:t>
             </w:r>
           </w:p>
         </w:tc>
@@ -27882,7 +28052,7 @@
                 <w:sz w:val="16"/>
                 <w:szCs w:val="16"/>
               </w:rPr>
-              <w:t xml:space="preserve">12</w:t>
+              <w:t xml:space="preserve">6</w:t>
             </w:r>
           </w:p>
         </w:tc>
@@ -28156,7 +28326,7 @@
                 <w:sz w:val="16"/>
                 <w:szCs w:val="16"/>
               </w:rPr>
-              <w:t xml:space="preserve">8</w:t>
+              <w:t xml:space="preserve">4</w:t>
             </w:r>
           </w:p>
         </w:tc>
@@ -28190,7 +28360,7 @@
                 <w:sz w:val="16"/>
                 <w:szCs w:val="16"/>
               </w:rPr>
-              <w:t xml:space="preserve">12</w:t>
+              <w:t xml:space="preserve">6</w:t>
             </w:r>
           </w:p>
         </w:tc>
@@ -28464,7 +28634,7 @@
                 <w:sz w:val="16"/>
                 <w:szCs w:val="16"/>
               </w:rPr>
-              <w:t xml:space="preserve">8</w:t>
+              <w:t xml:space="preserve">4</w:t>
             </w:r>
           </w:p>
         </w:tc>
@@ -28498,7 +28668,7 @@
                 <w:sz w:val="16"/>
                 <w:szCs w:val="16"/>
               </w:rPr>
-              <w:t xml:space="preserve">12</w:t>
+              <w:t xml:space="preserve">6</w:t>
             </w:r>
           </w:p>
         </w:tc>
@@ -28772,7 +28942,7 @@
                 <w:sz w:val="16"/>
                 <w:szCs w:val="16"/>
               </w:rPr>
-              <w:t xml:space="preserve">11</w:t>
+              <w:t xml:space="preserve">7</w:t>
             </w:r>
           </w:p>
         </w:tc>
@@ -28806,7 +28976,7 @@
                 <w:sz w:val="16"/>
                 <w:szCs w:val="16"/>
               </w:rPr>
-              <w:t xml:space="preserve">15</w:t>
+              <w:t xml:space="preserve">9</w:t>
             </w:r>
           </w:p>
         </w:tc>
@@ -29080,7 +29250,7 @@
                 <w:sz w:val="16"/>
                 <w:szCs w:val="16"/>
               </w:rPr>
-              <w:t xml:space="preserve">11</w:t>
+              <w:t xml:space="preserve">7</w:t>
             </w:r>
           </w:p>
         </w:tc>
@@ -29114,7 +29284,7 @@
                 <w:sz w:val="16"/>
                 <w:szCs w:val="16"/>
               </w:rPr>
-              <w:t xml:space="preserve">15</w:t>
+              <w:t xml:space="preserve">9</w:t>
             </w:r>
           </w:p>
         </w:tc>
@@ -29388,7 +29558,7 @@
                 <w:sz w:val="16"/>
                 <w:szCs w:val="16"/>
               </w:rPr>
-              <w:t xml:space="preserve">8</w:t>
+              <w:t xml:space="preserve">4</w:t>
             </w:r>
           </w:p>
         </w:tc>
@@ -29422,7 +29592,7 @@
                 <w:sz w:val="16"/>
                 <w:szCs w:val="16"/>
               </w:rPr>
-              <w:t xml:space="preserve">12</w:t>
+              <w:t xml:space="preserve">6</w:t>
             </w:r>
           </w:p>
         </w:tc>
@@ -29696,7 +29866,7 @@
                 <w:sz w:val="16"/>
                 <w:szCs w:val="16"/>
               </w:rPr>
-              <w:t xml:space="preserve">8</w:t>
+              <w:t xml:space="preserve">4</w:t>
             </w:r>
           </w:p>
         </w:tc>
@@ -29730,7 +29900,7 @@
                 <w:sz w:val="16"/>
                 <w:szCs w:val="16"/>
               </w:rPr>
-              <w:t xml:space="preserve">12</w:t>
+              <w:t xml:space="preserve">6</w:t>
             </w:r>
           </w:p>
         </w:tc>
@@ -30004,7 +30174,7 @@
                 <w:sz w:val="16"/>
                 <w:szCs w:val="16"/>
               </w:rPr>
-              <w:t xml:space="preserve">8</w:t>
+              <w:t xml:space="preserve">4</w:t>
             </w:r>
           </w:p>
         </w:tc>
@@ -30038,7 +30208,7 @@
                 <w:sz w:val="16"/>
                 <w:szCs w:val="16"/>
               </w:rPr>
-              <w:t xml:space="preserve">12</w:t>
+              <w:t xml:space="preserve">6</w:t>
             </w:r>
           </w:p>
         </w:tc>
@@ -30312,7 +30482,7 @@
                 <w:sz w:val="16"/>
                 <w:szCs w:val="16"/>
               </w:rPr>
-              <w:t xml:space="preserve">8</w:t>
+              <w:t xml:space="preserve">4</w:t>
             </w:r>
           </w:p>
         </w:tc>
@@ -30346,7 +30516,7 @@
                 <w:sz w:val="16"/>
                 <w:szCs w:val="16"/>
               </w:rPr>
-              <w:t xml:space="preserve">12</w:t>
+              <w:t xml:space="preserve">6</w:t>
             </w:r>
           </w:p>
         </w:tc>
@@ -30620,7 +30790,7 @@
                 <w:sz w:val="16"/>
                 <w:szCs w:val="16"/>
               </w:rPr>
-              <w:t xml:space="preserve">11</w:t>
+              <w:t xml:space="preserve">7</w:t>
             </w:r>
           </w:p>
         </w:tc>
@@ -30654,7 +30824,7 @@
                 <w:sz w:val="16"/>
                 <w:szCs w:val="16"/>
               </w:rPr>
-              <w:t xml:space="preserve">15</w:t>
+              <w:t xml:space="preserve">9</w:t>
             </w:r>
           </w:p>
         </w:tc>
@@ -30928,7 +31098,7 @@
                 <w:sz w:val="16"/>
                 <w:szCs w:val="16"/>
               </w:rPr>
-              <w:t xml:space="preserve">11</w:t>
+              <w:t xml:space="preserve">7</w:t>
             </w:r>
           </w:p>
         </w:tc>
@@ -30962,7 +31132,7 @@
                 <w:sz w:val="16"/>
                 <w:szCs w:val="16"/>
               </w:rPr>
-              <w:t xml:space="preserve">15</w:t>
+              <w:t xml:space="preserve">9</w:t>
             </w:r>
           </w:p>
         </w:tc>
@@ -31236,7 +31406,7 @@
                 <w:sz w:val="16"/>
                 <w:szCs w:val="16"/>
               </w:rPr>
-              <w:t xml:space="preserve">8</w:t>
+              <w:t xml:space="preserve">4</w:t>
             </w:r>
           </w:p>
         </w:tc>
@@ -31270,7 +31440,7 @@
                 <w:sz w:val="16"/>
                 <w:szCs w:val="16"/>
               </w:rPr>
-              <w:t xml:space="preserve">12</w:t>
+              <w:t xml:space="preserve">6</w:t>
             </w:r>
           </w:p>
         </w:tc>
@@ -31544,7 +31714,7 @@
                 <w:sz w:val="16"/>
                 <w:szCs w:val="16"/>
               </w:rPr>
-              <w:t xml:space="preserve">8</w:t>
+              <w:t xml:space="preserve">4</w:t>
             </w:r>
           </w:p>
         </w:tc>
@@ -31578,7 +31748,7 @@
                 <w:sz w:val="16"/>
                 <w:szCs w:val="16"/>
               </w:rPr>
-              <w:t xml:space="preserve">12</w:t>
+              <w:t xml:space="preserve">6</w:t>
             </w:r>
           </w:p>
         </w:tc>
@@ -31852,7 +32022,7 @@
                 <w:sz w:val="16"/>
                 <w:szCs w:val="16"/>
               </w:rPr>
-              <w:t xml:space="preserve">8</w:t>
+              <w:t xml:space="preserve">4</w:t>
             </w:r>
           </w:p>
         </w:tc>
@@ -31886,7 +32056,7 @@
                 <w:sz w:val="16"/>
                 <w:szCs w:val="16"/>
               </w:rPr>
-              <w:t xml:space="preserve">12</w:t>
+              <w:t xml:space="preserve">6</w:t>
             </w:r>
           </w:p>
         </w:tc>
@@ -32160,7 +32330,7 @@
                 <w:sz w:val="16"/>
                 <w:szCs w:val="16"/>
               </w:rPr>
-              <w:t xml:space="preserve">8</w:t>
+              <w:t xml:space="preserve">4</w:t>
             </w:r>
           </w:p>
         </w:tc>
@@ -32194,7 +32364,7 @@
                 <w:sz w:val="16"/>
                 <w:szCs w:val="16"/>
               </w:rPr>
-              <w:t xml:space="preserve">12</w:t>
+              <w:t xml:space="preserve">6</w:t>
             </w:r>
           </w:p>
         </w:tc>
@@ -32468,7 +32638,7 @@
                 <w:sz w:val="16"/>
                 <w:szCs w:val="16"/>
               </w:rPr>
-              <w:t xml:space="preserve">8</w:t>
+              <w:t xml:space="preserve">4</w:t>
             </w:r>
           </w:p>
         </w:tc>
@@ -32502,7 +32672,7 @@
                 <w:sz w:val="16"/>
                 <w:szCs w:val="16"/>
               </w:rPr>
-              <w:t xml:space="preserve">12</w:t>
+              <w:t xml:space="preserve">6</w:t>
             </w:r>
           </w:p>
         </w:tc>
@@ -32776,7 +32946,7 @@
                 <w:sz w:val="16"/>
                 <w:szCs w:val="16"/>
               </w:rPr>
-              <w:t xml:space="preserve">8</w:t>
+              <w:t xml:space="preserve">4</w:t>
             </w:r>
           </w:p>
         </w:tc>
@@ -32810,7 +32980,7 @@
                 <w:sz w:val="16"/>
                 <w:szCs w:val="16"/>
               </w:rPr>
-              <w:t xml:space="preserve">12</w:t>
+              <w:t xml:space="preserve">6</w:t>
             </w:r>
           </w:p>
         </w:tc>
@@ -33092,7 +33262,7 @@
                 <w:sz w:val="16"/>
                 <w:szCs w:val="16"/>
               </w:rPr>
-              <w:t xml:space="preserve">325</w:t>
+              <w:t xml:space="preserve">171</w:t>
             </w:r>
           </w:p>
         </w:tc>
@@ -33127,7 +33297,7 @@
                 <w:sz w:val="16"/>
                 <w:szCs w:val="16"/>
               </w:rPr>
-              <w:t xml:space="preserve">485</w:t>
+              <w:t xml:space="preserve">251</w:t>
             </w:r>
           </w:p>
         </w:tc>
@@ -33957,7 +34127,73 @@
                 <w:sz w:val="18"/>
                 <w:szCs w:val="18"/>
               </w:rPr>
-              <w:t xml:space="preserve">Grupo de cerca de três prédios do baixo giro com um display de endereço e quantidade.</w:t>
+              <w:t xml:space="preserve">Grupo de prédios com um display de endereço e quantidade: cerca de seis prédios no baixo giro e cinco nos andares 4 e 5 do alto giro.</w:t>
+            </w:r>
+          </w:p>
+        </w:tc>
+      </w:tr>
+      <w:tr>
+        <w:tc>
+          <w:tcPr>
+            <w:tcW w:type="dxa" w:w="2478"/>
+            <w:tcBorders>
+              <w:top w:val="single" w:color="BFC7D2" w:sz="4"/>
+              <w:left w:val="single" w:color="BFC7D2" w:sz="4"/>
+              <w:bottom w:val="single" w:color="BFC7D2" w:sz="4"/>
+              <w:right w:val="single" w:color="BFC7D2" w:sz="4"/>
+            </w:tcBorders>
+            <w:tcMar>
+              <w:top w:type="dxa" w:w="60"/>
+              <w:left w:type="dxa" w:w="100"/>
+              <w:bottom w:type="dxa" w:w="60"/>
+              <w:right w:type="dxa" w:w="100"/>
+            </w:tcMar>
+            <w:vAlign w:val="center"/>
+          </w:tcPr>
+          <w:p>
+            <w:pPr>
+              <w:jc w:val="left"/>
+            </w:pPr>
+            <w:r>
+              <w:rPr>
+                <w:rFonts w:ascii="Arial" w:cs="Arial" w:eastAsia="Arial" w:hAnsi="Arial"/>
+                <w:color w:val="1C2430"/>
+                <w:sz w:val="18"/>
+                <w:szCs w:val="18"/>
+              </w:rPr>
+              <w:t xml:space="preserve">Sinal de baixo giro</w:t>
+            </w:r>
+          </w:p>
+        </w:tc>
+        <w:tc>
+          <w:tcPr>
+            <w:tcW w:type="dxa" w:w="7160"/>
+            <w:tcBorders>
+              <w:top w:val="single" w:color="BFC7D2" w:sz="4"/>
+              <w:left w:val="single" w:color="BFC7D2" w:sz="4"/>
+              <w:bottom w:val="single" w:color="BFC7D2" w:sz="4"/>
+              <w:right w:val="single" w:color="BFC7D2" w:sz="4"/>
+            </w:tcBorders>
+            <w:tcMar>
+              <w:top w:type="dxa" w:w="60"/>
+              <w:left w:type="dxa" w:w="100"/>
+              <w:bottom w:type="dxa" w:w="60"/>
+              <w:right w:type="dxa" w:w="100"/>
+            </w:tcMar>
+            <w:vAlign w:val="center"/>
+          </w:tcPr>
+          <w:p>
+            <w:pPr>
+              <w:jc w:val="left"/>
+            </w:pPr>
+            <w:r>
+              <w:rPr>
+                <w:rFonts w:ascii="Arial" w:cs="Arial" w:eastAsia="Arial" w:hAnsi="Arial"/>
+                <w:color w:val="1C2430"/>
+                <w:sz w:val="18"/>
+                <w:szCs w:val="18"/>
+              </w:rPr>
+              <w:t xml:space="preserve">Luz âmbar na frente do operador que acende quando a caixa tem itens no corredor.</w:t>
             </w:r>
           </w:p>
         </w:tc>
@@ -34354,7 +34590,7 @@
         <w:sz w:val="16"/>
         <w:szCs w:val="16"/>
       </w:rPr>
-      <w:t xml:space="preserve">Projeto Pick-to-Light · Documento de Arquitetura · versão 1.3</w:t>
+      <w:t xml:space="preserve">Projeto Pick-to-Light · Documento de Arquitetura · versão 1.4</w:t>
     </w:r>
   </w:p>
 </w:hdr>

--- a/projeto/entregaveis/Arquitetura_PTL_Documento_Tecnico.docx
+++ b/projeto/entregaveis/Arquitetura_PTL_Documento_Tecnico.docx
@@ -314,7 +314,7 @@
                 <w:sz w:val="18"/>
                 <w:szCs w:val="18"/>
               </w:rPr>
-              <w:t xml:space="preserve">Piloto</w:t>
+              <w:t xml:space="preserve">Piloto (POC)</w:t>
             </w:r>
           </w:p>
         </w:tc>
@@ -346,7 +346,7 @@
                 <w:sz w:val="18"/>
                 <w:szCs w:val="18"/>
               </w:rPr>
-              <w:t xml:space="preserve">Estações 05 (Medicamento) e 27 (Perfumaria)</w:t>
+              <w:t xml:space="preserve">Estações 04 (Medicamento) e 27 (Perfumaria), depois de uma bancada de testes</w:t>
             </w:r>
           </w:p>
         </w:tc>
@@ -745,7 +745,7 @@
           <w:sz w:val="21"/>
           <w:szCs w:val="21"/>
         </w:rPr>
-        <w:t xml:space="preserve">Orçamento do piloto (estações 05 e 27) e da operação completa (40 estações), em 12 V e em 5 V.</w:t>
+        <w:t xml:space="preserve">Orçamento da POC (bancada + estações 04 e 27) e da operação completa (40 estações), em 12 V e em 5 V.</w:t>
       </w:r>
     </w:p>
     <w:p>
@@ -4676,26 +4676,6 @@
           <w:sz w:val="21"/>
           <w:szCs w:val="21"/>
         </w:rPr>
-        <w:t xml:space="preserve">Opcional: um LED guia no topo de cada prédio, que acende a coluna do item atual da zona. Custa cerca de R$ 1.000 para a operação toda.</w:t>
-      </w:r>
-    </w:p>
-    <w:p>
-      <w:pPr>
-        <w:pStyle w:val="ListParagraph"/>
-        <w:numPr>
-          <w:ilvl w:val="0"/>
-          <w:numId w:val="2"/>
-        </w:numPr>
-        <w:spacing w:after="60" w:line="290"/>
-      </w:pPr>
-      <w:r>
-        <w:rPr>
-          <w:rFonts w:ascii="Arial" w:cs="Arial" w:eastAsia="Arial" w:hAnsi="Arial"/>
-          <w:b w:val="false"/>
-          <w:bCs w:val="false"/>
-          <w:sz w:val="21"/>
-          <w:szCs w:val="21"/>
-        </w:rPr>
         <w:t xml:space="preserve">O número de zonas por lado é configurável e pode mudar depois do piloto, conforme a produtividade.</w:t>
       </w:r>
     </w:p>
@@ -13994,7 +13974,7 @@
                 <w:sz w:val="18"/>
                 <w:szCs w:val="18"/>
               </w:rPr>
-              <w:t xml:space="preserve">Piloto (05 e 27)</w:t>
+              <w:t xml:space="preserve">Piloto (04 e 27)</w:t>
             </w:r>
           </w:p>
         </w:tc>
@@ -15019,7 +14999,7 @@
           <w:sz w:val="21"/>
           <w:szCs w:val="21"/>
         </w:rPr>
-        <w:t xml:space="preserve">Fonte Mean Well LRS-150-12 (12 V, 12,5 A). A estação consome cerca de 1,5 A, o que deixa folga para os LEDs guia e para ampliações.</w:t>
+        <w:t xml:space="preserve">Fonte Mean Well LRS-150-12 (12 V, 12,5 A). A estação consome cerca de 1,5 A, o que deixa folga para ampliações.</w:t>
       </w:r>
     </w:p>
     <w:p>
@@ -16691,7 +16671,7 @@
                 <w:sz w:val="18"/>
                 <w:szCs w:val="18"/>
               </w:rPr>
-              <w:t xml:space="preserve">Piloto (05 e 27)</w:t>
+              <w:t xml:space="preserve">Piloto (04 e 27)</w:t>
             </w:r>
           </w:p>
         </w:tc>
@@ -18093,7 +18073,7 @@
                 <w:sz w:val="18"/>
                 <w:szCs w:val="18"/>
               </w:rPr>
-              <w:t xml:space="preserve">2. Piloto</w:t>
+              <w:t xml:space="preserve">2. POC</w:t>
             </w:r>
           </w:p>
         </w:tc>
@@ -18125,7 +18105,7 @@
                 <w:sz w:val="18"/>
                 <w:szCs w:val="18"/>
               </w:rPr>
-              <w:t xml:space="preserve">Estações 05 e 27 completas, app do coletor e painel; medição do tempo por caixa antes e depois</w:t>
+              <w:t xml:space="preserve">Bancada (3 a 4 semanas) e depois as estações 04 e 27 completas, app do coletor e interface de controle; medição do tempo por caixa antes e depois. Hardware: cerca de R$ 22,5 mil com contingência (aba POC)</w:t>
             </w:r>
           </w:p>
         </w:tc>
@@ -18157,7 +18137,7 @@
                 <w:sz w:val="18"/>
                 <w:szCs w:val="18"/>
               </w:rPr>
-              <w:t xml:space="preserve">6 a 8 semanas</w:t>
+              <w:t xml:space="preserve">cerca de 10 semanas</w:t>
             </w:r>
           </w:p>
         </w:tc>

--- a/projeto/entregaveis/Arquitetura_PTL_Documento_Tecnico.docx
+++ b/projeto/entregaveis/Arquitetura_PTL_Documento_Tecnico.docx
@@ -168,7 +168,7 @@
                 <w:sz w:val="18"/>
                 <w:szCs w:val="18"/>
               </w:rPr>
-              <w:t xml:space="preserve">Arquiteturas</w:t>
+              <w:t xml:space="preserve">Arquitetura</w:t>
             </w:r>
           </w:p>
         </w:tc>
@@ -200,21 +200,21 @@
                 <w:sz w:val="18"/>
                 <w:szCs w:val="18"/>
               </w:rPr>
-              <w:t xml:space="preserve">A: coletor de dados, concentrador e displays</w:t>
-            </w:r>
-          </w:p>
-          <w:p>
-            <w:pPr>
-              <w:jc w:val="left"/>
-            </w:pPr>
-            <w:r>
-              <w:rPr>
-                <w:rFonts w:ascii="Arial" w:cs="Arial" w:eastAsia="Arial" w:hAnsi="Arial"/>
-                <w:color w:val="1C2430"/>
-                <w:sz w:val="18"/>
-                <w:szCs w:val="18"/>
-              </w:rPr>
-              <w:t xml:space="preserve">B: identificação por RFID, concentrador e displays</w:t>
+              <w:t xml:space="preserve">A: coletor de dados, concentrador e displays (POC e implantação)</w:t>
+            </w:r>
+          </w:p>
+          <w:p>
+            <w:pPr>
+              <w:jc w:val="left"/>
+            </w:pPr>
+            <w:r>
+              <w:rPr>
+                <w:rFonts w:ascii="Arial" w:cs="Arial" w:eastAsia="Arial" w:hAnsi="Arial"/>
+                <w:color w:val="1C2430"/>
+                <w:sz w:val="18"/>
+                <w:szCs w:val="18"/>
+              </w:rPr>
+              <w:t xml:space="preserve">Melhoria futura: identificação por RFID com pulseira</w:t>
             </w:r>
           </w:p>
         </w:tc>
@@ -478,7 +478,7 @@
                 <w:sz w:val="18"/>
                 <w:szCs w:val="18"/>
               </w:rPr>
-              <w:t xml:space="preserve">1.4, de 26/10/2026 (2 zonas por lado, andares 4-5 sob a separação, sinal de baixo giro), em revisão pela TI, arquitetura de software e diretoria</w:t>
+              <w:t xml:space="preserve">1.5, de 26/10/2026 (foco no coletor; RFID como melhoria futura; POC 04 e 27), em revisão pela TI, arquitetura de software e diretoria</w:t>
             </w:r>
           </w:p>
         </w:tc>
@@ -665,7 +665,7 @@
           <w:sz w:val="21"/>
           <w:szCs w:val="21"/>
         </w:rPr>
-        <w:t xml:space="preserve">Duas formas de identificar a caixa: pelo coletor de dados MovFast que já usamos (Arquitetura A) ou por uma tag RFID fixa na caixa retornável (Arquitetura B).</w:t>
+        <w:t xml:space="preserve">Identificação da caixa pelo coletor de dados MovFast que já usamos (Arquitetura A). A identificação por RFID com pulseira fica descrita como melhoria futura (item 6).</w:t>
       </w:r>
     </w:p>
     <w:p>
@@ -1288,7 +1288,7 @@
                 <w:sz w:val="18"/>
                 <w:szCs w:val="18"/>
               </w:rPr>
-              <w:t xml:space="preserve">Retornáveis, o que permite fixar uma tag RFID na Arquitetura B.</w:t>
+              <w:t xml:space="preserve">Retornáveis, o que permite fixar uma tag RFID no futuro.</w:t>
             </w:r>
           </w:p>
         </w:tc>
@@ -6094,7 +6094,7 @@
           <w:sz w:val="21"/>
           <w:szCs w:val="21"/>
         </w:rPr>
-        <w:t xml:space="preserve">A Figura 4 mostra os componentes do sistema e como se comunicam. Os blocos em azul são o software novo, os verdes são o hardware novo de cada estação e os marrons são os sistemas que já existem. Os tracejados são opcionais ou só valem para a Arquitetura B.</w:t>
+        <w:t xml:space="preserve">A Figura 4 mostra os componentes do sistema e como se comunicam. Os blocos em azul são o software novo, os verdes são o hardware novo de cada estação e os marrons são os sistemas que já existem. Os tracejados são opcionais ou ficam para a melhoria futura com RFID.</w:t>
       </w:r>
     </w:p>
     <w:p>
@@ -8396,7 +8396,7 @@
         <w:rPr>
           <w:rFonts w:ascii="Arial" w:cs="Arial" w:eastAsia="Arial" w:hAnsi="Arial"/>
         </w:rPr>
-        <w:t xml:space="preserve">6. Arquitetura B: identificação por RFID</w:t>
+        <w:t xml:space="preserve">6. Melhoria futura: identificação por RFID</w:t>
       </w:r>
     </w:p>
     <w:p>
@@ -8409,7 +8409,7 @@
           <w:sz w:val="21"/>
           <w:szCs w:val="21"/>
         </w:rPr>
-        <w:t xml:space="preserve">A Arquitetura B usa os mesmos displays, concentradores e Serviço PTL da A. Muda só a forma de identificar a caixa: cada caixa retornável recebe uma tag NFC (13,56 MHz) fixa e a leitura acontece sem o coletor.</w:t>
+        <w:t xml:space="preserve">Decisão de 26/10/2026: a POC e a implantação inicial usam o coletor (Arquitetura A). O RFID com pulseira fica como melhoria futura e o leitor fixo na estação saiu do projeto. O RFID usa os mesmos displays, concentradores e Serviço PTL da A; muda só a forma de abrir e fechar a caixa: cada caixa retornável recebe uma tag NFC (13,56 MHz) e o operador encosta a pulseira.</w:t>
       </w:r>
     </w:p>
     <w:p>
@@ -8472,7 +8472,7 @@
           <w:sz w:val="18"/>
           <w:szCs w:val="18"/>
         </w:rPr>
-        <w:t xml:space="preserve">Figura 6. Visão geral da Arquitetura B</w:t>
+        <w:t xml:space="preserve">Figura 6. Melhoria futura: RFID com pulseira sobre a Arquitetura A</w:t>
       </w:r>
     </w:p>
     <w:p>
@@ -8679,7 +8679,7 @@
                 <w:sz w:val="17"/>
                 <w:szCs w:val="17"/>
               </w:rPr>
-              <w:t xml:space="preserve">B1: pulseira NFC</w:t>
+              <w:t xml:space="preserve">Pulseira NFC (escolhida para o futuro)</w:t>
             </w:r>
           </w:p>
         </w:tc>
@@ -8776,136 +8776,6 @@
                 <w:szCs w:val="17"/>
               </w:rPr>
               <w:t xml:space="preserve">Pode atrapalhar o operador; precisa de carga diária; higiene e conforto.</w:t>
-            </w:r>
-          </w:p>
-        </w:tc>
-      </w:tr>
-      <w:tr>
-        <w:tc>
-          <w:tcPr>
-            <w:tcW w:type="dxa" w:w="1563"/>
-            <w:tcBorders>
-              <w:top w:val="single" w:color="BFC7D2" w:sz="4"/>
-              <w:left w:val="single" w:color="BFC7D2" w:sz="4"/>
-              <w:bottom w:val="single" w:color="BFC7D2" w:sz="4"/>
-              <w:right w:val="single" w:color="BFC7D2" w:sz="4"/>
-            </w:tcBorders>
-            <w:tcMar>
-              <w:top w:type="dxa" w:w="60"/>
-              <w:left w:type="dxa" w:w="100"/>
-              <w:bottom w:type="dxa" w:w="60"/>
-              <w:right w:type="dxa" w:w="100"/>
-            </w:tcMar>
-            <w:vAlign w:val="center"/>
-          </w:tcPr>
-          <w:p>
-            <w:pPr>
-              <w:jc w:val="left"/>
-            </w:pPr>
-            <w:r>
-              <w:rPr>
-                <w:rFonts w:ascii="Arial" w:cs="Arial" w:eastAsia="Arial" w:hAnsi="Arial"/>
-                <w:color w:val="1C2430"/>
-                <w:sz w:val="17"/>
-                <w:szCs w:val="17"/>
-              </w:rPr>
-              <w:t xml:space="preserve">B2: leitor fixo na estação</w:t>
-            </w:r>
-          </w:p>
-        </w:tc>
-        <w:tc>
-          <w:tcPr>
-            <w:tcW w:type="dxa" w:w="3386"/>
-            <w:tcBorders>
-              <w:top w:val="single" w:color="BFC7D2" w:sz="4"/>
-              <w:left w:val="single" w:color="BFC7D2" w:sz="4"/>
-              <w:bottom w:val="single" w:color="BFC7D2" w:sz="4"/>
-              <w:right w:val="single" w:color="BFC7D2" w:sz="4"/>
-            </w:tcBorders>
-            <w:tcMar>
-              <w:top w:type="dxa" w:w="60"/>
-              <w:left w:type="dxa" w:w="100"/>
-              <w:bottom w:type="dxa" w:w="60"/>
-              <w:right w:type="dxa" w:w="100"/>
-            </w:tcMar>
-            <w:vAlign w:val="center"/>
-          </w:tcPr>
-          <w:p>
-            <w:pPr>
-              <w:jc w:val="left"/>
-            </w:pPr>
-            <w:r>
-              <w:rPr>
-                <w:rFonts w:ascii="Arial" w:cs="Arial" w:eastAsia="Arial" w:hAnsi="Arial"/>
-                <w:color w:val="1C2430"/>
-                <w:sz w:val="17"/>
-                <w:szCs w:val="17"/>
-              </w:rPr>
-              <w:t xml:space="preserve">Leitor NFC sob a posição de pega na esteira de separação, ligado ao barramento da estação como mais um nó. Um painel LCD mostra a caixa e os itens que faltam; fecha com nova leitura ou com o botão FECHAR.</w:t>
-            </w:r>
-          </w:p>
-        </w:tc>
-        <w:tc>
-          <w:tcPr>
-            <w:tcW w:type="dxa" w:w="2344"/>
-            <w:tcBorders>
-              <w:top w:val="single" w:color="BFC7D2" w:sz="4"/>
-              <w:left w:val="single" w:color="BFC7D2" w:sz="4"/>
-              <w:bottom w:val="single" w:color="BFC7D2" w:sz="4"/>
-              <w:right w:val="single" w:color="BFC7D2" w:sz="4"/>
-            </w:tcBorders>
-            <w:tcMar>
-              <w:top w:type="dxa" w:w="60"/>
-              <w:left w:type="dxa" w:w="100"/>
-              <w:bottom w:type="dxa" w:w="60"/>
-              <w:right w:type="dxa" w:w="100"/>
-            </w:tcMar>
-            <w:vAlign w:val="center"/>
-          </w:tcPr>
-          <w:p>
-            <w:pPr>
-              <w:jc w:val="left"/>
-            </w:pPr>
-            <w:r>
-              <w:rPr>
-                <w:rFonts w:ascii="Arial" w:cs="Arial" w:eastAsia="Arial" w:hAnsi="Arial"/>
-                <w:color w:val="1C2430"/>
-                <w:sz w:val="17"/>
-                <w:szCs w:val="17"/>
-              </w:rPr>
-              <w:t xml:space="preserve">Nada no corpo do operador e sem bateria. Abre sozinho.</w:t>
-            </w:r>
-          </w:p>
-        </w:tc>
-        <w:tc>
-          <w:tcPr>
-            <w:tcW w:type="dxa" w:w="2345"/>
-            <w:tcBorders>
-              <w:top w:val="single" w:color="BFC7D2" w:sz="4"/>
-              <w:left w:val="single" w:color="BFC7D2" w:sz="4"/>
-              <w:bottom w:val="single" w:color="BFC7D2" w:sz="4"/>
-              <w:right w:val="single" w:color="BFC7D2" w:sz="4"/>
-            </w:tcBorders>
-            <w:tcMar>
-              <w:top w:type="dxa" w:w="60"/>
-              <w:left w:type="dxa" w:w="100"/>
-              <w:bottom w:type="dxa" w:w="60"/>
-              <w:right w:type="dxa" w:w="100"/>
-            </w:tcMar>
-            <w:vAlign w:val="center"/>
-          </w:tcPr>
-          <w:p>
-            <w:pPr>
-              <w:jc w:val="left"/>
-            </w:pPr>
-            <w:r>
-              <w:rPr>
-                <w:rFonts w:ascii="Arial" w:cs="Arial" w:eastAsia="Arial" w:hAnsi="Arial"/>
-                <w:color w:val="1C2430"/>
-                <w:sz w:val="17"/>
-                <w:szCs w:val="17"/>
-              </w:rPr>
-              <w:t xml:space="preserve">A caixa precisa parar sempre no mesmo ponto; exige instalação mecânica na esteira.</w:t>
             </w:r>
           </w:p>
         </w:tc>
@@ -9086,7 +8956,7 @@
                 <w:sz w:val="19"/>
                 <w:szCs w:val="19"/>
               </w:rPr>
-              <w:t xml:space="preserve">Para a Arquitetura B, indicamos o leitor fixo (B2): ele resolve a preocupação de a pulseira atrapalhar o operador e não tem bateria. A pulseira (B1) fica como alternativa para estações em que a caixa não pare sempre no mesmo lugar.</w:t>
+              <w:t xml:space="preserve">O leitor fixo na posição de pega foi descartado. Quando o RFID for retomado, a opção é a pulseira NFC; o hardware e o software da POC já ficam preparados para receber essa leitura.</w:t>
             </w:r>
           </w:p>
         </w:tc>
@@ -9193,7 +9063,7 @@
         <w:rPr>
           <w:rFonts w:ascii="Arial" w:cs="Arial" w:eastAsia="Arial" w:hAnsi="Arial"/>
         </w:rPr>
-        <w:t xml:space="preserve">6.3 Comparação entre A e B</w:t>
+        <w:t xml:space="preserve">6.3 Coletor hoje e RFID depois</w:t>
       </w:r>
     </w:p>
     <w:tbl>
@@ -9283,7 +9153,7 @@
                 <w:sz w:val="18"/>
                 <w:szCs w:val="18"/>
               </w:rPr>
-              <w:t xml:space="preserve">A: coletor</w:t>
+              <w:t xml:space="preserve">Coletor (POC e implantação)</w:t>
             </w:r>
           </w:p>
         </w:tc>
@@ -9318,7 +9188,7 @@
                 <w:sz w:val="18"/>
                 <w:szCs w:val="18"/>
               </w:rPr>
-              <w:t xml:space="preserve">B: RFID (B2)</w:t>
+              <w:t xml:space="preserve">RFID com pulseira (futuro)</w:t>
             </w:r>
           </w:p>
         </w:tc>
@@ -9416,7 +9286,7 @@
                 <w:sz w:val="18"/>
                 <w:szCs w:val="18"/>
               </w:rPr>
-              <w:t xml:space="preserve">Leitor fixo por estação e tag em cada caixa</w:t>
+              <w:t xml:space="preserve">Tag em cada caixa e pulseira no operador</w:t>
             </w:r>
           </w:p>
         </w:tc>
@@ -9514,7 +9384,7 @@
                 <w:sz w:val="18"/>
                 <w:szCs w:val="18"/>
               </w:rPr>
-              <w:t xml:space="preserve">Coloca a caixa na posição (abre) e faz nova leitura ou aperta o botão (fecha)</w:t>
+              <w:t xml:space="preserve">Encosta o pulso na tag para abrir e de novo para fechar</w:t>
             </w:r>
           </w:p>
         </w:tc>
@@ -9612,7 +9482,7 @@
                 <w:sz w:val="18"/>
                 <w:szCs w:val="18"/>
               </w:rPr>
-              <w:t xml:space="preserve">R$ 332 mil</w:t>
+              <w:t xml:space="preserve">Acréscimo de cerca de R$ 33 mil (R$ 36 mil com contingência)</w:t>
             </w:r>
           </w:p>
         </w:tc>
@@ -9808,7 +9678,7 @@
                 <w:sz w:val="18"/>
                 <w:szCs w:val="18"/>
               </w:rPr>
-              <w:t xml:space="preserve">Posição da caixa na leitura; tamanho da frota</w:t>
+              <w:t xml:space="preserve">Conforto e bateria da pulseira; tamanho da frota</w:t>
             </w:r>
           </w:p>
         </w:tc>
@@ -9906,7 +9776,7 @@
                 <w:sz w:val="18"/>
                 <w:szCs w:val="18"/>
               </w:rPr>
-              <w:t xml:space="preserve">Maior por causa das tags, do cadastro e da instalação</w:t>
+              <w:t xml:space="preserve">Depois da POC: etiquetar a frota e cadastrar as tags</w:t>
             </w:r>
           </w:p>
         </w:tc>
@@ -17425,7 +17295,7 @@
                 <w:sz w:val="18"/>
                 <w:szCs w:val="18"/>
               </w:rPr>
-              <w:t xml:space="preserve">B1, RFID com pulseira</w:t>
+              <w:t xml:space="preserve">Melhoria futura: RFID (acréscimo)</w:t>
             </w:r>
           </w:p>
         </w:tc>
@@ -17457,7 +17327,7 @@
                 <w:sz w:val="18"/>
                 <w:szCs w:val="18"/>
               </w:rPr>
-              <w:t xml:space="preserve">R$ 20.971</w:t>
+              <w:t xml:space="preserve">R$ 1.760</w:t>
             </w:r>
           </w:p>
         </w:tc>
@@ -17489,7 +17359,7 @@
                 <w:sz w:val="18"/>
                 <w:szCs w:val="18"/>
               </w:rPr>
-              <w:t xml:space="preserve">R$ 337.795</w:t>
+              <w:t xml:space="preserve">R$ 33.040</w:t>
             </w:r>
           </w:p>
         </w:tc>
@@ -17521,137 +17391,7 @@
                 <w:sz w:val="18"/>
                 <w:szCs w:val="18"/>
               </w:rPr>
-              <w:t xml:space="preserve">R$ 8.445</w:t>
-            </w:r>
-          </w:p>
-        </w:tc>
-      </w:tr>
-      <w:tr>
-        <w:tc>
-          <w:tcPr>
-            <w:tcW w:type="dxa" w:w="3855"/>
-            <w:tcBorders>
-              <w:top w:val="single" w:color="BFC7D2" w:sz="4"/>
-              <w:left w:val="single" w:color="BFC7D2" w:sz="4"/>
-              <w:bottom w:val="single" w:color="BFC7D2" w:sz="4"/>
-              <w:right w:val="single" w:color="BFC7D2" w:sz="4"/>
-            </w:tcBorders>
-            <w:tcMar>
-              <w:top w:type="dxa" w:w="60"/>
-              <w:left w:type="dxa" w:w="100"/>
-              <w:bottom w:type="dxa" w:w="60"/>
-              <w:right w:type="dxa" w:w="100"/>
-            </w:tcMar>
-            <w:vAlign w:val="center"/>
-          </w:tcPr>
-          <w:p>
-            <w:pPr>
-              <w:jc w:val="left"/>
-            </w:pPr>
-            <w:r>
-              <w:rPr>
-                <w:rFonts w:ascii="Arial" w:cs="Arial" w:eastAsia="Arial" w:hAnsi="Arial"/>
-                <w:color w:val="1C2430"/>
-                <w:sz w:val="18"/>
-                <w:szCs w:val="18"/>
-              </w:rPr>
-              <w:t xml:space="preserve">B2, RFID com leitor fixo</w:t>
-            </w:r>
-          </w:p>
-        </w:tc>
-        <w:tc>
-          <w:tcPr>
-            <w:tcW w:type="dxa" w:w="1928"/>
-            <w:tcBorders>
-              <w:top w:val="single" w:color="BFC7D2" w:sz="4"/>
-              <w:left w:val="single" w:color="BFC7D2" w:sz="4"/>
-              <w:bottom w:val="single" w:color="BFC7D2" w:sz="4"/>
-              <w:right w:val="single" w:color="BFC7D2" w:sz="4"/>
-            </w:tcBorders>
-            <w:tcMar>
-              <w:top w:type="dxa" w:w="60"/>
-              <w:left w:type="dxa" w:w="100"/>
-              <w:bottom w:type="dxa" w:w="60"/>
-              <w:right w:type="dxa" w:w="100"/>
-            </w:tcMar>
-            <w:vAlign w:val="center"/>
-          </w:tcPr>
-          <w:p>
-            <w:pPr>
-              <w:jc w:val="right"/>
-            </w:pPr>
-            <w:r>
-              <w:rPr>
-                <w:rFonts w:ascii="Arial" w:cs="Arial" w:eastAsia="Arial" w:hAnsi="Arial"/>
-                <w:color w:val="1C2430"/>
-                <w:sz w:val="18"/>
-                <w:szCs w:val="18"/>
-              </w:rPr>
-              <w:t xml:space="preserve">R$ 20.550</w:t>
-            </w:r>
-          </w:p>
-        </w:tc>
-        <w:tc>
-          <w:tcPr>
-            <w:tcW w:type="dxa" w:w="2185"/>
-            <w:tcBorders>
-              <w:top w:val="single" w:color="BFC7D2" w:sz="4"/>
-              <w:left w:val="single" w:color="BFC7D2" w:sz="4"/>
-              <w:bottom w:val="single" w:color="BFC7D2" w:sz="4"/>
-              <w:right w:val="single" w:color="BFC7D2" w:sz="4"/>
-            </w:tcBorders>
-            <w:tcMar>
-              <w:top w:type="dxa" w:w="60"/>
-              <w:left w:type="dxa" w:w="100"/>
-              <w:bottom w:type="dxa" w:w="60"/>
-              <w:right w:type="dxa" w:w="100"/>
-            </w:tcMar>
-            <w:vAlign w:val="center"/>
-          </w:tcPr>
-          <w:p>
-            <w:pPr>
-              <w:jc w:val="right"/>
-            </w:pPr>
-            <w:r>
-              <w:rPr>
-                <w:rFonts w:ascii="Arial" w:cs="Arial" w:eastAsia="Arial" w:hAnsi="Arial"/>
-                <w:color w:val="1C2430"/>
-                <w:sz w:val="18"/>
-                <w:szCs w:val="18"/>
-              </w:rPr>
-              <w:t xml:space="preserve">R$ 331.524</w:t>
-            </w:r>
-          </w:p>
-        </w:tc>
-        <w:tc>
-          <w:tcPr>
-            <w:tcW w:type="dxa" w:w="1670"/>
-            <w:tcBorders>
-              <w:top w:val="single" w:color="BFC7D2" w:sz="4"/>
-              <w:left w:val="single" w:color="BFC7D2" w:sz="4"/>
-              <w:bottom w:val="single" w:color="BFC7D2" w:sz="4"/>
-              <w:right w:val="single" w:color="BFC7D2" w:sz="4"/>
-            </w:tcBorders>
-            <w:tcMar>
-              <w:top w:type="dxa" w:w="60"/>
-              <w:left w:type="dxa" w:w="100"/>
-              <w:bottom w:type="dxa" w:w="60"/>
-              <w:right w:type="dxa" w:w="100"/>
-            </w:tcMar>
-            <w:vAlign w:val="center"/>
-          </w:tcPr>
-          <w:p>
-            <w:pPr>
-              <w:jc w:val="right"/>
-            </w:pPr>
-            <w:r>
-              <w:rPr>
-                <w:rFonts w:ascii="Arial" w:cs="Arial" w:eastAsia="Arial" w:hAnsi="Arial"/>
-                <w:color w:val="1C2430"/>
-                <w:sz w:val="18"/>
-                <w:szCs w:val="18"/>
-              </w:rPr>
-              <w:t xml:space="preserve">R$ 8.288</w:t>
+              <w:t xml:space="preserve">R$ 826</w:t>
             </w:r>
           </w:p>
         </w:tc>
@@ -17680,7 +17420,7 @@
           <w:sz w:val="21"/>
           <w:szCs w:val="21"/>
         </w:rPr>
-        <w:t xml:space="preserve">Software, com desenvolvimento interno: cerca de 1.144 h para a Arquitetura A e 1.064 h para a B, a R$ 103,78 por hora (salário médio de analista de desenvolvimento, R$ 8.458,30, salario.com.br, CBO 212405, com encargos), ou cerca de R$ 119 mil e R$ 110 mil. Inclui a interface de controle com o cadastro de LED. É custo da equipe interna, não desembolso novo, a menos que o desenvolvimento seja contratado.</w:t>
+        <w:t xml:space="preserve">Software, com desenvolvimento interno: cerca de 1.144 h para a Arquitetura A (mais 80 h quando o RFID for feito), a R$ 103,78 por hora (salário médio de analista de desenvolvimento, R$ 8.458,30, salario.com.br, CBO 212405, com encargos), ou cerca de R$ 119 mil. Inclui a interface de controle com o cadastro de LED. É custo da equipe interna, não desembolso novo, a menos que o desenvolvimento seja contratado.</w:t>
       </w:r>
     </w:p>
     <w:p>
@@ -17693,7 +17433,7 @@
           <w:sz w:val="21"/>
           <w:szCs w:val="21"/>
         </w:rPr>
-        <w:t xml:space="preserve">Com 10% de contingência sobre o hardware e somando o software, o investimento total fica em cerca de R$ 454 mil na Arquitetura A e R$ 475 mil na B2.</w:t>
+        <w:t xml:space="preserve">Com 10% de contingência sobre o hardware e somando o software, o investimento total fica em cerca de R$ 454 mil na Arquitetura A. A POC (bancada + estações 04 e 27) custa cerca de R$ 22,5 mil de hardware com contingência (aba POC).</w:t>
       </w:r>
     </w:p>
     <w:p>
@@ -19953,7 +19693,7 @@
                 <w:sz w:val="18"/>
                 <w:szCs w:val="18"/>
               </w:rPr>
-              <w:t xml:space="preserve">Tamanho da frota de caixas retornáveis (Arquitetura B)</w:t>
+              <w:t xml:space="preserve">Tamanho da frota de caixas retornáveis (para o RFID futuro)</w:t>
             </w:r>
           </w:p>
         </w:tc>
@@ -34570,7 +34310,7 @@
         <w:sz w:val="16"/>
         <w:szCs w:val="16"/>
       </w:rPr>
-      <w:t xml:space="preserve">Projeto Pick-to-Light · Documento de Arquitetura · versão 1.4</w:t>
+      <w:t xml:space="preserve">Projeto Pick-to-Light · Documento de Arquitetura · versão 1.5</w:t>
     </w:r>
   </w:p>
 </w:hdr>

--- a/projeto/entregaveis/Arquitetura_PTL_Documento_Tecnico.docx
+++ b/projeto/entregaveis/Arquitetura_PTL_Documento_Tecnico.docx
@@ -478,7 +478,7 @@
                 <w:sz w:val="18"/>
                 <w:szCs w:val="18"/>
               </w:rPr>
-              <w:t xml:space="preserve">1.5, de 26/10/2026 (foco no coletor; RFID como melhoria futura; POC 04 e 27), em revisão pela TI, arquitetura de software e diretoria</w:t>
+              <w:t xml:space="preserve">1.6, de 27/10/2026 (preços das peças com link; foco no coletor; RFID como melhoria futura; POC 04 e 27), em revisão pela TI, arquitetura de software e diretoria</w:t>
             </w:r>
           </w:p>
         </w:tc>
@@ -8743,7 +8743,7 @@
                 <w:sz w:val="17"/>
                 <w:szCs w:val="17"/>
               </w:rPr>
-              <w:t xml:space="preserve">Mãos livres, leitura em menos de 1 s, cerca de R$ 130 por unidade.</w:t>
+              <w:t xml:space="preserve">Mãos livres, leitura em menos de 1 s, cerca de R$ 113 por unidade.</w:t>
             </w:r>
           </w:p>
         </w:tc>
@@ -9450,7 +9450,7 @@
                 <w:sz w:val="18"/>
                 <w:szCs w:val="18"/>
               </w:rPr>
-              <w:t xml:space="preserve">R$ 305 mil</w:t>
+              <w:t xml:space="preserve">R$ 326 mil</w:t>
             </w:r>
           </w:p>
         </w:tc>
@@ -9482,7 +9482,7 @@
                 <w:sz w:val="18"/>
                 <w:szCs w:val="18"/>
               </w:rPr>
-              <w:t xml:space="preserve">Acréscimo de cerca de R$ 33 mil (R$ 36 mil com contingência)</w:t>
+              <w:t xml:space="preserve">Acréscimo de cerca de R$ 29 mil (R$ 32 mil com contingência)</w:t>
             </w:r>
           </w:p>
         </w:tc>
@@ -15203,7 +15203,7 @@
                 <w:sz w:val="18"/>
                 <w:szCs w:val="18"/>
               </w:rPr>
-              <w:t xml:space="preserve">Um regulador por nó ou módulo, cerca de R$ 8</w:t>
+              <w:t xml:space="preserve">Um regulador por nó ou módulo, cerca de R$ 11</w:t>
             </w:r>
           </w:p>
         </w:tc>
@@ -15301,7 +15301,7 @@
                 <w:sz w:val="18"/>
                 <w:szCs w:val="18"/>
               </w:rPr>
-              <w:t xml:space="preserve">Cerca de R$ 222 mil</w:t>
+              <w:t xml:space="preserve">Cerca de R$ 244 mil</w:t>
             </w:r>
           </w:p>
         </w:tc>
@@ -15333,7 +15333,7 @@
                 <w:sz w:val="18"/>
                 <w:szCs w:val="18"/>
               </w:rPr>
-              <w:t xml:space="preserve">Cerca de R$ 227 mil; o cabo de força extra custa mais do que os reguladores economizados</w:t>
+              <w:t xml:space="preserve">Cerca de R$ 264 mil; a fonte de 5 V e o cabo de força extra custam mais do que os reguladores economizados</w:t>
             </w:r>
           </w:p>
         </w:tc>
@@ -16450,7 +16450,7 @@
           <w:sz w:val="21"/>
           <w:szCs w:val="21"/>
         </w:rPr>
-        <w:t xml:space="preserve">Os valores de hardware estão na planilha Orcamento_PTL.xlsx, com preços pesquisados em lojas brasileiras em 23 e 26/10/2026. Os itens sem preço público aparecem como estimativa e precisam de cotação. Câmbio usado: US$ 1 = R$ 5,04. Fator de importação estimado: 1,9.</w:t>
+        <w:t xml:space="preserve">Os valores de hardware estão na planilha Orcamento_PTL.xlsx, com preços consultados em lojas on-line em 27/10/2026. Cada peça tem loja, produto e link na aba Fontes da planilha e na planilha Orcamento_Pecas_Fontes.xlsx. Só o ponto de tomada novo (serviço a cotar com a manutenção predial) e a bateria da pulseira do RFID ficaram com valor estimado. Câmbio usado: US$ 1 = R$ 5,04, só para a placa do concentrador, que é importada. Fator de importação estimado: 1,9.</w:t>
       </w:r>
     </w:p>
     <w:tbl>
@@ -16677,7 +16677,7 @@
                 <w:sz w:val="18"/>
                 <w:szCs w:val="18"/>
               </w:rPr>
-              <w:t xml:space="preserve">R$ 14.511</w:t>
+              <w:t xml:space="preserve">R$ 15.479</w:t>
             </w:r>
           </w:p>
         </w:tc>
@@ -16709,7 +16709,7 @@
                 <w:sz w:val="18"/>
                 <w:szCs w:val="18"/>
               </w:rPr>
-              <w:t xml:space="preserve">R$ 222.483</w:t>
+              <w:t xml:space="preserve">R$ 243.797</w:t>
             </w:r>
           </w:p>
         </w:tc>
@@ -16741,7 +16741,7 @@
                 <w:sz w:val="18"/>
                 <w:szCs w:val="18"/>
               </w:rPr>
-              <w:t xml:space="preserve">R$ 5.562</w:t>
+              <w:t xml:space="preserve">R$ 6.095</w:t>
             </w:r>
           </w:p>
         </w:tc>
@@ -16807,7 +16807,7 @@
                 <w:sz w:val="18"/>
                 <w:szCs w:val="18"/>
               </w:rPr>
-              <w:t xml:space="preserve">R$ 14.732</w:t>
+              <w:t xml:space="preserve">R$ 16.813</w:t>
             </w:r>
           </w:p>
         </w:tc>
@@ -16839,7 +16839,7 @@
                 <w:sz w:val="18"/>
                 <w:szCs w:val="18"/>
               </w:rPr>
-              <w:t xml:space="preserve">R$ 227.135</w:t>
+              <w:t xml:space="preserve">R$ 264.262</w:t>
             </w:r>
           </w:p>
         </w:tc>
@@ -16871,7 +16871,7 @@
                 <w:sz w:val="18"/>
                 <w:szCs w:val="18"/>
               </w:rPr>
-              <w:t xml:space="preserve">R$ 5.678</w:t>
+              <w:t xml:space="preserve">R$ 6.607</w:t>
             </w:r>
           </w:p>
         </w:tc>
@@ -16937,7 +16937,7 @@
                 <w:sz w:val="18"/>
                 <w:szCs w:val="18"/>
               </w:rPr>
-              <w:t xml:space="preserve">R$ 19.211</w:t>
+              <w:t xml:space="preserve">R$ 20.180</w:t>
             </w:r>
           </w:p>
         </w:tc>
@@ -16969,7 +16969,7 @@
                 <w:sz w:val="18"/>
                 <w:szCs w:val="18"/>
               </w:rPr>
-              <w:t xml:space="preserve">R$ 304.755</w:t>
+              <w:t xml:space="preserve">R$ 326.069</w:t>
             </w:r>
           </w:p>
         </w:tc>
@@ -17001,7 +17001,7 @@
                 <w:sz w:val="18"/>
                 <w:szCs w:val="18"/>
               </w:rPr>
-              <w:t xml:space="preserve">R$ 7.619</w:t>
+              <w:t xml:space="preserve">R$ 8.152</w:t>
             </w:r>
           </w:p>
         </w:tc>
@@ -17067,7 +17067,7 @@
                 <w:sz w:val="18"/>
                 <w:szCs w:val="18"/>
               </w:rPr>
-              <w:t xml:space="preserve">R$ 34.967</w:t>
+              <w:t xml:space="preserve">R$ 35.194</w:t>
             </w:r>
           </w:p>
         </w:tc>
@@ -17099,7 +17099,7 @@
                 <w:sz w:val="18"/>
                 <w:szCs w:val="18"/>
               </w:rPr>
-              <w:t xml:space="preserve">R$ 335.487</w:t>
+              <w:t xml:space="preserve">R$ 342.032</w:t>
             </w:r>
           </w:p>
         </w:tc>
@@ -17131,7 +17131,7 @@
                 <w:sz w:val="18"/>
                 <w:szCs w:val="18"/>
               </w:rPr>
-              <w:t xml:space="preserve">R$ 8.387</w:t>
+              <w:t xml:space="preserve">R$ 8.551</w:t>
             </w:r>
           </w:p>
         </w:tc>
@@ -17197,7 +17197,7 @@
                 <w:sz w:val="18"/>
                 <w:szCs w:val="18"/>
               </w:rPr>
-              <w:t xml:space="preserve">R$ 41.681</w:t>
+              <w:t xml:space="preserve">R$ 41.047</w:t>
             </w:r>
           </w:p>
         </w:tc>
@@ -17229,7 +17229,7 @@
                 <w:sz w:val="18"/>
                 <w:szCs w:val="18"/>
               </w:rPr>
-              <w:t xml:space="preserve">R$ 763.125</w:t>
+              <w:t xml:space="preserve">R$ 754.457</w:t>
             </w:r>
           </w:p>
         </w:tc>
@@ -17261,7 +17261,7 @@
                 <w:sz w:val="18"/>
                 <w:szCs w:val="18"/>
               </w:rPr>
-              <w:t xml:space="preserve">R$ 19.078</w:t>
+              <w:t xml:space="preserve">R$ 18.861</w:t>
             </w:r>
           </w:p>
         </w:tc>
@@ -17327,7 +17327,7 @@
                 <w:sz w:val="18"/>
                 <w:szCs w:val="18"/>
               </w:rPr>
-              <w:t xml:space="preserve">R$ 1.760</w:t>
+              <w:t xml:space="preserve">R$ 1.550</w:t>
             </w:r>
           </w:p>
         </w:tc>
@@ -17359,7 +17359,7 @@
                 <w:sz w:val="18"/>
                 <w:szCs w:val="18"/>
               </w:rPr>
-              <w:t xml:space="preserve">R$ 33.040</w:t>
+              <w:t xml:space="preserve">R$ 29.017</w:t>
             </w:r>
           </w:p>
         </w:tc>
@@ -17391,7 +17391,7 @@
                 <w:sz w:val="18"/>
                 <w:szCs w:val="18"/>
               </w:rPr>
-              <w:t xml:space="preserve">R$ 826</w:t>
+              <w:t xml:space="preserve">R$ 725</w:t>
             </w:r>
           </w:p>
         </w:tc>
@@ -17433,7 +17433,7 @@
           <w:sz w:val="21"/>
           <w:szCs w:val="21"/>
         </w:rPr>
-        <w:t xml:space="preserve">Com 10% de contingência sobre o hardware e somando o software, o investimento total fica em cerca de R$ 454 mil na Arquitetura A. A POC (bancada + estações 04 e 27) custa cerca de R$ 22,5 mil de hardware com contingência (aba POC).</w:t>
+        <w:t xml:space="preserve">Com 10% de contingência sobre o hardware e somando o software, o investimento total fica em cerca de R$ 477 mil na Arquitetura A. A POC (bancada + estações 04 e 27) custa cerca de R$ 23,4 mil de hardware com contingência (aba POC).</w:t>
       </w:r>
     </w:p>
     <w:p>
@@ -17845,7 +17845,7 @@
                 <w:sz w:val="18"/>
                 <w:szCs w:val="18"/>
               </w:rPr>
-              <w:t xml:space="preserve">Bancada (3 a 4 semanas) e depois as estações 04 e 27 completas, app do coletor e interface de controle; medição do tempo por caixa antes e depois. Hardware: cerca de R$ 22,5 mil com contingência (aba POC)</w:t>
+              <w:t xml:space="preserve">Bancada (3 a 4 semanas) e depois as estações 04 e 27 completas, app do coletor e interface de controle; medição do tempo por caixa antes e depois. Hardware: cerca de R$ 23,4 mil com contingência (aba POC)</w:t>
             </w:r>
           </w:p>
         </w:tc>
@@ -34310,7 +34310,7 @@
         <w:sz w:val="16"/>
         <w:szCs w:val="16"/>
       </w:rPr>
-      <w:t xml:space="preserve">Projeto Pick-to-Light · Documento de Arquitetura · versão 1.5</w:t>
+      <w:t xml:space="preserve">Projeto Pick-to-Light · Documento de Arquitetura · versão 1.6</w:t>
     </w:r>
   </w:p>
 </w:hdr>

--- a/projeto/entregaveis/Arquitetura_PTL_Documento_Tecnico.docx
+++ b/projeto/entregaveis/Arquitetura_PTL_Documento_Tecnico.docx
@@ -9450,7 +9450,7 @@
                 <w:sz w:val="18"/>
                 <w:szCs w:val="18"/>
               </w:rPr>
-              <w:t xml:space="preserve">R$ 326 mil</w:t>
+              <w:t xml:space="preserve">R$ 305 mil</w:t>
             </w:r>
           </w:p>
         </w:tc>
@@ -15301,7 +15301,7 @@
                 <w:sz w:val="18"/>
                 <w:szCs w:val="18"/>
               </w:rPr>
-              <w:t xml:space="preserve">Cerca de R$ 244 mil</w:t>
+              <w:t xml:space="preserve">Cerca de R$ 223 mil</w:t>
             </w:r>
           </w:p>
         </w:tc>
@@ -15333,7 +15333,7 @@
                 <w:sz w:val="18"/>
                 <w:szCs w:val="18"/>
               </w:rPr>
-              <w:t xml:space="preserve">Cerca de R$ 264 mil; a fonte de 5 V e o cabo de força extra custam mais do que os reguladores economizados</w:t>
+              <w:t xml:space="preserve">Cerca de R$ 243 mil; a fonte de 5 V e o cabo de força extra custam mais do que os reguladores economizados</w:t>
             </w:r>
           </w:p>
         </w:tc>
@@ -16450,7 +16450,7 @@
           <w:sz w:val="21"/>
           <w:szCs w:val="21"/>
         </w:rPr>
-        <w:t xml:space="preserve">Os valores de hardware estão na planilha Orcamento_PTL.xlsx, com preços consultados em lojas on-line em 27/10/2026. Cada peça tem loja, produto e link na aba Fontes da planilha e na planilha Orcamento_Pecas_Fontes.xlsx. Só o ponto de tomada novo (serviço a cotar com a manutenção predial) e a bateria da pulseira do RFID ficaram com valor estimado. Câmbio usado: US$ 1 = R$ 5,04, só para a placa do concentrador, que é importada. Fator de importação estimado: 1,9.</w:t>
+        <w:t xml:space="preserve">Os valores de hardware estão na planilha Orcamento_PTL.xlsx, com preços consultados em lojas on-line em 27/10/2026. Cada peça tem loja, produto e link na aba Fontes da planilha e na planilha Orcamento_Pecas_Fontes.xlsx. Ficaram sem preço de loja, por decisão do projeto, as carcaças dos LEDs (impressas em 3D, em medida padrão compacta, com valor estipulado) e o ponto de tomada novo (serviço a cotar com a manutenção predial). As peças do RFID futuro ficam em abas separadas; nelas, só a bateria da pulseira ficou estimada. Câmbio usado: US$ 1 = R$ 5,04, só para a placa do concentrador, que é importada. Fator de importação estimado: 1,9.</w:t>
       </w:r>
     </w:p>
     <w:tbl>
@@ -16677,7 +16677,7 @@
                 <w:sz w:val="18"/>
                 <w:szCs w:val="18"/>
               </w:rPr>
-              <w:t xml:space="preserve">R$ 15.479</w:t>
+              <w:t xml:space="preserve">R$ 14.434</w:t>
             </w:r>
           </w:p>
         </w:tc>
@@ -16709,7 +16709,7 @@
                 <w:sz w:val="18"/>
                 <w:szCs w:val="18"/>
               </w:rPr>
-              <w:t xml:space="preserve">R$ 243.797</w:t>
+              <w:t xml:space="preserve">R$ 223.030</w:t>
             </w:r>
           </w:p>
         </w:tc>
@@ -16741,7 +16741,7 @@
                 <w:sz w:val="18"/>
                 <w:szCs w:val="18"/>
               </w:rPr>
-              <w:t xml:space="preserve">R$ 6.095</w:t>
+              <w:t xml:space="preserve">R$ 5.576</w:t>
             </w:r>
           </w:p>
         </w:tc>
@@ -16807,7 +16807,7 @@
                 <w:sz w:val="18"/>
                 <w:szCs w:val="18"/>
               </w:rPr>
-              <w:t xml:space="preserve">R$ 16.813</w:t>
+              <w:t xml:space="preserve">R$ 15.768</w:t>
             </w:r>
           </w:p>
         </w:tc>
@@ -16839,7 +16839,7 @@
                 <w:sz w:val="18"/>
                 <w:szCs w:val="18"/>
               </w:rPr>
-              <w:t xml:space="preserve">R$ 264.262</w:t>
+              <w:t xml:space="preserve">R$ 243.495</w:t>
             </w:r>
           </w:p>
         </w:tc>
@@ -16871,7 +16871,7 @@
                 <w:sz w:val="18"/>
                 <w:szCs w:val="18"/>
               </w:rPr>
-              <w:t xml:space="preserve">R$ 6.607</w:t>
+              <w:t xml:space="preserve">R$ 6.087</w:t>
             </w:r>
           </w:p>
         </w:tc>
@@ -16937,7 +16937,7 @@
                 <w:sz w:val="18"/>
                 <w:szCs w:val="18"/>
               </w:rPr>
-              <w:t xml:space="preserve">R$ 20.180</w:t>
+              <w:t xml:space="preserve">R$ 19.135</w:t>
             </w:r>
           </w:p>
         </w:tc>
@@ -16969,7 +16969,7 @@
                 <w:sz w:val="18"/>
                 <w:szCs w:val="18"/>
               </w:rPr>
-              <w:t xml:space="preserve">R$ 326.069</w:t>
+              <w:t xml:space="preserve">R$ 305.303</w:t>
             </w:r>
           </w:p>
         </w:tc>
@@ -17001,7 +17001,7 @@
                 <w:sz w:val="18"/>
                 <w:szCs w:val="18"/>
               </w:rPr>
-              <w:t xml:space="preserve">R$ 8.152</w:t>
+              <w:t xml:space="preserve">R$ 7.633</w:t>
             </w:r>
           </w:p>
         </w:tc>
@@ -17067,7 +17067,7 @@
                 <w:sz w:val="18"/>
                 <w:szCs w:val="18"/>
               </w:rPr>
-              <w:t xml:space="preserve">R$ 35.194</w:t>
+              <w:t xml:space="preserve">R$ 34.489</w:t>
             </w:r>
           </w:p>
         </w:tc>
@@ -17099,7 +17099,7 @@
                 <w:sz w:val="18"/>
                 <w:szCs w:val="18"/>
               </w:rPr>
-              <w:t xml:space="preserve">R$ 342.032</w:t>
+              <w:t xml:space="preserve">R$ 328.049</w:t>
             </w:r>
           </w:p>
         </w:tc>
@@ -17131,7 +17131,7 @@
                 <w:sz w:val="18"/>
                 <w:szCs w:val="18"/>
               </w:rPr>
-              <w:t xml:space="preserve">R$ 8.551</w:t>
+              <w:t xml:space="preserve">R$ 8.201</w:t>
             </w:r>
           </w:p>
         </w:tc>
@@ -17433,7 +17433,7 @@
           <w:sz w:val="21"/>
           <w:szCs w:val="21"/>
         </w:rPr>
-        <w:t xml:space="preserve">Com 10% de contingência sobre o hardware e somando o software, o investimento total fica em cerca de R$ 477 mil na Arquitetura A. A POC (bancada + estações 04 e 27) custa cerca de R$ 23,4 mil de hardware com contingência (aba POC).</w:t>
+        <w:t xml:space="preserve">Com 10% de contingência sobre o hardware e somando o software, o investimento total fica em cerca de R$ 455 mil na Arquitetura A. A POC (bancada + estações 04 e 27) custa cerca de R$ 22,2 mil de hardware com contingência (aba POC).</w:t>
       </w:r>
     </w:p>
     <w:p>
@@ -17845,7 +17845,7 @@
                 <w:sz w:val="18"/>
                 <w:szCs w:val="18"/>
               </w:rPr>
-              <w:t xml:space="preserve">Bancada (3 a 4 semanas) e depois as estações 04 e 27 completas, app do coletor e interface de controle; medição do tempo por caixa antes e depois. Hardware: cerca de R$ 23,4 mil com contingência (aba POC)</w:t>
+              <w:t xml:space="preserve">Bancada (3 a 4 semanas) e depois as estações 04 e 27 completas, app do coletor e interface de controle; medição do tempo por caixa antes e depois. Hardware: cerca de R$ 22,2 mil com contingência (aba POC)</w:t>
             </w:r>
           </w:p>
         </w:tc>
